--- a/Libs/PrintTemp/血涂片.docx
+++ b/Libs/PrintTemp/血涂片.docx
@@ -1,6 +1,6 @@
 
 <file path=word/document.xml><?xml version="1.0" encoding="utf-8"?>
-<w:document xmlns:wpc="http://schemas.microsoft.com/office/word/2010/wordprocessingCanvas" xmlns:cx="http://schemas.microsoft.com/office/drawing/2014/chartex" xmlns:cx1="http://schemas.microsoft.com/office/drawing/2015/9/8/chartex" xmlns:cx2="http://schemas.microsoft.com/office/drawing/2015/10/21/chartex" xmlns:cx3="http://schemas.microsoft.com/office/drawing/2016/5/9/chartex" xmlns:cx4="http://schemas.microsoft.com/office/drawing/2016/5/10/chartex" xmlns:cx5="http://schemas.microsoft.com/office/drawing/2016/5/11/chartex" xmlns:cx6="http://schemas.microsoft.com/office/drawing/2016/5/12/chartex" xmlns:cx7="http://schemas.microsoft.com/office/drawing/2016/5/13/chartex" xmlns:cx8="http://schemas.microsoft.com/office/drawing/2016/5/14/chartex" xmlns:mc="http://schemas.openxmlformats.org/markup-compatibility/2006" xmlns:aink="http://schemas.microsoft.com/office/drawing/2016/ink" xmlns:am3d="http://schemas.microsoft.com/office/drawing/2017/model3d" xmlns:o="urn:schemas-microsoft-com:office:office" xmlns:oel="http://schemas.microsoft.com/office/2019/extlst" xmlns:r="http://schemas.openxmlformats.org/officeDocument/2006/relationships" xmlns:m="http://schemas.openxmlformats.org/officeDocument/2006/math" xmlns:v="urn:schemas-microsoft-com:vml" xmlns:wp14="http://schemas.microsoft.com/office/word/2010/wordprocessingDrawing" xmlns:wp="http://schemas.openxmlformats.org/drawingml/2006/wordprocessingDrawing" xmlns:w10="urn:schemas-microsoft-com:office:word" xmlns:w="http://schemas.openxmlformats.org/wordprocessingml/2006/main" xmlns:w14="http://schemas.microsoft.com/office/word/2010/wordml" xmlns:w15="http://schemas.microsoft.com/office/word/2012/wordml" xmlns:w16cex="http://schemas.microsoft.com/office/word/2018/wordml/cex" xmlns:w16cid="http://schemas.microsoft.com/office/word/2016/wordml/cid" xmlns:w16="http://schemas.microsoft.com/office/word/2018/wordml" xmlns:w16du="http://schemas.microsoft.com/office/word/2023/wordml/word16du" xmlns:w16sdtdh="http://schemas.microsoft.com/office/word/2020/wordml/sdtdatahash" xmlns:w16sdtfl="http://schemas.microsoft.com/office/word/2024/wordml/sdtformatlock" xmlns:w16se="http://schemas.microsoft.com/office/word/2015/wordml/symex" xmlns:wpg="http://schemas.microsoft.com/office/word/2010/wordprocessingGroup" xmlns:wpi="http://schemas.microsoft.com/office/word/2010/wordprocessingInk" xmlns:wne="http://schemas.microsoft.com/office/word/2006/wordml" xmlns:wps="http://schemas.microsoft.com/office/word/2010/wordprocessingShape" mc:Ignorable="w14 w15 w16se w16cid w16 w16cex w16sdtdh w16sdtfl w16du wp14">
+<w:document xmlns:w="http://schemas.openxmlformats.org/wordprocessingml/2006/main" xmlns:wps="http://schemas.microsoft.com/office/word/2010/wordprocessingShape" xmlns:mc="http://schemas.openxmlformats.org/markup-compatibility/2006" xmlns:w10="urn:schemas-microsoft-com:office:word" xmlns:v="urn:schemas-microsoft-com:vml" xmlns:wp14="http://schemas.microsoft.com/office/word/2010/wordprocessingDrawing" mc:Ignorable="wp14">
   <w:background w:color="FFFFFF"/>
   <w:body>
     <w:p>
@@ -13,18 +13,16 @@
     <w:p>
       <w:pPr>
         <w:rPr>
-          <w:rFonts w:ascii="微软雅黑" w:eastAsia="微软雅黑" w:hAnsi="微软雅黑" w:cs="微软雅黑" w:hint="eastAsia"/>
-          <w:b/>
+          <w:rFonts w:ascii="微软雅黑" w:hAnsi="微软雅黑"/>
+          <w:b w:val="1"/>
           <w:sz w:val="28"/>
-          <w:szCs w:val="28"/>
         </w:rPr>
       </w:pPr>
       <w:r>
         <w:rPr>
-          <w:rFonts w:ascii="微软雅黑" w:eastAsia="微软雅黑" w:hAnsi="微软雅黑" w:cs="微软雅黑" w:hint="eastAsia"/>
-          <w:b/>
+          <w:rFonts w:ascii="微软雅黑" w:hAnsi="微软雅黑"/>
+          <w:b w:val="1"/>
           <w:sz w:val="28"/>
-          <w:szCs w:val="28"/>
         </w:rPr>
         <w:t>血涂片报告单</w:t>
       </w:r>
@@ -32,28 +30,25 @@
     <w:p>
       <w:pPr>
         <w:rPr>
-          <w:rFonts w:ascii="微软雅黑" w:eastAsia="微软雅黑" w:hAnsi="微软雅黑" w:cs="微软雅黑" w:hint="eastAsia"/>
-          <w:b/>
+          <w:rFonts w:ascii="微软雅黑" w:hAnsi="微软雅黑"/>
+          <w:b w:val="1"/>
           <w:sz w:val="10"/>
-          <w:szCs w:val="10"/>
         </w:rPr>
       </w:pPr>
     </w:p>
     <w:p>
       <w:pPr>
         <w:rPr>
-          <w:rFonts w:ascii="微软雅黑" w:eastAsia="微软雅黑" w:hAnsi="微软雅黑" w:cs="微软雅黑" w:hint="eastAsia"/>
-          <w:b/>
+          <w:rFonts w:ascii="微软雅黑" w:hAnsi="微软雅黑"/>
+          <w:b w:val="1"/>
           <w:sz w:val="18"/>
-          <w:szCs w:val="18"/>
         </w:rPr>
       </w:pPr>
       <w:r>
         <w:rPr>
-          <w:rFonts w:ascii="微软雅黑" w:eastAsia="微软雅黑" w:hAnsi="微软雅黑" w:cs="微软雅黑" w:hint="eastAsia"/>
-          <w:b/>
+          <w:rFonts w:ascii="微软雅黑" w:hAnsi="微软雅黑"/>
+          <w:b w:val="1"/>
           <w:sz w:val="18"/>
-          <w:szCs w:val="18"/>
         </w:rPr>
         <w:t>动物主人姓名：{&lt;主人名称&gt;}</w:t>
       </w:r>
@@ -62,31 +57,22 @@
       <w:tblPr>
         <w:tblW w:w="0" w:type="auto"/>
         <w:tblBorders>
-          <w:top w:val="single" w:sz="4" w:space="0" w:color="auto"/>
-          <w:left w:val="single" w:sz="4" w:space="0" w:color="auto"/>
-          <w:bottom w:val="single" w:sz="4" w:space="0" w:color="auto"/>
-          <w:right w:val="single" w:sz="4" w:space="0" w:color="auto"/>
-          <w:insideH w:val="single" w:sz="4" w:space="0" w:color="auto"/>
-          <w:insideV w:val="single" w:sz="4" w:space="0" w:color="auto"/>
+          <w:top w:val="single" w:sz="4" w:space="0" w:shadow="0" w:frame="0" w:color="auto"/>
+          <w:left w:val="single" w:sz="4" w:space="0" w:shadow="0" w:frame="0" w:color="auto"/>
+          <w:bottom w:val="single" w:sz="4" w:space="0" w:shadow="0" w:frame="0" w:color="auto"/>
+          <w:right w:val="single" w:sz="4" w:space="0" w:shadow="0" w:frame="0" w:color="auto"/>
+          <w:insideH w:val="single" w:sz="4" w:space="0" w:shadow="0" w:frame="0" w:color="auto"/>
+          <w:insideV w:val="single" w:sz="4" w:space="0" w:shadow="0" w:frame="0" w:color="auto"/>
         </w:tblBorders>
-        <w:tblLook w:val="04A0" w:firstRow="1" w:lastRow="0" w:firstColumn="1" w:lastColumn="0" w:noHBand="0" w:noVBand="1"/>
+        <w:tblLook w:val="04A0"/>
       </w:tblPr>
-      <w:tblGrid>
-        <w:gridCol w:w="1372"/>
-        <w:gridCol w:w="1790"/>
-        <w:gridCol w:w="774"/>
-        <w:gridCol w:w="1552"/>
-        <w:gridCol w:w="999"/>
-        <w:gridCol w:w="1559"/>
-        <w:gridCol w:w="993"/>
-        <w:gridCol w:w="1944"/>
-      </w:tblGrid>
+      <w:tblGrid/>
       <w:tr>
         <w:tc>
           <w:tcPr>
             <w:tcW w:w="1372" w:type="dxa"/>
             <w:tcBorders>
-              <w:top w:val="single" w:sz="4" w:space="0" w:color="auto"/>
+              <w:top w:val="single" w:sz="4" w:space="0" w:shadow="0" w:frame="0"/>
               <w:left w:val="nil"/>
               <w:bottom w:val="nil"/>
               <w:right w:val="nil"/>
@@ -98,16 +84,14 @@
             <w:pPr>
               <w:jc w:val="right"/>
               <w:rPr>
-                <w:rFonts w:ascii="微软雅黑" w:eastAsia="微软雅黑" w:hAnsi="微软雅黑" w:cs="微软雅黑" w:hint="eastAsia"/>
-                <w:sz w:val="18"/>
-                <w:szCs w:val="18"/>
-              </w:rPr>
-            </w:pPr>
-            <w:r>
-              <w:rPr>
-                <w:rFonts w:ascii="微软雅黑" w:eastAsia="微软雅黑" w:hAnsi="微软雅黑" w:cs="微软雅黑" w:hint="eastAsia"/>
-                <w:sz w:val="18"/>
-                <w:szCs w:val="18"/>
+                <w:rFonts w:ascii="微软雅黑" w:hAnsi="微软雅黑"/>
+                <w:sz w:val="18"/>
+              </w:rPr>
+            </w:pPr>
+            <w:r>
+              <w:rPr>
+                <w:rFonts w:ascii="微软雅黑" w:hAnsi="微软雅黑"/>
+                <w:sz w:val="18"/>
               </w:rPr>
               <w:t>动物姓名:</w:t>
             </w:r>
@@ -117,7 +101,7 @@
           <w:tcPr>
             <w:tcW w:w="1790" w:type="dxa"/>
             <w:tcBorders>
-              <w:top w:val="single" w:sz="4" w:space="0" w:color="auto"/>
+              <w:top w:val="single" w:sz="4" w:space="0" w:shadow="0" w:frame="0"/>
               <w:left w:val="nil"/>
               <w:bottom w:val="nil"/>
               <w:right w:val="nil"/>
@@ -128,16 +112,14 @@
           <w:p>
             <w:pPr>
               <w:rPr>
-                <w:rFonts w:ascii="微软雅黑" w:eastAsia="微软雅黑" w:hAnsi="微软雅黑" w:cs="微软雅黑" w:hint="eastAsia"/>
-                <w:sz w:val="18"/>
-                <w:szCs w:val="18"/>
-              </w:rPr>
-            </w:pPr>
-            <w:r>
-              <w:rPr>
-                <w:rFonts w:ascii="微软雅黑" w:eastAsia="微软雅黑" w:hAnsi="微软雅黑" w:cs="微软雅黑" w:hint="eastAsia"/>
-                <w:sz w:val="18"/>
-                <w:szCs w:val="18"/>
+                <w:rFonts w:ascii="微软雅黑" w:hAnsi="微软雅黑"/>
+                <w:sz w:val="18"/>
+              </w:rPr>
+            </w:pPr>
+            <w:r>
+              <w:rPr>
+                <w:rFonts w:ascii="微软雅黑" w:hAnsi="微软雅黑"/>
+                <w:sz w:val="18"/>
               </w:rPr>
               <w:t>{&lt;宠物名称&gt;}</w:t>
             </w:r>
@@ -147,7 +129,7 @@
           <w:tcPr>
             <w:tcW w:w="774" w:type="dxa"/>
             <w:tcBorders>
-              <w:top w:val="single" w:sz="4" w:space="0" w:color="auto"/>
+              <w:top w:val="single" w:sz="4" w:space="0" w:shadow="0" w:frame="0"/>
               <w:left w:val="nil"/>
               <w:bottom w:val="nil"/>
               <w:right w:val="nil"/>
@@ -159,16 +141,14 @@
             <w:pPr>
               <w:jc w:val="right"/>
               <w:rPr>
-                <w:rFonts w:ascii="微软雅黑" w:eastAsia="微软雅黑" w:hAnsi="微软雅黑" w:cs="微软雅黑" w:hint="eastAsia"/>
-                <w:sz w:val="18"/>
-                <w:szCs w:val="18"/>
-              </w:rPr>
-            </w:pPr>
-            <w:r>
-              <w:rPr>
-                <w:rFonts w:ascii="微软雅黑" w:eastAsia="微软雅黑" w:hAnsi="微软雅黑" w:cs="微软雅黑" w:hint="eastAsia"/>
-                <w:sz w:val="18"/>
-                <w:szCs w:val="18"/>
+                <w:rFonts w:ascii="微软雅黑" w:hAnsi="微软雅黑"/>
+                <w:sz w:val="18"/>
+              </w:rPr>
+            </w:pPr>
+            <w:r>
+              <w:rPr>
+                <w:rFonts w:ascii="微软雅黑" w:hAnsi="微软雅黑"/>
+                <w:sz w:val="18"/>
               </w:rPr>
               <w:t>年龄:</w:t>
             </w:r>
@@ -178,7 +158,7 @@
           <w:tcPr>
             <w:tcW w:w="1552" w:type="dxa"/>
             <w:tcBorders>
-              <w:top w:val="single" w:sz="4" w:space="0" w:color="auto"/>
+              <w:top w:val="single" w:sz="4" w:space="0" w:shadow="0" w:frame="0"/>
               <w:left w:val="nil"/>
               <w:bottom w:val="nil"/>
               <w:right w:val="nil"/>
@@ -189,16 +169,14 @@
           <w:p>
             <w:pPr>
               <w:rPr>
-                <w:rFonts w:ascii="微软雅黑" w:eastAsia="微软雅黑" w:hAnsi="微软雅黑" w:cs="微软雅黑" w:hint="eastAsia"/>
-                <w:sz w:val="18"/>
-                <w:szCs w:val="18"/>
-              </w:rPr>
-            </w:pPr>
-            <w:r>
-              <w:rPr>
-                <w:rFonts w:ascii="微软雅黑" w:eastAsia="微软雅黑" w:hAnsi="微软雅黑" w:cs="微软雅黑" w:hint="eastAsia"/>
-                <w:sz w:val="18"/>
-                <w:szCs w:val="18"/>
+                <w:rFonts w:ascii="微软雅黑" w:hAnsi="微软雅黑"/>
+                <w:sz w:val="18"/>
+              </w:rPr>
+            </w:pPr>
+            <w:r>
+              <w:rPr>
+                <w:rFonts w:ascii="微软雅黑" w:hAnsi="微软雅黑"/>
+                <w:sz w:val="18"/>
               </w:rPr>
               <w:t>{&lt;宠物年龄&gt;}</w:t>
             </w:r>
@@ -208,7 +186,7 @@
           <w:tcPr>
             <w:tcW w:w="999" w:type="dxa"/>
             <w:tcBorders>
-              <w:top w:val="single" w:sz="4" w:space="0" w:color="auto"/>
+              <w:top w:val="single" w:sz="4" w:space="0" w:shadow="0" w:frame="0"/>
               <w:left w:val="nil"/>
               <w:bottom w:val="nil"/>
               <w:right w:val="nil"/>
@@ -220,16 +198,14 @@
             <w:pPr>
               <w:jc w:val="right"/>
               <w:rPr>
-                <w:rFonts w:ascii="微软雅黑" w:eastAsia="微软雅黑" w:hAnsi="微软雅黑" w:cs="微软雅黑" w:hint="eastAsia"/>
-                <w:sz w:val="18"/>
-                <w:szCs w:val="18"/>
-              </w:rPr>
-            </w:pPr>
-            <w:r>
-              <w:rPr>
-                <w:rFonts w:ascii="微软雅黑" w:eastAsia="微软雅黑" w:hAnsi="微软雅黑" w:cs="微软雅黑" w:hint="eastAsia"/>
-                <w:sz w:val="18"/>
-                <w:szCs w:val="18"/>
+                <w:rFonts w:ascii="微软雅黑" w:hAnsi="微软雅黑"/>
+                <w:sz w:val="18"/>
+              </w:rPr>
+            </w:pPr>
+            <w:r>
+              <w:rPr>
+                <w:rFonts w:ascii="微软雅黑" w:hAnsi="微软雅黑"/>
+                <w:sz w:val="18"/>
               </w:rPr>
               <w:t>物种:</w:t>
             </w:r>
@@ -239,7 +215,7 @@
           <w:tcPr>
             <w:tcW w:w="1559" w:type="dxa"/>
             <w:tcBorders>
-              <w:top w:val="single" w:sz="4" w:space="0" w:color="auto"/>
+              <w:top w:val="single" w:sz="4" w:space="0" w:shadow="0" w:frame="0"/>
               <w:left w:val="nil"/>
               <w:bottom w:val="nil"/>
               <w:right w:val="nil"/>
@@ -250,23 +226,21 @@
           <w:p>
             <w:pPr>
               <w:rPr>
-                <w:rFonts w:ascii="微软雅黑" w:eastAsia="微软雅黑" w:hAnsi="微软雅黑" w:cs="微软雅黑" w:hint="eastAsia"/>
-                <w:sz w:val="18"/>
-                <w:szCs w:val="18"/>
-              </w:rPr>
-            </w:pPr>
-            <w:r>
-              <w:rPr>
-                <w:rFonts w:ascii="微软雅黑" w:eastAsia="微软雅黑" w:hAnsi="微软雅黑" w:cs="微软雅黑" w:hint="eastAsia"/>
+                <w:rFonts w:ascii="微软雅黑" w:hAnsi="微软雅黑"/>
+                <w:sz w:val="18"/>
+              </w:rPr>
+            </w:pPr>
+            <w:r>
+              <w:rPr>
+                <w:rFonts w:ascii="微软雅黑" w:hAnsi="微软雅黑"/>
                 <w:color w:val="000000"/>
                 <w:sz w:val="18"/>
-                <w:szCs w:val="18"/>
               </w:rPr>
               <w:t>{&lt;</w:t>
             </w:r>
             <w:r>
               <w:rPr>
-                <w:rFonts w:ascii="新宋体" w:eastAsia="新宋体" w:hAnsi="新宋体" w:hint="eastAsia"/>
+                <w:rFonts w:ascii="新宋体" w:hAnsi="新宋体"/>
                 <w:color w:val="000000"/>
                 <w:sz w:val="19"/>
               </w:rPr>
@@ -274,10 +248,9 @@
             </w:r>
             <w:r>
               <w:rPr>
-                <w:rFonts w:ascii="微软雅黑" w:eastAsia="微软雅黑" w:hAnsi="微软雅黑" w:cs="微软雅黑" w:hint="eastAsia"/>
+                <w:rFonts w:ascii="微软雅黑" w:hAnsi="微软雅黑"/>
                 <w:color w:val="000000"/>
                 <w:sz w:val="18"/>
-                <w:szCs w:val="18"/>
               </w:rPr>
               <w:t>&gt;}</w:t>
             </w:r>
@@ -287,7 +260,7 @@
           <w:tcPr>
             <w:tcW w:w="993" w:type="dxa"/>
             <w:tcBorders>
-              <w:top w:val="single" w:sz="4" w:space="0" w:color="auto"/>
+              <w:top w:val="single" w:sz="4" w:space="0" w:shadow="0" w:frame="0"/>
               <w:left w:val="nil"/>
               <w:bottom w:val="nil"/>
               <w:right w:val="nil"/>
@@ -299,16 +272,14 @@
             <w:pPr>
               <w:jc w:val="right"/>
               <w:rPr>
-                <w:rFonts w:ascii="微软雅黑" w:eastAsia="微软雅黑" w:hAnsi="微软雅黑" w:cs="微软雅黑" w:hint="eastAsia"/>
-                <w:sz w:val="18"/>
-                <w:szCs w:val="18"/>
-              </w:rPr>
-            </w:pPr>
-            <w:r>
-              <w:rPr>
-                <w:rFonts w:ascii="微软雅黑" w:eastAsia="微软雅黑" w:hAnsi="微软雅黑" w:cs="微软雅黑" w:hint="eastAsia"/>
-                <w:sz w:val="18"/>
-                <w:szCs w:val="18"/>
+                <w:rFonts w:ascii="微软雅黑" w:hAnsi="微软雅黑"/>
+                <w:sz w:val="18"/>
+              </w:rPr>
+            </w:pPr>
+            <w:r>
+              <w:rPr>
+                <w:rFonts w:ascii="微软雅黑" w:hAnsi="微软雅黑"/>
+                <w:sz w:val="18"/>
               </w:rPr>
               <w:t>病历号:</w:t>
             </w:r>
@@ -318,7 +289,7 @@
           <w:tcPr>
             <w:tcW w:w="1944" w:type="dxa"/>
             <w:tcBorders>
-              <w:top w:val="single" w:sz="4" w:space="0" w:color="auto"/>
+              <w:top w:val="single" w:sz="4" w:space="0" w:shadow="0" w:frame="0"/>
               <w:left w:val="nil"/>
               <w:bottom w:val="nil"/>
               <w:right w:val="nil"/>
@@ -329,34 +300,30 @@
           <w:p>
             <w:pPr>
               <w:rPr>
-                <w:rFonts w:ascii="微软雅黑" w:eastAsia="微软雅黑" w:hAnsi="微软雅黑" w:cs="微软雅黑" w:hint="eastAsia"/>
-                <w:sz w:val="18"/>
-                <w:szCs w:val="18"/>
-              </w:rPr>
-            </w:pPr>
-            <w:r>
-              <w:rPr>
-                <w:rFonts w:ascii="微软雅黑" w:eastAsia="微软雅黑" w:hAnsi="微软雅黑" w:cs="微软雅黑" w:hint="eastAsia"/>
+                <w:rFonts w:ascii="微软雅黑" w:hAnsi="微软雅黑"/>
+                <w:sz w:val="18"/>
+              </w:rPr>
+            </w:pPr>
+            <w:r>
+              <w:rPr>
+                <w:rFonts w:ascii="微软雅黑" w:hAnsi="微软雅黑"/>
                 <w:color w:val="000000"/>
                 <w:sz w:val="18"/>
-                <w:szCs w:val="18"/>
               </w:rPr>
               <w:t>{&lt;</w:t>
             </w:r>
             <w:r>
               <w:rPr>
-                <w:rFonts w:ascii="微软雅黑" w:eastAsia="微软雅黑" w:hAnsi="微软雅黑" w:cs="微软雅黑" w:hint="eastAsia"/>
-                <w:sz w:val="18"/>
-                <w:szCs w:val="18"/>
+                <w:rFonts w:ascii="微软雅黑" w:hAnsi="微软雅黑"/>
+                <w:sz w:val="18"/>
               </w:rPr>
               <w:t>病历号</w:t>
             </w:r>
             <w:r>
               <w:rPr>
-                <w:rFonts w:ascii="微软雅黑" w:eastAsia="微软雅黑" w:hAnsi="微软雅黑" w:cs="微软雅黑" w:hint="eastAsia"/>
+                <w:rFonts w:ascii="微软雅黑" w:hAnsi="微软雅黑"/>
                 <w:color w:val="000000"/>
                 <w:sz w:val="18"/>
-                <w:szCs w:val="18"/>
               </w:rPr>
               <w:t>&gt;}</w:t>
             </w:r>
@@ -370,7 +337,7 @@
             <w:tcBorders>
               <w:top w:val="nil"/>
               <w:left w:val="nil"/>
-              <w:bottom w:val="single" w:sz="4" w:space="0" w:color="auto"/>
+              <w:bottom w:val="single" w:sz="4" w:space="0" w:shadow="0" w:frame="0"/>
               <w:right w:val="nil"/>
               <w:tl2br w:val="nil"/>
               <w:tr2bl w:val="nil"/>
@@ -380,16 +347,14 @@
             <w:pPr>
               <w:jc w:val="right"/>
               <w:rPr>
-                <w:rFonts w:ascii="微软雅黑" w:eastAsia="微软雅黑" w:hAnsi="微软雅黑" w:cs="微软雅黑" w:hint="eastAsia"/>
-                <w:sz w:val="18"/>
-                <w:szCs w:val="18"/>
-              </w:rPr>
-            </w:pPr>
-            <w:r>
-              <w:rPr>
-                <w:rFonts w:ascii="微软雅黑" w:eastAsia="微软雅黑" w:hAnsi="微软雅黑" w:cs="微软雅黑" w:hint="eastAsia"/>
-                <w:sz w:val="18"/>
-                <w:szCs w:val="18"/>
+                <w:rFonts w:ascii="微软雅黑" w:hAnsi="微软雅黑"/>
+                <w:sz w:val="18"/>
+              </w:rPr>
+            </w:pPr>
+            <w:r>
+              <w:rPr>
+                <w:rFonts w:ascii="微软雅黑" w:hAnsi="微软雅黑"/>
+                <w:sz w:val="18"/>
               </w:rPr>
               <w:t>性别:</w:t>
             </w:r>
@@ -401,7 +366,7 @@
             <w:tcBorders>
               <w:top w:val="nil"/>
               <w:left w:val="nil"/>
-              <w:bottom w:val="single" w:sz="4" w:space="0" w:color="auto"/>
+              <w:bottom w:val="single" w:sz="4" w:space="0" w:shadow="0" w:frame="0"/>
               <w:right w:val="nil"/>
               <w:tl2br w:val="nil"/>
               <w:tr2bl w:val="nil"/>
@@ -410,16 +375,14 @@
           <w:p>
             <w:pPr>
               <w:rPr>
-                <w:rFonts w:ascii="微软雅黑" w:eastAsia="微软雅黑" w:hAnsi="微软雅黑" w:cs="微软雅黑" w:hint="eastAsia"/>
-                <w:sz w:val="18"/>
-                <w:szCs w:val="18"/>
-              </w:rPr>
-            </w:pPr>
-            <w:r>
-              <w:rPr>
-                <w:rFonts w:ascii="微软雅黑" w:eastAsia="微软雅黑" w:hAnsi="微软雅黑" w:cs="微软雅黑" w:hint="eastAsia"/>
-                <w:sz w:val="18"/>
-                <w:szCs w:val="18"/>
+                <w:rFonts w:ascii="微软雅黑" w:hAnsi="微软雅黑"/>
+                <w:sz w:val="18"/>
+              </w:rPr>
+            </w:pPr>
+            <w:r>
+              <w:rPr>
+                <w:rFonts w:ascii="微软雅黑" w:hAnsi="微软雅黑"/>
+                <w:sz w:val="18"/>
               </w:rPr>
               <w:t>{&lt;宠物性别&gt;}</w:t>
             </w:r>
@@ -431,7 +394,7 @@
             <w:tcBorders>
               <w:top w:val="nil"/>
               <w:left w:val="nil"/>
-              <w:bottom w:val="single" w:sz="4" w:space="0" w:color="auto"/>
+              <w:bottom w:val="single" w:sz="4" w:space="0" w:shadow="0" w:frame="0"/>
               <w:right w:val="nil"/>
               <w:tl2br w:val="nil"/>
               <w:tr2bl w:val="nil"/>
@@ -441,16 +404,14 @@
             <w:pPr>
               <w:jc w:val="right"/>
               <w:rPr>
-                <w:rFonts w:ascii="微软雅黑" w:eastAsia="微软雅黑" w:hAnsi="微软雅黑" w:cs="微软雅黑" w:hint="eastAsia"/>
-                <w:sz w:val="18"/>
-                <w:szCs w:val="18"/>
-              </w:rPr>
-            </w:pPr>
-            <w:r>
-              <w:rPr>
-                <w:rFonts w:ascii="微软雅黑" w:eastAsia="微软雅黑" w:hAnsi="微软雅黑" w:cs="微软雅黑" w:hint="eastAsia"/>
-                <w:sz w:val="18"/>
-                <w:szCs w:val="18"/>
+                <w:rFonts w:ascii="微软雅黑" w:hAnsi="微软雅黑"/>
+                <w:sz w:val="18"/>
+              </w:rPr>
+            </w:pPr>
+            <w:r>
+              <w:rPr>
+                <w:rFonts w:ascii="微软雅黑" w:hAnsi="微软雅黑"/>
+                <w:sz w:val="18"/>
               </w:rPr>
               <w:t>绝育:</w:t>
             </w:r>
@@ -462,7 +423,7 @@
             <w:tcBorders>
               <w:top w:val="nil"/>
               <w:left w:val="nil"/>
-              <w:bottom w:val="single" w:sz="4" w:space="0" w:color="auto"/>
+              <w:bottom w:val="single" w:sz="4" w:space="0" w:shadow="0" w:frame="0"/>
               <w:right w:val="nil"/>
               <w:tl2br w:val="nil"/>
               <w:tr2bl w:val="nil"/>
@@ -471,16 +432,14 @@
           <w:p>
             <w:pPr>
               <w:rPr>
-                <w:rFonts w:ascii="微软雅黑" w:eastAsia="微软雅黑" w:hAnsi="微软雅黑" w:cs="微软雅黑" w:hint="eastAsia"/>
-                <w:sz w:val="18"/>
-                <w:szCs w:val="18"/>
-              </w:rPr>
-            </w:pPr>
-            <w:r>
-              <w:rPr>
-                <w:rFonts w:ascii="微软雅黑" w:eastAsia="微软雅黑" w:hAnsi="微软雅黑" w:cs="微软雅黑" w:hint="eastAsia"/>
-                <w:sz w:val="18"/>
-                <w:szCs w:val="18"/>
+                <w:rFonts w:ascii="微软雅黑" w:hAnsi="微软雅黑"/>
+                <w:sz w:val="18"/>
+              </w:rPr>
+            </w:pPr>
+            <w:r>
+              <w:rPr>
+                <w:rFonts w:ascii="微软雅黑" w:hAnsi="微软雅黑"/>
+                <w:sz w:val="18"/>
               </w:rPr>
               <w:t>{&lt;是否绝育&gt;}</w:t>
             </w:r>
@@ -492,7 +451,7 @@
             <w:tcBorders>
               <w:top w:val="nil"/>
               <w:left w:val="nil"/>
-              <w:bottom w:val="single" w:sz="4" w:space="0" w:color="auto"/>
+              <w:bottom w:val="single" w:sz="4" w:space="0" w:shadow="0" w:frame="0"/>
               <w:right w:val="nil"/>
               <w:tl2br w:val="nil"/>
               <w:tr2bl w:val="nil"/>
@@ -502,16 +461,14 @@
             <w:pPr>
               <w:jc w:val="right"/>
               <w:rPr>
-                <w:rFonts w:ascii="微软雅黑" w:eastAsia="微软雅黑" w:hAnsi="微软雅黑" w:cs="微软雅黑" w:hint="eastAsia"/>
-                <w:sz w:val="18"/>
-                <w:szCs w:val="18"/>
-              </w:rPr>
-            </w:pPr>
-            <w:r>
-              <w:rPr>
-                <w:rFonts w:ascii="微软雅黑" w:eastAsia="微软雅黑" w:hAnsi="微软雅黑" w:cs="微软雅黑" w:hint="eastAsia"/>
-                <w:sz w:val="18"/>
-                <w:szCs w:val="18"/>
+                <w:rFonts w:ascii="微软雅黑" w:hAnsi="微软雅黑"/>
+                <w:sz w:val="18"/>
+              </w:rPr>
+            </w:pPr>
+            <w:r>
+              <w:rPr>
+                <w:rFonts w:ascii="微软雅黑" w:hAnsi="微软雅黑"/>
+                <w:sz w:val="18"/>
               </w:rPr>
               <w:t>医生:</w:t>
             </w:r>
@@ -523,7 +480,7 @@
             <w:tcBorders>
               <w:top w:val="nil"/>
               <w:left w:val="nil"/>
-              <w:bottom w:val="single" w:sz="4" w:space="0" w:color="auto"/>
+              <w:bottom w:val="single" w:sz="4" w:space="0" w:shadow="0" w:frame="0"/>
               <w:right w:val="nil"/>
               <w:tl2br w:val="nil"/>
               <w:tr2bl w:val="nil"/>
@@ -532,17 +489,15 @@
           <w:p>
             <w:pPr>
               <w:rPr>
-                <w:rFonts w:ascii="微软雅黑" w:eastAsia="微软雅黑" w:hAnsi="微软雅黑" w:cs="微软雅黑" w:hint="eastAsia"/>
-                <w:sz w:val="18"/>
-                <w:szCs w:val="18"/>
-              </w:rPr>
-            </w:pPr>
-            <w:r>
-              <w:rPr>
-                <w:rFonts w:ascii="微软雅黑" w:eastAsia="微软雅黑" w:hAnsi="微软雅黑" w:cs="微软雅黑" w:hint="eastAsia"/>
+                <w:rFonts w:ascii="微软雅黑" w:hAnsi="微软雅黑"/>
+                <w:sz w:val="18"/>
+              </w:rPr>
+            </w:pPr>
+            <w:r>
+              <w:rPr>
+                <w:rFonts w:ascii="微软雅黑" w:hAnsi="微软雅黑"/>
                 <w:color w:val="000000"/>
                 <w:sz w:val="18"/>
-                <w:szCs w:val="18"/>
               </w:rPr>
               <w:t>{&lt;检查医生&gt;}</w:t>
             </w:r>
@@ -554,7 +509,7 @@
             <w:tcBorders>
               <w:top w:val="nil"/>
               <w:left w:val="nil"/>
-              <w:bottom w:val="single" w:sz="4" w:space="0" w:color="auto"/>
+              <w:bottom w:val="single" w:sz="4" w:space="0" w:shadow="0" w:frame="0"/>
               <w:right w:val="nil"/>
               <w:tl2br w:val="nil"/>
               <w:tr2bl w:val="nil"/>
@@ -564,16 +519,14 @@
             <w:pPr>
               <w:jc w:val="right"/>
               <w:rPr>
-                <w:rFonts w:ascii="微软雅黑" w:eastAsia="微软雅黑" w:hAnsi="微软雅黑" w:cs="微软雅黑" w:hint="eastAsia"/>
-                <w:sz w:val="18"/>
-                <w:szCs w:val="18"/>
-              </w:rPr>
-            </w:pPr>
-            <w:r>
-              <w:rPr>
-                <w:rFonts w:ascii="微软雅黑" w:eastAsia="微软雅黑" w:hAnsi="微软雅黑" w:cs="微软雅黑" w:hint="eastAsia"/>
-                <w:sz w:val="18"/>
-                <w:szCs w:val="18"/>
+                <w:rFonts w:ascii="微软雅黑" w:hAnsi="微软雅黑"/>
+                <w:sz w:val="18"/>
+              </w:rPr>
+            </w:pPr>
+            <w:r>
+              <w:rPr>
+                <w:rFonts w:ascii="微软雅黑" w:hAnsi="微软雅黑"/>
+                <w:sz w:val="18"/>
               </w:rPr>
               <w:t>检测时间:</w:t>
             </w:r>
@@ -585,7 +538,7 @@
             <w:tcBorders>
               <w:top w:val="nil"/>
               <w:left w:val="nil"/>
-              <w:bottom w:val="single" w:sz="4" w:space="0" w:color="auto"/>
+              <w:bottom w:val="single" w:sz="4" w:space="0" w:shadow="0" w:frame="0"/>
               <w:right w:val="nil"/>
               <w:tl2br w:val="nil"/>
               <w:tr2bl w:val="nil"/>
@@ -594,16 +547,14 @@
           <w:p>
             <w:pPr>
               <w:rPr>
-                <w:rFonts w:ascii="微软雅黑" w:eastAsia="微软雅黑" w:hAnsi="微软雅黑" w:cs="微软雅黑" w:hint="eastAsia"/>
-                <w:sz w:val="18"/>
-                <w:szCs w:val="18"/>
-              </w:rPr>
-            </w:pPr>
-            <w:r>
-              <w:rPr>
-                <w:rFonts w:ascii="微软雅黑" w:eastAsia="微软雅黑" w:hAnsi="微软雅黑" w:cs="微软雅黑" w:hint="eastAsia"/>
-                <w:sz w:val="18"/>
-                <w:szCs w:val="18"/>
+                <w:rFonts w:ascii="微软雅黑" w:hAnsi="微软雅黑"/>
+                <w:sz w:val="18"/>
+              </w:rPr>
+            </w:pPr>
+            <w:r>
+              <w:rPr>
+                <w:rFonts w:ascii="微软雅黑" w:hAnsi="微软雅黑"/>
+                <w:sz w:val="18"/>
               </w:rPr>
               <w:t>{&lt;检查时间&gt;}</w:t>
             </w:r>
@@ -614,59 +565,49 @@
     <w:p>
       <w:pPr>
         <w:rPr>
-          <w:rFonts w:ascii="微软雅黑" w:eastAsia="微软雅黑" w:hAnsi="微软雅黑" w:cs="微软雅黑" w:hint="eastAsia"/>
-          <w:b/>
+          <w:rFonts w:ascii="微软雅黑" w:hAnsi="微软雅黑"/>
+          <w:b w:val="1"/>
           <w:sz w:val="10"/>
-          <w:szCs w:val="10"/>
         </w:rPr>
       </w:pPr>
     </w:p>
     <w:tbl>
       <w:tblPr>
-        <w:tblStyle w:val="4-21"/>
+        <w:tblStyle w:val="T2"/>
         <w:tblW w:w="11006" w:type="dxa"/>
         <w:tblBorders>
-          <w:top w:val="single" w:sz="4" w:space="0" w:color="auto"/>
-          <w:left w:val="single" w:sz="4" w:space="0" w:color="auto"/>
-          <w:bottom w:val="single" w:sz="4" w:space="0" w:color="auto"/>
-          <w:right w:val="single" w:sz="4" w:space="0" w:color="auto"/>
-          <w:insideH w:val="single" w:sz="4" w:space="0" w:color="auto"/>
-          <w:insideV w:val="single" w:sz="4" w:space="0" w:color="auto"/>
+          <w:top w:val="single" w:sz="4" w:space="0" w:shadow="0" w:frame="0" w:color="auto"/>
+          <w:left w:val="single" w:sz="4" w:space="0" w:shadow="0" w:frame="0" w:color="auto"/>
+          <w:bottom w:val="single" w:sz="4" w:space="0" w:shadow="0" w:frame="0" w:color="auto"/>
+          <w:right w:val="single" w:sz="4" w:space="0" w:shadow="0" w:frame="0" w:color="auto"/>
+          <w:insideH w:val="single" w:sz="4" w:space="0" w:shadow="0" w:frame="0" w:color="auto"/>
+          <w:insideV w:val="single" w:sz="4" w:space="0" w:shadow="0" w:frame="0" w:color="auto"/>
         </w:tblBorders>
-        <w:tblLook w:val="04A0" w:firstRow="1" w:lastRow="0" w:firstColumn="1" w:lastColumn="0" w:noHBand="0" w:noVBand="1"/>
+        <w:tblLook w:val="04A0"/>
       </w:tblPr>
-      <w:tblGrid>
-        <w:gridCol w:w="1555"/>
-        <w:gridCol w:w="2126"/>
-        <w:gridCol w:w="1362"/>
-        <w:gridCol w:w="5963"/>
-      </w:tblGrid>
+      <w:tblGrid/>
       <w:tr>
         <w:trPr>
-          <w:cnfStyle w:val="100000000000" w:firstRow="1" w:lastRow="0" w:firstColumn="0" w:lastColumn="0" w:oddVBand="0" w:evenVBand="0" w:oddHBand="0" w:evenHBand="0" w:firstRowFirstColumn="0" w:firstRowLastColumn="0" w:lastRowFirstColumn="0" w:lastRowLastColumn="0"/>
-          <w:trHeight w:val="343"/>
+          <w:trHeight w:hRule="atLeast" w:val="343"/>
         </w:trPr>
         <w:tc>
           <w:tcPr>
-            <w:cnfStyle w:val="001000000000" w:firstRow="0" w:lastRow="0" w:firstColumn="1" w:lastColumn="0" w:oddVBand="0" w:evenVBand="0" w:oddHBand="0" w:evenHBand="0" w:firstRowFirstColumn="0" w:firstRowLastColumn="0" w:lastRowFirstColumn="0" w:lastRowLastColumn="0"/>
+            <w:cnfStyle w:val="001000000000"/>
             <w:tcW w:w="1555" w:type="dxa"/>
           </w:tcPr>
           <w:p>
             <w:pPr>
               <w:jc w:val="center"/>
               <w:rPr>
-                <w:rFonts w:ascii="微软雅黑" w:eastAsia="微软雅黑" w:hAnsi="微软雅黑" w:cs="微软雅黑" w:hint="eastAsia"/>
+                <w:rFonts w:ascii="微软雅黑" w:hAnsi="微软雅黑"/>
                 <w:b w:val="0"/>
-                <w:bCs w:val="0"/>
-                <w:sz w:val="18"/>
-                <w:szCs w:val="18"/>
-              </w:rPr>
-            </w:pPr>
-            <w:r>
-              <w:rPr>
-                <w:rFonts w:ascii="微软雅黑" w:eastAsia="微软雅黑" w:hAnsi="微软雅黑" w:cs="微软雅黑" w:hint="eastAsia"/>
-                <w:sz w:val="18"/>
-                <w:szCs w:val="18"/>
+                <w:sz w:val="18"/>
+              </w:rPr>
+            </w:pPr>
+            <w:r>
+              <w:rPr>
+                <w:rFonts w:ascii="微软雅黑" w:hAnsi="微软雅黑"/>
+                <w:sz w:val="18"/>
               </w:rPr>
               <w:t>细胞类型</w:t>
             </w:r>
@@ -680,20 +621,16 @@
           <w:p>
             <w:pPr>
               <w:jc w:val="center"/>
-              <w:cnfStyle w:val="100000000000" w:firstRow="1" w:lastRow="0" w:firstColumn="0" w:lastColumn="0" w:oddVBand="0" w:evenVBand="0" w:oddHBand="0" w:evenHBand="0" w:firstRowFirstColumn="0" w:firstRowLastColumn="0" w:lastRowFirstColumn="0" w:lastRowLastColumn="0"/>
-              <w:rPr>
-                <w:rFonts w:ascii="微软雅黑" w:eastAsia="微软雅黑" w:hAnsi="微软雅黑" w:cs="微软雅黑" w:hint="eastAsia"/>
+              <w:rPr>
+                <w:rFonts w:ascii="微软雅黑" w:hAnsi="微软雅黑"/>
                 <w:b w:val="0"/>
-                <w:bCs w:val="0"/>
-                <w:sz w:val="18"/>
-                <w:szCs w:val="18"/>
-              </w:rPr>
-            </w:pPr>
-            <w:r>
-              <w:rPr>
-                <w:rFonts w:ascii="微软雅黑" w:eastAsia="微软雅黑" w:hAnsi="微软雅黑" w:cs="微软雅黑" w:hint="eastAsia"/>
-                <w:sz w:val="18"/>
-                <w:szCs w:val="18"/>
+                <w:sz w:val="18"/>
+              </w:rPr>
+            </w:pPr>
+            <w:r>
+              <w:rPr>
+                <w:rFonts w:ascii="微软雅黑" w:hAnsi="微软雅黑"/>
+                <w:sz w:val="18"/>
               </w:rPr>
               <w:t>计数结果</w:t>
             </w:r>
@@ -706,20 +643,16 @@
           <w:p>
             <w:pPr>
               <w:jc w:val="center"/>
-              <w:cnfStyle w:val="100000000000" w:firstRow="1" w:lastRow="0" w:firstColumn="0" w:lastColumn="0" w:oddVBand="0" w:evenVBand="0" w:oddHBand="0" w:evenHBand="0" w:firstRowFirstColumn="0" w:firstRowLastColumn="0" w:lastRowFirstColumn="0" w:lastRowLastColumn="0"/>
-              <w:rPr>
-                <w:rFonts w:ascii="微软雅黑" w:eastAsia="微软雅黑" w:hAnsi="微软雅黑" w:cs="微软雅黑" w:hint="eastAsia"/>
+              <w:rPr>
+                <w:rFonts w:ascii="微软雅黑" w:hAnsi="微软雅黑"/>
                 <w:b w:val="0"/>
-                <w:bCs w:val="0"/>
-                <w:sz w:val="18"/>
-                <w:szCs w:val="18"/>
-              </w:rPr>
-            </w:pPr>
-            <w:r>
-              <w:rPr>
-                <w:rFonts w:ascii="微软雅黑" w:eastAsia="微软雅黑" w:hAnsi="微软雅黑" w:cs="微软雅黑" w:hint="eastAsia"/>
-                <w:sz w:val="18"/>
-                <w:szCs w:val="18"/>
+                <w:sz w:val="18"/>
+              </w:rPr>
+            </w:pPr>
+            <w:r>
+              <w:rPr>
+                <w:rFonts w:ascii="微软雅黑" w:hAnsi="微软雅黑"/>
+                <w:sz w:val="18"/>
               </w:rPr>
               <w:t>参考范围（仅供参考）</w:t>
             </w:r>
@@ -728,30 +661,27 @@
       </w:tr>
       <w:tr>
         <w:trPr>
-          <w:trHeight w:val="317"/>
+          <w:trHeight w:hRule="atLeast" w:val="317"/>
         </w:trPr>
         <w:tc>
           <w:tcPr>
-            <w:cnfStyle w:val="001000000000" w:firstRow="0" w:lastRow="0" w:firstColumn="1" w:lastColumn="0" w:oddVBand="0" w:evenVBand="0" w:oddHBand="0" w:evenHBand="0" w:firstRowFirstColumn="0" w:firstRowLastColumn="0" w:lastRowFirstColumn="0" w:lastRowLastColumn="0"/>
+            <w:cnfStyle w:val="001000000000"/>
             <w:tcW w:w="1555" w:type="dxa"/>
-            <w:shd w:val="clear" w:color="auto" w:fill="F2DBDB" w:themeFill="accent2" w:themeFillTint="33"/>
-          </w:tcPr>
-          <w:p>
-            <w:pPr>
-              <w:jc w:val="center"/>
-              <w:rPr>
-                <w:rFonts w:ascii="微软雅黑" w:eastAsia="微软雅黑" w:hAnsi="微软雅黑" w:cs="微软雅黑" w:hint="eastAsia"/>
+            <w:shd w:val="clear" w:color="auto" w:fill="F2DCDB" w:themeFill="accent2" w:themeFillTint="32"/>
+          </w:tcPr>
+          <w:p>
+            <w:pPr>
+              <w:jc w:val="center"/>
+              <w:rPr>
+                <w:rFonts w:ascii="微软雅黑" w:hAnsi="微软雅黑"/>
                 <w:b w:val="0"/>
-                <w:bCs w:val="0"/>
-                <w:sz w:val="18"/>
-                <w:szCs w:val="18"/>
-              </w:rPr>
-            </w:pPr>
-            <w:r>
-              <w:rPr>
-                <w:rFonts w:ascii="微软雅黑" w:eastAsia="微软雅黑" w:hAnsi="微软雅黑" w:cs="微软雅黑" w:hint="eastAsia"/>
-                <w:sz w:val="18"/>
-                <w:szCs w:val="18"/>
+                <w:sz w:val="18"/>
+              </w:rPr>
+            </w:pPr>
+            <w:r>
+              <w:rPr>
+                <w:rFonts w:ascii="微软雅黑" w:hAnsi="微软雅黑"/>
+                <w:sz w:val="18"/>
               </w:rPr>
               <w:t>单核细胞</w:t>
             </w:r>
@@ -761,16 +691,14 @@
           <w:tcPr>
             <w:tcW w:w="3488" w:type="dxa"/>
             <w:gridSpan w:val="2"/>
-            <w:shd w:val="clear" w:color="auto" w:fill="F2DBDB" w:themeFill="accent2" w:themeFillTint="33"/>
-          </w:tcPr>
-          <w:p>
-            <w:pPr>
-              <w:jc w:val="center"/>
-              <w:cnfStyle w:val="000000000000" w:firstRow="0" w:lastRow="0" w:firstColumn="0" w:lastColumn="0" w:oddVBand="0" w:evenVBand="0" w:oddHBand="0" w:evenHBand="0" w:firstRowFirstColumn="0" w:firstRowLastColumn="0" w:lastRowFirstColumn="0" w:lastRowLastColumn="0"/>
-              <w:rPr>
-                <w:rFonts w:ascii="微软雅黑" w:eastAsia="微软雅黑" w:hAnsi="微软雅黑" w:cs="微软雅黑" w:hint="eastAsia"/>
-                <w:sz w:val="18"/>
-                <w:szCs w:val="18"/>
+            <w:shd w:val="clear" w:color="auto" w:fill="F2DCDB" w:themeFill="accent2" w:themeFillTint="32"/>
+          </w:tcPr>
+          <w:p>
+            <w:pPr>
+              <w:jc w:val="center"/>
+              <w:rPr>
+                <w:rFonts w:ascii="微软雅黑" w:hAnsi="微软雅黑"/>
+                <w:sz w:val="18"/>
               </w:rPr>
             </w:pPr>
           </w:p>
@@ -778,23 +706,20 @@
         <w:tc>
           <w:tcPr>
             <w:tcW w:w="5963" w:type="dxa"/>
-            <w:shd w:val="clear" w:color="auto" w:fill="F2DBDB" w:themeFill="accent2" w:themeFillTint="33"/>
-          </w:tcPr>
-          <w:p>
-            <w:pPr>
-              <w:jc w:val="center"/>
-              <w:cnfStyle w:val="000000000000" w:firstRow="0" w:lastRow="0" w:firstColumn="0" w:lastColumn="0" w:oddVBand="0" w:evenVBand="0" w:oddHBand="0" w:evenHBand="0" w:firstRowFirstColumn="0" w:firstRowLastColumn="0" w:lastRowFirstColumn="0" w:lastRowLastColumn="0"/>
-              <w:rPr>
-                <w:rFonts w:ascii="微软雅黑" w:eastAsia="微软雅黑" w:hAnsi="微软雅黑" w:cs="微软雅黑" w:hint="eastAsia"/>
-                <w:sz w:val="18"/>
-                <w:szCs w:val="18"/>
-              </w:rPr>
-            </w:pPr>
-            <w:r>
-              <w:rPr>
-                <w:rFonts w:ascii="微软雅黑" w:eastAsia="微软雅黑" w:hAnsi="微软雅黑" w:cs="微软雅黑" w:hint="eastAsia"/>
-                <w:sz w:val="18"/>
-                <w:szCs w:val="18"/>
+            <w:shd w:val="clear" w:color="auto" w:fill="F2DCDB" w:themeFill="accent2" w:themeFillTint="32"/>
+          </w:tcPr>
+          <w:p>
+            <w:pPr>
+              <w:jc w:val="center"/>
+              <w:rPr>
+                <w:rFonts w:ascii="微软雅黑" w:hAnsi="微软雅黑"/>
+                <w:sz w:val="18"/>
+              </w:rPr>
+            </w:pPr>
+            <w:r>
+              <w:rPr>
+                <w:rFonts w:ascii="微软雅黑" w:hAnsi="微软雅黑"/>
+                <w:sz w:val="18"/>
               </w:rPr>
               <w:t>-</w:t>
             </w:r>
@@ -804,25 +729,22 @@
       <w:tr>
         <w:tc>
           <w:tcPr>
-            <w:cnfStyle w:val="001000000000" w:firstRow="0" w:lastRow="0" w:firstColumn="1" w:lastColumn="0" w:oddVBand="0" w:evenVBand="0" w:oddHBand="0" w:evenHBand="0" w:firstRowFirstColumn="0" w:firstRowLastColumn="0" w:lastRowFirstColumn="0" w:lastRowLastColumn="0"/>
+            <w:cnfStyle w:val="001000000000"/>
             <w:tcW w:w="1555" w:type="dxa"/>
           </w:tcPr>
           <w:p>
             <w:pPr>
               <w:jc w:val="center"/>
               <w:rPr>
-                <w:rFonts w:ascii="微软雅黑" w:eastAsia="微软雅黑" w:hAnsi="微软雅黑" w:cs="微软雅黑" w:hint="eastAsia"/>
+                <w:rFonts w:ascii="微软雅黑" w:hAnsi="微软雅黑"/>
                 <w:b w:val="0"/>
-                <w:bCs w:val="0"/>
-                <w:sz w:val="18"/>
-                <w:szCs w:val="18"/>
-              </w:rPr>
-            </w:pPr>
-            <w:r>
-              <w:rPr>
-                <w:rFonts w:ascii="微软雅黑" w:eastAsia="微软雅黑" w:hAnsi="微软雅黑" w:cs="微软雅黑" w:hint="eastAsia"/>
-                <w:sz w:val="18"/>
-                <w:szCs w:val="18"/>
+                <w:sz w:val="18"/>
+              </w:rPr>
+            </w:pPr>
+            <w:r>
+              <w:rPr>
+                <w:rFonts w:ascii="微软雅黑" w:hAnsi="微软雅黑"/>
+                <w:sz w:val="18"/>
               </w:rPr>
               <w:t>淋巴细胞</w:t>
             </w:r>
@@ -836,11 +758,9 @@
           <w:p>
             <w:pPr>
               <w:jc w:val="center"/>
-              <w:cnfStyle w:val="000000000000" w:firstRow="0" w:lastRow="0" w:firstColumn="0" w:lastColumn="0" w:oddVBand="0" w:evenVBand="0" w:oddHBand="0" w:evenHBand="0" w:firstRowFirstColumn="0" w:firstRowLastColumn="0" w:lastRowFirstColumn="0" w:lastRowLastColumn="0"/>
-              <w:rPr>
-                <w:rFonts w:ascii="微软雅黑" w:eastAsia="微软雅黑" w:hAnsi="微软雅黑" w:cs="微软雅黑" w:hint="eastAsia"/>
-                <w:sz w:val="18"/>
-                <w:szCs w:val="18"/>
+              <w:rPr>
+                <w:rFonts w:ascii="微软雅黑" w:hAnsi="微软雅黑"/>
+                <w:sz w:val="18"/>
               </w:rPr>
             </w:pPr>
           </w:p>
@@ -852,18 +772,15 @@
           <w:p>
             <w:pPr>
               <w:jc w:val="center"/>
-              <w:cnfStyle w:val="000000000000" w:firstRow="0" w:lastRow="0" w:firstColumn="0" w:lastColumn="0" w:oddVBand="0" w:evenVBand="0" w:oddHBand="0" w:evenHBand="0" w:firstRowFirstColumn="0" w:firstRowLastColumn="0" w:lastRowFirstColumn="0" w:lastRowLastColumn="0"/>
-              <w:rPr>
-                <w:rFonts w:ascii="微软雅黑" w:eastAsia="微软雅黑" w:hAnsi="微软雅黑" w:cs="微软雅黑" w:hint="eastAsia"/>
-                <w:sz w:val="18"/>
-                <w:szCs w:val="18"/>
-              </w:rPr>
-            </w:pPr>
-            <w:r>
-              <w:rPr>
-                <w:rFonts w:ascii="微软雅黑" w:eastAsia="微软雅黑" w:hAnsi="微软雅黑" w:cs="微软雅黑" w:hint="eastAsia"/>
-                <w:sz w:val="18"/>
-                <w:szCs w:val="18"/>
+              <w:rPr>
+                <w:rFonts w:ascii="微软雅黑" w:hAnsi="微软雅黑"/>
+                <w:sz w:val="18"/>
+              </w:rPr>
+            </w:pPr>
+            <w:r>
+              <w:rPr>
+                <w:rFonts w:ascii="微软雅黑" w:hAnsi="微软雅黑"/>
+                <w:sz w:val="18"/>
               </w:rPr>
               <w:t>-</w:t>
             </w:r>
@@ -873,26 +790,23 @@
       <w:tr>
         <w:tc>
           <w:tcPr>
-            <w:cnfStyle w:val="001000000000" w:firstRow="0" w:lastRow="0" w:firstColumn="1" w:lastColumn="0" w:oddVBand="0" w:evenVBand="0" w:oddHBand="0" w:evenHBand="0" w:firstRowFirstColumn="0" w:firstRowLastColumn="0" w:lastRowFirstColumn="0" w:lastRowLastColumn="0"/>
+            <w:cnfStyle w:val="001000000000"/>
             <w:tcW w:w="1555" w:type="dxa"/>
-            <w:shd w:val="clear" w:color="auto" w:fill="F2DBDB" w:themeFill="accent2" w:themeFillTint="33"/>
-          </w:tcPr>
-          <w:p>
-            <w:pPr>
-              <w:jc w:val="center"/>
-              <w:rPr>
-                <w:rFonts w:ascii="微软雅黑" w:eastAsia="微软雅黑" w:hAnsi="微软雅黑" w:cs="微软雅黑" w:hint="eastAsia"/>
+            <w:shd w:val="clear" w:color="auto" w:fill="F2DCDB" w:themeFill="accent2" w:themeFillTint="32"/>
+          </w:tcPr>
+          <w:p>
+            <w:pPr>
+              <w:jc w:val="center"/>
+              <w:rPr>
+                <w:rFonts w:ascii="微软雅黑" w:hAnsi="微软雅黑"/>
                 <w:b w:val="0"/>
-                <w:bCs w:val="0"/>
-                <w:sz w:val="18"/>
-                <w:szCs w:val="18"/>
-              </w:rPr>
-            </w:pPr>
-            <w:r>
-              <w:rPr>
-                <w:rFonts w:ascii="微软雅黑" w:eastAsia="微软雅黑" w:hAnsi="微软雅黑" w:cs="微软雅黑" w:hint="eastAsia"/>
-                <w:sz w:val="18"/>
-                <w:szCs w:val="18"/>
+                <w:sz w:val="18"/>
+              </w:rPr>
+            </w:pPr>
+            <w:r>
+              <w:rPr>
+                <w:rFonts w:ascii="微软雅黑" w:hAnsi="微软雅黑"/>
+                <w:sz w:val="18"/>
               </w:rPr>
               <w:t>分叶中性粒细胞</w:t>
             </w:r>
@@ -902,16 +816,14 @@
           <w:tcPr>
             <w:tcW w:w="3488" w:type="dxa"/>
             <w:gridSpan w:val="2"/>
-            <w:shd w:val="clear" w:color="auto" w:fill="F2DBDB" w:themeFill="accent2" w:themeFillTint="33"/>
-          </w:tcPr>
-          <w:p>
-            <w:pPr>
-              <w:jc w:val="center"/>
-              <w:cnfStyle w:val="000000000000" w:firstRow="0" w:lastRow="0" w:firstColumn="0" w:lastColumn="0" w:oddVBand="0" w:evenVBand="0" w:oddHBand="0" w:evenHBand="0" w:firstRowFirstColumn="0" w:firstRowLastColumn="0" w:lastRowFirstColumn="0" w:lastRowLastColumn="0"/>
-              <w:rPr>
-                <w:rFonts w:ascii="微软雅黑" w:eastAsia="微软雅黑" w:hAnsi="微软雅黑" w:cs="微软雅黑" w:hint="eastAsia"/>
-                <w:sz w:val="18"/>
-                <w:szCs w:val="18"/>
+            <w:shd w:val="clear" w:color="auto" w:fill="F2DCDB" w:themeFill="accent2" w:themeFillTint="32"/>
+          </w:tcPr>
+          <w:p>
+            <w:pPr>
+              <w:jc w:val="center"/>
+              <w:rPr>
+                <w:rFonts w:ascii="微软雅黑" w:hAnsi="微软雅黑"/>
+                <w:sz w:val="18"/>
               </w:rPr>
             </w:pPr>
           </w:p>
@@ -919,23 +831,20 @@
         <w:tc>
           <w:tcPr>
             <w:tcW w:w="5963" w:type="dxa"/>
-            <w:shd w:val="clear" w:color="auto" w:fill="F2DBDB" w:themeFill="accent2" w:themeFillTint="33"/>
-          </w:tcPr>
-          <w:p>
-            <w:pPr>
-              <w:jc w:val="center"/>
-              <w:cnfStyle w:val="000000000000" w:firstRow="0" w:lastRow="0" w:firstColumn="0" w:lastColumn="0" w:oddVBand="0" w:evenVBand="0" w:oddHBand="0" w:evenHBand="0" w:firstRowFirstColumn="0" w:firstRowLastColumn="0" w:lastRowFirstColumn="0" w:lastRowLastColumn="0"/>
-              <w:rPr>
-                <w:rFonts w:ascii="微软雅黑" w:eastAsia="微软雅黑" w:hAnsi="微软雅黑" w:cs="微软雅黑" w:hint="eastAsia"/>
-                <w:sz w:val="18"/>
-                <w:szCs w:val="18"/>
-              </w:rPr>
-            </w:pPr>
-            <w:r>
-              <w:rPr>
-                <w:rFonts w:ascii="微软雅黑" w:eastAsia="微软雅黑" w:hAnsi="微软雅黑" w:cs="微软雅黑" w:hint="eastAsia"/>
-                <w:sz w:val="18"/>
-                <w:szCs w:val="18"/>
+            <w:shd w:val="clear" w:color="auto" w:fill="F2DCDB" w:themeFill="accent2" w:themeFillTint="32"/>
+          </w:tcPr>
+          <w:p>
+            <w:pPr>
+              <w:jc w:val="center"/>
+              <w:rPr>
+                <w:rFonts w:ascii="微软雅黑" w:hAnsi="微软雅黑"/>
+                <w:sz w:val="18"/>
+              </w:rPr>
+            </w:pPr>
+            <w:r>
+              <w:rPr>
+                <w:rFonts w:ascii="微软雅黑" w:hAnsi="微软雅黑"/>
+                <w:sz w:val="18"/>
               </w:rPr>
               <w:t>-</w:t>
             </w:r>
@@ -945,25 +854,22 @@
       <w:tr>
         <w:tc>
           <w:tcPr>
-            <w:cnfStyle w:val="001000000000" w:firstRow="0" w:lastRow="0" w:firstColumn="1" w:lastColumn="0" w:oddVBand="0" w:evenVBand="0" w:oddHBand="0" w:evenHBand="0" w:firstRowFirstColumn="0" w:firstRowLastColumn="0" w:lastRowFirstColumn="0" w:lastRowLastColumn="0"/>
+            <w:cnfStyle w:val="001000000000"/>
             <w:tcW w:w="1555" w:type="dxa"/>
           </w:tcPr>
           <w:p>
             <w:pPr>
               <w:jc w:val="center"/>
               <w:rPr>
-                <w:rFonts w:ascii="微软雅黑" w:eastAsia="微软雅黑" w:hAnsi="微软雅黑" w:cs="微软雅黑" w:hint="eastAsia"/>
+                <w:rFonts w:ascii="微软雅黑" w:hAnsi="微软雅黑"/>
                 <w:b w:val="0"/>
-                <w:bCs w:val="0"/>
-                <w:sz w:val="18"/>
-                <w:szCs w:val="18"/>
-              </w:rPr>
-            </w:pPr>
-            <w:r>
-              <w:rPr>
-                <w:rFonts w:ascii="微软雅黑" w:eastAsia="微软雅黑" w:hAnsi="微软雅黑" w:cs="微软雅黑" w:hint="eastAsia"/>
-                <w:sz w:val="18"/>
-                <w:szCs w:val="18"/>
+                <w:sz w:val="18"/>
+              </w:rPr>
+            </w:pPr>
+            <w:r>
+              <w:rPr>
+                <w:rFonts w:ascii="微软雅黑" w:hAnsi="微软雅黑"/>
+                <w:sz w:val="18"/>
               </w:rPr>
               <w:t>杆状中性粒细胞</w:t>
             </w:r>
@@ -977,11 +883,9 @@
           <w:p>
             <w:pPr>
               <w:jc w:val="center"/>
-              <w:cnfStyle w:val="000000000000" w:firstRow="0" w:lastRow="0" w:firstColumn="0" w:lastColumn="0" w:oddVBand="0" w:evenVBand="0" w:oddHBand="0" w:evenHBand="0" w:firstRowFirstColumn="0" w:firstRowLastColumn="0" w:lastRowFirstColumn="0" w:lastRowLastColumn="0"/>
-              <w:rPr>
-                <w:rFonts w:ascii="微软雅黑" w:eastAsia="微软雅黑" w:hAnsi="微软雅黑" w:cs="微软雅黑" w:hint="eastAsia"/>
-                <w:sz w:val="18"/>
-                <w:szCs w:val="18"/>
+              <w:rPr>
+                <w:rFonts w:ascii="微软雅黑" w:hAnsi="微软雅黑"/>
+                <w:sz w:val="18"/>
               </w:rPr>
             </w:pPr>
           </w:p>
@@ -993,18 +897,15 @@
           <w:p>
             <w:pPr>
               <w:jc w:val="center"/>
-              <w:cnfStyle w:val="000000000000" w:firstRow="0" w:lastRow="0" w:firstColumn="0" w:lastColumn="0" w:oddVBand="0" w:evenVBand="0" w:oddHBand="0" w:evenHBand="0" w:firstRowFirstColumn="0" w:firstRowLastColumn="0" w:lastRowFirstColumn="0" w:lastRowLastColumn="0"/>
-              <w:rPr>
-                <w:rFonts w:ascii="微软雅黑" w:eastAsia="微软雅黑" w:hAnsi="微软雅黑" w:cs="微软雅黑" w:hint="eastAsia"/>
-                <w:sz w:val="18"/>
-                <w:szCs w:val="18"/>
-              </w:rPr>
-            </w:pPr>
-            <w:r>
-              <w:rPr>
-                <w:rFonts w:ascii="微软雅黑" w:eastAsia="微软雅黑" w:hAnsi="微软雅黑" w:cs="微软雅黑" w:hint="eastAsia"/>
-                <w:sz w:val="18"/>
-                <w:szCs w:val="18"/>
+              <w:rPr>
+                <w:rFonts w:ascii="微软雅黑" w:hAnsi="微软雅黑"/>
+                <w:sz w:val="18"/>
+              </w:rPr>
+            </w:pPr>
+            <w:r>
+              <w:rPr>
+                <w:rFonts w:ascii="微软雅黑" w:hAnsi="微软雅黑"/>
+                <w:sz w:val="18"/>
               </w:rPr>
               <w:t>-</w:t>
             </w:r>
@@ -1013,30 +914,27 @@
       </w:tr>
       <w:tr>
         <w:trPr>
-          <w:trHeight w:val="43"/>
+          <w:trHeight w:hRule="atLeast" w:val="43"/>
         </w:trPr>
         <w:tc>
           <w:tcPr>
-            <w:cnfStyle w:val="001000000000" w:firstRow="0" w:lastRow="0" w:firstColumn="1" w:lastColumn="0" w:oddVBand="0" w:evenVBand="0" w:oddHBand="0" w:evenHBand="0" w:firstRowFirstColumn="0" w:firstRowLastColumn="0" w:lastRowFirstColumn="0" w:lastRowLastColumn="0"/>
+            <w:cnfStyle w:val="001000000000"/>
             <w:tcW w:w="1555" w:type="dxa"/>
-            <w:shd w:val="clear" w:color="auto" w:fill="F2DBDB" w:themeFill="accent2" w:themeFillTint="33"/>
-          </w:tcPr>
-          <w:p>
-            <w:pPr>
-              <w:jc w:val="center"/>
-              <w:rPr>
-                <w:rFonts w:ascii="微软雅黑" w:eastAsia="微软雅黑" w:hAnsi="微软雅黑" w:cs="微软雅黑" w:hint="eastAsia"/>
+            <w:shd w:val="clear" w:color="auto" w:fill="F2DCDB" w:themeFill="accent2" w:themeFillTint="32"/>
+          </w:tcPr>
+          <w:p>
+            <w:pPr>
+              <w:jc w:val="center"/>
+              <w:rPr>
+                <w:rFonts w:ascii="微软雅黑" w:hAnsi="微软雅黑"/>
                 <w:b w:val="0"/>
-                <w:bCs w:val="0"/>
-                <w:sz w:val="18"/>
-                <w:szCs w:val="18"/>
-              </w:rPr>
-            </w:pPr>
-            <w:r>
-              <w:rPr>
-                <w:rFonts w:ascii="微软雅黑" w:eastAsia="微软雅黑" w:hAnsi="微软雅黑" w:cs="微软雅黑" w:hint="eastAsia"/>
-                <w:sz w:val="18"/>
-                <w:szCs w:val="18"/>
+                <w:sz w:val="18"/>
+              </w:rPr>
+            </w:pPr>
+            <w:r>
+              <w:rPr>
+                <w:rFonts w:ascii="微软雅黑" w:hAnsi="微软雅黑"/>
+                <w:sz w:val="18"/>
               </w:rPr>
               <w:t>嗜酸性粒细胞</w:t>
             </w:r>
@@ -1046,16 +944,14 @@
           <w:tcPr>
             <w:tcW w:w="3488" w:type="dxa"/>
             <w:gridSpan w:val="2"/>
-            <w:shd w:val="clear" w:color="auto" w:fill="F2DBDB" w:themeFill="accent2" w:themeFillTint="33"/>
-          </w:tcPr>
-          <w:p>
-            <w:pPr>
-              <w:jc w:val="center"/>
-              <w:cnfStyle w:val="000000000000" w:firstRow="0" w:lastRow="0" w:firstColumn="0" w:lastColumn="0" w:oddVBand="0" w:evenVBand="0" w:oddHBand="0" w:evenHBand="0" w:firstRowFirstColumn="0" w:firstRowLastColumn="0" w:lastRowFirstColumn="0" w:lastRowLastColumn="0"/>
-              <w:rPr>
-                <w:rFonts w:ascii="微软雅黑" w:eastAsia="微软雅黑" w:hAnsi="微软雅黑" w:cs="微软雅黑" w:hint="eastAsia"/>
-                <w:sz w:val="18"/>
-                <w:szCs w:val="18"/>
+            <w:shd w:val="clear" w:color="auto" w:fill="F2DCDB" w:themeFill="accent2" w:themeFillTint="32"/>
+          </w:tcPr>
+          <w:p>
+            <w:pPr>
+              <w:jc w:val="center"/>
+              <w:rPr>
+                <w:rFonts w:ascii="微软雅黑" w:hAnsi="微软雅黑"/>
+                <w:sz w:val="18"/>
               </w:rPr>
             </w:pPr>
           </w:p>
@@ -1063,23 +959,20 @@
         <w:tc>
           <w:tcPr>
             <w:tcW w:w="5963" w:type="dxa"/>
-            <w:shd w:val="clear" w:color="auto" w:fill="F2DBDB" w:themeFill="accent2" w:themeFillTint="33"/>
-          </w:tcPr>
-          <w:p>
-            <w:pPr>
-              <w:jc w:val="center"/>
-              <w:cnfStyle w:val="000000000000" w:firstRow="0" w:lastRow="0" w:firstColumn="0" w:lastColumn="0" w:oddVBand="0" w:evenVBand="0" w:oddHBand="0" w:evenHBand="0" w:firstRowFirstColumn="0" w:firstRowLastColumn="0" w:lastRowFirstColumn="0" w:lastRowLastColumn="0"/>
-              <w:rPr>
-                <w:rFonts w:ascii="微软雅黑" w:eastAsia="微软雅黑" w:hAnsi="微软雅黑" w:cs="微软雅黑" w:hint="eastAsia"/>
-                <w:sz w:val="18"/>
-                <w:szCs w:val="18"/>
-              </w:rPr>
-            </w:pPr>
-            <w:r>
-              <w:rPr>
-                <w:rFonts w:ascii="微软雅黑" w:eastAsia="微软雅黑" w:hAnsi="微软雅黑" w:cs="微软雅黑" w:hint="eastAsia"/>
-                <w:sz w:val="18"/>
-                <w:szCs w:val="18"/>
+            <w:shd w:val="clear" w:color="auto" w:fill="F2DCDB" w:themeFill="accent2" w:themeFillTint="32"/>
+          </w:tcPr>
+          <w:p>
+            <w:pPr>
+              <w:jc w:val="center"/>
+              <w:rPr>
+                <w:rFonts w:ascii="微软雅黑" w:hAnsi="微软雅黑"/>
+                <w:sz w:val="18"/>
+              </w:rPr>
+            </w:pPr>
+            <w:r>
+              <w:rPr>
+                <w:rFonts w:ascii="微软雅黑" w:hAnsi="微软雅黑"/>
+                <w:sz w:val="18"/>
               </w:rPr>
               <w:t>-</w:t>
             </w:r>
@@ -1089,25 +982,22 @@
       <w:tr>
         <w:tc>
           <w:tcPr>
-            <w:cnfStyle w:val="001000000000" w:firstRow="0" w:lastRow="0" w:firstColumn="1" w:lastColumn="0" w:oddVBand="0" w:evenVBand="0" w:oddHBand="0" w:evenHBand="0" w:firstRowFirstColumn="0" w:firstRowLastColumn="0" w:lastRowFirstColumn="0" w:lastRowLastColumn="0"/>
+            <w:cnfStyle w:val="001000000000"/>
             <w:tcW w:w="1555" w:type="dxa"/>
           </w:tcPr>
           <w:p>
             <w:pPr>
               <w:jc w:val="center"/>
               <w:rPr>
-                <w:rFonts w:ascii="微软雅黑" w:eastAsia="微软雅黑" w:hAnsi="微软雅黑" w:cs="微软雅黑" w:hint="eastAsia"/>
+                <w:rFonts w:ascii="微软雅黑" w:hAnsi="微软雅黑"/>
                 <w:b w:val="0"/>
-                <w:bCs w:val="0"/>
-                <w:sz w:val="18"/>
-                <w:szCs w:val="18"/>
-              </w:rPr>
-            </w:pPr>
-            <w:r>
-              <w:rPr>
-                <w:rFonts w:ascii="微软雅黑" w:eastAsia="微软雅黑" w:hAnsi="微软雅黑" w:cs="微软雅黑" w:hint="eastAsia"/>
-                <w:sz w:val="18"/>
-                <w:szCs w:val="18"/>
+                <w:sz w:val="18"/>
+              </w:rPr>
+            </w:pPr>
+            <w:r>
+              <w:rPr>
+                <w:rFonts w:ascii="微软雅黑" w:hAnsi="微软雅黑"/>
+                <w:sz w:val="18"/>
               </w:rPr>
               <w:t>嗜碱性细胞</w:t>
             </w:r>
@@ -1121,11 +1011,9 @@
           <w:p>
             <w:pPr>
               <w:jc w:val="center"/>
-              <w:cnfStyle w:val="000000000000" w:firstRow="0" w:lastRow="0" w:firstColumn="0" w:lastColumn="0" w:oddVBand="0" w:evenVBand="0" w:oddHBand="0" w:evenHBand="0" w:firstRowFirstColumn="0" w:firstRowLastColumn="0" w:lastRowFirstColumn="0" w:lastRowLastColumn="0"/>
-              <w:rPr>
-                <w:rFonts w:ascii="微软雅黑" w:eastAsia="微软雅黑" w:hAnsi="微软雅黑" w:cs="微软雅黑" w:hint="eastAsia"/>
-                <w:sz w:val="18"/>
-                <w:szCs w:val="18"/>
+              <w:rPr>
+                <w:rFonts w:ascii="微软雅黑" w:hAnsi="微软雅黑"/>
+                <w:sz w:val="18"/>
               </w:rPr>
             </w:pPr>
           </w:p>
@@ -1137,18 +1025,15 @@
           <w:p>
             <w:pPr>
               <w:jc w:val="center"/>
-              <w:cnfStyle w:val="000000000000" w:firstRow="0" w:lastRow="0" w:firstColumn="0" w:lastColumn="0" w:oddVBand="0" w:evenVBand="0" w:oddHBand="0" w:evenHBand="0" w:firstRowFirstColumn="0" w:firstRowLastColumn="0" w:lastRowFirstColumn="0" w:lastRowLastColumn="0"/>
-              <w:rPr>
-                <w:rFonts w:ascii="微软雅黑" w:eastAsia="微软雅黑" w:hAnsi="微软雅黑" w:cs="微软雅黑" w:hint="eastAsia"/>
-                <w:sz w:val="18"/>
-                <w:szCs w:val="18"/>
-              </w:rPr>
-            </w:pPr>
-            <w:r>
-              <w:rPr>
-                <w:rFonts w:ascii="微软雅黑" w:eastAsia="微软雅黑" w:hAnsi="微软雅黑" w:cs="微软雅黑" w:hint="eastAsia"/>
-                <w:sz w:val="18"/>
-                <w:szCs w:val="18"/>
+              <w:rPr>
+                <w:rFonts w:ascii="微软雅黑" w:hAnsi="微软雅黑"/>
+                <w:sz w:val="18"/>
+              </w:rPr>
+            </w:pPr>
+            <w:r>
+              <w:rPr>
+                <w:rFonts w:ascii="微软雅黑" w:hAnsi="微软雅黑"/>
+                <w:sz w:val="18"/>
               </w:rPr>
               <w:t>-</w:t>
             </w:r>
@@ -1158,26 +1043,23 @@
       <w:tr>
         <w:tc>
           <w:tcPr>
-            <w:cnfStyle w:val="001000000000" w:firstRow="0" w:lastRow="0" w:firstColumn="1" w:lastColumn="0" w:oddVBand="0" w:evenVBand="0" w:oddHBand="0" w:evenHBand="0" w:firstRowFirstColumn="0" w:firstRowLastColumn="0" w:lastRowFirstColumn="0" w:lastRowLastColumn="0"/>
+            <w:cnfStyle w:val="001000000000"/>
             <w:tcW w:w="1555" w:type="dxa"/>
-            <w:shd w:val="clear" w:color="auto" w:fill="F2DBDB" w:themeFill="accent2" w:themeFillTint="33"/>
-          </w:tcPr>
-          <w:p>
-            <w:pPr>
-              <w:jc w:val="center"/>
-              <w:rPr>
-                <w:rFonts w:ascii="微软雅黑" w:eastAsia="微软雅黑" w:hAnsi="微软雅黑" w:cs="微软雅黑" w:hint="eastAsia"/>
+            <w:shd w:val="clear" w:color="auto" w:fill="F2DCDB" w:themeFill="accent2" w:themeFillTint="32"/>
+          </w:tcPr>
+          <w:p>
+            <w:pPr>
+              <w:jc w:val="center"/>
+              <w:rPr>
+                <w:rFonts w:ascii="微软雅黑" w:hAnsi="微软雅黑"/>
                 <w:b w:val="0"/>
-                <w:bCs w:val="0"/>
-                <w:sz w:val="18"/>
-                <w:szCs w:val="18"/>
-              </w:rPr>
-            </w:pPr>
-            <w:r>
-              <w:rPr>
-                <w:rFonts w:ascii="微软雅黑" w:eastAsia="微软雅黑" w:hAnsi="微软雅黑" w:cs="微软雅黑" w:hint="eastAsia"/>
-                <w:sz w:val="18"/>
-                <w:szCs w:val="18"/>
+                <w:sz w:val="18"/>
+              </w:rPr>
+            </w:pPr>
+            <w:r>
+              <w:rPr>
+                <w:rFonts w:ascii="微软雅黑" w:hAnsi="微软雅黑"/>
+                <w:sz w:val="18"/>
               </w:rPr>
               <w:t>有核红细胞</w:t>
             </w:r>
@@ -1187,16 +1069,14 @@
           <w:tcPr>
             <w:tcW w:w="3488" w:type="dxa"/>
             <w:gridSpan w:val="2"/>
-            <w:shd w:val="clear" w:color="auto" w:fill="F2DBDB" w:themeFill="accent2" w:themeFillTint="33"/>
-          </w:tcPr>
-          <w:p>
-            <w:pPr>
-              <w:jc w:val="center"/>
-              <w:cnfStyle w:val="000000000000" w:firstRow="0" w:lastRow="0" w:firstColumn="0" w:lastColumn="0" w:oddVBand="0" w:evenVBand="0" w:oddHBand="0" w:evenHBand="0" w:firstRowFirstColumn="0" w:firstRowLastColumn="0" w:lastRowFirstColumn="0" w:lastRowLastColumn="0"/>
-              <w:rPr>
-                <w:rFonts w:ascii="微软雅黑" w:eastAsia="微软雅黑" w:hAnsi="微软雅黑" w:cs="微软雅黑" w:hint="eastAsia"/>
-                <w:sz w:val="18"/>
-                <w:szCs w:val="18"/>
+            <w:shd w:val="clear" w:color="auto" w:fill="F2DCDB" w:themeFill="accent2" w:themeFillTint="32"/>
+          </w:tcPr>
+          <w:p>
+            <w:pPr>
+              <w:jc w:val="center"/>
+              <w:rPr>
+                <w:rFonts w:ascii="微软雅黑" w:hAnsi="微软雅黑"/>
+                <w:sz w:val="18"/>
               </w:rPr>
             </w:pPr>
           </w:p>
@@ -1204,23 +1084,20 @@
         <w:tc>
           <w:tcPr>
             <w:tcW w:w="5963" w:type="dxa"/>
-            <w:shd w:val="clear" w:color="auto" w:fill="F2DBDB" w:themeFill="accent2" w:themeFillTint="33"/>
-          </w:tcPr>
-          <w:p>
-            <w:pPr>
-              <w:jc w:val="center"/>
-              <w:cnfStyle w:val="000000000000" w:firstRow="0" w:lastRow="0" w:firstColumn="0" w:lastColumn="0" w:oddVBand="0" w:evenVBand="0" w:oddHBand="0" w:evenHBand="0" w:firstRowFirstColumn="0" w:firstRowLastColumn="0" w:lastRowFirstColumn="0" w:lastRowLastColumn="0"/>
-              <w:rPr>
-                <w:rFonts w:ascii="微软雅黑" w:eastAsia="微软雅黑" w:hAnsi="微软雅黑" w:cs="微软雅黑" w:hint="eastAsia"/>
-                <w:sz w:val="18"/>
-                <w:szCs w:val="18"/>
-              </w:rPr>
-            </w:pPr>
-            <w:r>
-              <w:rPr>
-                <w:rFonts w:ascii="微软雅黑" w:eastAsia="微软雅黑" w:hAnsi="微软雅黑" w:cs="微软雅黑" w:hint="eastAsia"/>
-                <w:sz w:val="18"/>
-                <w:szCs w:val="18"/>
+            <w:shd w:val="clear" w:color="auto" w:fill="F2DCDB" w:themeFill="accent2" w:themeFillTint="32"/>
+          </w:tcPr>
+          <w:p>
+            <w:pPr>
+              <w:jc w:val="center"/>
+              <w:rPr>
+                <w:rFonts w:ascii="微软雅黑" w:hAnsi="微软雅黑"/>
+                <w:sz w:val="18"/>
+              </w:rPr>
+            </w:pPr>
+            <w:r>
+              <w:rPr>
+                <w:rFonts w:ascii="微软雅黑" w:hAnsi="微软雅黑"/>
+                <w:sz w:val="18"/>
               </w:rPr>
               <w:t>-</w:t>
             </w:r>
@@ -1230,25 +1107,22 @@
       <w:tr>
         <w:tc>
           <w:tcPr>
-            <w:cnfStyle w:val="001000000000" w:firstRow="0" w:lastRow="0" w:firstColumn="1" w:lastColumn="0" w:oddVBand="0" w:evenVBand="0" w:oddHBand="0" w:evenHBand="0" w:firstRowFirstColumn="0" w:firstRowLastColumn="0" w:lastRowFirstColumn="0" w:lastRowLastColumn="0"/>
+            <w:cnfStyle w:val="001000000000"/>
             <w:tcW w:w="1555" w:type="dxa"/>
           </w:tcPr>
           <w:p>
             <w:pPr>
               <w:jc w:val="center"/>
               <w:rPr>
-                <w:rFonts w:ascii="微软雅黑" w:eastAsia="微软雅黑" w:hAnsi="微软雅黑" w:cs="微软雅黑" w:hint="eastAsia"/>
+                <w:rFonts w:ascii="微软雅黑" w:hAnsi="微软雅黑"/>
                 <w:b w:val="0"/>
-                <w:bCs w:val="0"/>
-                <w:sz w:val="18"/>
-                <w:szCs w:val="18"/>
-              </w:rPr>
-            </w:pPr>
-            <w:r>
-              <w:rPr>
-                <w:rFonts w:ascii="微软雅黑" w:eastAsia="微软雅黑" w:hAnsi="微软雅黑" w:cs="微软雅黑" w:hint="eastAsia"/>
-                <w:sz w:val="18"/>
-                <w:szCs w:val="18"/>
+                <w:sz w:val="18"/>
+              </w:rPr>
+            </w:pPr>
+            <w:r>
+              <w:rPr>
+                <w:rFonts w:ascii="微软雅黑" w:hAnsi="微软雅黑"/>
+                <w:sz w:val="18"/>
               </w:rPr>
               <w:t>其他细胞</w:t>
             </w:r>
@@ -1262,11 +1136,9 @@
           <w:p>
             <w:pPr>
               <w:jc w:val="center"/>
-              <w:cnfStyle w:val="000000000000" w:firstRow="0" w:lastRow="0" w:firstColumn="0" w:lastColumn="0" w:oddVBand="0" w:evenVBand="0" w:oddHBand="0" w:evenHBand="0" w:firstRowFirstColumn="0" w:firstRowLastColumn="0" w:lastRowFirstColumn="0" w:lastRowLastColumn="0"/>
-              <w:rPr>
-                <w:rFonts w:ascii="微软雅黑" w:eastAsia="微软雅黑" w:hAnsi="微软雅黑" w:cs="微软雅黑" w:hint="eastAsia"/>
-                <w:sz w:val="18"/>
-                <w:szCs w:val="18"/>
+              <w:rPr>
+                <w:rFonts w:ascii="微软雅黑" w:hAnsi="微软雅黑"/>
+                <w:sz w:val="18"/>
               </w:rPr>
             </w:pPr>
           </w:p>
@@ -1278,18 +1150,15 @@
           <w:p>
             <w:pPr>
               <w:jc w:val="center"/>
-              <w:cnfStyle w:val="000000000000" w:firstRow="0" w:lastRow="0" w:firstColumn="0" w:lastColumn="0" w:oddVBand="0" w:evenVBand="0" w:oddHBand="0" w:evenHBand="0" w:firstRowFirstColumn="0" w:firstRowLastColumn="0" w:lastRowFirstColumn="0" w:lastRowLastColumn="0"/>
-              <w:rPr>
-                <w:rFonts w:ascii="微软雅黑" w:eastAsia="微软雅黑" w:hAnsi="微软雅黑" w:cs="微软雅黑" w:hint="eastAsia"/>
-                <w:sz w:val="18"/>
-                <w:szCs w:val="18"/>
-              </w:rPr>
-            </w:pPr>
-            <w:r>
-              <w:rPr>
-                <w:rFonts w:ascii="微软雅黑" w:eastAsia="微软雅黑" w:hAnsi="微软雅黑" w:cs="微软雅黑" w:hint="eastAsia"/>
-                <w:sz w:val="18"/>
-                <w:szCs w:val="18"/>
+              <w:rPr>
+                <w:rFonts w:ascii="微软雅黑" w:hAnsi="微软雅黑"/>
+                <w:sz w:val="18"/>
+              </w:rPr>
+            </w:pPr>
+            <w:r>
+              <w:rPr>
+                <w:rFonts w:ascii="微软雅黑" w:hAnsi="微软雅黑"/>
+                <w:sz w:val="18"/>
               </w:rPr>
               <w:t>-</w:t>
             </w:r>
@@ -1298,29 +1167,27 @@
       </w:tr>
       <w:tr>
         <w:trPr>
-          <w:trHeight w:val="1315"/>
+          <w:trHeight w:hRule="atLeast" w:val="1315"/>
         </w:trPr>
         <w:tc>
           <w:tcPr>
-            <w:cnfStyle w:val="001000000000" w:firstRow="0" w:lastRow="0" w:firstColumn="1" w:lastColumn="0" w:oddVBand="0" w:evenVBand="0" w:oddHBand="0" w:evenHBand="0" w:firstRowFirstColumn="0" w:firstRowLastColumn="0" w:lastRowFirstColumn="0" w:lastRowLastColumn="0"/>
+            <w:cnfStyle w:val="001000000000"/>
             <w:tcW w:w="1555" w:type="dxa"/>
-            <w:shd w:val="clear" w:color="auto" w:fill="F2DBDB" w:themeFill="accent2" w:themeFillTint="33"/>
+            <w:shd w:val="clear" w:color="auto" w:fill="F2DCDB" w:themeFill="accent2" w:themeFillTint="32"/>
             <w:vAlign w:val="center"/>
           </w:tcPr>
           <w:p>
             <w:pPr>
               <w:jc w:val="center"/>
               <w:rPr>
-                <w:rFonts w:ascii="微软雅黑" w:eastAsia="微软雅黑" w:hAnsi="微软雅黑" w:cs="微软雅黑" w:hint="eastAsia"/>
-                <w:sz w:val="18"/>
-                <w:szCs w:val="18"/>
-              </w:rPr>
-            </w:pPr>
-            <w:r>
-              <w:rPr>
-                <w:rFonts w:ascii="微软雅黑" w:eastAsia="微软雅黑" w:hAnsi="微软雅黑" w:cs="微软雅黑" w:hint="eastAsia"/>
-                <w:sz w:val="18"/>
-                <w:szCs w:val="18"/>
+                <w:rFonts w:ascii="微软雅黑" w:hAnsi="微软雅黑"/>
+                <w:sz w:val="18"/>
+              </w:rPr>
+            </w:pPr>
+            <w:r>
+              <w:rPr>
+                <w:rFonts w:ascii="微软雅黑" w:hAnsi="微软雅黑"/>
+                <w:sz w:val="18"/>
               </w:rPr>
               <w:t>血涂片</w:t>
             </w:r>
@@ -1329,18 +1196,15 @@
             <w:pPr>
               <w:jc w:val="center"/>
               <w:rPr>
-                <w:rFonts w:ascii="微软雅黑" w:eastAsia="微软雅黑" w:hAnsi="微软雅黑" w:cs="微软雅黑" w:hint="eastAsia"/>
+                <w:rFonts w:ascii="微软雅黑" w:hAnsi="微软雅黑"/>
                 <w:b w:val="0"/>
-                <w:bCs w:val="0"/>
-                <w:sz w:val="18"/>
-                <w:szCs w:val="18"/>
-              </w:rPr>
-            </w:pPr>
-            <w:r>
-              <w:rPr>
-                <w:rFonts w:ascii="微软雅黑" w:eastAsia="微软雅黑" w:hAnsi="微软雅黑" w:cs="微软雅黑" w:hint="eastAsia"/>
-                <w:sz w:val="18"/>
-                <w:szCs w:val="18"/>
+                <w:sz w:val="18"/>
+              </w:rPr>
+            </w:pPr>
+            <w:r>
+              <w:rPr>
+                <w:rFonts w:ascii="微软雅黑" w:hAnsi="微软雅黑"/>
+                <w:sz w:val="18"/>
               </w:rPr>
               <w:t>镜下可见：</w:t>
             </w:r>
@@ -1350,22 +1214,19 @@
           <w:tcPr>
             <w:tcW w:w="9451" w:type="dxa"/>
             <w:gridSpan w:val="3"/>
-            <w:shd w:val="clear" w:color="auto" w:fill="F2DBDB" w:themeFill="accent2" w:themeFillTint="33"/>
-          </w:tcPr>
-          <w:p>
-            <w:pPr>
-              <w:cnfStyle w:val="000000000000" w:firstRow="0" w:lastRow="0" w:firstColumn="0" w:lastColumn="0" w:oddVBand="0" w:evenVBand="0" w:oddHBand="0" w:evenHBand="0" w:firstRowFirstColumn="0" w:firstRowLastColumn="0" w:lastRowFirstColumn="0" w:lastRowLastColumn="0"/>
-              <w:rPr>
-                <w:rFonts w:ascii="微软雅黑" w:eastAsia="微软雅黑" w:hAnsi="微软雅黑" w:cs="微软雅黑" w:hint="eastAsia"/>
-                <w:sz w:val="18"/>
-                <w:szCs w:val="18"/>
-              </w:rPr>
-            </w:pPr>
-            <w:r>
-              <w:rPr>
-                <w:rFonts w:ascii="微软雅黑" w:eastAsia="微软雅黑" w:hAnsi="微软雅黑" w:cs="微软雅黑" w:hint="eastAsia"/>
-                <w:sz w:val="18"/>
-                <w:szCs w:val="18"/>
+            <w:shd w:val="clear" w:color="auto" w:fill="F2DCDB" w:themeFill="accent2" w:themeFillTint="32"/>
+          </w:tcPr>
+          <w:p>
+            <w:pPr>
+              <w:rPr>
+                <w:rFonts w:ascii="微软雅黑" w:hAnsi="微软雅黑"/>
+                <w:sz w:val="18"/>
+              </w:rPr>
+            </w:pPr>
+            <w:r>
+              <w:rPr>
+                <w:rFonts w:ascii="微软雅黑" w:hAnsi="微软雅黑"/>
+                <w:sz w:val="18"/>
               </w:rPr>
               <w:t>{&lt;检查所见&gt;}</w:t>
             </w:r>
@@ -1375,7 +1236,7 @@
       <w:tr>
         <w:tc>
           <w:tcPr>
-            <w:cnfStyle w:val="001000000000" w:firstRow="0" w:lastRow="0" w:firstColumn="1" w:lastColumn="0" w:oddVBand="0" w:evenVBand="0" w:oddHBand="0" w:evenHBand="0" w:firstRowFirstColumn="0" w:firstRowLastColumn="0" w:lastRowFirstColumn="0" w:lastRowLastColumn="0"/>
+            <w:cnfStyle w:val="001000000000"/>
             <w:tcW w:w="11006" w:type="dxa"/>
             <w:gridSpan w:val="4"/>
           </w:tcPr>
@@ -1383,18 +1244,15 @@
             <w:pPr>
               <w:jc w:val="center"/>
               <w:rPr>
-                <w:rFonts w:ascii="微软雅黑" w:eastAsia="微软雅黑" w:hAnsi="微软雅黑" w:cs="微软雅黑" w:hint="eastAsia"/>
+                <w:rFonts w:ascii="微软雅黑" w:hAnsi="微软雅黑"/>
                 <w:b w:val="0"/>
-                <w:bCs w:val="0"/>
-                <w:sz w:val="18"/>
-                <w:szCs w:val="18"/>
-              </w:rPr>
-            </w:pPr>
-            <w:r>
-              <w:rPr>
-                <w:rFonts w:ascii="微软雅黑" w:eastAsia="微软雅黑" w:hAnsi="微软雅黑" w:cs="微软雅黑" w:hint="eastAsia"/>
-                <w:sz w:val="18"/>
-                <w:szCs w:val="18"/>
+                <w:sz w:val="18"/>
+              </w:rPr>
+            </w:pPr>
+            <w:r>
+              <w:rPr>
+                <w:rFonts w:ascii="微软雅黑" w:hAnsi="微软雅黑"/>
+                <w:sz w:val="18"/>
               </w:rPr>
               <w:t>本检验结果仅反映此份样本情况，仅对当日结果负责。</w:t>
             </w:r>
@@ -1403,29 +1261,26 @@
       </w:tr>
       <w:tr>
         <w:trPr>
-          <w:trHeight w:val="195"/>
+          <w:trHeight w:hRule="atLeast" w:val="195"/>
         </w:trPr>
         <w:tc>
           <w:tcPr>
-            <w:cnfStyle w:val="001000000000" w:firstRow="0" w:lastRow="0" w:firstColumn="1" w:lastColumn="0" w:oddVBand="0" w:evenVBand="0" w:oddHBand="0" w:evenHBand="0" w:firstRowFirstColumn="0" w:firstRowLastColumn="0" w:lastRowFirstColumn="0" w:lastRowLastColumn="0"/>
+            <w:cnfStyle w:val="001000000000"/>
             <w:tcW w:w="1555" w:type="dxa"/>
-            <w:shd w:val="clear" w:color="auto" w:fill="F2DBDB" w:themeFill="accent2" w:themeFillTint="33"/>
-          </w:tcPr>
-          <w:p>
-            <w:pPr>
-              <w:rPr>
-                <w:rFonts w:ascii="微软雅黑" w:eastAsia="微软雅黑" w:hAnsi="微软雅黑" w:cs="微软雅黑" w:hint="eastAsia"/>
+            <w:shd w:val="clear" w:color="auto" w:fill="F2DCDB" w:themeFill="accent2" w:themeFillTint="32"/>
+          </w:tcPr>
+          <w:p>
+            <w:pPr>
+              <w:rPr>
+                <w:rFonts w:ascii="微软雅黑" w:hAnsi="微软雅黑"/>
                 <w:b w:val="0"/>
-                <w:bCs w:val="0"/>
-                <w:sz w:val="18"/>
-                <w:szCs w:val="18"/>
-              </w:rPr>
-            </w:pPr>
-            <w:r>
-              <w:rPr>
-                <w:rFonts w:ascii="微软雅黑" w:eastAsia="微软雅黑" w:hAnsi="微软雅黑" w:cs="微软雅黑" w:hint="eastAsia"/>
-                <w:sz w:val="18"/>
-                <w:szCs w:val="18"/>
+                <w:sz w:val="18"/>
+              </w:rPr>
+            </w:pPr>
+            <w:r>
+              <w:rPr>
+                <w:rFonts w:ascii="微软雅黑" w:hAnsi="微软雅黑"/>
+                <w:sz w:val="18"/>
               </w:rPr>
               <w:t>化验师：</w:t>
             </w:r>
@@ -1434,15 +1289,13 @@
         <w:tc>
           <w:tcPr>
             <w:tcW w:w="2126" w:type="dxa"/>
-            <w:shd w:val="clear" w:color="auto" w:fill="F2DBDB" w:themeFill="accent2" w:themeFillTint="33"/>
-          </w:tcPr>
-          <w:p>
-            <w:pPr>
-              <w:cnfStyle w:val="000000000000" w:firstRow="0" w:lastRow="0" w:firstColumn="0" w:lastColumn="0" w:oddVBand="0" w:evenVBand="0" w:oddHBand="0" w:evenHBand="0" w:firstRowFirstColumn="0" w:firstRowLastColumn="0" w:lastRowFirstColumn="0" w:lastRowLastColumn="0"/>
-              <w:rPr>
-                <w:rFonts w:ascii="微软雅黑" w:eastAsia="微软雅黑" w:hAnsi="微软雅黑" w:cs="微软雅黑" w:hint="eastAsia"/>
-                <w:sz w:val="18"/>
-                <w:szCs w:val="18"/>
+            <w:shd w:val="clear" w:color="auto" w:fill="F2DCDB" w:themeFill="accent2" w:themeFillTint="32"/>
+          </w:tcPr>
+          <w:p>
+            <w:pPr>
+              <w:rPr>
+                <w:rFonts w:ascii="微软雅黑" w:hAnsi="微软雅黑"/>
+                <w:sz w:val="18"/>
               </w:rPr>
             </w:pPr>
           </w:p>
@@ -1450,24 +1303,20 @@
         <w:tc>
           <w:tcPr>
             <w:tcW w:w="1362" w:type="dxa"/>
-            <w:shd w:val="clear" w:color="auto" w:fill="F2DBDB" w:themeFill="accent2" w:themeFillTint="33"/>
-          </w:tcPr>
-          <w:p>
-            <w:pPr>
-              <w:cnfStyle w:val="000000000000" w:firstRow="0" w:lastRow="0" w:firstColumn="0" w:lastColumn="0" w:oddVBand="0" w:evenVBand="0" w:oddHBand="0" w:evenHBand="0" w:firstRowFirstColumn="0" w:firstRowLastColumn="0" w:lastRowFirstColumn="0" w:lastRowLastColumn="0"/>
-              <w:rPr>
-                <w:rFonts w:ascii="微软雅黑" w:eastAsia="微软雅黑" w:hAnsi="微软雅黑" w:cs="微软雅黑" w:hint="eastAsia"/>
-                <w:sz w:val="18"/>
-                <w:szCs w:val="18"/>
-              </w:rPr>
-            </w:pPr>
-            <w:r>
-              <w:rPr>
-                <w:rFonts w:ascii="微软雅黑" w:eastAsia="微软雅黑" w:hAnsi="微软雅黑" w:cs="微软雅黑" w:hint="eastAsia"/>
-                <w:b/>
-                <w:bCs/>
-                <w:sz w:val="18"/>
-                <w:szCs w:val="18"/>
+            <w:shd w:val="clear" w:color="auto" w:fill="F2DCDB" w:themeFill="accent2" w:themeFillTint="32"/>
+          </w:tcPr>
+          <w:p>
+            <w:pPr>
+              <w:rPr>
+                <w:rFonts w:ascii="微软雅黑" w:hAnsi="微软雅黑"/>
+                <w:sz w:val="18"/>
+              </w:rPr>
+            </w:pPr>
+            <w:r>
+              <w:rPr>
+                <w:rFonts w:ascii="微软雅黑" w:hAnsi="微软雅黑"/>
+                <w:b w:val="1"/>
+                <w:sz w:val="18"/>
               </w:rPr>
               <w:t>日期：</w:t>
             </w:r>
@@ -1476,15 +1325,13 @@
         <w:tc>
           <w:tcPr>
             <w:tcW w:w="5963" w:type="dxa"/>
-            <w:shd w:val="clear" w:color="auto" w:fill="F2DBDB" w:themeFill="accent2" w:themeFillTint="33"/>
-          </w:tcPr>
-          <w:p>
-            <w:pPr>
-              <w:cnfStyle w:val="000000000000" w:firstRow="0" w:lastRow="0" w:firstColumn="0" w:lastColumn="0" w:oddVBand="0" w:evenVBand="0" w:oddHBand="0" w:evenHBand="0" w:firstRowFirstColumn="0" w:firstRowLastColumn="0" w:lastRowFirstColumn="0" w:lastRowLastColumn="0"/>
-              <w:rPr>
-                <w:rFonts w:ascii="微软雅黑" w:eastAsia="微软雅黑" w:hAnsi="微软雅黑" w:cs="微软雅黑" w:hint="eastAsia"/>
-                <w:sz w:val="18"/>
-                <w:szCs w:val="18"/>
+            <w:shd w:val="clear" w:color="auto" w:fill="F2DCDB" w:themeFill="accent2" w:themeFillTint="32"/>
+          </w:tcPr>
+          <w:p>
+            <w:pPr>
+              <w:rPr>
+                <w:rFonts w:ascii="微软雅黑" w:hAnsi="微软雅黑"/>
+                <w:sz w:val="18"/>
               </w:rPr>
             </w:pPr>
           </w:p>
@@ -1494,83 +1341,59 @@
     <w:p>
       <w:pPr>
         <w:rPr>
-          <w:rFonts w:ascii="微软雅黑" w:eastAsia="微软雅黑" w:hAnsi="微软雅黑" w:cs="微软雅黑" w:hint="eastAsia"/>
-          <w:b/>
+          <w:rFonts w:ascii="微软雅黑" w:hAnsi="微软雅黑"/>
+          <w:b w:val="1"/>
           <w:sz w:val="10"/>
-          <w:szCs w:val="10"/>
         </w:rPr>
       </w:pPr>
     </w:p>
     <w:p>
       <w:pPr>
         <w:rPr>
-          <w:rFonts w:ascii="微软雅黑" w:eastAsia="微软雅黑" w:hAnsi="微软雅黑" w:cs="微软雅黑" w:hint="eastAsia"/>
-          <w:b/>
+          <w:rFonts w:ascii="微软雅黑" w:hAnsi="微软雅黑"/>
+          <w:b w:val="1"/>
           <w:sz w:val="28"/>
-          <w:szCs w:val="28"/>
         </w:rPr>
       </w:pPr>
       <w:r>
         <w:rPr>
-          <w:rFonts w:ascii="微软雅黑" w:eastAsia="微软雅黑" w:hAnsi="微软雅黑" w:cs="微软雅黑" w:hint="eastAsia"/>
-          <w:b/>
+          <w:rFonts w:ascii="微软雅黑" w:hAnsi="微软雅黑"/>
+          <w:b w:val="1"/>
           <w:sz w:val="28"/>
-          <w:szCs w:val="28"/>
         </w:rPr>
         <w:t>{&lt;image 200*200&gt;}</w:t>
       </w:r>
     </w:p>
     <w:sectPr>
-      <w:headerReference w:type="default" r:id="rId6"/>
-      <w:footerReference w:type="default" r:id="rId7"/>
-      <w:pgSz w:w="11906" w:h="16838"/>
-      <w:pgMar w:top="567" w:right="567" w:bottom="567" w:left="567" w:header="720" w:footer="720" w:gutter="0"/>
-      <w:cols w:space="720"/>
-      <w:docGrid w:linePitch="360"/>
+      <w:headerReference xmlns:r="http://schemas.openxmlformats.org/officeDocument/2006/relationships" w:type="default" r:id="RelHdr1"/>
+      <w:footerReference xmlns:r="http://schemas.openxmlformats.org/officeDocument/2006/relationships" w:type="default" r:id="RelFtr1"/>
+      <w:type w:val="nextPage"/>
+      <w:pgSz w:w="11906" w:h="16838" w:code="0"/>
+      <w:pgMar w:left="567" w:right="567" w:top="567" w:bottom="567" w:header="720" w:footer="720" w:gutter="0"/>
+      <w:cols w:equalWidth="1" w:space="720"/>
     </w:sectPr>
   </w:body>
 </w:document>
 </file>
 
-<file path=word/endnotes.xml><?xml version="1.0" encoding="utf-8"?>
-<w:endnotes xmlns:wpc="http://schemas.microsoft.com/office/word/2010/wordprocessingCanvas" xmlns:cx="http://schemas.microsoft.com/office/drawing/2014/chartex" xmlns:cx1="http://schemas.microsoft.com/office/drawing/2015/9/8/chartex" xmlns:cx2="http://schemas.microsoft.com/office/drawing/2015/10/21/chartex" xmlns:cx3="http://schemas.microsoft.com/office/drawing/2016/5/9/chartex" xmlns:cx4="http://schemas.microsoft.com/office/drawing/2016/5/10/chartex" xmlns:cx5="http://schemas.microsoft.com/office/drawing/2016/5/11/chartex" xmlns:cx6="http://schemas.microsoft.com/office/drawing/2016/5/12/chartex" xmlns:cx7="http://schemas.microsoft.com/office/drawing/2016/5/13/chartex" xmlns:cx8="http://schemas.microsoft.com/office/drawing/2016/5/14/chartex" xmlns:mc="http://schemas.openxmlformats.org/markup-compatibility/2006" xmlns:aink="http://schemas.microsoft.com/office/drawing/2016/ink" xmlns:am3d="http://schemas.microsoft.com/office/drawing/2017/model3d" xmlns:o="urn:schemas-microsoft-com:office:office" xmlns:oel="http://schemas.microsoft.com/office/2019/extlst" xmlns:r="http://schemas.openxmlformats.org/officeDocument/2006/relationships" xmlns:m="http://schemas.openxmlformats.org/officeDocument/2006/math" xmlns:v="urn:schemas-microsoft-com:vml" xmlns:wp14="http://schemas.microsoft.com/office/word/2010/wordprocessingDrawing" xmlns:wp="http://schemas.openxmlformats.org/drawingml/2006/wordprocessingDrawing" xmlns:w10="urn:schemas-microsoft-com:office:word" xmlns:w="http://schemas.openxmlformats.org/wordprocessingml/2006/main" xmlns:w14="http://schemas.microsoft.com/office/word/2010/wordml" xmlns:w15="http://schemas.microsoft.com/office/word/2012/wordml" xmlns:w16cex="http://schemas.microsoft.com/office/word/2018/wordml/cex" xmlns:w16cid="http://schemas.microsoft.com/office/word/2016/wordml/cid" xmlns:w16="http://schemas.microsoft.com/office/word/2018/wordml" xmlns:w16du="http://schemas.microsoft.com/office/word/2023/wordml/word16du" xmlns:w16sdtdh="http://schemas.microsoft.com/office/word/2020/wordml/sdtdatahash" xmlns:w16sdtfl="http://schemas.microsoft.com/office/word/2024/wordml/sdtformatlock" xmlns:w16se="http://schemas.microsoft.com/office/word/2015/wordml/symex" xmlns:wpg="http://schemas.microsoft.com/office/word/2010/wordprocessingGroup" xmlns:wpi="http://schemas.microsoft.com/office/word/2010/wordprocessingInk" xmlns:wne="http://schemas.microsoft.com/office/word/2006/wordml" xmlns:wps="http://schemas.microsoft.com/office/word/2010/wordprocessingShape" mc:Ignorable="w14 w15 w16se w16cid w16 w16cex w16sdtdh w16sdtfl w16du wp14">
-  <w:endnote w:type="separator" w:id="-1">
-    <w:p>
-      <w:r>
-        <w:separator/>
-      </w:r>
-    </w:p>
-  </w:endnote>
-  <w:endnote w:type="continuationSeparator" w:id="0">
-    <w:p>
-      <w:r>
-        <w:continuationSeparator/>
-      </w:r>
-    </w:p>
-  </w:endnote>
-</w:endnotes>
-</file>
-
 <file path=word/footer1.xml><?xml version="1.0" encoding="utf-8"?>
-<w:ftr xmlns:wpc="http://schemas.microsoft.com/office/word/2010/wordprocessingCanvas" xmlns:cx="http://schemas.microsoft.com/office/drawing/2014/chartex" xmlns:cx1="http://schemas.microsoft.com/office/drawing/2015/9/8/chartex" xmlns:cx2="http://schemas.microsoft.com/office/drawing/2015/10/21/chartex" xmlns:cx3="http://schemas.microsoft.com/office/drawing/2016/5/9/chartex" xmlns:cx4="http://schemas.microsoft.com/office/drawing/2016/5/10/chartex" xmlns:cx5="http://schemas.microsoft.com/office/drawing/2016/5/11/chartex" xmlns:cx6="http://schemas.microsoft.com/office/drawing/2016/5/12/chartex" xmlns:cx7="http://schemas.microsoft.com/office/drawing/2016/5/13/chartex" xmlns:cx8="http://schemas.microsoft.com/office/drawing/2016/5/14/chartex" xmlns:mc="http://schemas.openxmlformats.org/markup-compatibility/2006" xmlns:aink="http://schemas.microsoft.com/office/drawing/2016/ink" xmlns:am3d="http://schemas.microsoft.com/office/drawing/2017/model3d" xmlns:o="urn:schemas-microsoft-com:office:office" xmlns:oel="http://schemas.microsoft.com/office/2019/extlst" xmlns:r="http://schemas.openxmlformats.org/officeDocument/2006/relationships" xmlns:m="http://schemas.openxmlformats.org/officeDocument/2006/math" xmlns:v="urn:schemas-microsoft-com:vml" xmlns:wp14="http://schemas.microsoft.com/office/word/2010/wordprocessingDrawing" xmlns:wp="http://schemas.openxmlformats.org/drawingml/2006/wordprocessingDrawing" xmlns:w10="urn:schemas-microsoft-com:office:word" xmlns:w="http://schemas.openxmlformats.org/wordprocessingml/2006/main" xmlns:w14="http://schemas.microsoft.com/office/word/2010/wordml" xmlns:w15="http://schemas.microsoft.com/office/word/2012/wordml" xmlns:w16cex="http://schemas.microsoft.com/office/word/2018/wordml/cex" xmlns:w16cid="http://schemas.microsoft.com/office/word/2016/wordml/cid" xmlns:w16="http://schemas.microsoft.com/office/word/2018/wordml" xmlns:w16du="http://schemas.microsoft.com/office/word/2023/wordml/word16du" xmlns:w16sdtdh="http://schemas.microsoft.com/office/word/2020/wordml/sdtdatahash" xmlns:w16sdtfl="http://schemas.microsoft.com/office/word/2024/wordml/sdtformatlock" xmlns:w16se="http://schemas.microsoft.com/office/word/2015/wordml/symex" xmlns:wpg="http://schemas.microsoft.com/office/word/2010/wordprocessingGroup" xmlns:wpi="http://schemas.microsoft.com/office/word/2010/wordprocessingInk" xmlns:wne="http://schemas.microsoft.com/office/word/2006/wordml" xmlns:wps="http://schemas.microsoft.com/office/word/2010/wordprocessingShape" mc:Ignorable="w14 w15 w16se w16cid w16 w16cex w16sdtdh w16sdtfl w16du wp14">
+<w:ftr xmlns:w="http://schemas.openxmlformats.org/wordprocessingml/2006/main" xmlns:wps="http://schemas.microsoft.com/office/word/2010/wordprocessingShape" xmlns:mc="http://schemas.openxmlformats.org/markup-compatibility/2006" xmlns:w10="urn:schemas-microsoft-com:office:word" xmlns:v="urn:schemas-microsoft-com:vml" xmlns:wp14="http://schemas.microsoft.com/office/word/2010/wordprocessingDrawing" mc:Ignorable="wp14">
   <w:p>
     <w:pPr>
       <w:rPr>
-        <w:rFonts w:ascii="微软雅黑" w:eastAsia="微软雅黑" w:hAnsi="微软雅黑" w:cs="微软雅黑" w:hint="eastAsia"/>
-        <w:b/>
+        <w:rFonts w:ascii="微软雅黑" w:hAnsi="微软雅黑"/>
+        <w:b w:val="1"/>
         <w:color w:val="FF671F"/>
         <w:sz w:val="20"/>
-        <w:szCs w:val="20"/>
         <w:lang w:bidi="ar"/>
       </w:rPr>
     </w:pPr>
     <w:r>
       <w:rPr>
-        <w:rFonts w:ascii="微软雅黑" w:eastAsia="微软雅黑" w:hAnsi="微软雅黑" w:cs="微软雅黑" w:hint="eastAsia"/>
-        <w:b/>
+        <w:rFonts w:ascii="微软雅黑" w:hAnsi="微软雅黑"/>
+        <w:b w:val="1"/>
         <w:color w:val="FF671F"/>
         <w:sz w:val="20"/>
-        <w:szCs w:val="20"/>
         <w:lang w:bidi="ar"/>
       </w:rPr>
       <w:t>本检测结果仅对该样本负责，仅作为临床医生诊断参考。</w:t>
@@ -1580,140 +1403,126 @@
     <w:pPr>
       <w:jc w:val="center"/>
       <w:rPr>
-        <w:rFonts w:ascii="MicrosoftYaHei-Bold" w:eastAsia="MicrosoftYaHei-Bold" w:hAnsi="MicrosoftYaHei-Bold" w:cs="MicrosoftYaHei-Bold"/>
-        <w:b/>
+        <w:rFonts w:ascii="MicrosoftYaHei-Bold" w:hAnsi="MicrosoftYaHei-Bold"/>
+        <w:b w:val="1"/>
         <w:color w:val="FF671F"/>
         <w:sz w:val="15"/>
-        <w:szCs w:val="15"/>
         <w:lang w:bidi="ar"/>
       </w:rPr>
     </w:pPr>
     <w:r>
       <w:rPr>
-        <w:rFonts w:ascii="宋体" w:eastAsia="宋体" w:hAnsi="宋体" w:cs="宋体" w:hint="eastAsia"/>
+        <w:rFonts w:ascii="宋体" w:hAnsi="宋体"/>
         <w:color w:val="000000"/>
         <w:sz w:val="20"/>
-        <w:szCs w:val="20"/>
         <w:lang w:bidi="ar"/>
       </w:rPr>
       <w:t xml:space="preserve">第 </w:t>
     </w:r>
     <w:r>
       <w:rPr>
-        <w:rFonts w:ascii="宋体" w:eastAsia="宋体" w:hAnsi="宋体" w:cs="宋体" w:hint="eastAsia"/>
+        <w:rFonts w:ascii="宋体" w:hAnsi="宋体"/>
         <w:color w:val="000000"/>
         <w:sz w:val="20"/>
-        <w:szCs w:val="20"/>
         <w:lang w:bidi="ar"/>
       </w:rPr>
       <w:fldChar w:fldCharType="begin"/>
     </w:r>
     <w:r>
       <w:rPr>
-        <w:rFonts w:ascii="宋体" w:eastAsia="宋体" w:hAnsi="宋体" w:cs="宋体" w:hint="eastAsia"/>
+        <w:rFonts w:ascii="宋体" w:hAnsi="宋体"/>
         <w:color w:val="000000"/>
         <w:sz w:val="20"/>
-        <w:szCs w:val="20"/>
         <w:lang w:bidi="ar"/>
       </w:rPr>
       <w:instrText xml:space="preserve"> PAGE  \* MERGEFORMAT </w:instrText>
     </w:r>
     <w:r>
       <w:rPr>
-        <w:rFonts w:ascii="宋体" w:eastAsia="宋体" w:hAnsi="宋体" w:cs="宋体" w:hint="eastAsia"/>
+        <w:rFonts w:ascii="宋体" w:hAnsi="宋体"/>
         <w:color w:val="000000"/>
         <w:sz w:val="20"/>
-        <w:szCs w:val="20"/>
         <w:lang w:bidi="ar"/>
       </w:rPr>
       <w:fldChar w:fldCharType="separate"/>
     </w:r>
     <w:r>
       <w:rPr>
-        <w:rFonts w:ascii="宋体" w:eastAsia="宋体" w:hAnsi="宋体" w:cs="宋体" w:hint="eastAsia"/>
+        <w:rFonts w:ascii="宋体" w:hAnsi="宋体"/>
         <w:color w:val="000000"/>
         <w:sz w:val="20"/>
-        <w:szCs w:val="20"/>
         <w:lang w:bidi="ar"/>
       </w:rPr>
-      <w:t>1</w:t>
+      <w:t>#</w:t>
     </w:r>
     <w:r>
       <w:rPr>
-        <w:rFonts w:ascii="宋体" w:eastAsia="宋体" w:hAnsi="宋体" w:cs="宋体" w:hint="eastAsia"/>
+        <w:rFonts w:ascii="宋体" w:hAnsi="宋体"/>
         <w:color w:val="000000"/>
         <w:sz w:val="20"/>
-        <w:szCs w:val="20"/>
         <w:lang w:bidi="ar"/>
       </w:rPr>
       <w:fldChar w:fldCharType="end"/>
     </w:r>
     <w:r>
       <w:rPr>
-        <w:rFonts w:ascii="宋体" w:eastAsia="宋体" w:hAnsi="宋体" w:cs="宋体" w:hint="eastAsia"/>
+        <w:rFonts w:ascii="宋体" w:hAnsi="宋体"/>
         <w:color w:val="000000"/>
         <w:sz w:val="20"/>
-        <w:szCs w:val="20"/>
         <w:lang w:bidi="ar"/>
       </w:rPr>
       <w:t xml:space="preserve"> 页 共 </w:t>
     </w:r>
     <w:r>
       <w:rPr>
-        <w:rFonts w:ascii="宋体" w:eastAsia="宋体" w:hAnsi="宋体" w:cs="宋体" w:hint="eastAsia"/>
+        <w:rFonts w:ascii="宋体" w:hAnsi="宋体"/>
         <w:color w:val="000000"/>
         <w:sz w:val="20"/>
-        <w:szCs w:val="20"/>
         <w:lang w:bidi="ar"/>
       </w:rPr>
       <w:fldChar w:fldCharType="begin"/>
     </w:r>
     <w:r>
       <w:rPr>
-        <w:rFonts w:ascii="宋体" w:eastAsia="宋体" w:hAnsi="宋体" w:cs="宋体" w:hint="eastAsia"/>
+        <w:rFonts w:ascii="宋体" w:hAnsi="宋体"/>
         <w:color w:val="000000"/>
         <w:sz w:val="20"/>
-        <w:szCs w:val="20"/>
         <w:lang w:bidi="ar"/>
       </w:rPr>
       <w:instrText xml:space="preserve"> NUMPAGES  \* MERGEFORMAT </w:instrText>
     </w:r>
     <w:r>
       <w:rPr>
-        <w:rFonts w:ascii="宋体" w:eastAsia="宋体" w:hAnsi="宋体" w:cs="宋体" w:hint="eastAsia"/>
+        <w:rFonts w:ascii="宋体" w:hAnsi="宋体"/>
         <w:color w:val="000000"/>
         <w:sz w:val="20"/>
-        <w:szCs w:val="20"/>
         <w:lang w:bidi="ar"/>
       </w:rPr>
       <w:fldChar w:fldCharType="separate"/>
     </w:r>
     <w:r>
       <w:rPr>
-        <w:rFonts w:ascii="宋体" w:eastAsia="宋体" w:hAnsi="宋体" w:cs="宋体" w:hint="eastAsia"/>
+        <w:rFonts w:ascii="宋体" w:hAnsi="宋体"/>
         <w:color w:val="000000"/>
         <w:sz w:val="20"/>
-        <w:szCs w:val="20"/>
         <w:lang w:bidi="ar"/>
       </w:rPr>
-      <w:t>1</w:t>
+      <w:t>#</w:t>
     </w:r>
     <w:r>
       <w:rPr>
-        <w:rFonts w:ascii="宋体" w:eastAsia="宋体" w:hAnsi="宋体" w:cs="宋体" w:hint="eastAsia"/>
+        <w:rFonts w:ascii="宋体" w:hAnsi="宋体"/>
         <w:color w:val="000000"/>
         <w:sz w:val="20"/>
-        <w:szCs w:val="20"/>
         <w:lang w:bidi="ar"/>
       </w:rPr>
       <w:fldChar w:fldCharType="end"/>
     </w:r>
     <w:r>
       <w:rPr>
-        <w:rFonts w:ascii="宋体" w:eastAsia="宋体" w:hAnsi="宋体" w:cs="宋体" w:hint="eastAsia"/>
+        <w:rFonts w:ascii="宋体" w:hAnsi="宋体"/>
         <w:color w:val="000000"/>
         <w:sz w:val="20"/>
-        <w:szCs w:val="20"/>
         <w:lang w:bidi="ar"/>
       </w:rPr>
       <w:t xml:space="preserve"> 页</w:t>
@@ -1722,50 +1531,27 @@
 </w:ftr>
 </file>
 
-<file path=word/footnotes.xml><?xml version="1.0" encoding="utf-8"?>
-<w:footnotes xmlns:wpc="http://schemas.microsoft.com/office/word/2010/wordprocessingCanvas" xmlns:cx="http://schemas.microsoft.com/office/drawing/2014/chartex" xmlns:cx1="http://schemas.microsoft.com/office/drawing/2015/9/8/chartex" xmlns:cx2="http://schemas.microsoft.com/office/drawing/2015/10/21/chartex" xmlns:cx3="http://schemas.microsoft.com/office/drawing/2016/5/9/chartex" xmlns:cx4="http://schemas.microsoft.com/office/drawing/2016/5/10/chartex" xmlns:cx5="http://schemas.microsoft.com/office/drawing/2016/5/11/chartex" xmlns:cx6="http://schemas.microsoft.com/office/drawing/2016/5/12/chartex" xmlns:cx7="http://schemas.microsoft.com/office/drawing/2016/5/13/chartex" xmlns:cx8="http://schemas.microsoft.com/office/drawing/2016/5/14/chartex" xmlns:mc="http://schemas.openxmlformats.org/markup-compatibility/2006" xmlns:aink="http://schemas.microsoft.com/office/drawing/2016/ink" xmlns:am3d="http://schemas.microsoft.com/office/drawing/2017/model3d" xmlns:o="urn:schemas-microsoft-com:office:office" xmlns:oel="http://schemas.microsoft.com/office/2019/extlst" xmlns:r="http://schemas.openxmlformats.org/officeDocument/2006/relationships" xmlns:m="http://schemas.openxmlformats.org/officeDocument/2006/math" xmlns:v="urn:schemas-microsoft-com:vml" xmlns:wp14="http://schemas.microsoft.com/office/word/2010/wordprocessingDrawing" xmlns:wp="http://schemas.openxmlformats.org/drawingml/2006/wordprocessingDrawing" xmlns:w10="urn:schemas-microsoft-com:office:word" xmlns:w="http://schemas.openxmlformats.org/wordprocessingml/2006/main" xmlns:w14="http://schemas.microsoft.com/office/word/2010/wordml" xmlns:w15="http://schemas.microsoft.com/office/word/2012/wordml" xmlns:w16cex="http://schemas.microsoft.com/office/word/2018/wordml/cex" xmlns:w16cid="http://schemas.microsoft.com/office/word/2016/wordml/cid" xmlns:w16="http://schemas.microsoft.com/office/word/2018/wordml" xmlns:w16du="http://schemas.microsoft.com/office/word/2023/wordml/word16du" xmlns:w16sdtdh="http://schemas.microsoft.com/office/word/2020/wordml/sdtdatahash" xmlns:w16sdtfl="http://schemas.microsoft.com/office/word/2024/wordml/sdtformatlock" xmlns:w16se="http://schemas.microsoft.com/office/word/2015/wordml/symex" xmlns:wpg="http://schemas.microsoft.com/office/word/2010/wordprocessingGroup" xmlns:wpi="http://schemas.microsoft.com/office/word/2010/wordprocessingInk" xmlns:wne="http://schemas.microsoft.com/office/word/2006/wordml" xmlns:wps="http://schemas.microsoft.com/office/word/2010/wordprocessingShape" mc:Ignorable="w14 w15 w16se w16cid w16 w16cex w16sdtdh w16sdtfl w16du wp14">
-  <w:footnote w:type="separator" w:id="-1">
-    <w:p>
-      <w:r>
-        <w:separator/>
-      </w:r>
-    </w:p>
-  </w:footnote>
-  <w:footnote w:type="continuationSeparator" w:id="0">
-    <w:p>
-      <w:r>
-        <w:continuationSeparator/>
-      </w:r>
-    </w:p>
-  </w:footnote>
-</w:footnotes>
-</file>
-
 <file path=word/header1.xml><?xml version="1.0" encoding="utf-8"?>
-<w:hdr xmlns:wpc="http://schemas.microsoft.com/office/word/2010/wordprocessingCanvas" xmlns:cx="http://schemas.microsoft.com/office/drawing/2014/chartex" xmlns:cx1="http://schemas.microsoft.com/office/drawing/2015/9/8/chartex" xmlns:cx2="http://schemas.microsoft.com/office/drawing/2015/10/21/chartex" xmlns:cx3="http://schemas.microsoft.com/office/drawing/2016/5/9/chartex" xmlns:cx4="http://schemas.microsoft.com/office/drawing/2016/5/10/chartex" xmlns:cx5="http://schemas.microsoft.com/office/drawing/2016/5/11/chartex" xmlns:cx6="http://schemas.microsoft.com/office/drawing/2016/5/12/chartex" xmlns:cx7="http://schemas.microsoft.com/office/drawing/2016/5/13/chartex" xmlns:cx8="http://schemas.microsoft.com/office/drawing/2016/5/14/chartex" xmlns:mc="http://schemas.openxmlformats.org/markup-compatibility/2006" xmlns:aink="http://schemas.microsoft.com/office/drawing/2016/ink" xmlns:am3d="http://schemas.microsoft.com/office/drawing/2017/model3d" xmlns:o="urn:schemas-microsoft-com:office:office" xmlns:oel="http://schemas.microsoft.com/office/2019/extlst" xmlns:r="http://schemas.openxmlformats.org/officeDocument/2006/relationships" xmlns:m="http://schemas.openxmlformats.org/officeDocument/2006/math" xmlns:v="urn:schemas-microsoft-com:vml" xmlns:wp14="http://schemas.microsoft.com/office/word/2010/wordprocessingDrawing" xmlns:wp="http://schemas.openxmlformats.org/drawingml/2006/wordprocessingDrawing" xmlns:w10="urn:schemas-microsoft-com:office:word" xmlns:w="http://schemas.openxmlformats.org/wordprocessingml/2006/main" xmlns:w14="http://schemas.microsoft.com/office/word/2010/wordml" xmlns:w15="http://schemas.microsoft.com/office/word/2012/wordml" xmlns:w16cex="http://schemas.microsoft.com/office/word/2018/wordml/cex" xmlns:w16cid="http://schemas.microsoft.com/office/word/2016/wordml/cid" xmlns:w16="http://schemas.microsoft.com/office/word/2018/wordml" xmlns:w16du="http://schemas.microsoft.com/office/word/2023/wordml/word16du" xmlns:w16sdtdh="http://schemas.microsoft.com/office/word/2020/wordml/sdtdatahash" xmlns:w16sdtfl="http://schemas.microsoft.com/office/word/2024/wordml/sdtformatlock" xmlns:w16se="http://schemas.microsoft.com/office/word/2015/wordml/symex" xmlns:wpg="http://schemas.microsoft.com/office/word/2010/wordprocessingGroup" xmlns:wpi="http://schemas.microsoft.com/office/word/2010/wordprocessingInk" xmlns:wne="http://schemas.microsoft.com/office/word/2006/wordml" xmlns:wps="http://schemas.microsoft.com/office/word/2010/wordprocessingShape" mc:Ignorable="w14 w15 w16se w16cid w16 w16cex w16sdtdh w16sdtfl w16du wp14">
+<w:hdr xmlns:w="http://schemas.openxmlformats.org/wordprocessingml/2006/main" xmlns:wps="http://schemas.microsoft.com/office/word/2010/wordprocessingShape" xmlns:mc="http://schemas.openxmlformats.org/markup-compatibility/2006" xmlns:w10="urn:schemas-microsoft-com:office:word" xmlns:v="urn:schemas-microsoft-com:vml" xmlns:wp14="http://schemas.microsoft.com/office/word/2010/wordprocessingDrawing" mc:Ignorable="wp14">
   <w:tbl>
     <w:tblPr>
-      <w:tblpPr w:leftFromText="180" w:rightFromText="180" w:vertAnchor="page" w:horzAnchor="page" w:tblpX="565" w:tblpY="498"/>
+      <w:tblpPr w:leftFromText="180" w:rightFromText="180" w:tblpX="565" w:tblpY="498" w:horzAnchor="page" w:vertAnchor="page"/>
       <w:tblOverlap w:val="never"/>
       <w:tblW w:w="0" w:type="auto"/>
       <w:tblBorders>
-        <w:top w:val="single" w:sz="4" w:space="0" w:color="auto"/>
-        <w:left w:val="single" w:sz="4" w:space="0" w:color="auto"/>
-        <w:bottom w:val="single" w:sz="4" w:space="0" w:color="auto"/>
-        <w:right w:val="single" w:sz="4" w:space="0" w:color="auto"/>
-        <w:insideH w:val="single" w:sz="4" w:space="0" w:color="auto"/>
-        <w:insideV w:val="single" w:sz="4" w:space="0" w:color="auto"/>
+        <w:top w:val="single" w:sz="4" w:space="0" w:shadow="0" w:frame="0" w:color="auto"/>
+        <w:left w:val="single" w:sz="4" w:space="0" w:shadow="0" w:frame="0" w:color="auto"/>
+        <w:bottom w:val="single" w:sz="4" w:space="0" w:shadow="0" w:frame="0" w:color="auto"/>
+        <w:right w:val="single" w:sz="4" w:space="0" w:shadow="0" w:frame="0" w:color="auto"/>
+        <w:insideH w:val="single" w:sz="4" w:space="0" w:shadow="0" w:frame="0" w:color="auto"/>
+        <w:insideV w:val="single" w:sz="4" w:space="0" w:shadow="0" w:frame="0" w:color="auto"/>
       </w:tblBorders>
-      <w:tblLook w:val="04A0" w:firstRow="1" w:lastRow="0" w:firstColumn="1" w:lastColumn="0" w:noHBand="0" w:noVBand="1"/>
+      <w:tblLook w:val="04A0"/>
     </w:tblPr>
-    <w:tblGrid>
-      <w:gridCol w:w="2842"/>
-      <w:gridCol w:w="4148"/>
-      <w:gridCol w:w="3848"/>
-    </w:tblGrid>
+    <w:tblGrid/>
     <w:tr>
       <w:trPr>
-        <w:trHeight w:val="360"/>
+        <w:trHeight w:hRule="atLeast" w:val="360"/>
       </w:trPr>
       <w:tc>
         <w:tcPr>
@@ -1781,31 +1567,22 @@
         </w:tcPr>
         <w:p>
           <w:pPr>
-            <w:pStyle w:val="a4"/>
+            <w:pStyle w:val="P2"/>
           </w:pPr>
           <w:r>
-            <w:rPr>
-              <w:noProof/>
-            </w:rPr>
             <w:drawing>
-              <wp:inline distT="0" distB="0" distL="114300" distR="114300" wp14:anchorId="720D697B" wp14:editId="079490AB">
+              <wp:inline xmlns:wp="http://schemas.openxmlformats.org/drawingml/2006/wordprocessingDrawing">
                 <wp:extent cx="622935" cy="259715"/>
-                <wp:effectExtent l="0" t="0" r="5715" b="6985"/>
-                <wp:docPr id="2" name="Picture 1" descr="硕腾Logo"/>
-                <wp:cNvGraphicFramePr>
-                  <a:graphicFrameLocks xmlns:a="http://schemas.openxmlformats.org/drawingml/2006/main" noChangeAspect="1"/>
-                </wp:cNvGraphicFramePr>
+                <wp:docPr id="1" name="Picture 1"/>
                 <a:graphic xmlns:a="http://schemas.openxmlformats.org/drawingml/2006/main">
                   <a:graphicData uri="http://schemas.openxmlformats.org/drawingml/2006/picture">
                     <pic:pic xmlns:pic="http://schemas.openxmlformats.org/drawingml/2006/picture">
                       <pic:nvPicPr>
-                        <pic:cNvPr id="2" name="Picture 1" descr="硕腾Logo"/>
-                        <pic:cNvPicPr>
-                          <a:picLocks noChangeAspect="1"/>
-                        </pic:cNvPicPr>
+                        <pic:cNvPr id="1" name="Picture 1"/>
+                        <pic:cNvPicPr/>
                       </pic:nvPicPr>
                       <pic:blipFill>
-                        <a:blip r:embed="rId1"/>
+                        <a:blip xmlns:r="http://schemas.openxmlformats.org/officeDocument/2006/relationships" r:embed="Relimage1"/>
                         <a:stretch>
                           <a:fillRect/>
                         </a:stretch>
@@ -1815,13 +1592,8 @@
                           <a:off x="0" y="0"/>
                           <a:ext cx="622935" cy="259715"/>
                         </a:xfrm>
-                        <a:prstGeom prst="rect">
-                          <a:avLst/>
-                        </a:prstGeom>
+                        <a:prstGeom prst="rect"/>
                         <a:noFill/>
-                        <a:ln>
-                          <a:noFill/>
-                        </a:ln>
                       </pic:spPr>
                     </pic:pic>
                   </a:graphicData>
@@ -1845,16 +1617,15 @@
         </w:tcPr>
         <w:p>
           <w:pPr>
-            <w:pStyle w:val="a4"/>
+            <w:pStyle w:val="P2"/>
             <w:jc w:val="center"/>
           </w:pPr>
           <w:r>
             <w:rPr>
-              <w:rFonts w:ascii="微软雅黑" w:eastAsia="微软雅黑" w:hAnsi="微软雅黑" w:cs="微软雅黑" w:hint="eastAsia"/>
-              <w:b/>
+              <w:rFonts w:ascii="微软雅黑" w:hAnsi="微软雅黑"/>
+              <w:b w:val="1"/>
               <w:color w:val="000000"/>
               <w:sz w:val="28"/>
-              <w:szCs w:val="28"/>
               <w:lang w:bidi="ar"/>
             </w:rPr>
             <w:t>沈阳市道格凯特动物医院</w:t>
@@ -1875,14 +1646,14 @@
         </w:tcPr>
         <w:p>
           <w:pPr>
-            <w:pStyle w:val="a4"/>
+            <w:pStyle w:val="P2"/>
           </w:pPr>
           <w:r>
             <w:rPr>
-              <w:noProof/>
+              <w:noProof w:val="1"/>
             </w:rPr>
             <w:drawing>
-              <wp:anchor distT="0" distB="0" distL="114300" distR="114300" simplePos="0" relativeHeight="251659264" behindDoc="1" locked="0" layoutInCell="1" allowOverlap="1" wp14:anchorId="697EA2B2" wp14:editId="3A3477CE">
+              <wp:anchor xmlns:wp="http://schemas.openxmlformats.org/drawingml/2006/wordprocessingDrawing" simplePos="0" allowOverlap="1" behindDoc="1" layoutInCell="1" locked="0" relativeHeight="1" distL="114300" distR="114300">
                 <wp:simplePos x="0" y="0"/>
                 <wp:positionH relativeFrom="column">
                   <wp:posOffset>1273175</wp:posOffset>
@@ -1891,9 +1662,8 @@
                   <wp:posOffset>21590</wp:posOffset>
                 </wp:positionV>
                 <wp:extent cx="523875" cy="262255"/>
-                <wp:effectExtent l="0" t="0" r="0" b="4445"/>
                 <wp:wrapNone/>
-                <wp:docPr id="1" name="Picture 4"/>
+                <wp:docPr id="2" name="Picture 4"/>
                 <wp:cNvGraphicFramePr>
                   <a:graphicFrameLocks xmlns:a="http://schemas.openxmlformats.org/drawingml/2006/main" noChangeAspect="1"/>
                 </wp:cNvGraphicFramePr>
@@ -1901,13 +1671,11 @@
                   <a:graphicData uri="http://schemas.openxmlformats.org/drawingml/2006/picture">
                     <pic:pic xmlns:pic="http://schemas.openxmlformats.org/drawingml/2006/picture">
                       <pic:nvPicPr>
-                        <pic:cNvPr id="1" name="Picture 4"/>
-                        <pic:cNvPicPr>
-                          <a:picLocks noChangeAspect="1"/>
-                        </pic:cNvPicPr>
+                        <pic:cNvPr id="2" name="Picture 2"/>
+                        <pic:cNvPicPr/>
                       </pic:nvPicPr>
                       <pic:blipFill>
-                        <a:blip r:embed="rId2"/>
+                        <a:blip xmlns:r="http://schemas.openxmlformats.org/officeDocument/2006/relationships" r:embed="Relimage2"/>
                         <a:stretch>
                           <a:fillRect/>
                         </a:stretch>
@@ -1917,9 +1685,7 @@
                           <a:off x="0" y="0"/>
                           <a:ext cx="523875" cy="262255"/>
                         </a:xfrm>
-                        <a:prstGeom prst="rect">
-                          <a:avLst/>
-                        </a:prstGeom>
+                        <a:prstGeom prst="rect"/>
                         <a:noFill/>
                         <a:ln>
                           <a:noFill/>
@@ -1936,7 +1702,7 @@
     </w:tr>
     <w:tr>
       <w:trPr>
-        <w:trHeight w:val="279"/>
+        <w:trHeight w:hRule="atLeast" w:val="279"/>
       </w:trPr>
       <w:tc>
         <w:tcPr>
@@ -1952,7 +1718,7 @@
         </w:tcPr>
         <w:p>
           <w:pPr>
-            <w:pStyle w:val="a4"/>
+            <w:pStyle w:val="P2"/>
           </w:pPr>
         </w:p>
       </w:tc>
@@ -1970,12 +1736,12 @@
         </w:tcPr>
         <w:p>
           <w:pPr>
-            <w:pStyle w:val="a4"/>
+            <w:pStyle w:val="P2"/>
             <w:jc w:val="center"/>
           </w:pPr>
           <w:r>
             <w:rPr>
-              <w:rFonts w:ascii="微软雅黑" w:eastAsia="微软雅黑" w:hAnsi="微软雅黑" w:cs="微软雅黑" w:hint="eastAsia"/>
+              <w:rFonts w:ascii="微软雅黑" w:hAnsi="微软雅黑"/>
               <w:color w:val="000000"/>
               <w:lang w:bidi="ar"/>
             </w:rPr>
@@ -1997,32 +1763,21 @@
         </w:tcPr>
         <w:p>
           <w:pPr>
-            <w:pStyle w:val="a4"/>
+            <w:pStyle w:val="P2"/>
             <w:jc w:val="right"/>
           </w:pPr>
           <w:r>
             <w:rPr>
-              <w:rFonts w:hint="eastAsia"/>
+              <w:rFonts w:ascii="微软雅黑" w:hAnsi="微软雅黑"/>
             </w:rPr>
-            <w:t>沈阳市铁</w:t>
+            <w:t>沈阳市铁西区卫工南街</w:t>
           </w:r>
-          <w:proofErr w:type="gramStart"/>
           <w:r>
-            <w:rPr>
-              <w:rFonts w:hint="eastAsia"/>
-            </w:rPr>
-            <w:t>西区卫工南街</w:t>
-          </w:r>
-          <w:proofErr w:type="gramEnd"/>
-          <w:r>
-            <w:rPr>
-              <w:rFonts w:hint="eastAsia"/>
-            </w:rPr>
             <w:t>40-1</w:t>
           </w:r>
           <w:r>
             <w:rPr>
-              <w:rFonts w:hint="eastAsia"/>
+              <w:rFonts w:ascii="微软雅黑" w:hAnsi="微软雅黑"/>
             </w:rPr>
             <w:t>号</w:t>
           </w:r>
@@ -2032,422 +1787,109 @@
   </w:tbl>
   <w:p>
     <w:pPr>
-      <w:pStyle w:val="a4"/>
+      <w:pStyle w:val="P2"/>
     </w:pPr>
   </w:p>
 </w:hdr>
 </file>
 
+<file path=word/numbering.xml><?xml version="1.0" encoding="utf-8"?>
+<w:numbering xmlns:w="http://schemas.openxmlformats.org/wordprocessingml/2006/main"/>
+</file>
+
 <file path=word/styles.xml><?xml version="1.0" encoding="utf-8"?>
-<w:styles xmlns:mc="http://schemas.openxmlformats.org/markup-compatibility/2006" xmlns:r="http://schemas.openxmlformats.org/officeDocument/2006/relationships" xmlns:w="http://schemas.openxmlformats.org/wordprocessingml/2006/main" xmlns:w14="http://schemas.microsoft.com/office/word/2010/wordml" xmlns:w15="http://schemas.microsoft.com/office/word/2012/wordml" xmlns:w16cex="http://schemas.microsoft.com/office/word/2018/wordml/cex" xmlns:w16cid="http://schemas.microsoft.com/office/word/2016/wordml/cid" xmlns:w16="http://schemas.microsoft.com/office/word/2018/wordml" xmlns:w16du="http://schemas.microsoft.com/office/word/2023/wordml/word16du" xmlns:w16sdtdh="http://schemas.microsoft.com/office/word/2020/wordml/sdtdatahash" xmlns:w16sdtfl="http://schemas.microsoft.com/office/word/2024/wordml/sdtformatlock" xmlns:w16se="http://schemas.microsoft.com/office/word/2015/wordml/symex" mc:Ignorable="w14 w15 w16se w16cid w16 w16cex w16sdtdh w16sdtfl w16du">
+<w:styles xmlns:w="http://schemas.openxmlformats.org/wordprocessingml/2006/main">
   <w:docDefaults>
     <w:rPrDefault>
       <w:rPr>
-        <w:rFonts w:ascii="Times New Roman" w:eastAsia="宋体" w:hAnsi="Times New Roman" w:cs="Times New Roman"/>
-        <w:lang w:val="en-US" w:eastAsia="zh-CN" w:bidi="ar-SA"/>
+        <w:rFonts w:ascii="Times New Roman" w:hAnsi="Times New Roman"/>
+        <w:b w:val="0"/>
+        <w:i w:val="0"/>
+        <w:caps w:val="0"/>
+        <w:strike w:val="0"/>
+        <w:noProof w:val="0"/>
+        <w:vanish w:val="0"/>
+        <w:color w:val="auto"/>
+        <w:sz w:val="20"/>
+        <w:u w:val="none"/>
+        <w:shd w:val="clear" w:color="auto" w:fill="auto"/>
+        <w:vertAlign w:val="baseline"/>
+        <w:lang w:val="en-US" w:bidi="ar-SA" w:eastAsia="zh-CN"/>
       </w:rPr>
     </w:rPrDefault>
-    <w:pPrDefault/>
+    <w:pPrDefault>
+      <w:pPr>
+        <w:keepNext w:val="0"/>
+        <w:keepLines w:val="0"/>
+        <w:widowControl w:val="1"/>
+        <w:suppressLineNumbers w:val="0"/>
+        <w:shd w:val="clear" w:fill="auto"/>
+        <w:suppressAutoHyphens w:val="0"/>
+        <w:spacing w:lineRule="auto" w:line="240" w:before="0" w:after="0" w:beforeAutospacing="0" w:afterAutospacing="0"/>
+        <w:ind w:firstLine="0" w:left="0" w:right="0"/>
+        <w:contextualSpacing w:val="0"/>
+        <w:jc w:val="left"/>
+      </w:pPr>
+    </w:pPrDefault>
   </w:docDefaults>
-  <w:latentStyles w:defLockedState="0" w:defUIPriority="0" w:defSemiHidden="0" w:defUnhideWhenUsed="0" w:defQFormat="0" w:count="376">
-    <w:lsdException w:name="Normal" w:unhideWhenUsed="1" w:qFormat="1"/>
-    <w:lsdException w:name="heading 1" w:qFormat="1"/>
-    <w:lsdException w:name="heading 2" w:qFormat="1"/>
-    <w:lsdException w:name="heading 3" w:qFormat="1"/>
-    <w:lsdException w:name="heading 4" w:qFormat="1"/>
-    <w:lsdException w:name="heading 5" w:qFormat="1"/>
-    <w:lsdException w:name="heading 6" w:qFormat="1"/>
-    <w:lsdException w:name="heading 7" w:qFormat="1"/>
-    <w:lsdException w:name="heading 8" w:qFormat="1"/>
-    <w:lsdException w:name="heading 9" w:qFormat="1"/>
-    <w:lsdException w:name="index 1" w:qFormat="1"/>
-    <w:lsdException w:name="index 2" w:qFormat="1"/>
-    <w:lsdException w:name="index 3" w:qFormat="1"/>
-    <w:lsdException w:name="index 4" w:qFormat="1"/>
-    <w:lsdException w:name="index 5" w:qFormat="1"/>
-    <w:lsdException w:name="index 6" w:qFormat="1"/>
-    <w:lsdException w:name="index 7" w:qFormat="1"/>
-    <w:lsdException w:name="index 8" w:qFormat="1"/>
-    <w:lsdException w:name="index 9" w:qFormat="1"/>
-    <w:lsdException w:name="toc 1" w:qFormat="1"/>
-    <w:lsdException w:name="toc 2" w:qFormat="1"/>
-    <w:lsdException w:name="toc 3" w:qFormat="1"/>
-    <w:lsdException w:name="toc 4" w:qFormat="1"/>
-    <w:lsdException w:name="toc 5" w:qFormat="1"/>
-    <w:lsdException w:name="toc 6" w:qFormat="1"/>
-    <w:lsdException w:name="toc 7" w:qFormat="1"/>
-    <w:lsdException w:name="toc 8" w:qFormat="1"/>
-    <w:lsdException w:name="toc 9" w:qFormat="1"/>
-    <w:lsdException w:name="Normal Indent" w:qFormat="1"/>
-    <w:lsdException w:name="footnote text" w:qFormat="1"/>
-    <w:lsdException w:name="annotation text" w:qFormat="1"/>
-    <w:lsdException w:name="header" w:unhideWhenUsed="1" w:qFormat="1"/>
-    <w:lsdException w:name="footer" w:unhideWhenUsed="1" w:qFormat="1"/>
-    <w:lsdException w:name="index heading" w:qFormat="1"/>
-    <w:lsdException w:name="caption" w:qFormat="1"/>
-    <w:lsdException w:name="table of figures" w:qFormat="1"/>
-    <w:lsdException w:name="envelope address" w:qFormat="1"/>
-    <w:lsdException w:name="envelope return" w:qFormat="1"/>
-    <w:lsdException w:name="footnote reference" w:qFormat="1"/>
-    <w:lsdException w:name="annotation reference" w:qFormat="1"/>
-    <w:lsdException w:name="line number" w:qFormat="1"/>
-    <w:lsdException w:name="page number" w:qFormat="1"/>
-    <w:lsdException w:name="endnote reference" w:qFormat="1"/>
-    <w:lsdException w:name="endnote text" w:qFormat="1"/>
-    <w:lsdException w:name="table of authorities" w:qFormat="1"/>
-    <w:lsdException w:name="macro" w:qFormat="1"/>
-    <w:lsdException w:name="toa heading" w:qFormat="1"/>
-    <w:lsdException w:name="List" w:qFormat="1"/>
-    <w:lsdException w:name="List Bullet" w:qFormat="1"/>
-    <w:lsdException w:name="List Number" w:qFormat="1"/>
-    <w:lsdException w:name="List 2" w:qFormat="1"/>
-    <w:lsdException w:name="List 3" w:qFormat="1"/>
-    <w:lsdException w:name="List 4" w:qFormat="1"/>
-    <w:lsdException w:name="List 5" w:qFormat="1"/>
-    <w:lsdException w:name="List Bullet 2" w:qFormat="1"/>
-    <w:lsdException w:name="List Bullet 3" w:qFormat="1"/>
-    <w:lsdException w:name="List Bullet 4" w:qFormat="1"/>
-    <w:lsdException w:name="List Bullet 5" w:qFormat="1"/>
-    <w:lsdException w:name="List Number 2" w:qFormat="1"/>
-    <w:lsdException w:name="List Number 3" w:qFormat="1"/>
-    <w:lsdException w:name="List Number 4" w:qFormat="1"/>
-    <w:lsdException w:name="List Number 5" w:qFormat="1"/>
-    <w:lsdException w:name="Title" w:qFormat="1"/>
-    <w:lsdException w:name="Closing" w:qFormat="1"/>
-    <w:lsdException w:name="Signature" w:qFormat="1"/>
-    <w:lsdException w:name="Default Paragraph Font" w:unhideWhenUsed="1"/>
-    <w:lsdException w:name="Body Text" w:qFormat="1"/>
-    <w:lsdException w:name="Body Text Indent" w:qFormat="1"/>
-    <w:lsdException w:name="List Continue" w:qFormat="1"/>
-    <w:lsdException w:name="List Continue 2" w:qFormat="1"/>
-    <w:lsdException w:name="List Continue 3" w:qFormat="1"/>
-    <w:lsdException w:name="List Continue 4" w:qFormat="1"/>
-    <w:lsdException w:name="List Continue 5" w:qFormat="1"/>
-    <w:lsdException w:name="Message Header" w:qFormat="1"/>
-    <w:lsdException w:name="Subtitle" w:qFormat="1"/>
-    <w:lsdException w:name="Salutation" w:qFormat="1"/>
-    <w:lsdException w:name="Date" w:qFormat="1"/>
-    <w:lsdException w:name="Body Text First Indent" w:qFormat="1"/>
-    <w:lsdException w:name="Body Text First Indent 2" w:qFormat="1"/>
-    <w:lsdException w:name="Note Heading" w:qFormat="1"/>
-    <w:lsdException w:name="Body Text 2" w:qFormat="1"/>
-    <w:lsdException w:name="Body Text 3" w:qFormat="1"/>
-    <w:lsdException w:name="Body Text Indent 2" w:qFormat="1"/>
-    <w:lsdException w:name="Body Text Indent 3" w:qFormat="1"/>
-    <w:lsdException w:name="Block Text" w:qFormat="1"/>
-    <w:lsdException w:name="Hyperlink" w:qFormat="1"/>
-    <w:lsdException w:name="FollowedHyperlink" w:qFormat="1"/>
-    <w:lsdException w:name="Strong" w:qFormat="1"/>
-    <w:lsdException w:name="Emphasis" w:qFormat="1"/>
-    <w:lsdException w:name="Document Map" w:qFormat="1"/>
-    <w:lsdException w:name="Plain Text" w:qFormat="1"/>
-    <w:lsdException w:name="E-mail Signature" w:qFormat="1"/>
-    <w:lsdException w:name="HTML Top of Form" w:semiHidden="1" w:uiPriority="99" w:unhideWhenUsed="1"/>
-    <w:lsdException w:name="HTML Bottom of Form" w:semiHidden="1" w:uiPriority="99" w:unhideWhenUsed="1"/>
-    <w:lsdException w:name="Normal (Web)" w:qFormat="1"/>
-    <w:lsdException w:name="HTML Acronym" w:qFormat="1"/>
-    <w:lsdException w:name="HTML Address" w:qFormat="1"/>
-    <w:lsdException w:name="HTML Cite" w:qFormat="1"/>
-    <w:lsdException w:name="HTML Code" w:qFormat="1"/>
-    <w:lsdException w:name="HTML Definition" w:qFormat="1"/>
-    <w:lsdException w:name="HTML Keyboard" w:qFormat="1"/>
-    <w:lsdException w:name="HTML Preformatted" w:qFormat="1"/>
-    <w:lsdException w:name="HTML Sample" w:qFormat="1"/>
-    <w:lsdException w:name="HTML Typewriter" w:qFormat="1"/>
-    <w:lsdException w:name="HTML Variable" w:qFormat="1"/>
-    <w:lsdException w:name="Normal Table" w:semiHidden="1" w:uiPriority="99" w:unhideWhenUsed="1" w:qFormat="1"/>
-    <w:lsdException w:name="annotation subject" w:qFormat="1"/>
-    <w:lsdException w:name="No List" w:semiHidden="1" w:uiPriority="99" w:unhideWhenUsed="1"/>
-    <w:lsdException w:name="Outline List 1" w:semiHidden="1" w:uiPriority="99" w:unhideWhenUsed="1"/>
-    <w:lsdException w:name="Outline List 2" w:semiHidden="1" w:uiPriority="99" w:unhideWhenUsed="1"/>
-    <w:lsdException w:name="Outline List 3" w:semiHidden="1" w:uiPriority="99" w:unhideWhenUsed="1"/>
-    <w:lsdException w:name="Table Simple 1" w:semiHidden="1" w:unhideWhenUsed="1" w:qFormat="1"/>
-    <w:lsdException w:name="Table Simple 2" w:semiHidden="1" w:unhideWhenUsed="1" w:qFormat="1"/>
-    <w:lsdException w:name="Table Simple 3" w:semiHidden="1" w:unhideWhenUsed="1" w:qFormat="1"/>
-    <w:lsdException w:name="Table Classic 1" w:semiHidden="1" w:unhideWhenUsed="1" w:qFormat="1"/>
-    <w:lsdException w:name="Table Classic 2" w:semiHidden="1" w:unhideWhenUsed="1" w:qFormat="1"/>
-    <w:lsdException w:name="Table Classic 3" w:semiHidden="1" w:unhideWhenUsed="1" w:qFormat="1"/>
-    <w:lsdException w:name="Table Classic 4" w:semiHidden="1" w:unhideWhenUsed="1" w:qFormat="1"/>
-    <w:lsdException w:name="Table Colorful 1" w:semiHidden="1" w:unhideWhenUsed="1" w:qFormat="1"/>
-    <w:lsdException w:name="Table Colorful 2" w:semiHidden="1" w:unhideWhenUsed="1" w:qFormat="1"/>
-    <w:lsdException w:name="Table Colorful 3" w:semiHidden="1" w:unhideWhenUsed="1" w:qFormat="1"/>
-    <w:lsdException w:name="Table Columns 1" w:semiHidden="1" w:unhideWhenUsed="1" w:qFormat="1"/>
-    <w:lsdException w:name="Table Columns 2" w:semiHidden="1" w:unhideWhenUsed="1" w:qFormat="1"/>
-    <w:lsdException w:name="Table Columns 3" w:semiHidden="1" w:unhideWhenUsed="1" w:qFormat="1"/>
-    <w:lsdException w:name="Table Columns 4" w:semiHidden="1" w:unhideWhenUsed="1" w:qFormat="1"/>
-    <w:lsdException w:name="Table Columns 5" w:semiHidden="1" w:unhideWhenUsed="1" w:qFormat="1"/>
-    <w:lsdException w:name="Table Grid 1" w:semiHidden="1" w:unhideWhenUsed="1" w:qFormat="1"/>
-    <w:lsdException w:name="Table Grid 2" w:semiHidden="1" w:unhideWhenUsed="1" w:qFormat="1"/>
-    <w:lsdException w:name="Table Grid 3" w:semiHidden="1" w:unhideWhenUsed="1" w:qFormat="1"/>
-    <w:lsdException w:name="Table Grid 4" w:semiHidden="1" w:unhideWhenUsed="1" w:qFormat="1"/>
-    <w:lsdException w:name="Table Grid 5" w:semiHidden="1" w:unhideWhenUsed="1" w:qFormat="1"/>
-    <w:lsdException w:name="Table Grid 6" w:semiHidden="1" w:unhideWhenUsed="1" w:qFormat="1"/>
-    <w:lsdException w:name="Table Grid 7" w:semiHidden="1" w:unhideWhenUsed="1" w:qFormat="1"/>
-    <w:lsdException w:name="Table Grid 8" w:semiHidden="1" w:unhideWhenUsed="1" w:qFormat="1"/>
-    <w:lsdException w:name="Table List 1" w:semiHidden="1" w:unhideWhenUsed="1" w:qFormat="1"/>
-    <w:lsdException w:name="Table List 2" w:semiHidden="1" w:unhideWhenUsed="1" w:qFormat="1"/>
-    <w:lsdException w:name="Table List 3" w:semiHidden="1" w:unhideWhenUsed="1" w:qFormat="1"/>
-    <w:lsdException w:name="Table List 4" w:semiHidden="1" w:unhideWhenUsed="1" w:qFormat="1"/>
-    <w:lsdException w:name="Table List 5" w:semiHidden="1" w:unhideWhenUsed="1" w:qFormat="1"/>
-    <w:lsdException w:name="Table List 6" w:semiHidden="1" w:unhideWhenUsed="1" w:qFormat="1"/>
-    <w:lsdException w:name="Table List 7" w:semiHidden="1" w:unhideWhenUsed="1" w:qFormat="1"/>
-    <w:lsdException w:name="Table List 8" w:semiHidden="1" w:unhideWhenUsed="1" w:qFormat="1"/>
-    <w:lsdException w:name="Table 3D effects 1" w:semiHidden="1" w:unhideWhenUsed="1" w:qFormat="1"/>
-    <w:lsdException w:name="Table 3D effects 2" w:semiHidden="1" w:unhideWhenUsed="1" w:qFormat="1"/>
-    <w:lsdException w:name="Table 3D effects 3" w:semiHidden="1" w:unhideWhenUsed="1" w:qFormat="1"/>
-    <w:lsdException w:name="Table Contemporary" w:semiHidden="1" w:unhideWhenUsed="1" w:qFormat="1"/>
-    <w:lsdException w:name="Table Elegant" w:semiHidden="1" w:unhideWhenUsed="1" w:qFormat="1"/>
-    <w:lsdException w:name="Table Professional" w:semiHidden="1" w:unhideWhenUsed="1" w:qFormat="1"/>
-    <w:lsdException w:name="Table Subtle 1" w:semiHidden="1" w:unhideWhenUsed="1" w:qFormat="1"/>
-    <w:lsdException w:name="Table Subtle 2" w:semiHidden="1" w:unhideWhenUsed="1" w:qFormat="1"/>
-    <w:lsdException w:name="Table Web 1" w:semiHidden="1" w:unhideWhenUsed="1" w:qFormat="1"/>
-    <w:lsdException w:name="Table Web 2" w:semiHidden="1" w:unhideWhenUsed="1" w:qFormat="1"/>
-    <w:lsdException w:name="Table Web 3" w:semiHidden="1" w:unhideWhenUsed="1" w:qFormat="1"/>
-    <w:lsdException w:name="Balloon Text" w:qFormat="1"/>
-    <w:lsdException w:name="Table Grid" w:qFormat="1"/>
-    <w:lsdException w:name="Table Theme" w:semiHidden="1" w:unhideWhenUsed="1" w:qFormat="1"/>
-    <w:lsdException w:name="Placeholder Text" w:semiHidden="1" w:uiPriority="99" w:unhideWhenUsed="1"/>
-    <w:lsdException w:name="No Spacing" w:semiHidden="1" w:uiPriority="99" w:unhideWhenUsed="1"/>
-    <w:lsdException w:name="Light Shading" w:uiPriority="60"/>
-    <w:lsdException w:name="Light List" w:uiPriority="61"/>
-    <w:lsdException w:name="Light Grid" w:uiPriority="62"/>
-    <w:lsdException w:name="Medium Shading 1" w:uiPriority="63"/>
-    <w:lsdException w:name="Medium Shading 2" w:uiPriority="64"/>
-    <w:lsdException w:name="Medium List 1" w:uiPriority="65"/>
-    <w:lsdException w:name="Medium List 2" w:uiPriority="66"/>
-    <w:lsdException w:name="Medium Grid 1" w:uiPriority="67"/>
-    <w:lsdException w:name="Medium Grid 2" w:uiPriority="68"/>
-    <w:lsdException w:name="Medium Grid 3" w:uiPriority="69"/>
-    <w:lsdException w:name="Dark List" w:uiPriority="70"/>
-    <w:lsdException w:name="Colorful Shading" w:uiPriority="71"/>
-    <w:lsdException w:name="Colorful List" w:uiPriority="72"/>
-    <w:lsdException w:name="Colorful Grid" w:uiPriority="73"/>
-    <w:lsdException w:name="Light Shading Accent 1" w:uiPriority="60"/>
-    <w:lsdException w:name="Light List Accent 1" w:uiPriority="61"/>
-    <w:lsdException w:name="Light Grid Accent 1" w:uiPriority="62"/>
-    <w:lsdException w:name="Medium Shading 1 Accent 1" w:uiPriority="63"/>
-    <w:lsdException w:name="Medium Shading 2 Accent 1" w:uiPriority="64"/>
-    <w:lsdException w:name="Medium List 1 Accent 1" w:uiPriority="65"/>
-    <w:lsdException w:name="Revision" w:semiHidden="1" w:uiPriority="99" w:unhideWhenUsed="1"/>
-    <w:lsdException w:name="List Paragraph" w:semiHidden="1" w:uiPriority="99" w:unhideWhenUsed="1"/>
-    <w:lsdException w:name="Quote" w:semiHidden="1" w:uiPriority="99" w:unhideWhenUsed="1"/>
-    <w:lsdException w:name="Intense Quote" w:semiHidden="1" w:uiPriority="99" w:unhideWhenUsed="1"/>
-    <w:lsdException w:name="Medium List 2 Accent 1" w:uiPriority="66"/>
-    <w:lsdException w:name="Medium Grid 1 Accent 1" w:uiPriority="67"/>
-    <w:lsdException w:name="Medium Grid 2 Accent 1" w:uiPriority="68"/>
-    <w:lsdException w:name="Medium Grid 3 Accent 1" w:uiPriority="69"/>
-    <w:lsdException w:name="Dark List Accent 1" w:uiPriority="70"/>
-    <w:lsdException w:name="Colorful Shading Accent 1" w:uiPriority="71"/>
-    <w:lsdException w:name="Colorful List Accent 1" w:uiPriority="72"/>
-    <w:lsdException w:name="Colorful Grid Accent 1" w:uiPriority="73"/>
-    <w:lsdException w:name="Light Shading Accent 2" w:uiPriority="60"/>
-    <w:lsdException w:name="Light List Accent 2" w:uiPriority="61"/>
-    <w:lsdException w:name="Light Grid Accent 2" w:uiPriority="62"/>
-    <w:lsdException w:name="Medium Shading 1 Accent 2" w:uiPriority="63"/>
-    <w:lsdException w:name="Medium Shading 2 Accent 2" w:uiPriority="64"/>
-    <w:lsdException w:name="Medium List 1 Accent 2" w:uiPriority="65"/>
-    <w:lsdException w:name="Medium List 2 Accent 2" w:uiPriority="66"/>
-    <w:lsdException w:name="Medium Grid 1 Accent 2" w:uiPriority="67"/>
-    <w:lsdException w:name="Medium Grid 2 Accent 2" w:uiPriority="68"/>
-    <w:lsdException w:name="Medium Grid 3 Accent 2" w:uiPriority="69"/>
-    <w:lsdException w:name="Dark List Accent 2" w:uiPriority="70"/>
-    <w:lsdException w:name="Colorful Shading Accent 2" w:uiPriority="71"/>
-    <w:lsdException w:name="Colorful List Accent 2" w:uiPriority="72"/>
-    <w:lsdException w:name="Colorful Grid Accent 2" w:uiPriority="73"/>
-    <w:lsdException w:name="Light Shading Accent 3" w:uiPriority="60"/>
-    <w:lsdException w:name="Light List Accent 3" w:uiPriority="61"/>
-    <w:lsdException w:name="Light Grid Accent 3" w:uiPriority="62"/>
-    <w:lsdException w:name="Medium Shading 1 Accent 3" w:uiPriority="63"/>
-    <w:lsdException w:name="Medium Shading 2 Accent 3" w:uiPriority="64"/>
-    <w:lsdException w:name="Medium List 1 Accent 3" w:uiPriority="65"/>
-    <w:lsdException w:name="Medium List 2 Accent 3" w:uiPriority="66"/>
-    <w:lsdException w:name="Medium Grid 1 Accent 3" w:uiPriority="67"/>
-    <w:lsdException w:name="Medium Grid 2 Accent 3" w:uiPriority="68"/>
-    <w:lsdException w:name="Medium Grid 3 Accent 3" w:uiPriority="69"/>
-    <w:lsdException w:name="Dark List Accent 3" w:uiPriority="70"/>
-    <w:lsdException w:name="Colorful Shading Accent 3" w:uiPriority="71"/>
-    <w:lsdException w:name="Colorful List Accent 3" w:uiPriority="72"/>
-    <w:lsdException w:name="Colorful Grid Accent 3" w:uiPriority="73"/>
-    <w:lsdException w:name="Light Shading Accent 4" w:uiPriority="60"/>
-    <w:lsdException w:name="Light List Accent 4" w:uiPriority="61"/>
-    <w:lsdException w:name="Light Grid Accent 4" w:uiPriority="62"/>
-    <w:lsdException w:name="Medium Shading 1 Accent 4" w:uiPriority="63"/>
-    <w:lsdException w:name="Medium Shading 2 Accent 4" w:uiPriority="64"/>
-    <w:lsdException w:name="Medium List 1 Accent 4" w:uiPriority="65"/>
-    <w:lsdException w:name="Medium List 2 Accent 4" w:uiPriority="66"/>
-    <w:lsdException w:name="Medium Grid 1 Accent 4" w:uiPriority="67"/>
-    <w:lsdException w:name="Medium Grid 2 Accent 4" w:uiPriority="68"/>
-    <w:lsdException w:name="Medium Grid 3 Accent 4" w:uiPriority="69"/>
-    <w:lsdException w:name="Dark List Accent 4" w:uiPriority="70"/>
-    <w:lsdException w:name="Colorful Shading Accent 4" w:uiPriority="71"/>
-    <w:lsdException w:name="Colorful List Accent 4" w:uiPriority="72"/>
-    <w:lsdException w:name="Colorful Grid Accent 4" w:uiPriority="73"/>
-    <w:lsdException w:name="Light Shading Accent 5" w:uiPriority="60"/>
-    <w:lsdException w:name="Light List Accent 5" w:uiPriority="61"/>
-    <w:lsdException w:name="Light Grid Accent 5" w:uiPriority="62"/>
-    <w:lsdException w:name="Medium Shading 1 Accent 5" w:uiPriority="63"/>
-    <w:lsdException w:name="Medium Shading 2 Accent 5" w:uiPriority="64"/>
-    <w:lsdException w:name="Medium List 1 Accent 5" w:uiPriority="65"/>
-    <w:lsdException w:name="Medium List 2 Accent 5" w:uiPriority="66"/>
-    <w:lsdException w:name="Medium Grid 1 Accent 5" w:uiPriority="67"/>
-    <w:lsdException w:name="Medium Grid 2 Accent 5" w:uiPriority="68"/>
-    <w:lsdException w:name="Medium Grid 3 Accent 5" w:uiPriority="69"/>
-    <w:lsdException w:name="Dark List Accent 5" w:uiPriority="70"/>
-    <w:lsdException w:name="Colorful Shading Accent 5" w:uiPriority="71"/>
-    <w:lsdException w:name="Colorful List Accent 5" w:uiPriority="72"/>
-    <w:lsdException w:name="Colorful Grid Accent 5" w:uiPriority="73"/>
-    <w:lsdException w:name="Light Shading Accent 6" w:uiPriority="60"/>
-    <w:lsdException w:name="Light List Accent 6" w:uiPriority="61"/>
-    <w:lsdException w:name="Light Grid Accent 6" w:uiPriority="62"/>
-    <w:lsdException w:name="Medium Shading 1 Accent 6" w:uiPriority="63"/>
-    <w:lsdException w:name="Medium Shading 2 Accent 6" w:uiPriority="64"/>
-    <w:lsdException w:name="Medium List 1 Accent 6" w:uiPriority="65"/>
-    <w:lsdException w:name="Medium List 2 Accent 6" w:uiPriority="66"/>
-    <w:lsdException w:name="Medium Grid 1 Accent 6" w:uiPriority="67"/>
-    <w:lsdException w:name="Medium Grid 2 Accent 6" w:uiPriority="68"/>
-    <w:lsdException w:name="Medium Grid 3 Accent 6" w:uiPriority="69"/>
-    <w:lsdException w:name="Dark List Accent 6" w:uiPriority="70"/>
-    <w:lsdException w:name="Colorful Shading Accent 6" w:uiPriority="71"/>
-    <w:lsdException w:name="Colorful List Accent 6" w:uiPriority="72"/>
-    <w:lsdException w:name="Colorful Grid Accent 6" w:uiPriority="73"/>
-    <w:lsdException w:name="Subtle Emphasis" w:uiPriority="19" w:qFormat="1"/>
-    <w:lsdException w:name="Intense Emphasis" w:uiPriority="21" w:qFormat="1"/>
-    <w:lsdException w:name="Subtle Reference" w:uiPriority="31" w:qFormat="1"/>
-    <w:lsdException w:name="Intense Reference" w:uiPriority="32" w:qFormat="1"/>
-    <w:lsdException w:name="Book Title" w:uiPriority="33" w:qFormat="1"/>
-    <w:lsdException w:name="Bibliography" w:semiHidden="1" w:uiPriority="37" w:unhideWhenUsed="1"/>
-    <w:lsdException w:name="TOC Heading" w:semiHidden="1" w:uiPriority="39" w:unhideWhenUsed="1" w:qFormat="1"/>
-    <w:lsdException w:name="Plain Table 1" w:uiPriority="41"/>
-    <w:lsdException w:name="Plain Table 2" w:uiPriority="42"/>
-    <w:lsdException w:name="Plain Table 3" w:uiPriority="43"/>
-    <w:lsdException w:name="Plain Table 4" w:uiPriority="44"/>
-    <w:lsdException w:name="Plain Table 5" w:uiPriority="45"/>
-    <w:lsdException w:name="Grid Table Light" w:uiPriority="40"/>
-    <w:lsdException w:name="Grid Table 1 Light" w:uiPriority="46"/>
-    <w:lsdException w:name="Grid Table 2" w:uiPriority="47"/>
-    <w:lsdException w:name="Grid Table 3" w:uiPriority="48"/>
-    <w:lsdException w:name="Grid Table 4" w:uiPriority="49"/>
-    <w:lsdException w:name="Grid Table 5 Dark" w:uiPriority="50"/>
-    <w:lsdException w:name="Grid Table 6 Colorful" w:uiPriority="51"/>
-    <w:lsdException w:name="Grid Table 7 Colorful" w:uiPriority="52"/>
-    <w:lsdException w:name="Grid Table 1 Light Accent 1" w:uiPriority="46"/>
-    <w:lsdException w:name="Grid Table 2 Accent 1" w:uiPriority="47"/>
-    <w:lsdException w:name="Grid Table 3 Accent 1" w:uiPriority="48"/>
-    <w:lsdException w:name="Grid Table 4 Accent 1" w:uiPriority="49"/>
-    <w:lsdException w:name="Grid Table 5 Dark Accent 1" w:uiPriority="50"/>
-    <w:lsdException w:name="Grid Table 6 Colorful Accent 1" w:uiPriority="51"/>
-    <w:lsdException w:name="Grid Table 7 Colorful Accent 1" w:uiPriority="52"/>
-    <w:lsdException w:name="Grid Table 1 Light Accent 2" w:uiPriority="46"/>
-    <w:lsdException w:name="Grid Table 2 Accent 2" w:uiPriority="47"/>
-    <w:lsdException w:name="Grid Table 3 Accent 2" w:uiPriority="48"/>
-    <w:lsdException w:name="Grid Table 4 Accent 2" w:uiPriority="49"/>
-    <w:lsdException w:name="Grid Table 5 Dark Accent 2" w:uiPriority="50"/>
-    <w:lsdException w:name="Grid Table 6 Colorful Accent 2" w:uiPriority="51"/>
-    <w:lsdException w:name="Grid Table 7 Colorful Accent 2" w:uiPriority="52"/>
-    <w:lsdException w:name="Grid Table 1 Light Accent 3" w:uiPriority="46"/>
-    <w:lsdException w:name="Grid Table 2 Accent 3" w:uiPriority="47"/>
-    <w:lsdException w:name="Grid Table 3 Accent 3" w:uiPriority="48"/>
-    <w:lsdException w:name="Grid Table 4 Accent 3" w:uiPriority="49"/>
-    <w:lsdException w:name="Grid Table 5 Dark Accent 3" w:uiPriority="50"/>
-    <w:lsdException w:name="Grid Table 6 Colorful Accent 3" w:uiPriority="51"/>
-    <w:lsdException w:name="Grid Table 7 Colorful Accent 3" w:uiPriority="52"/>
-    <w:lsdException w:name="Grid Table 1 Light Accent 4" w:uiPriority="46"/>
-    <w:lsdException w:name="Grid Table 2 Accent 4" w:uiPriority="47"/>
-    <w:lsdException w:name="Grid Table 3 Accent 4" w:uiPriority="48"/>
-    <w:lsdException w:name="Grid Table 4 Accent 4" w:uiPriority="49"/>
-    <w:lsdException w:name="Grid Table 5 Dark Accent 4" w:uiPriority="50"/>
-    <w:lsdException w:name="Grid Table 6 Colorful Accent 4" w:uiPriority="51"/>
-    <w:lsdException w:name="Grid Table 7 Colorful Accent 4" w:uiPriority="52"/>
-    <w:lsdException w:name="Grid Table 1 Light Accent 5" w:uiPriority="46"/>
-    <w:lsdException w:name="Grid Table 2 Accent 5" w:uiPriority="47"/>
-    <w:lsdException w:name="Grid Table 3 Accent 5" w:uiPriority="48"/>
-    <w:lsdException w:name="Grid Table 4 Accent 5" w:uiPriority="49"/>
-    <w:lsdException w:name="Grid Table 5 Dark Accent 5" w:uiPriority="50"/>
-    <w:lsdException w:name="Grid Table 6 Colorful Accent 5" w:uiPriority="51"/>
-    <w:lsdException w:name="Grid Table 7 Colorful Accent 5" w:uiPriority="52"/>
-    <w:lsdException w:name="Grid Table 1 Light Accent 6" w:uiPriority="46"/>
-    <w:lsdException w:name="Grid Table 2 Accent 6" w:uiPriority="47"/>
-    <w:lsdException w:name="Grid Table 3 Accent 6" w:uiPriority="48"/>
-    <w:lsdException w:name="Grid Table 4 Accent 6" w:uiPriority="49"/>
-    <w:lsdException w:name="Grid Table 5 Dark Accent 6" w:uiPriority="50"/>
-    <w:lsdException w:name="Grid Table 6 Colorful Accent 6" w:uiPriority="51"/>
-    <w:lsdException w:name="Grid Table 7 Colorful Accent 6" w:uiPriority="52"/>
-    <w:lsdException w:name="List Table 1 Light" w:uiPriority="46"/>
-    <w:lsdException w:name="List Table 2" w:uiPriority="47"/>
-    <w:lsdException w:name="List Table 3" w:uiPriority="48"/>
-    <w:lsdException w:name="List Table 4" w:uiPriority="49"/>
-    <w:lsdException w:name="List Table 5 Dark" w:uiPriority="50"/>
-    <w:lsdException w:name="List Table 6 Colorful" w:uiPriority="51"/>
-    <w:lsdException w:name="List Table 7 Colorful" w:uiPriority="52"/>
-    <w:lsdException w:name="List Table 1 Light Accent 1" w:uiPriority="46"/>
-    <w:lsdException w:name="List Table 2 Accent 1" w:uiPriority="47"/>
-    <w:lsdException w:name="List Table 3 Accent 1" w:uiPriority="48"/>
-    <w:lsdException w:name="List Table 4 Accent 1" w:uiPriority="49"/>
-    <w:lsdException w:name="List Table 5 Dark Accent 1" w:uiPriority="50"/>
-    <w:lsdException w:name="List Table 6 Colorful Accent 1" w:uiPriority="51"/>
-    <w:lsdException w:name="List Table 7 Colorful Accent 1" w:uiPriority="52"/>
-    <w:lsdException w:name="List Table 1 Light Accent 2" w:uiPriority="46"/>
-    <w:lsdException w:name="List Table 2 Accent 2" w:uiPriority="47"/>
-    <w:lsdException w:name="List Table 3 Accent 2" w:uiPriority="48"/>
-    <w:lsdException w:name="List Table 4 Accent 2" w:uiPriority="49"/>
-    <w:lsdException w:name="List Table 5 Dark Accent 2" w:uiPriority="50"/>
-    <w:lsdException w:name="List Table 6 Colorful Accent 2" w:uiPriority="51"/>
-    <w:lsdException w:name="List Table 7 Colorful Accent 2" w:uiPriority="52"/>
-    <w:lsdException w:name="List Table 1 Light Accent 3" w:uiPriority="46"/>
-    <w:lsdException w:name="List Table 2 Accent 3" w:uiPriority="47"/>
-    <w:lsdException w:name="List Table 3 Accent 3" w:uiPriority="48"/>
-    <w:lsdException w:name="List Table 4 Accent 3" w:uiPriority="49"/>
-    <w:lsdException w:name="List Table 5 Dark Accent 3" w:uiPriority="50"/>
-    <w:lsdException w:name="List Table 6 Colorful Accent 3" w:uiPriority="51"/>
-    <w:lsdException w:name="List Table 7 Colorful Accent 3" w:uiPriority="52"/>
-    <w:lsdException w:name="List Table 1 Light Accent 4" w:uiPriority="46"/>
-    <w:lsdException w:name="List Table 2 Accent 4" w:uiPriority="47"/>
-    <w:lsdException w:name="List Table 3 Accent 4" w:uiPriority="48"/>
-    <w:lsdException w:name="List Table 4 Accent 4" w:uiPriority="49"/>
-    <w:lsdException w:name="List Table 5 Dark Accent 4" w:uiPriority="50"/>
-    <w:lsdException w:name="List Table 6 Colorful Accent 4" w:uiPriority="51"/>
-    <w:lsdException w:name="List Table 7 Colorful Accent 4" w:uiPriority="52"/>
-    <w:lsdException w:name="List Table 1 Light Accent 5" w:uiPriority="46"/>
-    <w:lsdException w:name="List Table 2 Accent 5" w:uiPriority="47"/>
-    <w:lsdException w:name="List Table 3 Accent 5" w:uiPriority="48"/>
-    <w:lsdException w:name="List Table 4 Accent 5" w:uiPriority="49"/>
-    <w:lsdException w:name="List Table 5 Dark Accent 5" w:uiPriority="50"/>
-    <w:lsdException w:name="List Table 6 Colorful Accent 5" w:uiPriority="51"/>
-    <w:lsdException w:name="List Table 7 Colorful Accent 5" w:uiPriority="52"/>
-    <w:lsdException w:name="List Table 1 Light Accent 6" w:uiPriority="46"/>
-    <w:lsdException w:name="List Table 2 Accent 6" w:uiPriority="47"/>
-    <w:lsdException w:name="List Table 3 Accent 6" w:uiPriority="48"/>
-    <w:lsdException w:name="List Table 4 Accent 6" w:uiPriority="49"/>
-    <w:lsdException w:name="List Table 5 Dark Accent 6" w:uiPriority="50"/>
-    <w:lsdException w:name="List Table 6 Colorful Accent 6" w:uiPriority="51"/>
-    <w:lsdException w:name="List Table 7 Colorful Accent 6" w:uiPriority="52"/>
-    <w:lsdException w:name="Mention" w:semiHidden="1" w:uiPriority="99" w:unhideWhenUsed="1"/>
-    <w:lsdException w:name="Smart Hyperlink" w:semiHidden="1" w:uiPriority="99" w:unhideWhenUsed="1"/>
-    <w:lsdException w:name="Hashtag" w:semiHidden="1" w:uiPriority="99" w:unhideWhenUsed="1"/>
-    <w:lsdException w:name="Unresolved Mention" w:semiHidden="1" w:uiPriority="99" w:unhideWhenUsed="1"/>
-    <w:lsdException w:name="Smart Link" w:semiHidden="1" w:uiPriority="99" w:unhideWhenUsed="1"/>
-  </w:latentStyles>
-  <w:style w:type="paragraph" w:default="1" w:styleId="a">
+  <w:style w:type="paragraph" w:styleId="P0" w:default="1">
     <w:name w:val="Normal"/>
-    <w:unhideWhenUsed/>
     <w:qFormat/>
+    <w:pPr/>
     <w:rPr>
-      <w:rFonts w:ascii="Calibri" w:eastAsia="等线" w:hAnsi="Calibri"/>
+      <w:rFonts w:ascii="Calibri" w:hAnsi="Calibri"/>
       <w:sz w:val="24"/>
-      <w:szCs w:val="24"/>
     </w:rPr>
   </w:style>
-  <w:style w:type="character" w:default="1" w:styleId="a0">
+  <w:style w:type="paragraph" w:styleId="P1">
+    <w:name w:val="footer"/>
+    <w:basedOn w:val="P0"/>
+    <w:qFormat/>
+    <w:pPr>
+      <w:tabs>
+        <w:tab w:val="center" w:pos="4153" w:leader="none"/>
+        <w:tab w:val="right" w:pos="8306" w:leader="none"/>
+      </w:tabs>
+    </w:pPr>
+    <w:rPr>
+      <w:sz w:val="18"/>
+    </w:rPr>
+  </w:style>
+  <w:style w:type="paragraph" w:styleId="P2">
+    <w:name w:val="header"/>
+    <w:basedOn w:val="P0"/>
+    <w:qFormat/>
+    <w:pPr>
+      <w:tabs>
+        <w:tab w:val="center" w:pos="4153" w:leader="none"/>
+        <w:tab w:val="right" w:pos="8306" w:leader="none"/>
+      </w:tabs>
+    </w:pPr>
+    <w:rPr>
+      <w:sz w:val="18"/>
+    </w:rPr>
+  </w:style>
+  <w:style w:type="character" w:styleId="C0" w:default="1">
     <w:name w:val="Default Paragraph Font"/>
-    <w:uiPriority w:val="1"/>
     <w:semiHidden/>
-    <w:unhideWhenUsed/>
+    <w:rPr/>
   </w:style>
-  <w:style w:type="table" w:default="1" w:styleId="a1">
+  <w:style w:type="character" w:styleId="C1">
+    <w:name w:val="Line Number"/>
+    <w:basedOn w:val="C0"/>
+    <w:semiHidden/>
+    <w:rPr/>
+  </w:style>
+  <w:style w:type="character" w:styleId="C2">
+    <w:name w:val="Hyperlink"/>
+    <w:rPr>
+      <w:color w:val="0000FF"/>
+      <w:u w:val="single"/>
+    </w:rPr>
+  </w:style>
+  <w:style w:type="table" w:styleId="T0" w:default="1">
     <w:name w:val="Normal Table"/>
-    <w:uiPriority w:val="99"/>
     <w:semiHidden/>
-    <w:unhideWhenUsed/>
     <w:tblPr>
       <w:tblInd w:w="0" w:type="dxa"/>
       <w:tblCellMar>
@@ -2457,117 +1899,111 @@
         <w:right w:w="108" w:type="dxa"/>
       </w:tblCellMar>
     </w:tblPr>
+    <w:trPr/>
+    <w:tcPr/>
   </w:style>
-  <w:style w:type="numbering" w:default="1" w:styleId="a2">
-    <w:name w:val="No List"/>
-    <w:uiPriority w:val="99"/>
-    <w:semiHidden/>
-    <w:unhideWhenUsed/>
+  <w:style w:type="table" w:styleId="T1">
+    <w:name w:val="Table Simple 1"/>
+    <w:basedOn w:val="T0"/>
+    <w:tblPr>
+      <w:tblBorders>
+        <w:top w:val="single" w:sz="4" w:space="0" w:shadow="0" w:frame="0" w:color="000000"/>
+        <w:left w:val="single" w:sz="4" w:space="0" w:shadow="0" w:frame="0" w:color="000000"/>
+        <w:bottom w:val="single" w:sz="4" w:space="0" w:shadow="0" w:frame="0" w:color="000000"/>
+        <w:right w:val="single" w:sz="4" w:space="0" w:shadow="0" w:frame="0" w:color="000000"/>
+        <w:insideH w:val="single" w:sz="4" w:space="0" w:shadow="0" w:frame="0" w:color="000000"/>
+        <w:insideV w:val="single" w:sz="4" w:space="0" w:shadow="0" w:frame="0" w:color="000000"/>
+      </w:tblBorders>
+      <w:tblCellMar>
+        <w:top w:w="0" w:type="dxa"/>
+        <w:left w:w="108" w:type="dxa"/>
+        <w:bottom w:w="0" w:type="dxa"/>
+        <w:right w:w="108" w:type="dxa"/>
+      </w:tblCellMar>
+    </w:tblPr>
+    <w:trPr/>
+    <w:tcPr/>
   </w:style>
-  <w:style w:type="paragraph" w:styleId="a3">
-    <w:name w:val="footer"/>
-    <w:basedOn w:val="a"/>
-    <w:unhideWhenUsed/>
-    <w:qFormat/>
-    <w:pPr>
-      <w:tabs>
-        <w:tab w:val="center" w:pos="4153"/>
-        <w:tab w:val="right" w:pos="8306"/>
-      </w:tabs>
-      <w:snapToGrid w:val="0"/>
-    </w:pPr>
-    <w:rPr>
-      <w:sz w:val="18"/>
-      <w:szCs w:val="18"/>
-    </w:rPr>
-  </w:style>
-  <w:style w:type="paragraph" w:styleId="a4">
-    <w:name w:val="header"/>
-    <w:basedOn w:val="a"/>
-    <w:unhideWhenUsed/>
-    <w:qFormat/>
-    <w:pPr>
-      <w:tabs>
-        <w:tab w:val="center" w:pos="4153"/>
-        <w:tab w:val="right" w:pos="8306"/>
-      </w:tabs>
-      <w:snapToGrid w:val="0"/>
-    </w:pPr>
-    <w:rPr>
-      <w:sz w:val="18"/>
-      <w:szCs w:val="18"/>
-    </w:rPr>
-  </w:style>
-  <w:style w:type="table" w:customStyle="1" w:styleId="4-21">
+  <w:style w:type="table" w:styleId="T2">
     <w:name w:val="网格表 4 - 着色 21"/>
-    <w:basedOn w:val="a1"/>
-    <w:uiPriority w:val="49"/>
+    <w:basedOn w:val="T0"/>
     <w:qFormat/>
     <w:tblPr>
       <w:tblBorders>
-        <w:top w:val="single" w:sz="4" w:space="0" w:color="D99594" w:themeColor="accent2" w:themeTint="99"/>
-        <w:left w:val="single" w:sz="4" w:space="0" w:color="D99594" w:themeColor="accent2" w:themeTint="99"/>
-        <w:bottom w:val="single" w:sz="4" w:space="0" w:color="D99594" w:themeColor="accent2" w:themeTint="99"/>
-        <w:right w:val="single" w:sz="4" w:space="0" w:color="D99594" w:themeColor="accent2" w:themeTint="99"/>
-        <w:insideH w:val="single" w:sz="4" w:space="0" w:color="D99594" w:themeColor="accent2" w:themeTint="99"/>
-        <w:insideV w:val="single" w:sz="4" w:space="0" w:color="D99594" w:themeColor="accent2" w:themeTint="99"/>
+        <w:top w:val="single" w:sz="4" w:space="0" w:shadow="0" w:frame="0" w:color="D99694" w:themeColor="accent2" w:themeTint="99"/>
+        <w:left w:val="single" w:sz="4" w:space="0" w:shadow="0" w:frame="0" w:color="D99694" w:themeColor="accent2" w:themeTint="99"/>
+        <w:bottom w:val="single" w:sz="4" w:space="0" w:shadow="0" w:frame="0" w:color="D99694" w:themeColor="accent2" w:themeTint="99"/>
+        <w:right w:val="single" w:sz="4" w:space="0" w:shadow="0" w:frame="0" w:color="D99694" w:themeColor="accent2" w:themeTint="99"/>
+        <w:insideH w:val="single" w:sz="4" w:space="0" w:shadow="0" w:frame="0" w:color="D99694" w:themeColor="accent2" w:themeTint="99"/>
+        <w:insideV w:val="single" w:sz="4" w:space="0" w:shadow="0" w:frame="0" w:color="D99694" w:themeColor="accent2" w:themeTint="99"/>
       </w:tblBorders>
     </w:tblPr>
+    <w:trPr/>
+    <w:tcPr/>
+    <w:tblStylePr w:type="band1Horz">
+      <w:tblPr/>
+      <w:trPr/>
+      <w:tcPr>
+        <w:shd w:val="clear" w:color="auto" w:fill="F2DCDB" w:themeFill="accent2" w:themeFillTint="32"/>
+      </w:tcPr>
+    </w:tblStylePr>
+    <w:tblStylePr w:type="band1Vert">
+      <w:tblPr/>
+      <w:trPr/>
+      <w:tcPr>
+        <w:shd w:val="clear" w:color="auto" w:fill="F2DCDB" w:themeFill="accent2" w:themeFillTint="32"/>
+      </w:tcPr>
+    </w:tblStylePr>
+    <w:tblStylePr w:type="lastCol">
+      <w:rPr>
+        <w:b w:val="1"/>
+      </w:rPr>
+      <w:tblPr/>
+      <w:trPr/>
+      <w:tcPr/>
+    </w:tblStylePr>
+    <w:tblStylePr w:type="firstCol">
+      <w:rPr>
+        <w:b w:val="1"/>
+      </w:rPr>
+      <w:tblPr/>
+      <w:trPr/>
+      <w:tcPr/>
+    </w:tblStylePr>
+    <w:tblStylePr w:type="lastRow">
+      <w:rPr>
+        <w:b w:val="1"/>
+      </w:rPr>
+      <w:tblPr/>
+      <w:trPr/>
+      <w:tcPr>
+        <w:tcBorders>
+          <w:top w:val="double" w:sz="4" w:space="0" w:shadow="0" w:frame="0" w:color="C0504D" w:themeColor="accent2"/>
+        </w:tcBorders>
+      </w:tcPr>
+    </w:tblStylePr>
     <w:tblStylePr w:type="firstRow">
       <w:rPr>
-        <w:b/>
-        <w:bCs/>
+        <w:b w:val="1"/>
         <w:color w:val="FFFFFF" w:themeColor="background1"/>
       </w:rPr>
       <w:tblPr/>
+      <w:trPr/>
       <w:tcPr>
         <w:tcBorders>
-          <w:top w:val="single" w:sz="4" w:space="0" w:color="C0504D" w:themeColor="accent2"/>
-          <w:left w:val="single" w:sz="4" w:space="0" w:color="C0504D" w:themeColor="accent2"/>
-          <w:bottom w:val="single" w:sz="4" w:space="0" w:color="C0504D" w:themeColor="accent2"/>
-          <w:right w:val="single" w:sz="4" w:space="0" w:color="C0504D" w:themeColor="accent2"/>
+          <w:top w:val="single" w:sz="4" w:space="0" w:shadow="0" w:frame="0" w:color="C0504D" w:themeColor="accent2"/>
+          <w:left w:val="single" w:sz="4" w:space="0" w:shadow="0" w:frame="0" w:color="C0504D" w:themeColor="accent2"/>
+          <w:bottom w:val="single" w:sz="4" w:space="0" w:shadow="0" w:frame="0" w:color="C0504D" w:themeColor="accent2"/>
+          <w:right w:val="single" w:sz="4" w:space="0" w:shadow="0" w:frame="0" w:color="C0504D" w:themeColor="accent2"/>
           <w:insideH w:val="nil"/>
           <w:insideV w:val="nil"/>
         </w:tcBorders>
         <w:shd w:val="clear" w:color="auto" w:fill="C0504D" w:themeFill="accent2"/>
       </w:tcPr>
     </w:tblStylePr>
-    <w:tblStylePr w:type="lastRow">
-      <w:rPr>
-        <w:b/>
-        <w:bCs/>
-      </w:rPr>
-      <w:tblPr/>
-      <w:tcPr>
-        <w:tcBorders>
-          <w:top w:val="double" w:sz="4" w:space="0" w:color="C0504D" w:themeColor="accent2"/>
-        </w:tcBorders>
-      </w:tcPr>
-    </w:tblStylePr>
-    <w:tblStylePr w:type="firstCol">
-      <w:rPr>
-        <w:b/>
-        <w:bCs/>
-      </w:rPr>
-    </w:tblStylePr>
-    <w:tblStylePr w:type="lastCol">
-      <w:rPr>
-        <w:b/>
-        <w:bCs/>
-      </w:rPr>
-    </w:tblStylePr>
-    <w:tblStylePr w:type="band1Vert">
-      <w:tblPr/>
-      <w:tcPr>
-        <w:shd w:val="clear" w:color="auto" w:fill="F2DBDB" w:themeFill="accent2" w:themeFillTint="33"/>
-      </w:tcPr>
-    </w:tblStylePr>
-    <w:tblStylePr w:type="band1Horz">
-      <w:tblPr/>
-      <w:tcPr>
-        <w:shd w:val="clear" w:color="auto" w:fill="F2DBDB" w:themeFill="accent2" w:themeFillTint="33"/>
-      </w:tcPr>
-    </w:tblStylePr>
+  </w:style>
+  <w:style w:type="numbering" w:styleId="N0">
+    <w:name w:val="No List"/>
   </w:style>
 </w:styles>
 </file>
@@ -2815,8 +2251,8 @@
             <a:gs pos="40000">
               <a:schemeClr val="phClr">
                 <a:tint val="45000"/>
+                <a:shade val="99000"/>
                 <a:satMod val="350000"/>
-                <a:shade val="99000"/>
               </a:schemeClr>
             </a:gs>
             <a:gs pos="100000">

--- a/Libs/PrintTemp/血涂片.docx
+++ b/Libs/PrintTemp/血涂片.docx
@@ -1,28 +1,32 @@
 
 <file path=word/document.xml><?xml version="1.0" encoding="utf-8"?>
-<w:document xmlns:w="http://schemas.openxmlformats.org/wordprocessingml/2006/main" xmlns:wps="http://schemas.microsoft.com/office/word/2010/wordprocessingShape" xmlns:mc="http://schemas.openxmlformats.org/markup-compatibility/2006" xmlns:w10="urn:schemas-microsoft-com:office:word" xmlns:v="urn:schemas-microsoft-com:vml" xmlns:wp14="http://schemas.microsoft.com/office/word/2010/wordprocessingDrawing" mc:Ignorable="wp14">
+<w:document xmlns:wpc="http://schemas.microsoft.com/office/word/2010/wordprocessingCanvas" xmlns:mc="http://schemas.openxmlformats.org/markup-compatibility/2006" xmlns:o="urn:schemas-microsoft-com:office:office" xmlns:r="http://schemas.openxmlformats.org/officeDocument/2006/relationships" xmlns:m="http://schemas.openxmlformats.org/officeDocument/2006/math" xmlns:v="urn:schemas-microsoft-com:vml" xmlns:wp14="http://schemas.microsoft.com/office/word/2010/wordprocessingDrawing" xmlns:wp="http://schemas.openxmlformats.org/drawingml/2006/wordprocessingDrawing" xmlns:w="http://schemas.openxmlformats.org/wordprocessingml/2006/main" xmlns:w14="http://schemas.microsoft.com/office/word/2010/wordml" xmlns:w10="urn:schemas-microsoft-com:office:word" xmlns:w15="http://schemas.microsoft.com/office/word/2012/wordml" xmlns:wpg="http://schemas.microsoft.com/office/word/2010/wordprocessingGroup" xmlns:wpi="http://schemas.microsoft.com/office/word/2010/wordprocessingInk" xmlns:wne="http://schemas.microsoft.com/office/word/2006/wordml" xmlns:wps="http://schemas.microsoft.com/office/word/2010/wordprocessingShape" xmlns:wpsCustomData="http://www.wps.cn/officeDocument/2013/wpsCustomData" mc:Ignorable="w14 w15 wp14">
   <w:background w:color="FFFFFF"/>
   <w:body>
     <w:p>
       <w:pPr>
         <w:rPr>
+          <w:rFonts w:hint="default"/>
           <w:sz w:val="20"/>
+          <w:szCs w:val="24"/>
         </w:rPr>
       </w:pPr>
     </w:p>
     <w:p>
       <w:pPr>
         <w:rPr>
-          <w:rFonts w:ascii="微软雅黑" w:hAnsi="微软雅黑"/>
-          <w:b w:val="1"/>
+          <w:rFonts w:hint="eastAsia" w:ascii="微软雅黑" w:hAnsi="微软雅黑" w:eastAsia="微软雅黑" w:cs="微软雅黑"/>
+          <w:b/>
           <w:sz w:val="28"/>
+          <w:szCs w:val="28"/>
         </w:rPr>
       </w:pPr>
       <w:r>
         <w:rPr>
-          <w:rFonts w:ascii="微软雅黑" w:hAnsi="微软雅黑"/>
-          <w:b w:val="1"/>
+          <w:rFonts w:hint="eastAsia" w:ascii="微软雅黑" w:hAnsi="微软雅黑" w:eastAsia="微软雅黑" w:cs="微软雅黑"/>
+          <w:b/>
           <w:sz w:val="28"/>
+          <w:szCs w:val="28"/>
         </w:rPr>
         <w:t>血涂片报告单</w:t>
       </w:r>
@@ -30,68 +34,108 @@
     <w:p>
       <w:pPr>
         <w:rPr>
-          <w:rFonts w:ascii="微软雅黑" w:hAnsi="微软雅黑"/>
-          <w:b w:val="1"/>
+          <w:rFonts w:hint="eastAsia" w:ascii="微软雅黑" w:hAnsi="微软雅黑" w:eastAsia="微软雅黑" w:cs="微软雅黑"/>
+          <w:b/>
           <w:sz w:val="10"/>
+          <w:szCs w:val="10"/>
         </w:rPr>
       </w:pPr>
     </w:p>
     <w:p>
       <w:pPr>
         <w:rPr>
-          <w:rFonts w:ascii="微软雅黑" w:hAnsi="微软雅黑"/>
-          <w:b w:val="1"/>
+          <w:rFonts w:hint="eastAsia" w:ascii="微软雅黑" w:hAnsi="微软雅黑" w:eastAsia="微软雅黑" w:cs="微软雅黑"/>
+          <w:b/>
           <w:sz w:val="18"/>
+          <w:szCs w:val="18"/>
         </w:rPr>
       </w:pPr>
       <w:r>
         <w:rPr>
-          <w:rFonts w:ascii="微软雅黑" w:hAnsi="微软雅黑"/>
-          <w:b w:val="1"/>
+          <w:rFonts w:hint="eastAsia" w:ascii="微软雅黑" w:hAnsi="微软雅黑" w:eastAsia="微软雅黑" w:cs="微软雅黑"/>
+          <w:b/>
           <w:sz w:val="18"/>
+          <w:szCs w:val="18"/>
         </w:rPr>
         <w:t>动物主人姓名：{&lt;主人名称&gt;}</w:t>
       </w:r>
     </w:p>
     <w:tbl>
       <w:tblPr>
+        <w:tblStyle w:val="3"/>
         <w:tblW w:w="0" w:type="auto"/>
+        <w:tblInd w:w="0" w:type="dxa"/>
         <w:tblBorders>
-          <w:top w:val="single" w:sz="4" w:space="0" w:shadow="0" w:frame="0" w:color="auto"/>
-          <w:left w:val="single" w:sz="4" w:space="0" w:shadow="0" w:frame="0" w:color="auto"/>
-          <w:bottom w:val="single" w:sz="4" w:space="0" w:shadow="0" w:frame="0" w:color="auto"/>
-          <w:right w:val="single" w:sz="4" w:space="0" w:shadow="0" w:frame="0" w:color="auto"/>
-          <w:insideH w:val="single" w:sz="4" w:space="0" w:shadow="0" w:frame="0" w:color="auto"/>
-          <w:insideV w:val="single" w:sz="4" w:space="0" w:shadow="0" w:frame="0" w:color="auto"/>
+          <w:top w:val="single" w:color="auto" w:sz="4" w:space="0"/>
+          <w:left w:val="single" w:color="auto" w:sz="4" w:space="0"/>
+          <w:bottom w:val="single" w:color="auto" w:sz="4" w:space="0"/>
+          <w:right w:val="single" w:color="auto" w:sz="4" w:space="0"/>
+          <w:insideH w:val="single" w:color="auto" w:sz="4" w:space="0"/>
+          <w:insideV w:val="single" w:color="auto" w:sz="4" w:space="0"/>
         </w:tblBorders>
-        <w:tblLook w:val="04A0"/>
+        <w:tblLayout w:type="autofit"/>
+        <w:tblCellMar>
+          <w:top w:w="0" w:type="dxa"/>
+          <w:left w:w="108" w:type="dxa"/>
+          <w:bottom w:w="0" w:type="dxa"/>
+          <w:right w:w="108" w:type="dxa"/>
+        </w:tblCellMar>
       </w:tblPr>
-      <w:tblGrid/>
+      <w:tblGrid>
+        <w:gridCol w:w="1372"/>
+        <w:gridCol w:w="1790"/>
+        <w:gridCol w:w="954"/>
+        <w:gridCol w:w="1372"/>
+        <w:gridCol w:w="1372"/>
+        <w:gridCol w:w="1372"/>
+        <w:gridCol w:w="1185"/>
+        <w:gridCol w:w="1566"/>
+      </w:tblGrid>
       <w:tr>
+        <w:tblPrEx>
+          <w:tblBorders>
+            <w:top w:val="single" w:color="auto" w:sz="4" w:space="0"/>
+            <w:left w:val="single" w:color="auto" w:sz="4" w:space="0"/>
+            <w:bottom w:val="single" w:color="auto" w:sz="4" w:space="0"/>
+            <w:right w:val="single" w:color="auto" w:sz="4" w:space="0"/>
+            <w:insideH w:val="single" w:color="auto" w:sz="4" w:space="0"/>
+            <w:insideV w:val="single" w:color="auto" w:sz="4" w:space="0"/>
+          </w:tblBorders>
+          <w:tblCellMar>
+            <w:top w:w="0" w:type="dxa"/>
+            <w:left w:w="108" w:type="dxa"/>
+            <w:bottom w:w="0" w:type="dxa"/>
+            <w:right w:w="108" w:type="dxa"/>
+          </w:tblCellMar>
+        </w:tblPrEx>
         <w:tc>
           <w:tcPr>
             <w:tcW w:w="1372" w:type="dxa"/>
             <w:tcBorders>
-              <w:top w:val="single" w:sz="4" w:space="0" w:shadow="0" w:frame="0"/>
+              <w:top w:val="single" w:color="auto" w:sz="4" w:space="0"/>
               <w:left w:val="nil"/>
               <w:bottom w:val="nil"/>
               <w:right w:val="nil"/>
               <w:tl2br w:val="nil"/>
               <w:tr2bl w:val="nil"/>
             </w:tcBorders>
+            <w:noWrap w:val="0"/>
+            <w:vAlign w:val="top"/>
           </w:tcPr>
           <w:p>
             <w:pPr>
               <w:jc w:val="right"/>
               <w:rPr>
-                <w:rFonts w:ascii="微软雅黑" w:hAnsi="微软雅黑"/>
-                <w:sz w:val="18"/>
-              </w:rPr>
-            </w:pPr>
-            <w:r>
-              <w:rPr>
-                <w:rFonts w:ascii="微软雅黑" w:hAnsi="微软雅黑"/>
-                <w:sz w:val="18"/>
+                <w:rFonts w:hint="eastAsia" w:ascii="微软雅黑" w:hAnsi="微软雅黑" w:eastAsia="微软雅黑" w:cs="微软雅黑"/>
+                <w:sz w:val="18"/>
+                <w:szCs w:val="18"/>
+              </w:rPr>
+            </w:pPr>
+            <w:r>
+              <w:rPr>
+                <w:rFonts w:hint="eastAsia" w:ascii="微软雅黑" w:hAnsi="微软雅黑" w:eastAsia="微软雅黑" w:cs="微软雅黑"/>
+                <w:sz w:val="18"/>
+                <w:szCs w:val="18"/>
               </w:rPr>
               <w:t>动物姓名:</w:t>
             </w:r>
@@ -101,25 +145,29 @@
           <w:tcPr>
             <w:tcW w:w="1790" w:type="dxa"/>
             <w:tcBorders>
-              <w:top w:val="single" w:sz="4" w:space="0" w:shadow="0" w:frame="0"/>
+              <w:top w:val="single" w:color="auto" w:sz="4" w:space="0"/>
               <w:left w:val="nil"/>
               <w:bottom w:val="nil"/>
               <w:right w:val="nil"/>
               <w:tl2br w:val="nil"/>
               <w:tr2bl w:val="nil"/>
             </w:tcBorders>
-          </w:tcPr>
-          <w:p>
-            <w:pPr>
-              <w:rPr>
-                <w:rFonts w:ascii="微软雅黑" w:hAnsi="微软雅黑"/>
-                <w:sz w:val="18"/>
-              </w:rPr>
-            </w:pPr>
-            <w:r>
-              <w:rPr>
-                <w:rFonts w:ascii="微软雅黑" w:hAnsi="微软雅黑"/>
-                <w:sz w:val="18"/>
+            <w:noWrap w:val="0"/>
+            <w:vAlign w:val="top"/>
+          </w:tcPr>
+          <w:p>
+            <w:pPr>
+              <w:rPr>
+                <w:rFonts w:hint="eastAsia" w:ascii="微软雅黑" w:hAnsi="微软雅黑" w:eastAsia="微软雅黑" w:cs="微软雅黑"/>
+                <w:sz w:val="18"/>
+                <w:szCs w:val="18"/>
+              </w:rPr>
+            </w:pPr>
+            <w:r>
+              <w:rPr>
+                <w:rFonts w:hint="eastAsia" w:ascii="微软雅黑" w:hAnsi="微软雅黑" w:eastAsia="微软雅黑" w:cs="微软雅黑"/>
+                <w:sz w:val="18"/>
+                <w:szCs w:val="18"/>
               </w:rPr>
               <w:t>{&lt;宠物名称&gt;}</w:t>
             </w:r>
@@ -127,28 +175,32 @@
         </w:tc>
         <w:tc>
           <w:tcPr>
-            <w:tcW w:w="774" w:type="dxa"/>
+            <w:tcW w:w="954" w:type="dxa"/>
             <w:tcBorders>
-              <w:top w:val="single" w:sz="4" w:space="0" w:shadow="0" w:frame="0"/>
+              <w:top w:val="single" w:color="auto" w:sz="4" w:space="0"/>
               <w:left w:val="nil"/>
               <w:bottom w:val="nil"/>
               <w:right w:val="nil"/>
               <w:tl2br w:val="nil"/>
               <w:tr2bl w:val="nil"/>
             </w:tcBorders>
+            <w:noWrap w:val="0"/>
+            <w:vAlign w:val="top"/>
           </w:tcPr>
           <w:p>
             <w:pPr>
               <w:jc w:val="right"/>
               <w:rPr>
-                <w:rFonts w:ascii="微软雅黑" w:hAnsi="微软雅黑"/>
-                <w:sz w:val="18"/>
-              </w:rPr>
-            </w:pPr>
-            <w:r>
-              <w:rPr>
-                <w:rFonts w:ascii="微软雅黑" w:hAnsi="微软雅黑"/>
-                <w:sz w:val="18"/>
+                <w:rFonts w:hint="eastAsia" w:ascii="微软雅黑" w:hAnsi="微软雅黑" w:eastAsia="微软雅黑" w:cs="微软雅黑"/>
+                <w:sz w:val="18"/>
+                <w:szCs w:val="18"/>
+              </w:rPr>
+            </w:pPr>
+            <w:r>
+              <w:rPr>
+                <w:rFonts w:hint="eastAsia" w:ascii="微软雅黑" w:hAnsi="微软雅黑" w:eastAsia="微软雅黑" w:cs="微软雅黑"/>
+                <w:sz w:val="18"/>
+                <w:szCs w:val="18"/>
               </w:rPr>
               <w:t>年龄:</w:t>
             </w:r>
@@ -156,27 +208,31 @@
         </w:tc>
         <w:tc>
           <w:tcPr>
-            <w:tcW w:w="1552" w:type="dxa"/>
+            <w:tcW w:w="1372" w:type="dxa"/>
             <w:tcBorders>
-              <w:top w:val="single" w:sz="4" w:space="0" w:shadow="0" w:frame="0"/>
+              <w:top w:val="single" w:color="auto" w:sz="4" w:space="0"/>
               <w:left w:val="nil"/>
               <w:bottom w:val="nil"/>
               <w:right w:val="nil"/>
               <w:tl2br w:val="nil"/>
               <w:tr2bl w:val="nil"/>
             </w:tcBorders>
-          </w:tcPr>
-          <w:p>
-            <w:pPr>
-              <w:rPr>
-                <w:rFonts w:ascii="微软雅黑" w:hAnsi="微软雅黑"/>
-                <w:sz w:val="18"/>
-              </w:rPr>
-            </w:pPr>
-            <w:r>
-              <w:rPr>
-                <w:rFonts w:ascii="微软雅黑" w:hAnsi="微软雅黑"/>
-                <w:sz w:val="18"/>
+            <w:noWrap w:val="0"/>
+            <w:vAlign w:val="top"/>
+          </w:tcPr>
+          <w:p>
+            <w:pPr>
+              <w:rPr>
+                <w:rFonts w:hint="eastAsia" w:ascii="微软雅黑" w:hAnsi="微软雅黑" w:eastAsia="微软雅黑" w:cs="微软雅黑"/>
+                <w:sz w:val="18"/>
+                <w:szCs w:val="18"/>
+              </w:rPr>
+            </w:pPr>
+            <w:r>
+              <w:rPr>
+                <w:rFonts w:hint="eastAsia" w:ascii="微软雅黑" w:hAnsi="微软雅黑" w:eastAsia="微软雅黑" w:cs="微软雅黑"/>
+                <w:sz w:val="18"/>
+                <w:szCs w:val="18"/>
               </w:rPr>
               <w:t>{&lt;宠物年龄&gt;}</w:t>
             </w:r>
@@ -184,28 +240,32 @@
         </w:tc>
         <w:tc>
           <w:tcPr>
-            <w:tcW w:w="999" w:type="dxa"/>
+            <w:tcW w:w="1372" w:type="dxa"/>
             <w:tcBorders>
-              <w:top w:val="single" w:sz="4" w:space="0" w:shadow="0" w:frame="0"/>
+              <w:top w:val="single" w:color="auto" w:sz="4" w:space="0"/>
               <w:left w:val="nil"/>
               <w:bottom w:val="nil"/>
               <w:right w:val="nil"/>
               <w:tl2br w:val="nil"/>
               <w:tr2bl w:val="nil"/>
             </w:tcBorders>
+            <w:noWrap w:val="0"/>
+            <w:vAlign w:val="top"/>
           </w:tcPr>
           <w:p>
             <w:pPr>
               <w:jc w:val="right"/>
               <w:rPr>
-                <w:rFonts w:ascii="微软雅黑" w:hAnsi="微软雅黑"/>
-                <w:sz w:val="18"/>
-              </w:rPr>
-            </w:pPr>
-            <w:r>
-              <w:rPr>
-                <w:rFonts w:ascii="微软雅黑" w:hAnsi="微软雅黑"/>
-                <w:sz w:val="18"/>
+                <w:rFonts w:hint="eastAsia" w:ascii="微软雅黑" w:hAnsi="微软雅黑" w:eastAsia="微软雅黑" w:cs="微软雅黑"/>
+                <w:sz w:val="18"/>
+                <w:szCs w:val="18"/>
+              </w:rPr>
+            </w:pPr>
+            <w:r>
+              <w:rPr>
+                <w:rFonts w:hint="eastAsia" w:ascii="微软雅黑" w:hAnsi="微软雅黑" w:eastAsia="微软雅黑" w:cs="微软雅黑"/>
+                <w:sz w:val="18"/>
+                <w:szCs w:val="18"/>
               </w:rPr>
               <w:t>物种:</w:t>
             </w:r>
@@ -213,44 +273,50 @@
         </w:tc>
         <w:tc>
           <w:tcPr>
-            <w:tcW w:w="1559" w:type="dxa"/>
+            <w:tcW w:w="1372" w:type="dxa"/>
             <w:tcBorders>
-              <w:top w:val="single" w:sz="4" w:space="0" w:shadow="0" w:frame="0"/>
+              <w:top w:val="single" w:color="auto" w:sz="4" w:space="0"/>
               <w:left w:val="nil"/>
               <w:bottom w:val="nil"/>
               <w:right w:val="nil"/>
               <w:tl2br w:val="nil"/>
               <w:tr2bl w:val="nil"/>
             </w:tcBorders>
-          </w:tcPr>
-          <w:p>
-            <w:pPr>
-              <w:rPr>
-                <w:rFonts w:ascii="微软雅黑" w:hAnsi="微软雅黑"/>
-                <w:sz w:val="18"/>
-              </w:rPr>
-            </w:pPr>
-            <w:r>
-              <w:rPr>
-                <w:rFonts w:ascii="微软雅黑" w:hAnsi="微软雅黑"/>
+            <w:noWrap w:val="0"/>
+            <w:vAlign w:val="top"/>
+          </w:tcPr>
+          <w:p>
+            <w:pPr>
+              <w:rPr>
+                <w:rFonts w:hint="eastAsia" w:ascii="微软雅黑" w:hAnsi="微软雅黑" w:eastAsia="微软雅黑" w:cs="微软雅黑"/>
+                <w:sz w:val="18"/>
+                <w:szCs w:val="18"/>
+              </w:rPr>
+            </w:pPr>
+            <w:r>
+              <w:rPr>
+                <w:rFonts w:hint="eastAsia" w:ascii="微软雅黑" w:hAnsi="微软雅黑" w:eastAsia="微软雅黑" w:cs="微软雅黑"/>
                 <w:color w:val="000000"/>
                 <w:sz w:val="18"/>
+                <w:szCs w:val="18"/>
               </w:rPr>
               <w:t>{&lt;</w:t>
             </w:r>
             <w:r>
               <w:rPr>
-                <w:rFonts w:ascii="新宋体" w:hAnsi="新宋体"/>
+                <w:rFonts w:hint="eastAsia" w:ascii="新宋体" w:hAnsi="新宋体" w:eastAsia="新宋体"/>
                 <w:color w:val="000000"/>
                 <w:sz w:val="19"/>
+                <w:szCs w:val="24"/>
               </w:rPr>
               <w:t>宠物种类</w:t>
             </w:r>
             <w:r>
               <w:rPr>
-                <w:rFonts w:ascii="微软雅黑" w:hAnsi="微软雅黑"/>
+                <w:rFonts w:hint="eastAsia" w:ascii="微软雅黑" w:hAnsi="微软雅黑" w:eastAsia="微软雅黑" w:cs="微软雅黑"/>
                 <w:color w:val="000000"/>
                 <w:sz w:val="18"/>
+                <w:szCs w:val="18"/>
               </w:rPr>
               <w:t>&gt;}</w:t>
             </w:r>
@@ -258,28 +324,32 @@
         </w:tc>
         <w:tc>
           <w:tcPr>
-            <w:tcW w:w="993" w:type="dxa"/>
+            <w:tcW w:w="1185" w:type="dxa"/>
             <w:tcBorders>
-              <w:top w:val="single" w:sz="4" w:space="0" w:shadow="0" w:frame="0"/>
+              <w:top w:val="single" w:color="auto" w:sz="4" w:space="0"/>
               <w:left w:val="nil"/>
               <w:bottom w:val="nil"/>
               <w:right w:val="nil"/>
               <w:tl2br w:val="nil"/>
               <w:tr2bl w:val="nil"/>
             </w:tcBorders>
+            <w:noWrap w:val="0"/>
+            <w:vAlign w:val="top"/>
           </w:tcPr>
           <w:p>
             <w:pPr>
               <w:jc w:val="right"/>
               <w:rPr>
-                <w:rFonts w:ascii="微软雅黑" w:hAnsi="微软雅黑"/>
-                <w:sz w:val="18"/>
-              </w:rPr>
-            </w:pPr>
-            <w:r>
-              <w:rPr>
-                <w:rFonts w:ascii="微软雅黑" w:hAnsi="微软雅黑"/>
-                <w:sz w:val="18"/>
+                <w:rFonts w:hint="eastAsia" w:ascii="微软雅黑" w:hAnsi="微软雅黑" w:eastAsia="微软雅黑" w:cs="微软雅黑"/>
+                <w:sz w:val="18"/>
+                <w:szCs w:val="18"/>
+              </w:rPr>
+            </w:pPr>
+            <w:r>
+              <w:rPr>
+                <w:rFonts w:hint="eastAsia" w:ascii="微软雅黑" w:hAnsi="微软雅黑" w:eastAsia="微软雅黑" w:cs="微软雅黑"/>
+                <w:sz w:val="18"/>
+                <w:szCs w:val="18"/>
               </w:rPr>
               <w:t>病历号:</w:t>
             </w:r>
@@ -287,43 +357,49 @@
         </w:tc>
         <w:tc>
           <w:tcPr>
-            <w:tcW w:w="1944" w:type="dxa"/>
+            <w:tcW w:w="1566" w:type="dxa"/>
             <w:tcBorders>
-              <w:top w:val="single" w:sz="4" w:space="0" w:shadow="0" w:frame="0"/>
+              <w:top w:val="single" w:color="auto" w:sz="4" w:space="0"/>
               <w:left w:val="nil"/>
               <w:bottom w:val="nil"/>
               <w:right w:val="nil"/>
               <w:tl2br w:val="nil"/>
               <w:tr2bl w:val="nil"/>
             </w:tcBorders>
-          </w:tcPr>
-          <w:p>
-            <w:pPr>
-              <w:rPr>
-                <w:rFonts w:ascii="微软雅黑" w:hAnsi="微软雅黑"/>
-                <w:sz w:val="18"/>
-              </w:rPr>
-            </w:pPr>
-            <w:r>
-              <w:rPr>
-                <w:rFonts w:ascii="微软雅黑" w:hAnsi="微软雅黑"/>
+            <w:noWrap w:val="0"/>
+            <w:vAlign w:val="top"/>
+          </w:tcPr>
+          <w:p>
+            <w:pPr>
+              <w:rPr>
+                <w:rFonts w:hint="eastAsia" w:ascii="微软雅黑" w:hAnsi="微软雅黑" w:eastAsia="微软雅黑" w:cs="微软雅黑"/>
+                <w:sz w:val="18"/>
+                <w:szCs w:val="18"/>
+              </w:rPr>
+            </w:pPr>
+            <w:r>
+              <w:rPr>
+                <w:rFonts w:hint="eastAsia" w:ascii="微软雅黑" w:hAnsi="微软雅黑" w:eastAsia="微软雅黑" w:cs="微软雅黑"/>
                 <w:color w:val="000000"/>
                 <w:sz w:val="18"/>
+                <w:szCs w:val="18"/>
               </w:rPr>
               <w:t>{&lt;</w:t>
             </w:r>
             <w:r>
               <w:rPr>
-                <w:rFonts w:ascii="微软雅黑" w:hAnsi="微软雅黑"/>
-                <w:sz w:val="18"/>
+                <w:rFonts w:hint="eastAsia" w:ascii="微软雅黑" w:hAnsi="微软雅黑" w:eastAsia="微软雅黑" w:cs="微软雅黑"/>
+                <w:sz w:val="18"/>
+                <w:szCs w:val="18"/>
               </w:rPr>
               <w:t>病历号</w:t>
             </w:r>
             <w:r>
               <w:rPr>
-                <w:rFonts w:ascii="微软雅黑" w:hAnsi="微软雅黑"/>
+                <w:rFonts w:hint="eastAsia" w:ascii="微软雅黑" w:hAnsi="微软雅黑" w:eastAsia="微软雅黑" w:cs="微软雅黑"/>
                 <w:color w:val="000000"/>
                 <w:sz w:val="18"/>
+                <w:szCs w:val="18"/>
               </w:rPr>
               <w:t>&gt;}</w:t>
             </w:r>
@@ -331,30 +407,50 @@
         </w:tc>
       </w:tr>
       <w:tr>
+        <w:tblPrEx>
+          <w:tblBorders>
+            <w:top w:val="single" w:color="auto" w:sz="4" w:space="0"/>
+            <w:left w:val="single" w:color="auto" w:sz="4" w:space="0"/>
+            <w:bottom w:val="single" w:color="auto" w:sz="4" w:space="0"/>
+            <w:right w:val="single" w:color="auto" w:sz="4" w:space="0"/>
+            <w:insideH w:val="single" w:color="auto" w:sz="4" w:space="0"/>
+            <w:insideV w:val="single" w:color="auto" w:sz="4" w:space="0"/>
+          </w:tblBorders>
+          <w:tblCellMar>
+            <w:top w:w="0" w:type="dxa"/>
+            <w:left w:w="108" w:type="dxa"/>
+            <w:bottom w:w="0" w:type="dxa"/>
+            <w:right w:w="108" w:type="dxa"/>
+          </w:tblCellMar>
+        </w:tblPrEx>
         <w:tc>
           <w:tcPr>
             <w:tcW w:w="1372" w:type="dxa"/>
             <w:tcBorders>
               <w:top w:val="nil"/>
               <w:left w:val="nil"/>
-              <w:bottom w:val="single" w:sz="4" w:space="0" w:shadow="0" w:frame="0"/>
+              <w:bottom w:val="single" w:color="auto" w:sz="4" w:space="0"/>
               <w:right w:val="nil"/>
               <w:tl2br w:val="nil"/>
               <w:tr2bl w:val="nil"/>
             </w:tcBorders>
+            <w:noWrap w:val="0"/>
+            <w:vAlign w:val="top"/>
           </w:tcPr>
           <w:p>
             <w:pPr>
               <w:jc w:val="right"/>
               <w:rPr>
-                <w:rFonts w:ascii="微软雅黑" w:hAnsi="微软雅黑"/>
-                <w:sz w:val="18"/>
-              </w:rPr>
-            </w:pPr>
-            <w:r>
-              <w:rPr>
-                <w:rFonts w:ascii="微软雅黑" w:hAnsi="微软雅黑"/>
-                <w:sz w:val="18"/>
+                <w:rFonts w:hint="eastAsia" w:ascii="微软雅黑" w:hAnsi="微软雅黑" w:eastAsia="微软雅黑" w:cs="微软雅黑"/>
+                <w:sz w:val="18"/>
+                <w:szCs w:val="18"/>
+              </w:rPr>
+            </w:pPr>
+            <w:r>
+              <w:rPr>
+                <w:rFonts w:hint="eastAsia" w:ascii="微软雅黑" w:hAnsi="微软雅黑" w:eastAsia="微软雅黑" w:cs="微软雅黑"/>
+                <w:sz w:val="18"/>
+                <w:szCs w:val="18"/>
               </w:rPr>
               <w:t>性别:</w:t>
             </w:r>
@@ -366,23 +462,27 @@
             <w:tcBorders>
               <w:top w:val="nil"/>
               <w:left w:val="nil"/>
-              <w:bottom w:val="single" w:sz="4" w:space="0" w:shadow="0" w:frame="0"/>
+              <w:bottom w:val="single" w:color="auto" w:sz="4" w:space="0"/>
               <w:right w:val="nil"/>
               <w:tl2br w:val="nil"/>
               <w:tr2bl w:val="nil"/>
             </w:tcBorders>
-          </w:tcPr>
-          <w:p>
-            <w:pPr>
-              <w:rPr>
-                <w:rFonts w:ascii="微软雅黑" w:hAnsi="微软雅黑"/>
-                <w:sz w:val="18"/>
-              </w:rPr>
-            </w:pPr>
-            <w:r>
-              <w:rPr>
-                <w:rFonts w:ascii="微软雅黑" w:hAnsi="微软雅黑"/>
-                <w:sz w:val="18"/>
+            <w:noWrap w:val="0"/>
+            <w:vAlign w:val="top"/>
+          </w:tcPr>
+          <w:p>
+            <w:pPr>
+              <w:rPr>
+                <w:rFonts w:hint="eastAsia" w:ascii="微软雅黑" w:hAnsi="微软雅黑" w:eastAsia="微软雅黑" w:cs="微软雅黑"/>
+                <w:sz w:val="18"/>
+                <w:szCs w:val="18"/>
+              </w:rPr>
+            </w:pPr>
+            <w:r>
+              <w:rPr>
+                <w:rFonts w:hint="eastAsia" w:ascii="微软雅黑" w:hAnsi="微软雅黑" w:eastAsia="微软雅黑" w:cs="微软雅黑"/>
+                <w:sz w:val="18"/>
+                <w:szCs w:val="18"/>
               </w:rPr>
               <w:t>{&lt;宠物性别&gt;}</w:t>
             </w:r>
@@ -390,28 +490,32 @@
         </w:tc>
         <w:tc>
           <w:tcPr>
-            <w:tcW w:w="774" w:type="dxa"/>
+            <w:tcW w:w="954" w:type="dxa"/>
             <w:tcBorders>
               <w:top w:val="nil"/>
               <w:left w:val="nil"/>
-              <w:bottom w:val="single" w:sz="4" w:space="0" w:shadow="0" w:frame="0"/>
+              <w:bottom w:val="single" w:color="auto" w:sz="4" w:space="0"/>
               <w:right w:val="nil"/>
               <w:tl2br w:val="nil"/>
               <w:tr2bl w:val="nil"/>
             </w:tcBorders>
+            <w:noWrap w:val="0"/>
+            <w:vAlign w:val="top"/>
           </w:tcPr>
           <w:p>
             <w:pPr>
               <w:jc w:val="right"/>
               <w:rPr>
-                <w:rFonts w:ascii="微软雅黑" w:hAnsi="微软雅黑"/>
-                <w:sz w:val="18"/>
-              </w:rPr>
-            </w:pPr>
-            <w:r>
-              <w:rPr>
-                <w:rFonts w:ascii="微软雅黑" w:hAnsi="微软雅黑"/>
-                <w:sz w:val="18"/>
+                <w:rFonts w:hint="eastAsia" w:ascii="微软雅黑" w:hAnsi="微软雅黑" w:eastAsia="微软雅黑" w:cs="微软雅黑"/>
+                <w:sz w:val="18"/>
+                <w:szCs w:val="18"/>
+              </w:rPr>
+            </w:pPr>
+            <w:r>
+              <w:rPr>
+                <w:rFonts w:hint="eastAsia" w:ascii="微软雅黑" w:hAnsi="微软雅黑" w:eastAsia="微软雅黑" w:cs="微软雅黑"/>
+                <w:sz w:val="18"/>
+                <w:szCs w:val="18"/>
               </w:rPr>
               <w:t>绝育:</w:t>
             </w:r>
@@ -419,27 +523,31 @@
         </w:tc>
         <w:tc>
           <w:tcPr>
-            <w:tcW w:w="1552" w:type="dxa"/>
+            <w:tcW w:w="1372" w:type="dxa"/>
             <w:tcBorders>
               <w:top w:val="nil"/>
               <w:left w:val="nil"/>
-              <w:bottom w:val="single" w:sz="4" w:space="0" w:shadow="0" w:frame="0"/>
+              <w:bottom w:val="single" w:color="auto" w:sz="4" w:space="0"/>
               <w:right w:val="nil"/>
               <w:tl2br w:val="nil"/>
               <w:tr2bl w:val="nil"/>
             </w:tcBorders>
-          </w:tcPr>
-          <w:p>
-            <w:pPr>
-              <w:rPr>
-                <w:rFonts w:ascii="微软雅黑" w:hAnsi="微软雅黑"/>
-                <w:sz w:val="18"/>
-              </w:rPr>
-            </w:pPr>
-            <w:r>
-              <w:rPr>
-                <w:rFonts w:ascii="微软雅黑" w:hAnsi="微软雅黑"/>
-                <w:sz w:val="18"/>
+            <w:noWrap w:val="0"/>
+            <w:vAlign w:val="top"/>
+          </w:tcPr>
+          <w:p>
+            <w:pPr>
+              <w:rPr>
+                <w:rFonts w:hint="eastAsia" w:ascii="微软雅黑" w:hAnsi="微软雅黑" w:eastAsia="微软雅黑" w:cs="微软雅黑"/>
+                <w:sz w:val="18"/>
+                <w:szCs w:val="18"/>
+              </w:rPr>
+            </w:pPr>
+            <w:r>
+              <w:rPr>
+                <w:rFonts w:hint="eastAsia" w:ascii="微软雅黑" w:hAnsi="微软雅黑" w:eastAsia="微软雅黑" w:cs="微软雅黑"/>
+                <w:sz w:val="18"/>
+                <w:szCs w:val="18"/>
               </w:rPr>
               <w:t>{&lt;是否绝育&gt;}</w:t>
             </w:r>
@@ -447,28 +555,32 @@
         </w:tc>
         <w:tc>
           <w:tcPr>
-            <w:tcW w:w="999" w:type="dxa"/>
+            <w:tcW w:w="1372" w:type="dxa"/>
             <w:tcBorders>
               <w:top w:val="nil"/>
               <w:left w:val="nil"/>
-              <w:bottom w:val="single" w:sz="4" w:space="0" w:shadow="0" w:frame="0"/>
+              <w:bottom w:val="single" w:color="auto" w:sz="4" w:space="0"/>
               <w:right w:val="nil"/>
               <w:tl2br w:val="nil"/>
               <w:tr2bl w:val="nil"/>
             </w:tcBorders>
+            <w:noWrap w:val="0"/>
+            <w:vAlign w:val="top"/>
           </w:tcPr>
           <w:p>
             <w:pPr>
               <w:jc w:val="right"/>
               <w:rPr>
-                <w:rFonts w:ascii="微软雅黑" w:hAnsi="微软雅黑"/>
-                <w:sz w:val="18"/>
-              </w:rPr>
-            </w:pPr>
-            <w:r>
-              <w:rPr>
-                <w:rFonts w:ascii="微软雅黑" w:hAnsi="微软雅黑"/>
-                <w:sz w:val="18"/>
+                <w:rFonts w:hint="eastAsia" w:ascii="微软雅黑" w:hAnsi="微软雅黑" w:eastAsia="微软雅黑" w:cs="微软雅黑"/>
+                <w:sz w:val="18"/>
+                <w:szCs w:val="18"/>
+              </w:rPr>
+            </w:pPr>
+            <w:r>
+              <w:rPr>
+                <w:rFonts w:hint="eastAsia" w:ascii="微软雅黑" w:hAnsi="微软雅黑" w:eastAsia="微软雅黑" w:cs="微软雅黑"/>
+                <w:sz w:val="18"/>
+                <w:szCs w:val="18"/>
               </w:rPr>
               <w:t>医生:</w:t>
             </w:r>
@@ -476,28 +588,32 @@
         </w:tc>
         <w:tc>
           <w:tcPr>
-            <w:tcW w:w="1559" w:type="dxa"/>
+            <w:tcW w:w="1372" w:type="dxa"/>
             <w:tcBorders>
               <w:top w:val="nil"/>
               <w:left w:val="nil"/>
-              <w:bottom w:val="single" w:sz="4" w:space="0" w:shadow="0" w:frame="0"/>
+              <w:bottom w:val="single" w:color="auto" w:sz="4" w:space="0"/>
               <w:right w:val="nil"/>
               <w:tl2br w:val="nil"/>
               <w:tr2bl w:val="nil"/>
             </w:tcBorders>
-          </w:tcPr>
-          <w:p>
-            <w:pPr>
-              <w:rPr>
-                <w:rFonts w:ascii="微软雅黑" w:hAnsi="微软雅黑"/>
-                <w:sz w:val="18"/>
-              </w:rPr>
-            </w:pPr>
-            <w:r>
-              <w:rPr>
-                <w:rFonts w:ascii="微软雅黑" w:hAnsi="微软雅黑"/>
+            <w:noWrap w:val="0"/>
+            <w:vAlign w:val="top"/>
+          </w:tcPr>
+          <w:p>
+            <w:pPr>
+              <w:rPr>
+                <w:rFonts w:hint="eastAsia" w:ascii="微软雅黑" w:hAnsi="微软雅黑" w:eastAsia="微软雅黑" w:cs="微软雅黑"/>
+                <w:sz w:val="18"/>
+                <w:szCs w:val="18"/>
+              </w:rPr>
+            </w:pPr>
+            <w:r>
+              <w:rPr>
+                <w:rFonts w:hint="eastAsia" w:ascii="微软雅黑" w:hAnsi="微软雅黑" w:eastAsia="微软雅黑" w:cs="微软雅黑"/>
                 <w:color w:val="000000"/>
                 <w:sz w:val="18"/>
+                <w:szCs w:val="18"/>
               </w:rPr>
               <w:t>{&lt;检查医生&gt;}</w:t>
             </w:r>
@@ -505,28 +621,32 @@
         </w:tc>
         <w:tc>
           <w:tcPr>
-            <w:tcW w:w="993" w:type="dxa"/>
+            <w:tcW w:w="1185" w:type="dxa"/>
             <w:tcBorders>
               <w:top w:val="nil"/>
               <w:left w:val="nil"/>
-              <w:bottom w:val="single" w:sz="4" w:space="0" w:shadow="0" w:frame="0"/>
+              <w:bottom w:val="single" w:color="auto" w:sz="4" w:space="0"/>
               <w:right w:val="nil"/>
               <w:tl2br w:val="nil"/>
               <w:tr2bl w:val="nil"/>
             </w:tcBorders>
+            <w:noWrap w:val="0"/>
+            <w:vAlign w:val="top"/>
           </w:tcPr>
           <w:p>
             <w:pPr>
               <w:jc w:val="right"/>
               <w:rPr>
-                <w:rFonts w:ascii="微软雅黑" w:hAnsi="微软雅黑"/>
-                <w:sz w:val="18"/>
-              </w:rPr>
-            </w:pPr>
-            <w:r>
-              <w:rPr>
-                <w:rFonts w:ascii="微软雅黑" w:hAnsi="微软雅黑"/>
-                <w:sz w:val="18"/>
+                <w:rFonts w:hint="eastAsia" w:ascii="微软雅黑" w:hAnsi="微软雅黑" w:eastAsia="微软雅黑" w:cs="微软雅黑"/>
+                <w:sz w:val="18"/>
+                <w:szCs w:val="18"/>
+              </w:rPr>
+            </w:pPr>
+            <w:r>
+              <w:rPr>
+                <w:rFonts w:hint="eastAsia" w:ascii="微软雅黑" w:hAnsi="微软雅黑" w:eastAsia="微软雅黑" w:cs="微软雅黑"/>
+                <w:sz w:val="18"/>
+                <w:szCs w:val="18"/>
               </w:rPr>
               <w:t>检测时间:</w:t>
             </w:r>
@@ -534,27 +654,31 @@
         </w:tc>
         <w:tc>
           <w:tcPr>
-            <w:tcW w:w="1944" w:type="dxa"/>
+            <w:tcW w:w="1566" w:type="dxa"/>
             <w:tcBorders>
               <w:top w:val="nil"/>
               <w:left w:val="nil"/>
-              <w:bottom w:val="single" w:sz="4" w:space="0" w:shadow="0" w:frame="0"/>
+              <w:bottom w:val="single" w:color="auto" w:sz="4" w:space="0"/>
               <w:right w:val="nil"/>
               <w:tl2br w:val="nil"/>
               <w:tr2bl w:val="nil"/>
             </w:tcBorders>
-          </w:tcPr>
-          <w:p>
-            <w:pPr>
-              <w:rPr>
-                <w:rFonts w:ascii="微软雅黑" w:hAnsi="微软雅黑"/>
-                <w:sz w:val="18"/>
-              </w:rPr>
-            </w:pPr>
-            <w:r>
-              <w:rPr>
-                <w:rFonts w:ascii="微软雅黑" w:hAnsi="微软雅黑"/>
-                <w:sz w:val="18"/>
+            <w:noWrap w:val="0"/>
+            <w:vAlign w:val="top"/>
+          </w:tcPr>
+          <w:p>
+            <w:pPr>
+              <w:rPr>
+                <w:rFonts w:hint="eastAsia" w:ascii="微软雅黑" w:hAnsi="微软雅黑" w:eastAsia="微软雅黑" w:cs="微软雅黑"/>
+                <w:sz w:val="18"/>
+                <w:szCs w:val="18"/>
+              </w:rPr>
+            </w:pPr>
+            <w:r>
+              <w:rPr>
+                <w:rFonts w:hint="eastAsia" w:ascii="微软雅黑" w:hAnsi="微软雅黑" w:eastAsia="微软雅黑" w:cs="微软雅黑"/>
+                <w:sz w:val="18"/>
+                <w:szCs w:val="18"/>
               </w:rPr>
               <w:t>{&lt;检查时间&gt;}</w:t>
             </w:r>
@@ -565,49 +689,103 @@
     <w:p>
       <w:pPr>
         <w:rPr>
-          <w:rFonts w:ascii="微软雅黑" w:hAnsi="微软雅黑"/>
-          <w:b w:val="1"/>
+          <w:rFonts w:hint="eastAsia" w:ascii="微软雅黑" w:hAnsi="微软雅黑" w:eastAsia="微软雅黑" w:cs="微软雅黑"/>
+          <w:b/>
           <w:sz w:val="10"/>
+          <w:szCs w:val="10"/>
         </w:rPr>
       </w:pPr>
     </w:p>
     <w:tbl>
       <w:tblPr>
-        <w:tblStyle w:val="T2"/>
+        <w:tblStyle w:val="6"/>
         <w:tblW w:w="11006" w:type="dxa"/>
+        <w:tblInd w:w="0" w:type="dxa"/>
         <w:tblBorders>
-          <w:top w:val="single" w:sz="4" w:space="0" w:shadow="0" w:frame="0" w:color="auto"/>
-          <w:left w:val="single" w:sz="4" w:space="0" w:shadow="0" w:frame="0" w:color="auto"/>
-          <w:bottom w:val="single" w:sz="4" w:space="0" w:shadow="0" w:frame="0" w:color="auto"/>
-          <w:right w:val="single" w:sz="4" w:space="0" w:shadow="0" w:frame="0" w:color="auto"/>
-          <w:insideH w:val="single" w:sz="4" w:space="0" w:shadow="0" w:frame="0" w:color="auto"/>
-          <w:insideV w:val="single" w:sz="4" w:space="0" w:shadow="0" w:frame="0" w:color="auto"/>
+          <w:top w:val="single" w:color="auto" w:sz="4" w:space="0"/>
+          <w:left w:val="single" w:color="auto" w:sz="4" w:space="0"/>
+          <w:bottom w:val="single" w:color="auto" w:sz="4" w:space="0"/>
+          <w:right w:val="single" w:color="auto" w:sz="4" w:space="0"/>
+          <w:insideH w:val="single" w:color="auto" w:sz="4" w:space="0"/>
+          <w:insideV w:val="single" w:color="auto" w:sz="4" w:space="0"/>
         </w:tblBorders>
-        <w:tblLook w:val="04A0"/>
+        <w:tblLayout w:type="autofit"/>
+        <w:tblCellMar>
+          <w:top w:w="0" w:type="dxa"/>
+          <w:left w:w="108" w:type="dxa"/>
+          <w:bottom w:w="0" w:type="dxa"/>
+          <w:right w:w="108" w:type="dxa"/>
+        </w:tblCellMar>
       </w:tblPr>
-      <w:tblGrid/>
+      <w:tblGrid>
+        <w:gridCol w:w="1555"/>
+        <w:gridCol w:w="2126"/>
+        <w:gridCol w:w="1362"/>
+        <w:gridCol w:w="5963"/>
+      </w:tblGrid>
       <w:tr>
+        <w:tblPrEx>
+          <w:tblBorders>
+            <w:top w:val="single" w:color="auto" w:sz="4" w:space="0"/>
+            <w:left w:val="single" w:color="auto" w:sz="4" w:space="0"/>
+            <w:bottom w:val="single" w:color="auto" w:sz="4" w:space="0"/>
+            <w:right w:val="single" w:color="auto" w:sz="4" w:space="0"/>
+            <w:insideH w:val="single" w:color="auto" w:sz="4" w:space="0"/>
+            <w:insideV w:val="single" w:color="auto" w:sz="4" w:space="0"/>
+          </w:tblBorders>
+          <w:tblCellMar>
+            <w:top w:w="0" w:type="dxa"/>
+            <w:left w:w="108" w:type="dxa"/>
+            <w:bottom w:w="0" w:type="dxa"/>
+            <w:right w:w="108" w:type="dxa"/>
+          </w:tblCellMar>
+        </w:tblPrEx>
         <w:trPr>
-          <w:trHeight w:hRule="atLeast" w:val="343"/>
+          <w:trHeight w:val="343" w:hRule="atLeast"/>
         </w:trPr>
         <w:tc>
           <w:tcPr>
-            <w:cnfStyle w:val="001000000000"/>
             <w:tcW w:w="1555" w:type="dxa"/>
+            <w:tcBorders>
+              <w:top w:val="single" w:color="C0504D" w:themeColor="accent2" w:sz="4" w:space="0"/>
+              <w:left w:val="single" w:color="C0504D" w:themeColor="accent2" w:sz="4" w:space="0"/>
+              <w:bottom w:val="single" w:color="C0504D" w:themeColor="accent2" w:sz="4" w:space="0"/>
+              <w:right w:val="nil"/>
+              <w:insideH w:val="single" w:sz="4" w:space="0"/>
+              <w:insideV w:val="nil"/>
+            </w:tcBorders>
+            <w:shd w:val="clear" w:color="auto" w:fill="C0504D" w:themeFill="accent2"/>
           </w:tcPr>
           <w:p>
             <w:pPr>
               <w:jc w:val="center"/>
               <w:rPr>
-                <w:rFonts w:ascii="微软雅黑" w:hAnsi="微软雅黑"/>
-                <w:b w:val="0"/>
-                <w:sz w:val="18"/>
-              </w:rPr>
-            </w:pPr>
-            <w:r>
-              <w:rPr>
-                <w:rFonts w:ascii="微软雅黑" w:hAnsi="微软雅黑"/>
-                <w:sz w:val="18"/>
+                <w:rFonts w:hint="eastAsia" w:ascii="微软雅黑" w:hAnsi="微软雅黑" w:eastAsia="微软雅黑" w:cs="微软雅黑"/>
+                <w:b/>
+                <w:bCs/>
+                <w:color w:val="FFFFFF" w:themeColor="background1"/>
+                <w:sz w:val="18"/>
+                <w:szCs w:val="18"/>
+                <w14:textFill>
+                  <w14:solidFill>
+                    <w14:schemeClr w14:val="bg1"/>
+                  </w14:solidFill>
+                </w14:textFill>
+              </w:rPr>
+            </w:pPr>
+            <w:r>
+              <w:rPr>
+                <w:rFonts w:hint="eastAsia" w:ascii="微软雅黑" w:hAnsi="微软雅黑" w:eastAsia="微软雅黑" w:cs="微软雅黑"/>
+                <w:b/>
+                <w:bCs/>
+                <w:color w:val="FFFFFF" w:themeColor="background1"/>
+                <w:sz w:val="18"/>
+                <w:szCs w:val="18"/>
+                <w14:textFill>
+                  <w14:solidFill>
+                    <w14:schemeClr w14:val="bg1"/>
+                  </w14:solidFill>
+                </w14:textFill>
               </w:rPr>
               <w:t>细胞类型</w:t>
             </w:r>
@@ -617,20 +795,45 @@
           <w:tcPr>
             <w:tcW w:w="3488" w:type="dxa"/>
             <w:gridSpan w:val="2"/>
+            <w:tcBorders>
+              <w:top w:val="single" w:color="C0504D" w:themeColor="accent2" w:sz="4" w:space="0"/>
+              <w:bottom w:val="single" w:color="C0504D" w:themeColor="accent2" w:sz="4" w:space="0"/>
+              <w:right w:val="nil"/>
+              <w:insideH w:val="single" w:sz="4" w:space="0"/>
+              <w:insideV w:val="nil"/>
+            </w:tcBorders>
+            <w:shd w:val="clear" w:color="auto" w:fill="C0504D" w:themeFill="accent2"/>
           </w:tcPr>
           <w:p>
             <w:pPr>
               <w:jc w:val="center"/>
               <w:rPr>
-                <w:rFonts w:ascii="微软雅黑" w:hAnsi="微软雅黑"/>
-                <w:b w:val="0"/>
-                <w:sz w:val="18"/>
-              </w:rPr>
-            </w:pPr>
-            <w:r>
-              <w:rPr>
-                <w:rFonts w:ascii="微软雅黑" w:hAnsi="微软雅黑"/>
-                <w:sz w:val="18"/>
+                <w:rFonts w:hint="eastAsia" w:ascii="微软雅黑" w:hAnsi="微软雅黑" w:eastAsia="微软雅黑" w:cs="微软雅黑"/>
+                <w:b/>
+                <w:bCs/>
+                <w:color w:val="FFFFFF" w:themeColor="background1"/>
+                <w:sz w:val="18"/>
+                <w:szCs w:val="18"/>
+                <w14:textFill>
+                  <w14:solidFill>
+                    <w14:schemeClr w14:val="bg1"/>
+                  </w14:solidFill>
+                </w14:textFill>
+              </w:rPr>
+            </w:pPr>
+            <w:r>
+              <w:rPr>
+                <w:rFonts w:hint="eastAsia" w:ascii="微软雅黑" w:hAnsi="微软雅黑" w:eastAsia="微软雅黑" w:cs="微软雅黑"/>
+                <w:b/>
+                <w:bCs/>
+                <w:color w:val="FFFFFF" w:themeColor="background1"/>
+                <w:sz w:val="18"/>
+                <w:szCs w:val="18"/>
+                <w14:textFill>
+                  <w14:solidFill>
+                    <w14:schemeClr w14:val="bg1"/>
+                  </w14:solidFill>
+                </w14:textFill>
               </w:rPr>
               <w:t>计数结果</w:t>
             </w:r>
@@ -639,20 +842,45 @@
         <w:tc>
           <w:tcPr>
             <w:tcW w:w="5963" w:type="dxa"/>
+            <w:tcBorders>
+              <w:top w:val="single" w:color="C0504D" w:themeColor="accent2" w:sz="4" w:space="0"/>
+              <w:bottom w:val="single" w:color="C0504D" w:themeColor="accent2" w:sz="4" w:space="0"/>
+              <w:right w:val="single" w:color="C0504D" w:themeColor="accent2" w:sz="4" w:space="0"/>
+              <w:insideH w:val="single" w:sz="4" w:space="0"/>
+              <w:insideV w:val="nil"/>
+            </w:tcBorders>
+            <w:shd w:val="clear" w:color="auto" w:fill="C0504D" w:themeFill="accent2"/>
           </w:tcPr>
           <w:p>
             <w:pPr>
               <w:jc w:val="center"/>
               <w:rPr>
-                <w:rFonts w:ascii="微软雅黑" w:hAnsi="微软雅黑"/>
-                <w:b w:val="0"/>
-                <w:sz w:val="18"/>
-              </w:rPr>
-            </w:pPr>
-            <w:r>
-              <w:rPr>
-                <w:rFonts w:ascii="微软雅黑" w:hAnsi="微软雅黑"/>
-                <w:sz w:val="18"/>
+                <w:rFonts w:hint="eastAsia" w:ascii="微软雅黑" w:hAnsi="微软雅黑" w:eastAsia="微软雅黑" w:cs="微软雅黑"/>
+                <w:b/>
+                <w:bCs/>
+                <w:color w:val="FFFFFF" w:themeColor="background1"/>
+                <w:sz w:val="18"/>
+                <w:szCs w:val="18"/>
+                <w14:textFill>
+                  <w14:solidFill>
+                    <w14:schemeClr w14:val="bg1"/>
+                  </w14:solidFill>
+                </w14:textFill>
+              </w:rPr>
+            </w:pPr>
+            <w:r>
+              <w:rPr>
+                <w:rFonts w:hint="eastAsia" w:ascii="微软雅黑" w:hAnsi="微软雅黑" w:eastAsia="微软雅黑" w:cs="微软雅黑"/>
+                <w:b/>
+                <w:bCs/>
+                <w:color w:val="FFFFFF" w:themeColor="background1"/>
+                <w:sz w:val="18"/>
+                <w:szCs w:val="18"/>
+                <w14:textFill>
+                  <w14:solidFill>
+                    <w14:schemeClr w14:val="bg1"/>
+                  </w14:solidFill>
+                </w14:textFill>
               </w:rPr>
               <w:t>参考范围（仅供参考）</w:t>
             </w:r>
@@ -660,28 +888,48 @@
         </w:tc>
       </w:tr>
       <w:tr>
+        <w:tblPrEx>
+          <w:tblBorders>
+            <w:top w:val="single" w:color="auto" w:sz="4" w:space="0"/>
+            <w:left w:val="single" w:color="auto" w:sz="4" w:space="0"/>
+            <w:bottom w:val="single" w:color="auto" w:sz="4" w:space="0"/>
+            <w:right w:val="single" w:color="auto" w:sz="4" w:space="0"/>
+            <w:insideH w:val="single" w:color="auto" w:sz="4" w:space="0"/>
+            <w:insideV w:val="single" w:color="auto" w:sz="4" w:space="0"/>
+          </w:tblBorders>
+          <w:tblCellMar>
+            <w:top w:w="0" w:type="dxa"/>
+            <w:left w:w="108" w:type="dxa"/>
+            <w:bottom w:w="0" w:type="dxa"/>
+            <w:right w:w="108" w:type="dxa"/>
+          </w:tblCellMar>
+        </w:tblPrEx>
         <w:trPr>
-          <w:trHeight w:hRule="atLeast" w:val="317"/>
+          <w:trHeight w:val="317" w:hRule="atLeast"/>
         </w:trPr>
         <w:tc>
           <w:tcPr>
-            <w:cnfStyle w:val="001000000000"/>
             <w:tcW w:w="1555" w:type="dxa"/>
-            <w:shd w:val="clear" w:color="auto" w:fill="F2DCDB" w:themeFill="accent2" w:themeFillTint="32"/>
+            <w:shd w:val="clear" w:color="auto" w:fill="F2DBDB" w:themeFill="accent2" w:themeFillTint="33"/>
           </w:tcPr>
           <w:p>
             <w:pPr>
               <w:jc w:val="center"/>
               <w:rPr>
-                <w:rFonts w:ascii="微软雅黑" w:hAnsi="微软雅黑"/>
-                <w:b w:val="0"/>
-                <w:sz w:val="18"/>
-              </w:rPr>
-            </w:pPr>
-            <w:r>
-              <w:rPr>
-                <w:rFonts w:ascii="微软雅黑" w:hAnsi="微软雅黑"/>
-                <w:sz w:val="18"/>
+                <w:rFonts w:hint="eastAsia" w:ascii="微软雅黑" w:hAnsi="微软雅黑" w:eastAsia="微软雅黑" w:cs="微软雅黑"/>
+                <w:b/>
+                <w:bCs/>
+                <w:sz w:val="18"/>
+                <w:szCs w:val="18"/>
+              </w:rPr>
+            </w:pPr>
+            <w:r>
+              <w:rPr>
+                <w:rFonts w:hint="eastAsia" w:ascii="微软雅黑" w:hAnsi="微软雅黑" w:eastAsia="微软雅黑" w:cs="微软雅黑"/>
+                <w:b/>
+                <w:bCs/>
+                <w:sz w:val="18"/>
+                <w:szCs w:val="18"/>
               </w:rPr>
               <w:t>单核细胞</w:t>
             </w:r>
@@ -691,14 +939,15 @@
           <w:tcPr>
             <w:tcW w:w="3488" w:type="dxa"/>
             <w:gridSpan w:val="2"/>
-            <w:shd w:val="clear" w:color="auto" w:fill="F2DCDB" w:themeFill="accent2" w:themeFillTint="32"/>
+            <w:shd w:val="clear" w:color="auto" w:fill="F2DBDB" w:themeFill="accent2" w:themeFillTint="33"/>
           </w:tcPr>
           <w:p>
             <w:pPr>
               <w:jc w:val="center"/>
               <w:rPr>
-                <w:rFonts w:ascii="微软雅黑" w:hAnsi="微软雅黑"/>
-                <w:sz w:val="18"/>
+                <w:rFonts w:hint="eastAsia" w:ascii="微软雅黑" w:hAnsi="微软雅黑" w:eastAsia="微软雅黑" w:cs="微软雅黑"/>
+                <w:sz w:val="18"/>
+                <w:szCs w:val="18"/>
               </w:rPr>
             </w:pPr>
           </w:p>
@@ -706,20 +955,22 @@
         <w:tc>
           <w:tcPr>
             <w:tcW w:w="5963" w:type="dxa"/>
-            <w:shd w:val="clear" w:color="auto" w:fill="F2DCDB" w:themeFill="accent2" w:themeFillTint="32"/>
+            <w:shd w:val="clear" w:color="auto" w:fill="F2DBDB" w:themeFill="accent2" w:themeFillTint="33"/>
           </w:tcPr>
           <w:p>
             <w:pPr>
               <w:jc w:val="center"/>
               <w:rPr>
-                <w:rFonts w:ascii="微软雅黑" w:hAnsi="微软雅黑"/>
-                <w:sz w:val="18"/>
-              </w:rPr>
-            </w:pPr>
-            <w:r>
-              <w:rPr>
-                <w:rFonts w:ascii="微软雅黑" w:hAnsi="微软雅黑"/>
-                <w:sz w:val="18"/>
+                <w:rFonts w:hint="eastAsia" w:ascii="微软雅黑" w:hAnsi="微软雅黑" w:eastAsia="微软雅黑" w:cs="微软雅黑"/>
+                <w:sz w:val="18"/>
+                <w:szCs w:val="18"/>
+              </w:rPr>
+            </w:pPr>
+            <w:r>
+              <w:rPr>
+                <w:rFonts w:hint="eastAsia" w:ascii="微软雅黑" w:hAnsi="微软雅黑" w:eastAsia="微软雅黑" w:cs="微软雅黑"/>
+                <w:sz w:val="18"/>
+                <w:szCs w:val="18"/>
               </w:rPr>
               <w:t>-</w:t>
             </w:r>
@@ -727,24 +978,44 @@
         </w:tc>
       </w:tr>
       <w:tr>
-        <w:tc>
-          <w:tcPr>
-            <w:cnfStyle w:val="001000000000"/>
+        <w:tblPrEx>
+          <w:tblBorders>
+            <w:top w:val="single" w:color="auto" w:sz="4" w:space="0"/>
+            <w:left w:val="single" w:color="auto" w:sz="4" w:space="0"/>
+            <w:bottom w:val="single" w:color="auto" w:sz="4" w:space="0"/>
+            <w:right w:val="single" w:color="auto" w:sz="4" w:space="0"/>
+            <w:insideH w:val="single" w:color="auto" w:sz="4" w:space="0"/>
+            <w:insideV w:val="single" w:color="auto" w:sz="4" w:space="0"/>
+          </w:tblBorders>
+          <w:tblCellMar>
+            <w:top w:w="0" w:type="dxa"/>
+            <w:left w:w="108" w:type="dxa"/>
+            <w:bottom w:w="0" w:type="dxa"/>
+            <w:right w:w="108" w:type="dxa"/>
+          </w:tblCellMar>
+        </w:tblPrEx>
+        <w:tc>
+          <w:tcPr>
             <w:tcW w:w="1555" w:type="dxa"/>
           </w:tcPr>
           <w:p>
             <w:pPr>
               <w:jc w:val="center"/>
               <w:rPr>
-                <w:rFonts w:ascii="微软雅黑" w:hAnsi="微软雅黑"/>
-                <w:b w:val="0"/>
-                <w:sz w:val="18"/>
-              </w:rPr>
-            </w:pPr>
-            <w:r>
-              <w:rPr>
-                <w:rFonts w:ascii="微软雅黑" w:hAnsi="微软雅黑"/>
-                <w:sz w:val="18"/>
+                <w:rFonts w:hint="eastAsia" w:ascii="微软雅黑" w:hAnsi="微软雅黑" w:eastAsia="微软雅黑" w:cs="微软雅黑"/>
+                <w:b/>
+                <w:bCs/>
+                <w:sz w:val="18"/>
+                <w:szCs w:val="18"/>
+              </w:rPr>
+            </w:pPr>
+            <w:r>
+              <w:rPr>
+                <w:rFonts w:hint="eastAsia" w:ascii="微软雅黑" w:hAnsi="微软雅黑" w:eastAsia="微软雅黑" w:cs="微软雅黑"/>
+                <w:b/>
+                <w:bCs/>
+                <w:sz w:val="18"/>
+                <w:szCs w:val="18"/>
               </w:rPr>
               <w:t>淋巴细胞</w:t>
             </w:r>
@@ -759,8 +1030,9 @@
             <w:pPr>
               <w:jc w:val="center"/>
               <w:rPr>
-                <w:rFonts w:ascii="微软雅黑" w:hAnsi="微软雅黑"/>
-                <w:sz w:val="18"/>
+                <w:rFonts w:hint="eastAsia" w:ascii="微软雅黑" w:hAnsi="微软雅黑" w:eastAsia="微软雅黑" w:cs="微软雅黑"/>
+                <w:sz w:val="18"/>
+                <w:szCs w:val="18"/>
               </w:rPr>
             </w:pPr>
           </w:p>
@@ -773,14 +1045,16 @@
             <w:pPr>
               <w:jc w:val="center"/>
               <w:rPr>
-                <w:rFonts w:ascii="微软雅黑" w:hAnsi="微软雅黑"/>
-                <w:sz w:val="18"/>
-              </w:rPr>
-            </w:pPr>
-            <w:r>
-              <w:rPr>
-                <w:rFonts w:ascii="微软雅黑" w:hAnsi="微软雅黑"/>
-                <w:sz w:val="18"/>
+                <w:rFonts w:hint="eastAsia" w:ascii="微软雅黑" w:hAnsi="微软雅黑" w:eastAsia="微软雅黑" w:cs="微软雅黑"/>
+                <w:sz w:val="18"/>
+                <w:szCs w:val="18"/>
+              </w:rPr>
+            </w:pPr>
+            <w:r>
+              <w:rPr>
+                <w:rFonts w:hint="eastAsia" w:ascii="微软雅黑" w:hAnsi="微软雅黑" w:eastAsia="微软雅黑" w:cs="微软雅黑"/>
+                <w:sz w:val="18"/>
+                <w:szCs w:val="18"/>
               </w:rPr>
               <w:t>-</w:t>
             </w:r>
@@ -788,25 +1062,45 @@
         </w:tc>
       </w:tr>
       <w:tr>
-        <w:tc>
-          <w:tcPr>
-            <w:cnfStyle w:val="001000000000"/>
+        <w:tblPrEx>
+          <w:tblBorders>
+            <w:top w:val="single" w:color="auto" w:sz="4" w:space="0"/>
+            <w:left w:val="single" w:color="auto" w:sz="4" w:space="0"/>
+            <w:bottom w:val="single" w:color="auto" w:sz="4" w:space="0"/>
+            <w:right w:val="single" w:color="auto" w:sz="4" w:space="0"/>
+            <w:insideH w:val="single" w:color="auto" w:sz="4" w:space="0"/>
+            <w:insideV w:val="single" w:color="auto" w:sz="4" w:space="0"/>
+          </w:tblBorders>
+          <w:tblCellMar>
+            <w:top w:w="0" w:type="dxa"/>
+            <w:left w:w="108" w:type="dxa"/>
+            <w:bottom w:w="0" w:type="dxa"/>
+            <w:right w:w="108" w:type="dxa"/>
+          </w:tblCellMar>
+        </w:tblPrEx>
+        <w:tc>
+          <w:tcPr>
             <w:tcW w:w="1555" w:type="dxa"/>
-            <w:shd w:val="clear" w:color="auto" w:fill="F2DCDB" w:themeFill="accent2" w:themeFillTint="32"/>
+            <w:shd w:val="clear" w:color="auto" w:fill="F2DBDB" w:themeFill="accent2" w:themeFillTint="33"/>
           </w:tcPr>
           <w:p>
             <w:pPr>
               <w:jc w:val="center"/>
               <w:rPr>
-                <w:rFonts w:ascii="微软雅黑" w:hAnsi="微软雅黑"/>
-                <w:b w:val="0"/>
-                <w:sz w:val="18"/>
-              </w:rPr>
-            </w:pPr>
-            <w:r>
-              <w:rPr>
-                <w:rFonts w:ascii="微软雅黑" w:hAnsi="微软雅黑"/>
-                <w:sz w:val="18"/>
+                <w:rFonts w:hint="eastAsia" w:ascii="微软雅黑" w:hAnsi="微软雅黑" w:eastAsia="微软雅黑" w:cs="微软雅黑"/>
+                <w:b/>
+                <w:bCs/>
+                <w:sz w:val="18"/>
+                <w:szCs w:val="18"/>
+              </w:rPr>
+            </w:pPr>
+            <w:r>
+              <w:rPr>
+                <w:rFonts w:hint="eastAsia" w:ascii="微软雅黑" w:hAnsi="微软雅黑" w:eastAsia="微软雅黑" w:cs="微软雅黑"/>
+                <w:b/>
+                <w:bCs/>
+                <w:sz w:val="18"/>
+                <w:szCs w:val="18"/>
               </w:rPr>
               <w:t>分叶中性粒细胞</w:t>
             </w:r>
@@ -816,14 +1110,15 @@
           <w:tcPr>
             <w:tcW w:w="3488" w:type="dxa"/>
             <w:gridSpan w:val="2"/>
-            <w:shd w:val="clear" w:color="auto" w:fill="F2DCDB" w:themeFill="accent2" w:themeFillTint="32"/>
+            <w:shd w:val="clear" w:color="auto" w:fill="F2DBDB" w:themeFill="accent2" w:themeFillTint="33"/>
           </w:tcPr>
           <w:p>
             <w:pPr>
               <w:jc w:val="center"/>
               <w:rPr>
-                <w:rFonts w:ascii="微软雅黑" w:hAnsi="微软雅黑"/>
-                <w:sz w:val="18"/>
+                <w:rFonts w:hint="eastAsia" w:ascii="微软雅黑" w:hAnsi="微软雅黑" w:eastAsia="微软雅黑" w:cs="微软雅黑"/>
+                <w:sz w:val="18"/>
+                <w:szCs w:val="18"/>
               </w:rPr>
             </w:pPr>
           </w:p>
@@ -831,20 +1126,22 @@
         <w:tc>
           <w:tcPr>
             <w:tcW w:w="5963" w:type="dxa"/>
-            <w:shd w:val="clear" w:color="auto" w:fill="F2DCDB" w:themeFill="accent2" w:themeFillTint="32"/>
+            <w:shd w:val="clear" w:color="auto" w:fill="F2DBDB" w:themeFill="accent2" w:themeFillTint="33"/>
           </w:tcPr>
           <w:p>
             <w:pPr>
               <w:jc w:val="center"/>
               <w:rPr>
-                <w:rFonts w:ascii="微软雅黑" w:hAnsi="微软雅黑"/>
-                <w:sz w:val="18"/>
-              </w:rPr>
-            </w:pPr>
-            <w:r>
-              <w:rPr>
-                <w:rFonts w:ascii="微软雅黑" w:hAnsi="微软雅黑"/>
-                <w:sz w:val="18"/>
+                <w:rFonts w:hint="eastAsia" w:ascii="微软雅黑" w:hAnsi="微软雅黑" w:eastAsia="微软雅黑" w:cs="微软雅黑"/>
+                <w:sz w:val="18"/>
+                <w:szCs w:val="18"/>
+              </w:rPr>
+            </w:pPr>
+            <w:r>
+              <w:rPr>
+                <w:rFonts w:hint="eastAsia" w:ascii="微软雅黑" w:hAnsi="微软雅黑" w:eastAsia="微软雅黑" w:cs="微软雅黑"/>
+                <w:sz w:val="18"/>
+                <w:szCs w:val="18"/>
               </w:rPr>
               <w:t>-</w:t>
             </w:r>
@@ -852,24 +1149,44 @@
         </w:tc>
       </w:tr>
       <w:tr>
-        <w:tc>
-          <w:tcPr>
-            <w:cnfStyle w:val="001000000000"/>
+        <w:tblPrEx>
+          <w:tblBorders>
+            <w:top w:val="single" w:color="auto" w:sz="4" w:space="0"/>
+            <w:left w:val="single" w:color="auto" w:sz="4" w:space="0"/>
+            <w:bottom w:val="single" w:color="auto" w:sz="4" w:space="0"/>
+            <w:right w:val="single" w:color="auto" w:sz="4" w:space="0"/>
+            <w:insideH w:val="single" w:color="auto" w:sz="4" w:space="0"/>
+            <w:insideV w:val="single" w:color="auto" w:sz="4" w:space="0"/>
+          </w:tblBorders>
+          <w:tblCellMar>
+            <w:top w:w="0" w:type="dxa"/>
+            <w:left w:w="108" w:type="dxa"/>
+            <w:bottom w:w="0" w:type="dxa"/>
+            <w:right w:w="108" w:type="dxa"/>
+          </w:tblCellMar>
+        </w:tblPrEx>
+        <w:tc>
+          <w:tcPr>
             <w:tcW w:w="1555" w:type="dxa"/>
           </w:tcPr>
           <w:p>
             <w:pPr>
               <w:jc w:val="center"/>
               <w:rPr>
-                <w:rFonts w:ascii="微软雅黑" w:hAnsi="微软雅黑"/>
-                <w:b w:val="0"/>
-                <w:sz w:val="18"/>
-              </w:rPr>
-            </w:pPr>
-            <w:r>
-              <w:rPr>
-                <w:rFonts w:ascii="微软雅黑" w:hAnsi="微软雅黑"/>
-                <w:sz w:val="18"/>
+                <w:rFonts w:hint="eastAsia" w:ascii="微软雅黑" w:hAnsi="微软雅黑" w:eastAsia="微软雅黑" w:cs="微软雅黑"/>
+                <w:b/>
+                <w:bCs/>
+                <w:sz w:val="18"/>
+                <w:szCs w:val="18"/>
+              </w:rPr>
+            </w:pPr>
+            <w:r>
+              <w:rPr>
+                <w:rFonts w:hint="eastAsia" w:ascii="微软雅黑" w:hAnsi="微软雅黑" w:eastAsia="微软雅黑" w:cs="微软雅黑"/>
+                <w:b/>
+                <w:bCs/>
+                <w:sz w:val="18"/>
+                <w:szCs w:val="18"/>
               </w:rPr>
               <w:t>杆状中性粒细胞</w:t>
             </w:r>
@@ -884,8 +1201,9 @@
             <w:pPr>
               <w:jc w:val="center"/>
               <w:rPr>
-                <w:rFonts w:ascii="微软雅黑" w:hAnsi="微软雅黑"/>
-                <w:sz w:val="18"/>
+                <w:rFonts w:hint="eastAsia" w:ascii="微软雅黑" w:hAnsi="微软雅黑" w:eastAsia="微软雅黑" w:cs="微软雅黑"/>
+                <w:sz w:val="18"/>
+                <w:szCs w:val="18"/>
               </w:rPr>
             </w:pPr>
           </w:p>
@@ -898,14 +1216,16 @@
             <w:pPr>
               <w:jc w:val="center"/>
               <w:rPr>
-                <w:rFonts w:ascii="微软雅黑" w:hAnsi="微软雅黑"/>
-                <w:sz w:val="18"/>
-              </w:rPr>
-            </w:pPr>
-            <w:r>
-              <w:rPr>
-                <w:rFonts w:ascii="微软雅黑" w:hAnsi="微软雅黑"/>
-                <w:sz w:val="18"/>
+                <w:rFonts w:hint="eastAsia" w:ascii="微软雅黑" w:hAnsi="微软雅黑" w:eastAsia="微软雅黑" w:cs="微软雅黑"/>
+                <w:sz w:val="18"/>
+                <w:szCs w:val="18"/>
+              </w:rPr>
+            </w:pPr>
+            <w:r>
+              <w:rPr>
+                <w:rFonts w:hint="eastAsia" w:ascii="微软雅黑" w:hAnsi="微软雅黑" w:eastAsia="微软雅黑" w:cs="微软雅黑"/>
+                <w:sz w:val="18"/>
+                <w:szCs w:val="18"/>
               </w:rPr>
               <w:t>-</w:t>
             </w:r>
@@ -913,28 +1233,48 @@
         </w:tc>
       </w:tr>
       <w:tr>
+        <w:tblPrEx>
+          <w:tblBorders>
+            <w:top w:val="single" w:color="auto" w:sz="4" w:space="0"/>
+            <w:left w:val="single" w:color="auto" w:sz="4" w:space="0"/>
+            <w:bottom w:val="single" w:color="auto" w:sz="4" w:space="0"/>
+            <w:right w:val="single" w:color="auto" w:sz="4" w:space="0"/>
+            <w:insideH w:val="single" w:color="auto" w:sz="4" w:space="0"/>
+            <w:insideV w:val="single" w:color="auto" w:sz="4" w:space="0"/>
+          </w:tblBorders>
+          <w:tblCellMar>
+            <w:top w:w="0" w:type="dxa"/>
+            <w:left w:w="108" w:type="dxa"/>
+            <w:bottom w:w="0" w:type="dxa"/>
+            <w:right w:w="108" w:type="dxa"/>
+          </w:tblCellMar>
+        </w:tblPrEx>
         <w:trPr>
-          <w:trHeight w:hRule="atLeast" w:val="43"/>
+          <w:trHeight w:val="43" w:hRule="atLeast"/>
         </w:trPr>
         <w:tc>
           <w:tcPr>
-            <w:cnfStyle w:val="001000000000"/>
             <w:tcW w:w="1555" w:type="dxa"/>
-            <w:shd w:val="clear" w:color="auto" w:fill="F2DCDB" w:themeFill="accent2" w:themeFillTint="32"/>
+            <w:shd w:val="clear" w:color="auto" w:fill="F2DBDB" w:themeFill="accent2" w:themeFillTint="33"/>
           </w:tcPr>
           <w:p>
             <w:pPr>
               <w:jc w:val="center"/>
               <w:rPr>
-                <w:rFonts w:ascii="微软雅黑" w:hAnsi="微软雅黑"/>
-                <w:b w:val="0"/>
-                <w:sz w:val="18"/>
-              </w:rPr>
-            </w:pPr>
-            <w:r>
-              <w:rPr>
-                <w:rFonts w:ascii="微软雅黑" w:hAnsi="微软雅黑"/>
-                <w:sz w:val="18"/>
+                <w:rFonts w:hint="eastAsia" w:ascii="微软雅黑" w:hAnsi="微软雅黑" w:eastAsia="微软雅黑" w:cs="微软雅黑"/>
+                <w:b/>
+                <w:bCs/>
+                <w:sz w:val="18"/>
+                <w:szCs w:val="18"/>
+              </w:rPr>
+            </w:pPr>
+            <w:r>
+              <w:rPr>
+                <w:rFonts w:hint="eastAsia" w:ascii="微软雅黑" w:hAnsi="微软雅黑" w:eastAsia="微软雅黑" w:cs="微软雅黑"/>
+                <w:b/>
+                <w:bCs/>
+                <w:sz w:val="18"/>
+                <w:szCs w:val="18"/>
               </w:rPr>
               <w:t>嗜酸性粒细胞</w:t>
             </w:r>
@@ -944,14 +1284,15 @@
           <w:tcPr>
             <w:tcW w:w="3488" w:type="dxa"/>
             <w:gridSpan w:val="2"/>
-            <w:shd w:val="clear" w:color="auto" w:fill="F2DCDB" w:themeFill="accent2" w:themeFillTint="32"/>
+            <w:shd w:val="clear" w:color="auto" w:fill="F2DBDB" w:themeFill="accent2" w:themeFillTint="33"/>
           </w:tcPr>
           <w:p>
             <w:pPr>
               <w:jc w:val="center"/>
               <w:rPr>
-                <w:rFonts w:ascii="微软雅黑" w:hAnsi="微软雅黑"/>
-                <w:sz w:val="18"/>
+                <w:rFonts w:hint="eastAsia" w:ascii="微软雅黑" w:hAnsi="微软雅黑" w:eastAsia="微软雅黑" w:cs="微软雅黑"/>
+                <w:sz w:val="18"/>
+                <w:szCs w:val="18"/>
               </w:rPr>
             </w:pPr>
           </w:p>
@@ -959,20 +1300,22 @@
         <w:tc>
           <w:tcPr>
             <w:tcW w:w="5963" w:type="dxa"/>
-            <w:shd w:val="clear" w:color="auto" w:fill="F2DCDB" w:themeFill="accent2" w:themeFillTint="32"/>
+            <w:shd w:val="clear" w:color="auto" w:fill="F2DBDB" w:themeFill="accent2" w:themeFillTint="33"/>
           </w:tcPr>
           <w:p>
             <w:pPr>
               <w:jc w:val="center"/>
               <w:rPr>
-                <w:rFonts w:ascii="微软雅黑" w:hAnsi="微软雅黑"/>
-                <w:sz w:val="18"/>
-              </w:rPr>
-            </w:pPr>
-            <w:r>
-              <w:rPr>
-                <w:rFonts w:ascii="微软雅黑" w:hAnsi="微软雅黑"/>
-                <w:sz w:val="18"/>
+                <w:rFonts w:hint="eastAsia" w:ascii="微软雅黑" w:hAnsi="微软雅黑" w:eastAsia="微软雅黑" w:cs="微软雅黑"/>
+                <w:sz w:val="18"/>
+                <w:szCs w:val="18"/>
+              </w:rPr>
+            </w:pPr>
+            <w:r>
+              <w:rPr>
+                <w:rFonts w:hint="eastAsia" w:ascii="微软雅黑" w:hAnsi="微软雅黑" w:eastAsia="微软雅黑" w:cs="微软雅黑"/>
+                <w:sz w:val="18"/>
+                <w:szCs w:val="18"/>
               </w:rPr>
               <w:t>-</w:t>
             </w:r>
@@ -980,24 +1323,44 @@
         </w:tc>
       </w:tr>
       <w:tr>
-        <w:tc>
-          <w:tcPr>
-            <w:cnfStyle w:val="001000000000"/>
+        <w:tblPrEx>
+          <w:tblBorders>
+            <w:top w:val="single" w:color="auto" w:sz="4" w:space="0"/>
+            <w:left w:val="single" w:color="auto" w:sz="4" w:space="0"/>
+            <w:bottom w:val="single" w:color="auto" w:sz="4" w:space="0"/>
+            <w:right w:val="single" w:color="auto" w:sz="4" w:space="0"/>
+            <w:insideH w:val="single" w:color="auto" w:sz="4" w:space="0"/>
+            <w:insideV w:val="single" w:color="auto" w:sz="4" w:space="0"/>
+          </w:tblBorders>
+          <w:tblCellMar>
+            <w:top w:w="0" w:type="dxa"/>
+            <w:left w:w="108" w:type="dxa"/>
+            <w:bottom w:w="0" w:type="dxa"/>
+            <w:right w:w="108" w:type="dxa"/>
+          </w:tblCellMar>
+        </w:tblPrEx>
+        <w:tc>
+          <w:tcPr>
             <w:tcW w:w="1555" w:type="dxa"/>
           </w:tcPr>
           <w:p>
             <w:pPr>
               <w:jc w:val="center"/>
               <w:rPr>
-                <w:rFonts w:ascii="微软雅黑" w:hAnsi="微软雅黑"/>
-                <w:b w:val="0"/>
-                <w:sz w:val="18"/>
-              </w:rPr>
-            </w:pPr>
-            <w:r>
-              <w:rPr>
-                <w:rFonts w:ascii="微软雅黑" w:hAnsi="微软雅黑"/>
-                <w:sz w:val="18"/>
+                <w:rFonts w:hint="eastAsia" w:ascii="微软雅黑" w:hAnsi="微软雅黑" w:eastAsia="微软雅黑" w:cs="微软雅黑"/>
+                <w:b/>
+                <w:bCs/>
+                <w:sz w:val="18"/>
+                <w:szCs w:val="18"/>
+              </w:rPr>
+            </w:pPr>
+            <w:r>
+              <w:rPr>
+                <w:rFonts w:hint="eastAsia" w:ascii="微软雅黑" w:hAnsi="微软雅黑" w:eastAsia="微软雅黑" w:cs="微软雅黑"/>
+                <w:b/>
+                <w:bCs/>
+                <w:sz w:val="18"/>
+                <w:szCs w:val="18"/>
               </w:rPr>
               <w:t>嗜碱性细胞</w:t>
             </w:r>
@@ -1012,8 +1375,9 @@
             <w:pPr>
               <w:jc w:val="center"/>
               <w:rPr>
-                <w:rFonts w:ascii="微软雅黑" w:hAnsi="微软雅黑"/>
-                <w:sz w:val="18"/>
+                <w:rFonts w:hint="eastAsia" w:ascii="微软雅黑" w:hAnsi="微软雅黑" w:eastAsia="微软雅黑" w:cs="微软雅黑"/>
+                <w:sz w:val="18"/>
+                <w:szCs w:val="18"/>
               </w:rPr>
             </w:pPr>
           </w:p>
@@ -1026,14 +1390,16 @@
             <w:pPr>
               <w:jc w:val="center"/>
               <w:rPr>
-                <w:rFonts w:ascii="微软雅黑" w:hAnsi="微软雅黑"/>
-                <w:sz w:val="18"/>
-              </w:rPr>
-            </w:pPr>
-            <w:r>
-              <w:rPr>
-                <w:rFonts w:ascii="微软雅黑" w:hAnsi="微软雅黑"/>
-                <w:sz w:val="18"/>
+                <w:rFonts w:hint="eastAsia" w:ascii="微软雅黑" w:hAnsi="微软雅黑" w:eastAsia="微软雅黑" w:cs="微软雅黑"/>
+                <w:sz w:val="18"/>
+                <w:szCs w:val="18"/>
+              </w:rPr>
+            </w:pPr>
+            <w:r>
+              <w:rPr>
+                <w:rFonts w:hint="eastAsia" w:ascii="微软雅黑" w:hAnsi="微软雅黑" w:eastAsia="微软雅黑" w:cs="微软雅黑"/>
+                <w:sz w:val="18"/>
+                <w:szCs w:val="18"/>
               </w:rPr>
               <w:t>-</w:t>
             </w:r>
@@ -1041,25 +1407,45 @@
         </w:tc>
       </w:tr>
       <w:tr>
-        <w:tc>
-          <w:tcPr>
-            <w:cnfStyle w:val="001000000000"/>
+        <w:tblPrEx>
+          <w:tblBorders>
+            <w:top w:val="single" w:color="auto" w:sz="4" w:space="0"/>
+            <w:left w:val="single" w:color="auto" w:sz="4" w:space="0"/>
+            <w:bottom w:val="single" w:color="auto" w:sz="4" w:space="0"/>
+            <w:right w:val="single" w:color="auto" w:sz="4" w:space="0"/>
+            <w:insideH w:val="single" w:color="auto" w:sz="4" w:space="0"/>
+            <w:insideV w:val="single" w:color="auto" w:sz="4" w:space="0"/>
+          </w:tblBorders>
+          <w:tblCellMar>
+            <w:top w:w="0" w:type="dxa"/>
+            <w:left w:w="108" w:type="dxa"/>
+            <w:bottom w:w="0" w:type="dxa"/>
+            <w:right w:w="108" w:type="dxa"/>
+          </w:tblCellMar>
+        </w:tblPrEx>
+        <w:tc>
+          <w:tcPr>
             <w:tcW w:w="1555" w:type="dxa"/>
-            <w:shd w:val="clear" w:color="auto" w:fill="F2DCDB" w:themeFill="accent2" w:themeFillTint="32"/>
+            <w:shd w:val="clear" w:color="auto" w:fill="F2DBDB" w:themeFill="accent2" w:themeFillTint="33"/>
           </w:tcPr>
           <w:p>
             <w:pPr>
               <w:jc w:val="center"/>
               <w:rPr>
-                <w:rFonts w:ascii="微软雅黑" w:hAnsi="微软雅黑"/>
-                <w:b w:val="0"/>
-                <w:sz w:val="18"/>
-              </w:rPr>
-            </w:pPr>
-            <w:r>
-              <w:rPr>
-                <w:rFonts w:ascii="微软雅黑" w:hAnsi="微软雅黑"/>
-                <w:sz w:val="18"/>
+                <w:rFonts w:hint="eastAsia" w:ascii="微软雅黑" w:hAnsi="微软雅黑" w:eastAsia="微软雅黑" w:cs="微软雅黑"/>
+                <w:b/>
+                <w:bCs/>
+                <w:sz w:val="18"/>
+                <w:szCs w:val="18"/>
+              </w:rPr>
+            </w:pPr>
+            <w:r>
+              <w:rPr>
+                <w:rFonts w:hint="eastAsia" w:ascii="微软雅黑" w:hAnsi="微软雅黑" w:eastAsia="微软雅黑" w:cs="微软雅黑"/>
+                <w:b/>
+                <w:bCs/>
+                <w:sz w:val="18"/>
+                <w:szCs w:val="18"/>
               </w:rPr>
               <w:t>有核红细胞</w:t>
             </w:r>
@@ -1069,14 +1455,15 @@
           <w:tcPr>
             <w:tcW w:w="3488" w:type="dxa"/>
             <w:gridSpan w:val="2"/>
-            <w:shd w:val="clear" w:color="auto" w:fill="F2DCDB" w:themeFill="accent2" w:themeFillTint="32"/>
+            <w:shd w:val="clear" w:color="auto" w:fill="F2DBDB" w:themeFill="accent2" w:themeFillTint="33"/>
           </w:tcPr>
           <w:p>
             <w:pPr>
               <w:jc w:val="center"/>
               <w:rPr>
-                <w:rFonts w:ascii="微软雅黑" w:hAnsi="微软雅黑"/>
-                <w:sz w:val="18"/>
+                <w:rFonts w:hint="eastAsia" w:ascii="微软雅黑" w:hAnsi="微软雅黑" w:eastAsia="微软雅黑" w:cs="微软雅黑"/>
+                <w:sz w:val="18"/>
+                <w:szCs w:val="18"/>
               </w:rPr>
             </w:pPr>
           </w:p>
@@ -1084,20 +1471,22 @@
         <w:tc>
           <w:tcPr>
             <w:tcW w:w="5963" w:type="dxa"/>
-            <w:shd w:val="clear" w:color="auto" w:fill="F2DCDB" w:themeFill="accent2" w:themeFillTint="32"/>
+            <w:shd w:val="clear" w:color="auto" w:fill="F2DBDB" w:themeFill="accent2" w:themeFillTint="33"/>
           </w:tcPr>
           <w:p>
             <w:pPr>
               <w:jc w:val="center"/>
               <w:rPr>
-                <w:rFonts w:ascii="微软雅黑" w:hAnsi="微软雅黑"/>
-                <w:sz w:val="18"/>
-              </w:rPr>
-            </w:pPr>
-            <w:r>
-              <w:rPr>
-                <w:rFonts w:ascii="微软雅黑" w:hAnsi="微软雅黑"/>
-                <w:sz w:val="18"/>
+                <w:rFonts w:hint="eastAsia" w:ascii="微软雅黑" w:hAnsi="微软雅黑" w:eastAsia="微软雅黑" w:cs="微软雅黑"/>
+                <w:sz w:val="18"/>
+                <w:szCs w:val="18"/>
+              </w:rPr>
+            </w:pPr>
+            <w:r>
+              <w:rPr>
+                <w:rFonts w:hint="eastAsia" w:ascii="微软雅黑" w:hAnsi="微软雅黑" w:eastAsia="微软雅黑" w:cs="微软雅黑"/>
+                <w:sz w:val="18"/>
+                <w:szCs w:val="18"/>
               </w:rPr>
               <w:t>-</w:t>
             </w:r>
@@ -1105,24 +1494,44 @@
         </w:tc>
       </w:tr>
       <w:tr>
-        <w:tc>
-          <w:tcPr>
-            <w:cnfStyle w:val="001000000000"/>
+        <w:tblPrEx>
+          <w:tblBorders>
+            <w:top w:val="single" w:color="auto" w:sz="4" w:space="0"/>
+            <w:left w:val="single" w:color="auto" w:sz="4" w:space="0"/>
+            <w:bottom w:val="single" w:color="auto" w:sz="4" w:space="0"/>
+            <w:right w:val="single" w:color="auto" w:sz="4" w:space="0"/>
+            <w:insideH w:val="single" w:color="auto" w:sz="4" w:space="0"/>
+            <w:insideV w:val="single" w:color="auto" w:sz="4" w:space="0"/>
+          </w:tblBorders>
+          <w:tblCellMar>
+            <w:top w:w="0" w:type="dxa"/>
+            <w:left w:w="108" w:type="dxa"/>
+            <w:bottom w:w="0" w:type="dxa"/>
+            <w:right w:w="108" w:type="dxa"/>
+          </w:tblCellMar>
+        </w:tblPrEx>
+        <w:tc>
+          <w:tcPr>
             <w:tcW w:w="1555" w:type="dxa"/>
           </w:tcPr>
           <w:p>
             <w:pPr>
               <w:jc w:val="center"/>
               <w:rPr>
-                <w:rFonts w:ascii="微软雅黑" w:hAnsi="微软雅黑"/>
-                <w:b w:val="0"/>
-                <w:sz w:val="18"/>
-              </w:rPr>
-            </w:pPr>
-            <w:r>
-              <w:rPr>
-                <w:rFonts w:ascii="微软雅黑" w:hAnsi="微软雅黑"/>
-                <w:sz w:val="18"/>
+                <w:rFonts w:hint="eastAsia" w:ascii="微软雅黑" w:hAnsi="微软雅黑" w:eastAsia="微软雅黑" w:cs="微软雅黑"/>
+                <w:b/>
+                <w:bCs/>
+                <w:sz w:val="18"/>
+                <w:szCs w:val="18"/>
+              </w:rPr>
+            </w:pPr>
+            <w:r>
+              <w:rPr>
+                <w:rFonts w:hint="eastAsia" w:ascii="微软雅黑" w:hAnsi="微软雅黑" w:eastAsia="微软雅黑" w:cs="微软雅黑"/>
+                <w:b/>
+                <w:bCs/>
+                <w:sz w:val="18"/>
+                <w:szCs w:val="18"/>
               </w:rPr>
               <w:t>其他细胞</w:t>
             </w:r>
@@ -1137,8 +1546,9 @@
             <w:pPr>
               <w:jc w:val="center"/>
               <w:rPr>
-                <w:rFonts w:ascii="微软雅黑" w:hAnsi="微软雅黑"/>
-                <w:sz w:val="18"/>
+                <w:rFonts w:hint="eastAsia" w:ascii="微软雅黑" w:hAnsi="微软雅黑" w:eastAsia="微软雅黑" w:cs="微软雅黑"/>
+                <w:sz w:val="18"/>
+                <w:szCs w:val="18"/>
               </w:rPr>
             </w:pPr>
           </w:p>
@@ -1151,14 +1561,16 @@
             <w:pPr>
               <w:jc w:val="center"/>
               <w:rPr>
-                <w:rFonts w:ascii="微软雅黑" w:hAnsi="微软雅黑"/>
-                <w:sz w:val="18"/>
-              </w:rPr>
-            </w:pPr>
-            <w:r>
-              <w:rPr>
-                <w:rFonts w:ascii="微软雅黑" w:hAnsi="微软雅黑"/>
-                <w:sz w:val="18"/>
+                <w:rFonts w:hint="eastAsia" w:ascii="微软雅黑" w:hAnsi="微软雅黑" w:eastAsia="微软雅黑" w:cs="微软雅黑"/>
+                <w:sz w:val="18"/>
+                <w:szCs w:val="18"/>
+              </w:rPr>
+            </w:pPr>
+            <w:r>
+              <w:rPr>
+                <w:rFonts w:hint="eastAsia" w:ascii="微软雅黑" w:hAnsi="微软雅黑" w:eastAsia="微软雅黑" w:cs="微软雅黑"/>
+                <w:sz w:val="18"/>
+                <w:szCs w:val="18"/>
               </w:rPr>
               <w:t>-</w:t>
             </w:r>
@@ -1166,28 +1578,49 @@
         </w:tc>
       </w:tr>
       <w:tr>
+        <w:tblPrEx>
+          <w:tblBorders>
+            <w:top w:val="single" w:color="auto" w:sz="4" w:space="0"/>
+            <w:left w:val="single" w:color="auto" w:sz="4" w:space="0"/>
+            <w:bottom w:val="single" w:color="auto" w:sz="4" w:space="0"/>
+            <w:right w:val="single" w:color="auto" w:sz="4" w:space="0"/>
+            <w:insideH w:val="single" w:color="auto" w:sz="4" w:space="0"/>
+            <w:insideV w:val="single" w:color="auto" w:sz="4" w:space="0"/>
+          </w:tblBorders>
+          <w:tblCellMar>
+            <w:top w:w="0" w:type="dxa"/>
+            <w:left w:w="108" w:type="dxa"/>
+            <w:bottom w:w="0" w:type="dxa"/>
+            <w:right w:w="108" w:type="dxa"/>
+          </w:tblCellMar>
+        </w:tblPrEx>
         <w:trPr>
-          <w:trHeight w:hRule="atLeast" w:val="1315"/>
+          <w:trHeight w:val="1315" w:hRule="atLeast"/>
         </w:trPr>
         <w:tc>
           <w:tcPr>
-            <w:cnfStyle w:val="001000000000"/>
             <w:tcW w:w="1555" w:type="dxa"/>
-            <w:shd w:val="clear" w:color="auto" w:fill="F2DCDB" w:themeFill="accent2" w:themeFillTint="32"/>
+            <w:shd w:val="clear" w:color="auto" w:fill="F2DBDB" w:themeFill="accent2" w:themeFillTint="33"/>
             <w:vAlign w:val="center"/>
           </w:tcPr>
           <w:p>
             <w:pPr>
               <w:jc w:val="center"/>
               <w:rPr>
-                <w:rFonts w:ascii="微软雅黑" w:hAnsi="微软雅黑"/>
-                <w:sz w:val="18"/>
-              </w:rPr>
-            </w:pPr>
-            <w:r>
-              <w:rPr>
-                <w:rFonts w:ascii="微软雅黑" w:hAnsi="微软雅黑"/>
-                <w:sz w:val="18"/>
+                <w:rFonts w:hint="eastAsia" w:ascii="微软雅黑" w:hAnsi="微软雅黑" w:eastAsia="微软雅黑" w:cs="微软雅黑"/>
+                <w:b w:val="0"/>
+                <w:bCs w:val="0"/>
+                <w:sz w:val="18"/>
+                <w:szCs w:val="18"/>
+              </w:rPr>
+            </w:pPr>
+            <w:r>
+              <w:rPr>
+                <w:rFonts w:hint="eastAsia" w:ascii="微软雅黑" w:hAnsi="微软雅黑" w:eastAsia="微软雅黑" w:cs="微软雅黑"/>
+                <w:b/>
+                <w:bCs/>
+                <w:sz w:val="18"/>
+                <w:szCs w:val="18"/>
               </w:rPr>
               <w:t>血涂片</w:t>
             </w:r>
@@ -1196,15 +1629,20 @@
             <w:pPr>
               <w:jc w:val="center"/>
               <w:rPr>
-                <w:rFonts w:ascii="微软雅黑" w:hAnsi="微软雅黑"/>
-                <w:b w:val="0"/>
-                <w:sz w:val="18"/>
-              </w:rPr>
-            </w:pPr>
-            <w:r>
-              <w:rPr>
-                <w:rFonts w:ascii="微软雅黑" w:hAnsi="微软雅黑"/>
-                <w:sz w:val="18"/>
+                <w:rFonts w:hint="eastAsia" w:ascii="微软雅黑" w:hAnsi="微软雅黑" w:eastAsia="微软雅黑" w:cs="微软雅黑"/>
+                <w:b/>
+                <w:bCs/>
+                <w:sz w:val="18"/>
+                <w:szCs w:val="18"/>
+              </w:rPr>
+            </w:pPr>
+            <w:r>
+              <w:rPr>
+                <w:rFonts w:hint="eastAsia" w:ascii="微软雅黑" w:hAnsi="微软雅黑" w:eastAsia="微软雅黑" w:cs="微软雅黑"/>
+                <w:b/>
+                <w:bCs/>
+                <w:sz w:val="18"/>
+                <w:szCs w:val="18"/>
               </w:rPr>
               <w:t>镜下可见：</w:t>
             </w:r>
@@ -1214,19 +1652,23 @@
           <w:tcPr>
             <w:tcW w:w="9451" w:type="dxa"/>
             <w:gridSpan w:val="3"/>
-            <w:shd w:val="clear" w:color="auto" w:fill="F2DCDB" w:themeFill="accent2" w:themeFillTint="32"/>
-          </w:tcPr>
-          <w:p>
-            <w:pPr>
-              <w:rPr>
-                <w:rFonts w:ascii="微软雅黑" w:hAnsi="微软雅黑"/>
-                <w:sz w:val="18"/>
-              </w:rPr>
-            </w:pPr>
-            <w:r>
-              <w:rPr>
-                <w:rFonts w:ascii="微软雅黑" w:hAnsi="微软雅黑"/>
-                <w:sz w:val="18"/>
+            <w:shd w:val="clear" w:color="auto" w:fill="F2DBDB" w:themeFill="accent2" w:themeFillTint="33"/>
+          </w:tcPr>
+          <w:p>
+            <w:pPr>
+              <w:rPr>
+                <w:rFonts w:hint="eastAsia" w:ascii="微软雅黑" w:hAnsi="微软雅黑" w:eastAsia="微软雅黑" w:cs="微软雅黑"/>
+                <w:sz w:val="18"/>
+                <w:szCs w:val="18"/>
+                <w:lang w:val="en-US" w:eastAsia="zh-CN"/>
+              </w:rPr>
+            </w:pPr>
+            <w:r>
+              <w:rPr>
+                <w:rFonts w:hint="eastAsia" w:ascii="微软雅黑" w:hAnsi="微软雅黑" w:eastAsia="微软雅黑" w:cs="微软雅黑"/>
+                <w:sz w:val="18"/>
+                <w:szCs w:val="18"/>
+                <w:lang w:val="en-US" w:eastAsia="zh-CN"/>
               </w:rPr>
               <w:t>{&lt;检查所见&gt;}</w:t>
             </w:r>
@@ -1234,9 +1676,24 @@
         </w:tc>
       </w:tr>
       <w:tr>
-        <w:tc>
-          <w:tcPr>
-            <w:cnfStyle w:val="001000000000"/>
+        <w:tblPrEx>
+          <w:tblBorders>
+            <w:top w:val="single" w:color="auto" w:sz="4" w:space="0"/>
+            <w:left w:val="single" w:color="auto" w:sz="4" w:space="0"/>
+            <w:bottom w:val="single" w:color="auto" w:sz="4" w:space="0"/>
+            <w:right w:val="single" w:color="auto" w:sz="4" w:space="0"/>
+            <w:insideH w:val="single" w:color="auto" w:sz="4" w:space="0"/>
+            <w:insideV w:val="single" w:color="auto" w:sz="4" w:space="0"/>
+          </w:tblBorders>
+          <w:tblCellMar>
+            <w:top w:w="0" w:type="dxa"/>
+            <w:left w:w="108" w:type="dxa"/>
+            <w:bottom w:w="0" w:type="dxa"/>
+            <w:right w:w="108" w:type="dxa"/>
+          </w:tblCellMar>
+        </w:tblPrEx>
+        <w:tc>
+          <w:tcPr>
             <w:tcW w:w="11006" w:type="dxa"/>
             <w:gridSpan w:val="4"/>
           </w:tcPr>
@@ -1244,15 +1701,20 @@
             <w:pPr>
               <w:jc w:val="center"/>
               <w:rPr>
-                <w:rFonts w:ascii="微软雅黑" w:hAnsi="微软雅黑"/>
-                <w:b w:val="0"/>
-                <w:sz w:val="18"/>
-              </w:rPr>
-            </w:pPr>
-            <w:r>
-              <w:rPr>
-                <w:rFonts w:ascii="微软雅黑" w:hAnsi="微软雅黑"/>
-                <w:sz w:val="18"/>
+                <w:rFonts w:hint="eastAsia" w:ascii="微软雅黑" w:hAnsi="微软雅黑" w:eastAsia="微软雅黑" w:cs="微软雅黑"/>
+                <w:b/>
+                <w:bCs/>
+                <w:sz w:val="18"/>
+                <w:szCs w:val="18"/>
+              </w:rPr>
+            </w:pPr>
+            <w:r>
+              <w:rPr>
+                <w:rFonts w:hint="eastAsia" w:ascii="微软雅黑" w:hAnsi="微软雅黑" w:eastAsia="微软雅黑" w:cs="微软雅黑"/>
+                <w:b/>
+                <w:bCs/>
+                <w:sz w:val="18"/>
+                <w:szCs w:val="18"/>
               </w:rPr>
               <w:t>本检验结果仅反映此份样本情况，仅对当日结果负责。</w:t>
             </w:r>
@@ -1260,27 +1722,47 @@
         </w:tc>
       </w:tr>
       <w:tr>
+        <w:tblPrEx>
+          <w:tblBorders>
+            <w:top w:val="single" w:color="auto" w:sz="4" w:space="0"/>
+            <w:left w:val="single" w:color="auto" w:sz="4" w:space="0"/>
+            <w:bottom w:val="single" w:color="auto" w:sz="4" w:space="0"/>
+            <w:right w:val="single" w:color="auto" w:sz="4" w:space="0"/>
+            <w:insideH w:val="single" w:color="auto" w:sz="4" w:space="0"/>
+            <w:insideV w:val="single" w:color="auto" w:sz="4" w:space="0"/>
+          </w:tblBorders>
+          <w:tblCellMar>
+            <w:top w:w="0" w:type="dxa"/>
+            <w:left w:w="108" w:type="dxa"/>
+            <w:bottom w:w="0" w:type="dxa"/>
+            <w:right w:w="108" w:type="dxa"/>
+          </w:tblCellMar>
+        </w:tblPrEx>
         <w:trPr>
-          <w:trHeight w:hRule="atLeast" w:val="195"/>
+          <w:trHeight w:val="195" w:hRule="atLeast"/>
         </w:trPr>
         <w:tc>
           <w:tcPr>
-            <w:cnfStyle w:val="001000000000"/>
             <w:tcW w:w="1555" w:type="dxa"/>
-            <w:shd w:val="clear" w:color="auto" w:fill="F2DCDB" w:themeFill="accent2" w:themeFillTint="32"/>
-          </w:tcPr>
-          <w:p>
-            <w:pPr>
-              <w:rPr>
-                <w:rFonts w:ascii="微软雅黑" w:hAnsi="微软雅黑"/>
-                <w:b w:val="0"/>
-                <w:sz w:val="18"/>
-              </w:rPr>
-            </w:pPr>
-            <w:r>
-              <w:rPr>
-                <w:rFonts w:ascii="微软雅黑" w:hAnsi="微软雅黑"/>
-                <w:sz w:val="18"/>
+            <w:shd w:val="clear" w:color="auto" w:fill="F2DBDB" w:themeFill="accent2" w:themeFillTint="33"/>
+          </w:tcPr>
+          <w:p>
+            <w:pPr>
+              <w:rPr>
+                <w:rFonts w:hint="eastAsia" w:ascii="微软雅黑" w:hAnsi="微软雅黑" w:eastAsia="微软雅黑" w:cs="微软雅黑"/>
+                <w:b/>
+                <w:bCs/>
+                <w:sz w:val="18"/>
+                <w:szCs w:val="18"/>
+              </w:rPr>
+            </w:pPr>
+            <w:r>
+              <w:rPr>
+                <w:rFonts w:hint="eastAsia" w:ascii="微软雅黑" w:hAnsi="微软雅黑" w:eastAsia="微软雅黑" w:cs="微软雅黑"/>
+                <w:b/>
+                <w:bCs/>
+                <w:sz w:val="18"/>
+                <w:szCs w:val="18"/>
               </w:rPr>
               <w:t>化验师：</w:t>
             </w:r>
@@ -1289,34 +1771,47 @@
         <w:tc>
           <w:tcPr>
             <w:tcW w:w="2126" w:type="dxa"/>
-            <w:shd w:val="clear" w:color="auto" w:fill="F2DCDB" w:themeFill="accent2" w:themeFillTint="32"/>
-          </w:tcPr>
-          <w:p>
-            <w:pPr>
-              <w:rPr>
-                <w:rFonts w:ascii="微软雅黑" w:hAnsi="微软雅黑"/>
-                <w:sz w:val="18"/>
-              </w:rPr>
-            </w:pPr>
+            <w:shd w:val="clear" w:color="auto" w:fill="F2DBDB" w:themeFill="accent2" w:themeFillTint="33"/>
+          </w:tcPr>
+          <w:p>
+            <w:pPr>
+              <w:rPr>
+                <w:rFonts w:hint="eastAsia" w:ascii="微软雅黑" w:hAnsi="微软雅黑" w:eastAsia="微软雅黑" w:cs="微软雅黑"/>
+                <w:sz w:val="18"/>
+                <w:szCs w:val="18"/>
+              </w:rPr>
+            </w:pPr>
+            <w:r>
+              <w:rPr>
+                <w:rFonts w:hint="eastAsia" w:ascii="微软雅黑" w:hAnsi="微软雅黑" w:eastAsia="微软雅黑" w:cs="微软雅黑"/>
+                <w:color w:val="000000"/>
+                <w:sz w:val="18"/>
+                <w:szCs w:val="18"/>
+              </w:rPr>
+              <w:t>{&lt;检查医生&gt;}</w:t>
+            </w:r>
           </w:p>
         </w:tc>
         <w:tc>
           <w:tcPr>
             <w:tcW w:w="1362" w:type="dxa"/>
-            <w:shd w:val="clear" w:color="auto" w:fill="F2DCDB" w:themeFill="accent2" w:themeFillTint="32"/>
-          </w:tcPr>
-          <w:p>
-            <w:pPr>
-              <w:rPr>
-                <w:rFonts w:ascii="微软雅黑" w:hAnsi="微软雅黑"/>
-                <w:sz w:val="18"/>
-              </w:rPr>
-            </w:pPr>
-            <w:r>
-              <w:rPr>
-                <w:rFonts w:ascii="微软雅黑" w:hAnsi="微软雅黑"/>
-                <w:b w:val="1"/>
-                <w:sz w:val="18"/>
+            <w:shd w:val="clear" w:color="auto" w:fill="F2DBDB" w:themeFill="accent2" w:themeFillTint="33"/>
+          </w:tcPr>
+          <w:p>
+            <w:pPr>
+              <w:rPr>
+                <w:rFonts w:hint="eastAsia" w:ascii="微软雅黑" w:hAnsi="微软雅黑" w:eastAsia="微软雅黑" w:cs="微软雅黑"/>
+                <w:sz w:val="18"/>
+                <w:szCs w:val="18"/>
+              </w:rPr>
+            </w:pPr>
+            <w:r>
+              <w:rPr>
+                <w:rFonts w:hint="eastAsia" w:ascii="微软雅黑" w:hAnsi="微软雅黑" w:eastAsia="微软雅黑" w:cs="微软雅黑"/>
+                <w:b/>
+                <w:bCs/>
+                <w:sz w:val="18"/>
+                <w:szCs w:val="18"/>
               </w:rPr>
               <w:t>日期：</w:t>
             </w:r>
@@ -1325,15 +1820,26 @@
         <w:tc>
           <w:tcPr>
             <w:tcW w:w="5963" w:type="dxa"/>
-            <w:shd w:val="clear" w:color="auto" w:fill="F2DCDB" w:themeFill="accent2" w:themeFillTint="32"/>
-          </w:tcPr>
-          <w:p>
-            <w:pPr>
-              <w:rPr>
-                <w:rFonts w:ascii="微软雅黑" w:hAnsi="微软雅黑"/>
-                <w:sz w:val="18"/>
-              </w:rPr>
-            </w:pPr>
+            <w:shd w:val="clear" w:color="auto" w:fill="F2DBDB" w:themeFill="accent2" w:themeFillTint="33"/>
+          </w:tcPr>
+          <w:p>
+            <w:pPr>
+              <w:rPr>
+                <w:rFonts w:hint="eastAsia" w:ascii="微软雅黑" w:hAnsi="微软雅黑" w:eastAsia="微软雅黑" w:cs="微软雅黑"/>
+                <w:sz w:val="18"/>
+                <w:szCs w:val="18"/>
+              </w:rPr>
+            </w:pPr>
+            <w:r>
+              <w:rPr>
+                <w:rFonts w:hint="eastAsia" w:ascii="微软雅黑" w:hAnsi="微软雅黑" w:eastAsia="微软雅黑" w:cs="微软雅黑"/>
+                <w:sz w:val="18"/>
+                <w:szCs w:val="18"/>
+              </w:rPr>
+              <w:t>{&lt;检查时间&gt;}</w:t>
+            </w:r>
+            <w:bookmarkStart w:id="0" w:name="_GoBack"/>
+            <w:bookmarkEnd w:id="0"/>
           </w:p>
         </w:tc>
       </w:tr>
@@ -1341,59 +1847,65 @@
     <w:p>
       <w:pPr>
         <w:rPr>
-          <w:rFonts w:ascii="微软雅黑" w:hAnsi="微软雅黑"/>
-          <w:b w:val="1"/>
+          <w:rFonts w:hint="eastAsia" w:ascii="微软雅黑" w:hAnsi="微软雅黑" w:eastAsia="微软雅黑" w:cs="微软雅黑"/>
+          <w:b/>
           <w:sz w:val="10"/>
+          <w:szCs w:val="10"/>
         </w:rPr>
       </w:pPr>
     </w:p>
     <w:p>
       <w:pPr>
         <w:rPr>
-          <w:rFonts w:ascii="微软雅黑" w:hAnsi="微软雅黑"/>
-          <w:b w:val="1"/>
+          <w:rFonts w:hint="eastAsia" w:ascii="微软雅黑" w:hAnsi="微软雅黑" w:eastAsia="微软雅黑" w:cs="微软雅黑"/>
+          <w:b/>
           <w:sz w:val="28"/>
+          <w:szCs w:val="28"/>
         </w:rPr>
       </w:pPr>
       <w:r>
         <w:rPr>
-          <w:rFonts w:ascii="微软雅黑" w:hAnsi="微软雅黑"/>
-          <w:b w:val="1"/>
+          <w:rFonts w:hint="eastAsia" w:ascii="微软雅黑" w:hAnsi="微软雅黑" w:eastAsia="微软雅黑" w:cs="微软雅黑"/>
+          <w:b/>
           <w:sz w:val="28"/>
+          <w:szCs w:val="28"/>
         </w:rPr>
         <w:t>{&lt;image 200*200&gt;}</w:t>
       </w:r>
     </w:p>
     <w:sectPr>
-      <w:headerReference xmlns:r="http://schemas.openxmlformats.org/officeDocument/2006/relationships" w:type="default" r:id="RelHdr1"/>
-      <w:footerReference xmlns:r="http://schemas.openxmlformats.org/officeDocument/2006/relationships" w:type="default" r:id="RelFtr1"/>
-      <w:type w:val="nextPage"/>
-      <w:pgSz w:w="11906" w:h="16838" w:code="0"/>
-      <w:pgMar w:left="567" w:right="567" w:top="567" w:bottom="567" w:header="720" w:footer="720" w:gutter="0"/>
-      <w:cols w:equalWidth="1" w:space="720"/>
+      <w:headerReference r:id="rId3" w:type="default"/>
+      <w:footerReference r:id="rId4" w:type="default"/>
+      <w:pgSz w:w="11906" w:h="16838"/>
+      <w:pgMar w:top="567" w:right="567" w:bottom="567" w:left="567" w:header="720" w:footer="720" w:gutter="0"/>
+      <w:lnNumType w:countBy="0" w:distance="360"/>
+      <w:cols w:space="720" w:num="1"/>
+      <w:docGrid w:linePitch="360" w:charSpace="0"/>
     </w:sectPr>
   </w:body>
 </w:document>
 </file>
 
 <file path=word/footer1.xml><?xml version="1.0" encoding="utf-8"?>
-<w:ftr xmlns:w="http://schemas.openxmlformats.org/wordprocessingml/2006/main" xmlns:wps="http://schemas.microsoft.com/office/word/2010/wordprocessingShape" xmlns:mc="http://schemas.openxmlformats.org/markup-compatibility/2006" xmlns:w10="urn:schemas-microsoft-com:office:word" xmlns:v="urn:schemas-microsoft-com:vml" xmlns:wp14="http://schemas.microsoft.com/office/word/2010/wordprocessingDrawing" mc:Ignorable="wp14">
+<w:ftr xmlns:wpc="http://schemas.microsoft.com/office/word/2010/wordprocessingCanvas" xmlns:mc="http://schemas.openxmlformats.org/markup-compatibility/2006" xmlns:o="urn:schemas-microsoft-com:office:office" xmlns:r="http://schemas.openxmlformats.org/officeDocument/2006/relationships" xmlns:m="http://schemas.openxmlformats.org/officeDocument/2006/math" xmlns:v="urn:schemas-microsoft-com:vml" xmlns:wp14="http://schemas.microsoft.com/office/word/2010/wordprocessingDrawing" xmlns:wp="http://schemas.openxmlformats.org/drawingml/2006/wordprocessingDrawing" xmlns:w10="urn:schemas-microsoft-com:office:word" xmlns:w="http://schemas.openxmlformats.org/wordprocessingml/2006/main" xmlns:w14="http://schemas.microsoft.com/office/word/2010/wordml" xmlns:w15="http://schemas.microsoft.com/office/word/2012/wordml" xmlns:wpg="http://schemas.microsoft.com/office/word/2010/wordprocessingGroup" xmlns:wpi="http://schemas.microsoft.com/office/word/2010/wordprocessingInk" xmlns:wne="http://schemas.microsoft.com/office/word/2006/wordml" xmlns:wps="http://schemas.microsoft.com/office/word/2010/wordprocessingShape" xmlns:wpsCustomData="http://www.wps.cn/officeDocument/2013/wpsCustomData" mc:Ignorable="w14 w15 wp14">
   <w:p>
     <w:pPr>
       <w:rPr>
-        <w:rFonts w:ascii="微软雅黑" w:hAnsi="微软雅黑"/>
-        <w:b w:val="1"/>
+        <w:rFonts w:hint="eastAsia" w:ascii="微软雅黑" w:hAnsi="微软雅黑" w:eastAsia="微软雅黑" w:cs="微软雅黑"/>
+        <w:b/>
         <w:color w:val="FF671F"/>
         <w:sz w:val="20"/>
+        <w:szCs w:val="20"/>
         <w:lang w:bidi="ar"/>
       </w:rPr>
     </w:pPr>
     <w:r>
       <w:rPr>
-        <w:rFonts w:ascii="微软雅黑" w:hAnsi="微软雅黑"/>
-        <w:b w:val="1"/>
+        <w:rFonts w:hint="eastAsia" w:ascii="微软雅黑" w:hAnsi="微软雅黑" w:eastAsia="微软雅黑" w:cs="微软雅黑"/>
+        <w:b/>
         <w:color w:val="FF671F"/>
         <w:sz w:val="20"/>
+        <w:szCs w:val="20"/>
         <w:lang w:bidi="ar"/>
       </w:rPr>
       <w:t>本检测结果仅对该样本负责，仅作为临床医生诊断参考。</w:t>
@@ -1403,126 +1915,140 @@
     <w:pPr>
       <w:jc w:val="center"/>
       <w:rPr>
-        <w:rFonts w:ascii="MicrosoftYaHei-Bold" w:hAnsi="MicrosoftYaHei-Bold"/>
-        <w:b w:val="1"/>
+        <w:rFonts w:hint="default" w:ascii="MicrosoftYaHei-Bold" w:hAnsi="MicrosoftYaHei-Bold" w:eastAsia="MicrosoftYaHei-Bold" w:cs="MicrosoftYaHei-Bold"/>
+        <w:b/>
         <w:color w:val="FF671F"/>
         <w:sz w:val="15"/>
+        <w:szCs w:val="15"/>
         <w:lang w:bidi="ar"/>
       </w:rPr>
     </w:pPr>
     <w:r>
       <w:rPr>
-        <w:rFonts w:ascii="宋体" w:hAnsi="宋体"/>
+        <w:rFonts w:hint="eastAsia" w:ascii="宋体" w:hAnsi="宋体" w:eastAsia="宋体" w:cs="宋体"/>
         <w:color w:val="000000"/>
         <w:sz w:val="20"/>
+        <w:szCs w:val="20"/>
         <w:lang w:bidi="ar"/>
       </w:rPr>
       <w:t xml:space="preserve">第 </w:t>
     </w:r>
     <w:r>
       <w:rPr>
-        <w:rFonts w:ascii="宋体" w:hAnsi="宋体"/>
+        <w:rFonts w:hint="eastAsia" w:ascii="宋体" w:hAnsi="宋体" w:eastAsia="宋体" w:cs="宋体"/>
         <w:color w:val="000000"/>
         <w:sz w:val="20"/>
+        <w:szCs w:val="20"/>
         <w:lang w:bidi="ar"/>
       </w:rPr>
       <w:fldChar w:fldCharType="begin"/>
     </w:r>
     <w:r>
       <w:rPr>
-        <w:rFonts w:ascii="宋体" w:hAnsi="宋体"/>
+        <w:rFonts w:hint="eastAsia" w:ascii="宋体" w:hAnsi="宋体" w:eastAsia="宋体" w:cs="宋体"/>
         <w:color w:val="000000"/>
         <w:sz w:val="20"/>
+        <w:szCs w:val="20"/>
         <w:lang w:bidi="ar"/>
       </w:rPr>
       <w:instrText xml:space="preserve"> PAGE  \* MERGEFORMAT </w:instrText>
     </w:r>
     <w:r>
       <w:rPr>
-        <w:rFonts w:ascii="宋体" w:hAnsi="宋体"/>
+        <w:rFonts w:hint="eastAsia" w:ascii="宋体" w:hAnsi="宋体" w:eastAsia="宋体" w:cs="宋体"/>
         <w:color w:val="000000"/>
         <w:sz w:val="20"/>
+        <w:szCs w:val="20"/>
         <w:lang w:bidi="ar"/>
       </w:rPr>
       <w:fldChar w:fldCharType="separate"/>
     </w:r>
     <w:r>
       <w:rPr>
-        <w:rFonts w:ascii="宋体" w:hAnsi="宋体"/>
+        <w:rFonts w:hint="eastAsia" w:ascii="宋体" w:hAnsi="宋体" w:eastAsia="宋体" w:cs="宋体"/>
         <w:color w:val="000000"/>
         <w:sz w:val="20"/>
+        <w:szCs w:val="20"/>
         <w:lang w:bidi="ar"/>
       </w:rPr>
-      <w:t>#</w:t>
+      <w:t>1</w:t>
     </w:r>
     <w:r>
       <w:rPr>
-        <w:rFonts w:ascii="宋体" w:hAnsi="宋体"/>
+        <w:rFonts w:hint="eastAsia" w:ascii="宋体" w:hAnsi="宋体" w:eastAsia="宋体" w:cs="宋体"/>
         <w:color w:val="000000"/>
         <w:sz w:val="20"/>
+        <w:szCs w:val="20"/>
         <w:lang w:bidi="ar"/>
       </w:rPr>
       <w:fldChar w:fldCharType="end"/>
     </w:r>
     <w:r>
       <w:rPr>
-        <w:rFonts w:ascii="宋体" w:hAnsi="宋体"/>
+        <w:rFonts w:hint="eastAsia" w:ascii="宋体" w:hAnsi="宋体" w:eastAsia="宋体" w:cs="宋体"/>
         <w:color w:val="000000"/>
         <w:sz w:val="20"/>
+        <w:szCs w:val="20"/>
         <w:lang w:bidi="ar"/>
       </w:rPr>
       <w:t xml:space="preserve"> 页 共 </w:t>
     </w:r>
     <w:r>
       <w:rPr>
-        <w:rFonts w:ascii="宋体" w:hAnsi="宋体"/>
+        <w:rFonts w:hint="eastAsia" w:ascii="宋体" w:hAnsi="宋体" w:eastAsia="宋体" w:cs="宋体"/>
         <w:color w:val="000000"/>
         <w:sz w:val="20"/>
+        <w:szCs w:val="20"/>
         <w:lang w:bidi="ar"/>
       </w:rPr>
       <w:fldChar w:fldCharType="begin"/>
     </w:r>
     <w:r>
       <w:rPr>
-        <w:rFonts w:ascii="宋体" w:hAnsi="宋体"/>
+        <w:rFonts w:hint="eastAsia" w:ascii="宋体" w:hAnsi="宋体" w:eastAsia="宋体" w:cs="宋体"/>
         <w:color w:val="000000"/>
         <w:sz w:val="20"/>
+        <w:szCs w:val="20"/>
         <w:lang w:bidi="ar"/>
       </w:rPr>
       <w:instrText xml:space="preserve"> NUMPAGES  \* MERGEFORMAT </w:instrText>
     </w:r>
     <w:r>
       <w:rPr>
-        <w:rFonts w:ascii="宋体" w:hAnsi="宋体"/>
+        <w:rFonts w:hint="eastAsia" w:ascii="宋体" w:hAnsi="宋体" w:eastAsia="宋体" w:cs="宋体"/>
         <w:color w:val="000000"/>
         <w:sz w:val="20"/>
+        <w:szCs w:val="20"/>
         <w:lang w:bidi="ar"/>
       </w:rPr>
       <w:fldChar w:fldCharType="separate"/>
     </w:r>
     <w:r>
       <w:rPr>
-        <w:rFonts w:ascii="宋体" w:hAnsi="宋体"/>
+        <w:rFonts w:hint="eastAsia" w:ascii="宋体" w:hAnsi="宋体" w:eastAsia="宋体" w:cs="宋体"/>
         <w:color w:val="000000"/>
         <w:sz w:val="20"/>
+        <w:szCs w:val="20"/>
         <w:lang w:bidi="ar"/>
       </w:rPr>
-      <w:t>#</w:t>
+      <w:t>1</w:t>
     </w:r>
     <w:r>
       <w:rPr>
-        <w:rFonts w:ascii="宋体" w:hAnsi="宋体"/>
+        <w:rFonts w:hint="eastAsia" w:ascii="宋体" w:hAnsi="宋体" w:eastAsia="宋体" w:cs="宋体"/>
         <w:color w:val="000000"/>
         <w:sz w:val="20"/>
+        <w:szCs w:val="20"/>
         <w:lang w:bidi="ar"/>
       </w:rPr>
       <w:fldChar w:fldCharType="end"/>
     </w:r>
     <w:r>
       <w:rPr>
-        <w:rFonts w:ascii="宋体" w:hAnsi="宋体"/>
+        <w:rFonts w:hint="eastAsia" w:ascii="宋体" w:hAnsi="宋体" w:eastAsia="宋体" w:cs="宋体"/>
         <w:color w:val="000000"/>
         <w:sz w:val="20"/>
+        <w:szCs w:val="20"/>
         <w:lang w:bidi="ar"/>
       </w:rPr>
       <w:t xml:space="preserve"> 页</w:t>
@@ -1532,26 +2058,54 @@
 </file>
 
 <file path=word/header1.xml><?xml version="1.0" encoding="utf-8"?>
-<w:hdr xmlns:w="http://schemas.openxmlformats.org/wordprocessingml/2006/main" xmlns:wps="http://schemas.microsoft.com/office/word/2010/wordprocessingShape" xmlns:mc="http://schemas.openxmlformats.org/markup-compatibility/2006" xmlns:w10="urn:schemas-microsoft-com:office:word" xmlns:v="urn:schemas-microsoft-com:vml" xmlns:wp14="http://schemas.microsoft.com/office/word/2010/wordprocessingDrawing" mc:Ignorable="wp14">
+<w:hdr xmlns:wpc="http://schemas.microsoft.com/office/word/2010/wordprocessingCanvas" xmlns:mc="http://schemas.openxmlformats.org/markup-compatibility/2006" xmlns:o="urn:schemas-microsoft-com:office:office" xmlns:r="http://schemas.openxmlformats.org/officeDocument/2006/relationships" xmlns:m="http://schemas.openxmlformats.org/officeDocument/2006/math" xmlns:v="urn:schemas-microsoft-com:vml" xmlns:wp14="http://schemas.microsoft.com/office/word/2010/wordprocessingDrawing" xmlns:wp="http://schemas.openxmlformats.org/drawingml/2006/wordprocessingDrawing" xmlns:w10="urn:schemas-microsoft-com:office:word" xmlns:w="http://schemas.openxmlformats.org/wordprocessingml/2006/main" xmlns:w14="http://schemas.microsoft.com/office/word/2010/wordml" xmlns:w15="http://schemas.microsoft.com/office/word/2012/wordml" xmlns:wpg="http://schemas.microsoft.com/office/word/2010/wordprocessingGroup" xmlns:wpi="http://schemas.microsoft.com/office/word/2010/wordprocessingInk" xmlns:wne="http://schemas.microsoft.com/office/word/2006/wordml" xmlns:wps="http://schemas.microsoft.com/office/word/2010/wordprocessingShape" xmlns:wpsCustomData="http://www.wps.cn/officeDocument/2013/wpsCustomData" mc:Ignorable="w14 w15 wp14">
   <w:tbl>
     <w:tblPr>
-      <w:tblpPr w:leftFromText="180" w:rightFromText="180" w:tblpX="565" w:tblpY="498" w:horzAnchor="page" w:vertAnchor="page"/>
+      <w:tblStyle w:val="3"/>
+      <w:tblpPr w:leftFromText="180" w:rightFromText="180" w:vertAnchor="page" w:horzAnchor="page" w:tblpX="565" w:tblpY="498"/>
       <w:tblOverlap w:val="never"/>
       <w:tblW w:w="0" w:type="auto"/>
+      <w:tblInd w:w="0" w:type="dxa"/>
       <w:tblBorders>
-        <w:top w:val="single" w:sz="4" w:space="0" w:shadow="0" w:frame="0" w:color="auto"/>
-        <w:left w:val="single" w:sz="4" w:space="0" w:shadow="0" w:frame="0" w:color="auto"/>
-        <w:bottom w:val="single" w:sz="4" w:space="0" w:shadow="0" w:frame="0" w:color="auto"/>
-        <w:right w:val="single" w:sz="4" w:space="0" w:shadow="0" w:frame="0" w:color="auto"/>
-        <w:insideH w:val="single" w:sz="4" w:space="0" w:shadow="0" w:frame="0" w:color="auto"/>
-        <w:insideV w:val="single" w:sz="4" w:space="0" w:shadow="0" w:frame="0" w:color="auto"/>
+        <w:top w:val="single" w:color="auto" w:sz="4" w:space="0"/>
+        <w:left w:val="single" w:color="auto" w:sz="4" w:space="0"/>
+        <w:bottom w:val="single" w:color="auto" w:sz="4" w:space="0"/>
+        <w:right w:val="single" w:color="auto" w:sz="4" w:space="0"/>
+        <w:insideH w:val="single" w:color="auto" w:sz="4" w:space="0"/>
+        <w:insideV w:val="single" w:color="auto" w:sz="4" w:space="0"/>
       </w:tblBorders>
-      <w:tblLook w:val="04A0"/>
+      <w:tblLayout w:type="autofit"/>
+      <w:tblCellMar>
+        <w:top w:w="0" w:type="dxa"/>
+        <w:left w:w="108" w:type="dxa"/>
+        <w:bottom w:w="0" w:type="dxa"/>
+        <w:right w:w="108" w:type="dxa"/>
+      </w:tblCellMar>
     </w:tblPr>
-    <w:tblGrid/>
+    <w:tblGrid>
+      <w:gridCol w:w="2842"/>
+      <w:gridCol w:w="4148"/>
+      <w:gridCol w:w="3848"/>
+    </w:tblGrid>
     <w:tr>
+      <w:tblPrEx>
+        <w:tblBorders>
+          <w:top w:val="single" w:color="auto" w:sz="4" w:space="0"/>
+          <w:left w:val="single" w:color="auto" w:sz="4" w:space="0"/>
+          <w:bottom w:val="single" w:color="auto" w:sz="4" w:space="0"/>
+          <w:right w:val="single" w:color="auto" w:sz="4" w:space="0"/>
+          <w:insideH w:val="single" w:color="auto" w:sz="4" w:space="0"/>
+          <w:insideV w:val="single" w:color="auto" w:sz="4" w:space="0"/>
+        </w:tblBorders>
+        <w:tblCellMar>
+          <w:top w:w="0" w:type="dxa"/>
+          <w:left w:w="108" w:type="dxa"/>
+          <w:bottom w:w="0" w:type="dxa"/>
+          <w:right w:w="108" w:type="dxa"/>
+        </w:tblCellMar>
+      </w:tblPrEx>
       <w:trPr>
-        <w:trHeight w:hRule="atLeast" w:val="360"/>
+        <w:trHeight w:val="360" w:hRule="atLeast"/>
       </w:trPr>
       <w:tc>
         <w:tcPr>
@@ -1564,25 +2118,43 @@
             <w:tl2br w:val="nil"/>
             <w:tr2bl w:val="nil"/>
           </w:tcBorders>
+          <w:noWrap w:val="0"/>
+          <w:vAlign w:val="top"/>
         </w:tcPr>
         <w:p>
           <w:pPr>
-            <w:pStyle w:val="P2"/>
+            <w:pStyle w:val="5"/>
+            <w:rPr>
+              <w:rFonts w:hint="eastAsia"/>
+              <w:sz w:val="18"/>
+              <w:szCs w:val="18"/>
+            </w:rPr>
           </w:pPr>
           <w:r>
+            <w:rPr>
+              <w:rFonts w:hint="default"/>
+              <w:sz w:val="18"/>
+              <w:szCs w:val="18"/>
+            </w:rPr>
             <w:drawing>
-              <wp:inline xmlns:wp="http://schemas.openxmlformats.org/drawingml/2006/wordprocessingDrawing">
+              <wp:inline distT="0" distB="0" distL="114300" distR="114300">
                 <wp:extent cx="622935" cy="259715"/>
-                <wp:docPr id="1" name="Picture 1"/>
+                <wp:effectExtent l="0" t="0" r="5715" b="6985"/>
+                <wp:docPr id="2" name="Picture 1" descr="硕腾Logo"/>
+                <wp:cNvGraphicFramePr>
+                  <a:graphicFrameLocks xmlns:a="http://schemas.openxmlformats.org/drawingml/2006/main" noChangeAspect="1"/>
+                </wp:cNvGraphicFramePr>
                 <a:graphic xmlns:a="http://schemas.openxmlformats.org/drawingml/2006/main">
                   <a:graphicData uri="http://schemas.openxmlformats.org/drawingml/2006/picture">
                     <pic:pic xmlns:pic="http://schemas.openxmlformats.org/drawingml/2006/picture">
                       <pic:nvPicPr>
-                        <pic:cNvPr id="1" name="Picture 1"/>
-                        <pic:cNvPicPr/>
+                        <pic:cNvPr id="2" name="Picture 1" descr="硕腾Logo"/>
+                        <pic:cNvPicPr>
+                          <a:picLocks noChangeAspect="1"/>
+                        </pic:cNvPicPr>
                       </pic:nvPicPr>
                       <pic:blipFill>
-                        <a:blip xmlns:r="http://schemas.openxmlformats.org/officeDocument/2006/relationships" r:embed="Relimage1"/>
+                        <a:blip r:embed="rId1"/>
                         <a:stretch>
                           <a:fillRect/>
                         </a:stretch>
@@ -1592,8 +2164,13 @@
                           <a:off x="0" y="0"/>
                           <a:ext cx="622935" cy="259715"/>
                         </a:xfrm>
-                        <a:prstGeom prst="rect"/>
+                        <a:prstGeom prst="rect">
+                          <a:avLst/>
+                        </a:prstGeom>
                         <a:noFill/>
+                        <a:ln>
+                          <a:noFill/>
+                        </a:ln>
                       </pic:spPr>
                     </pic:pic>
                   </a:graphicData>
@@ -1614,18 +2191,26 @@
             <w:tl2br w:val="nil"/>
             <w:tr2bl w:val="nil"/>
           </w:tcBorders>
+          <w:noWrap w:val="0"/>
+          <w:vAlign w:val="top"/>
         </w:tcPr>
         <w:p>
           <w:pPr>
-            <w:pStyle w:val="P2"/>
+            <w:pStyle w:val="5"/>
             <w:jc w:val="center"/>
+            <w:rPr>
+              <w:rFonts w:hint="default"/>
+              <w:sz w:val="18"/>
+              <w:szCs w:val="18"/>
+            </w:rPr>
           </w:pPr>
           <w:r>
             <w:rPr>
-              <w:rFonts w:ascii="微软雅黑" w:hAnsi="微软雅黑"/>
-              <w:b w:val="1"/>
+              <w:rFonts w:hint="eastAsia" w:ascii="微软雅黑" w:hAnsi="微软雅黑" w:eastAsia="微软雅黑" w:cs="微软雅黑"/>
+              <w:b/>
               <w:color w:val="000000"/>
               <w:sz w:val="28"/>
+              <w:szCs w:val="28"/>
               <w:lang w:bidi="ar"/>
             </w:rPr>
             <w:t>沈阳市道格凯特动物医院</w:t>
@@ -1643,17 +2228,26 @@
             <w:tl2br w:val="nil"/>
             <w:tr2bl w:val="nil"/>
           </w:tcBorders>
+          <w:noWrap w:val="0"/>
+          <w:vAlign w:val="top"/>
         </w:tcPr>
         <w:p>
           <w:pPr>
-            <w:pStyle w:val="P2"/>
+            <w:pStyle w:val="5"/>
+            <w:rPr>
+              <w:rFonts w:hint="default"/>
+              <w:sz w:val="18"/>
+              <w:szCs w:val="18"/>
+            </w:rPr>
           </w:pPr>
           <w:r>
             <w:rPr>
-              <w:noProof w:val="1"/>
+              <w:rFonts w:hint="default"/>
+              <w:sz w:val="18"/>
+              <w:szCs w:val="18"/>
             </w:rPr>
             <w:drawing>
-              <wp:anchor xmlns:wp="http://schemas.openxmlformats.org/drawingml/2006/wordprocessingDrawing" simplePos="0" allowOverlap="1" behindDoc="1" layoutInCell="1" locked="0" relativeHeight="1" distL="114300" distR="114300">
+              <wp:anchor distT="0" distB="0" distL="114300" distR="114300" simplePos="0" relativeHeight="251659264" behindDoc="1" locked="0" layoutInCell="1" allowOverlap="1">
                 <wp:simplePos x="0" y="0"/>
                 <wp:positionH relativeFrom="column">
                   <wp:posOffset>1273175</wp:posOffset>
@@ -1662,8 +2256,9 @@
                   <wp:posOffset>21590</wp:posOffset>
                 </wp:positionV>
                 <wp:extent cx="523875" cy="262255"/>
+                <wp:effectExtent l="0" t="0" r="0" b="4445"/>
                 <wp:wrapNone/>
-                <wp:docPr id="2" name="Picture 4"/>
+                <wp:docPr id="1" name="Picture 4"/>
                 <wp:cNvGraphicFramePr>
                   <a:graphicFrameLocks xmlns:a="http://schemas.openxmlformats.org/drawingml/2006/main" noChangeAspect="1"/>
                 </wp:cNvGraphicFramePr>
@@ -1671,11 +2266,13 @@
                   <a:graphicData uri="http://schemas.openxmlformats.org/drawingml/2006/picture">
                     <pic:pic xmlns:pic="http://schemas.openxmlformats.org/drawingml/2006/picture">
                       <pic:nvPicPr>
-                        <pic:cNvPr id="2" name="Picture 2"/>
-                        <pic:cNvPicPr/>
+                        <pic:cNvPr id="1" name="Picture 4"/>
+                        <pic:cNvPicPr>
+                          <a:picLocks noChangeAspect="1"/>
+                        </pic:cNvPicPr>
                       </pic:nvPicPr>
                       <pic:blipFill>
-                        <a:blip xmlns:r="http://schemas.openxmlformats.org/officeDocument/2006/relationships" r:embed="Relimage2"/>
+                        <a:blip r:embed="rId2"/>
                         <a:stretch>
                           <a:fillRect/>
                         </a:stretch>
@@ -1685,7 +2282,9 @@
                           <a:off x="0" y="0"/>
                           <a:ext cx="523875" cy="262255"/>
                         </a:xfrm>
-                        <a:prstGeom prst="rect"/>
+                        <a:prstGeom prst="rect">
+                          <a:avLst/>
+                        </a:prstGeom>
                         <a:noFill/>
                         <a:ln>
                           <a:noFill/>
@@ -1701,8 +2300,24 @@
       </w:tc>
     </w:tr>
     <w:tr>
+      <w:tblPrEx>
+        <w:tblBorders>
+          <w:top w:val="single" w:color="auto" w:sz="4" w:space="0"/>
+          <w:left w:val="single" w:color="auto" w:sz="4" w:space="0"/>
+          <w:bottom w:val="single" w:color="auto" w:sz="4" w:space="0"/>
+          <w:right w:val="single" w:color="auto" w:sz="4" w:space="0"/>
+          <w:insideH w:val="single" w:color="auto" w:sz="4" w:space="0"/>
+          <w:insideV w:val="single" w:color="auto" w:sz="4" w:space="0"/>
+        </w:tblBorders>
+        <w:tblCellMar>
+          <w:top w:w="0" w:type="dxa"/>
+          <w:left w:w="108" w:type="dxa"/>
+          <w:bottom w:w="0" w:type="dxa"/>
+          <w:right w:w="108" w:type="dxa"/>
+        </w:tblCellMar>
+      </w:tblPrEx>
       <w:trPr>
-        <w:trHeight w:hRule="atLeast" w:val="279"/>
+        <w:trHeight w:val="279" w:hRule="atLeast"/>
       </w:trPr>
       <w:tc>
         <w:tcPr>
@@ -1715,10 +2330,17 @@
             <w:tl2br w:val="nil"/>
             <w:tr2bl w:val="nil"/>
           </w:tcBorders>
+          <w:noWrap w:val="0"/>
+          <w:vAlign w:val="top"/>
         </w:tcPr>
         <w:p>
           <w:pPr>
-            <w:pStyle w:val="P2"/>
+            <w:pStyle w:val="5"/>
+            <w:rPr>
+              <w:rFonts w:hint="default"/>
+              <w:sz w:val="18"/>
+              <w:szCs w:val="18"/>
+            </w:rPr>
           </w:pPr>
         </w:p>
       </w:tc>
@@ -1733,16 +2355,25 @@
             <w:tl2br w:val="nil"/>
             <w:tr2bl w:val="nil"/>
           </w:tcBorders>
+          <w:noWrap w:val="0"/>
+          <w:vAlign w:val="top"/>
         </w:tcPr>
         <w:p>
           <w:pPr>
-            <w:pStyle w:val="P2"/>
+            <w:pStyle w:val="5"/>
             <w:jc w:val="center"/>
+            <w:rPr>
+              <w:rFonts w:hint="default"/>
+              <w:sz w:val="18"/>
+              <w:szCs w:val="18"/>
+            </w:rPr>
           </w:pPr>
           <w:r>
             <w:rPr>
-              <w:rFonts w:ascii="微软雅黑" w:hAnsi="微软雅黑"/>
+              <w:rFonts w:hint="eastAsia" w:ascii="微软雅黑" w:hAnsi="微软雅黑" w:eastAsia="微软雅黑" w:cs="微软雅黑"/>
               <w:color w:val="000000"/>
+              <w:sz w:val="18"/>
+              <w:szCs w:val="18"/>
               <w:lang w:bidi="ar"/>
             </w:rPr>
             <w:t>心脏专科、肿瘤专科、猫专科、24小时全诊</w:t>
@@ -1760,26 +2391,26 @@
             <w:tl2br w:val="nil"/>
             <w:tr2bl w:val="nil"/>
           </w:tcBorders>
+          <w:noWrap w:val="0"/>
+          <w:vAlign w:val="top"/>
         </w:tcPr>
         <w:p>
           <w:pPr>
-            <w:pStyle w:val="P2"/>
+            <w:pStyle w:val="5"/>
             <w:jc w:val="right"/>
+            <w:rPr>
+              <w:rFonts w:hint="default"/>
+              <w:sz w:val="18"/>
+              <w:szCs w:val="18"/>
+            </w:rPr>
           </w:pPr>
           <w:r>
             <w:rPr>
-              <w:rFonts w:ascii="微软雅黑" w:hAnsi="微软雅黑"/>
+              <w:rFonts w:hint="eastAsia"/>
+              <w:sz w:val="18"/>
+              <w:szCs w:val="18"/>
             </w:rPr>
-            <w:t>沈阳市铁西区卫工南街</w:t>
-          </w:r>
-          <w:r>
-            <w:t>40-1</w:t>
-          </w:r>
-          <w:r>
-            <w:rPr>
-              <w:rFonts w:ascii="微软雅黑" w:hAnsi="微软雅黑"/>
-            </w:rPr>
-            <w:t>号</w:t>
+            <w:t>沈阳市铁西区卫工南街40-1号</w:t>
           </w:r>
         </w:p>
       </w:tc>
@@ -1787,111 +2418,304 @@
   </w:tbl>
   <w:p>
     <w:pPr>
-      <w:pStyle w:val="P2"/>
+      <w:pStyle w:val="5"/>
+      <w:rPr>
+        <w:rFonts w:hint="default"/>
+        <w:sz w:val="18"/>
+        <w:szCs w:val="18"/>
+      </w:rPr>
     </w:pPr>
   </w:p>
 </w:hdr>
 </file>
 
-<file path=word/numbering.xml><?xml version="1.0" encoding="utf-8"?>
-<w:numbering xmlns:w="http://schemas.openxmlformats.org/wordprocessingml/2006/main"/>
-</file>
-
 <file path=word/styles.xml><?xml version="1.0" encoding="utf-8"?>
-<w:styles xmlns:w="http://schemas.openxmlformats.org/wordprocessingml/2006/main">
+<w:styles xmlns:mc="http://schemas.openxmlformats.org/markup-compatibility/2006" xmlns:o="urn:schemas-microsoft-com:office:office" xmlns:r="http://schemas.openxmlformats.org/officeDocument/2006/relationships" xmlns:m="http://schemas.openxmlformats.org/officeDocument/2006/math" xmlns:v="urn:schemas-microsoft-com:vml" xmlns:w="http://schemas.openxmlformats.org/wordprocessingml/2006/main" xmlns:w14="http://schemas.microsoft.com/office/word/2010/wordml" xmlns:w10="urn:schemas-microsoft-com:office:word" xmlns:sl="http://schemas.openxmlformats.org/schemaLibrary/2006/main" xmlns:wpsCustomData="http://www.wps.cn/officeDocument/2013/wpsCustomData" mc:Ignorable="w14">
   <w:docDefaults>
     <w:rPrDefault>
       <w:rPr>
-        <w:rFonts w:ascii="Times New Roman" w:hAnsi="Times New Roman"/>
-        <w:b w:val="0"/>
-        <w:i w:val="0"/>
-        <w:caps w:val="0"/>
-        <w:strike w:val="0"/>
-        <w:noProof w:val="0"/>
-        <w:vanish w:val="0"/>
-        <w:color w:val="auto"/>
-        <w:sz w:val="20"/>
-        <w:u w:val="none"/>
-        <w:shd w:val="clear" w:color="auto" w:fill="auto"/>
-        <w:vertAlign w:val="baseline"/>
-        <w:lang w:val="en-US" w:bidi="ar-SA" w:eastAsia="zh-CN"/>
+        <w:rFonts w:ascii="Times New Roman" w:hAnsi="Times New Roman" w:eastAsia="宋体" w:cs="Times New Roman"/>
       </w:rPr>
     </w:rPrDefault>
-    <w:pPrDefault>
-      <w:pPr>
-        <w:keepNext w:val="0"/>
-        <w:keepLines w:val="0"/>
-        <w:widowControl w:val="1"/>
-        <w:suppressLineNumbers w:val="0"/>
-        <w:shd w:val="clear" w:fill="auto"/>
-        <w:suppressAutoHyphens w:val="0"/>
-        <w:spacing w:lineRule="auto" w:line="240" w:before="0" w:after="0" w:beforeAutospacing="0" w:afterAutospacing="0"/>
-        <w:ind w:firstLine="0" w:left="0" w:right="0"/>
-        <w:contextualSpacing w:val="0"/>
-        <w:jc w:val="left"/>
-      </w:pPr>
-    </w:pPrDefault>
+    <w:pPrDefault/>
   </w:docDefaults>
-  <w:style w:type="paragraph" w:styleId="P0" w:default="1">
+  <w:latentStyles w:count="260" w:defQFormat="0" w:defUnhideWhenUsed="1" w:defSemiHidden="1" w:defUIPriority="99" w:defLockedState="0">
+    <w:lsdException w:qFormat="1" w:uiPriority="0" w:semiHidden="0" w:name="Normal"/>
+    <w:lsdException w:qFormat="1" w:unhideWhenUsed="0" w:uiPriority="0" w:semiHidden="0" w:name="heading 1"/>
+    <w:lsdException w:qFormat="1" w:unhideWhenUsed="0" w:uiPriority="0" w:semiHidden="0" w:name="heading 2"/>
+    <w:lsdException w:qFormat="1" w:unhideWhenUsed="0" w:uiPriority="0" w:semiHidden="0" w:name="heading 3"/>
+    <w:lsdException w:qFormat="1" w:unhideWhenUsed="0" w:uiPriority="0" w:semiHidden="0" w:name="heading 4"/>
+    <w:lsdException w:qFormat="1" w:unhideWhenUsed="0" w:uiPriority="0" w:semiHidden="0" w:name="heading 5"/>
+    <w:lsdException w:qFormat="1" w:unhideWhenUsed="0" w:uiPriority="0" w:semiHidden="0" w:name="heading 6"/>
+    <w:lsdException w:qFormat="1" w:unhideWhenUsed="0" w:uiPriority="0" w:semiHidden="0" w:name="heading 7"/>
+    <w:lsdException w:qFormat="1" w:unhideWhenUsed="0" w:uiPriority="0" w:semiHidden="0" w:name="heading 8"/>
+    <w:lsdException w:qFormat="1" w:unhideWhenUsed="0" w:uiPriority="0" w:semiHidden="0" w:name="heading 9"/>
+    <w:lsdException w:qFormat="1" w:unhideWhenUsed="0" w:uiPriority="0" w:semiHidden="0" w:name="index 1"/>
+    <w:lsdException w:qFormat="1" w:unhideWhenUsed="0" w:uiPriority="0" w:semiHidden="0" w:name="index 2"/>
+    <w:lsdException w:qFormat="1" w:unhideWhenUsed="0" w:uiPriority="0" w:semiHidden="0" w:name="index 3"/>
+    <w:lsdException w:qFormat="1" w:unhideWhenUsed="0" w:uiPriority="0" w:semiHidden="0" w:name="index 4"/>
+    <w:lsdException w:qFormat="1" w:unhideWhenUsed="0" w:uiPriority="0" w:semiHidden="0" w:name="index 5"/>
+    <w:lsdException w:qFormat="1" w:unhideWhenUsed="0" w:uiPriority="0" w:semiHidden="0" w:name="index 6"/>
+    <w:lsdException w:qFormat="1" w:unhideWhenUsed="0" w:uiPriority="0" w:semiHidden="0" w:name="index 7"/>
+    <w:lsdException w:qFormat="1" w:unhideWhenUsed="0" w:uiPriority="0" w:semiHidden="0" w:name="index 8"/>
+    <w:lsdException w:qFormat="1" w:unhideWhenUsed="0" w:uiPriority="0" w:semiHidden="0" w:name="index 9"/>
+    <w:lsdException w:qFormat="1" w:unhideWhenUsed="0" w:uiPriority="0" w:semiHidden="0" w:name="toc 1"/>
+    <w:lsdException w:qFormat="1" w:unhideWhenUsed="0" w:uiPriority="0" w:semiHidden="0" w:name="toc 2"/>
+    <w:lsdException w:qFormat="1" w:unhideWhenUsed="0" w:uiPriority="0" w:semiHidden="0" w:name="toc 3"/>
+    <w:lsdException w:qFormat="1" w:unhideWhenUsed="0" w:uiPriority="0" w:semiHidden="0" w:name="toc 4"/>
+    <w:lsdException w:qFormat="1" w:unhideWhenUsed="0" w:uiPriority="0" w:semiHidden="0" w:name="toc 5"/>
+    <w:lsdException w:qFormat="1" w:unhideWhenUsed="0" w:uiPriority="0" w:semiHidden="0" w:name="toc 6"/>
+    <w:lsdException w:qFormat="1" w:unhideWhenUsed="0" w:uiPriority="0" w:semiHidden="0" w:name="toc 7"/>
+    <w:lsdException w:qFormat="1" w:unhideWhenUsed="0" w:uiPriority="0" w:semiHidden="0" w:name="toc 8"/>
+    <w:lsdException w:qFormat="1" w:unhideWhenUsed="0" w:uiPriority="0" w:semiHidden="0" w:name="toc 9"/>
+    <w:lsdException w:qFormat="1" w:unhideWhenUsed="0" w:uiPriority="0" w:semiHidden="0" w:name="Normal Indent"/>
+    <w:lsdException w:qFormat="1" w:unhideWhenUsed="0" w:uiPriority="0" w:semiHidden="0" w:name="footnote text"/>
+    <w:lsdException w:qFormat="1" w:unhideWhenUsed="0" w:uiPriority="0" w:semiHidden="0" w:name="annotation text"/>
+    <w:lsdException w:qFormat="1" w:uiPriority="0" w:semiHidden="0" w:name="header"/>
+    <w:lsdException w:qFormat="1" w:uiPriority="0" w:semiHidden="0" w:name="footer"/>
+    <w:lsdException w:qFormat="1" w:unhideWhenUsed="0" w:uiPriority="0" w:semiHidden="0" w:name="index heading"/>
+    <w:lsdException w:qFormat="1" w:unhideWhenUsed="0" w:uiPriority="0" w:semiHidden="0" w:name="caption"/>
+    <w:lsdException w:qFormat="1" w:unhideWhenUsed="0" w:uiPriority="0" w:semiHidden="0" w:name="table of figures"/>
+    <w:lsdException w:qFormat="1" w:unhideWhenUsed="0" w:uiPriority="0" w:semiHidden="0" w:name="envelope address"/>
+    <w:lsdException w:qFormat="1" w:unhideWhenUsed="0" w:uiPriority="0" w:semiHidden="0" w:name="envelope return"/>
+    <w:lsdException w:qFormat="1" w:unhideWhenUsed="0" w:uiPriority="0" w:semiHidden="0" w:name="footnote reference"/>
+    <w:lsdException w:qFormat="1" w:unhideWhenUsed="0" w:uiPriority="0" w:semiHidden="0" w:name="annotation reference"/>
+    <w:lsdException w:qFormat="1" w:unhideWhenUsed="0" w:uiPriority="0" w:semiHidden="0" w:name="line number"/>
+    <w:lsdException w:qFormat="1" w:unhideWhenUsed="0" w:uiPriority="0" w:semiHidden="0" w:name="page number"/>
+    <w:lsdException w:qFormat="1" w:unhideWhenUsed="0" w:uiPriority="0" w:semiHidden="0" w:name="endnote reference"/>
+    <w:lsdException w:qFormat="1" w:unhideWhenUsed="0" w:uiPriority="0" w:semiHidden="0" w:name="endnote text"/>
+    <w:lsdException w:qFormat="1" w:unhideWhenUsed="0" w:uiPriority="0" w:semiHidden="0" w:name="table of authorities"/>
+    <w:lsdException w:qFormat="1" w:unhideWhenUsed="0" w:uiPriority="0" w:semiHidden="0" w:name="macro"/>
+    <w:lsdException w:qFormat="1" w:unhideWhenUsed="0" w:uiPriority="0" w:semiHidden="0" w:name="toa heading"/>
+    <w:lsdException w:qFormat="1" w:unhideWhenUsed="0" w:uiPriority="0" w:semiHidden="0" w:name="List"/>
+    <w:lsdException w:qFormat="1" w:unhideWhenUsed="0" w:uiPriority="0" w:semiHidden="0" w:name="List Bullet"/>
+    <w:lsdException w:qFormat="1" w:unhideWhenUsed="0" w:uiPriority="0" w:semiHidden="0" w:name="List Number"/>
+    <w:lsdException w:qFormat="1" w:unhideWhenUsed="0" w:uiPriority="0" w:semiHidden="0" w:name="List 2"/>
+    <w:lsdException w:qFormat="1" w:unhideWhenUsed="0" w:uiPriority="0" w:semiHidden="0" w:name="List 3"/>
+    <w:lsdException w:qFormat="1" w:unhideWhenUsed="0" w:uiPriority="0" w:semiHidden="0" w:name="List 4"/>
+    <w:lsdException w:qFormat="1" w:unhideWhenUsed="0" w:uiPriority="0" w:semiHidden="0" w:name="List 5"/>
+    <w:lsdException w:qFormat="1" w:unhideWhenUsed="0" w:uiPriority="0" w:semiHidden="0" w:name="List Bullet 2"/>
+    <w:lsdException w:qFormat="1" w:unhideWhenUsed="0" w:uiPriority="0" w:semiHidden="0" w:name="List Bullet 3"/>
+    <w:lsdException w:qFormat="1" w:unhideWhenUsed="0" w:uiPriority="0" w:semiHidden="0" w:name="List Bullet 4"/>
+    <w:lsdException w:qFormat="1" w:unhideWhenUsed="0" w:uiPriority="0" w:semiHidden="0" w:name="List Bullet 5"/>
+    <w:lsdException w:qFormat="1" w:unhideWhenUsed="0" w:uiPriority="0" w:semiHidden="0" w:name="List Number 2"/>
+    <w:lsdException w:qFormat="1" w:unhideWhenUsed="0" w:uiPriority="0" w:semiHidden="0" w:name="List Number 3"/>
+    <w:lsdException w:qFormat="1" w:unhideWhenUsed="0" w:uiPriority="0" w:semiHidden="0" w:name="List Number 4"/>
+    <w:lsdException w:qFormat="1" w:unhideWhenUsed="0" w:uiPriority="0" w:semiHidden="0" w:name="List Number 5"/>
+    <w:lsdException w:qFormat="1" w:unhideWhenUsed="0" w:uiPriority="0" w:semiHidden="0" w:name="Title"/>
+    <w:lsdException w:qFormat="1" w:unhideWhenUsed="0" w:uiPriority="0" w:semiHidden="0" w:name="Closing"/>
+    <w:lsdException w:qFormat="1" w:unhideWhenUsed="0" w:uiPriority="0" w:semiHidden="0" w:name="Signature"/>
+    <w:lsdException w:uiPriority="0" w:semiHidden="0" w:name="Default Paragraph Font"/>
+    <w:lsdException w:qFormat="1" w:unhideWhenUsed="0" w:uiPriority="0" w:semiHidden="0" w:name="Body Text"/>
+    <w:lsdException w:qFormat="1" w:unhideWhenUsed="0" w:uiPriority="0" w:semiHidden="0" w:name="Body Text Indent"/>
+    <w:lsdException w:qFormat="1" w:unhideWhenUsed="0" w:uiPriority="0" w:semiHidden="0" w:name="List Continue"/>
+    <w:lsdException w:qFormat="1" w:unhideWhenUsed="0" w:uiPriority="0" w:semiHidden="0" w:name="List Continue 2"/>
+    <w:lsdException w:qFormat="1" w:unhideWhenUsed="0" w:uiPriority="0" w:semiHidden="0" w:name="List Continue 3"/>
+    <w:lsdException w:qFormat="1" w:unhideWhenUsed="0" w:uiPriority="0" w:semiHidden="0" w:name="List Continue 4"/>
+    <w:lsdException w:qFormat="1" w:unhideWhenUsed="0" w:uiPriority="0" w:semiHidden="0" w:name="List Continue 5"/>
+    <w:lsdException w:qFormat="1" w:unhideWhenUsed="0" w:uiPriority="0" w:semiHidden="0" w:name="Message Header"/>
+    <w:lsdException w:qFormat="1" w:unhideWhenUsed="0" w:uiPriority="0" w:semiHidden="0" w:name="Subtitle"/>
+    <w:lsdException w:qFormat="1" w:unhideWhenUsed="0" w:uiPriority="0" w:semiHidden="0" w:name="Salutation"/>
+    <w:lsdException w:qFormat="1" w:unhideWhenUsed="0" w:uiPriority="0" w:semiHidden="0" w:name="Date"/>
+    <w:lsdException w:qFormat="1" w:unhideWhenUsed="0" w:uiPriority="0" w:semiHidden="0" w:name="Body Text First Indent"/>
+    <w:lsdException w:qFormat="1" w:unhideWhenUsed="0" w:uiPriority="0" w:semiHidden="0" w:name="Body Text First Indent 2"/>
+    <w:lsdException w:qFormat="1" w:unhideWhenUsed="0" w:uiPriority="0" w:semiHidden="0" w:name="Note Heading"/>
+    <w:lsdException w:qFormat="1" w:unhideWhenUsed="0" w:uiPriority="0" w:semiHidden="0" w:name="Body Text 2"/>
+    <w:lsdException w:qFormat="1" w:unhideWhenUsed="0" w:uiPriority="0" w:semiHidden="0" w:name="Body Text 3"/>
+    <w:lsdException w:qFormat="1" w:unhideWhenUsed="0" w:uiPriority="0" w:semiHidden="0" w:name="Body Text Indent 2"/>
+    <w:lsdException w:qFormat="1" w:unhideWhenUsed="0" w:uiPriority="0" w:semiHidden="0" w:name="Body Text Indent 3"/>
+    <w:lsdException w:qFormat="1" w:unhideWhenUsed="0" w:uiPriority="0" w:semiHidden="0" w:name="Block Text"/>
+    <w:lsdException w:qFormat="1" w:unhideWhenUsed="0" w:uiPriority="0" w:semiHidden="0" w:name="Hyperlink"/>
+    <w:lsdException w:qFormat="1" w:unhideWhenUsed="0" w:uiPriority="0" w:semiHidden="0" w:name="FollowedHyperlink"/>
+    <w:lsdException w:qFormat="1" w:unhideWhenUsed="0" w:uiPriority="0" w:semiHidden="0" w:name="Strong"/>
+    <w:lsdException w:qFormat="1" w:unhideWhenUsed="0" w:uiPriority="0" w:semiHidden="0" w:name="Emphasis"/>
+    <w:lsdException w:qFormat="1" w:unhideWhenUsed="0" w:uiPriority="0" w:semiHidden="0" w:name="Document Map"/>
+    <w:lsdException w:qFormat="1" w:unhideWhenUsed="0" w:uiPriority="0" w:semiHidden="0" w:name="Plain Text"/>
+    <w:lsdException w:qFormat="1" w:unhideWhenUsed="0" w:uiPriority="0" w:semiHidden="0" w:name="E-mail Signature"/>
+    <w:lsdException w:qFormat="1" w:unhideWhenUsed="0" w:uiPriority="0" w:semiHidden="0" w:name="Normal (Web)"/>
+    <w:lsdException w:qFormat="1" w:unhideWhenUsed="0" w:uiPriority="0" w:semiHidden="0" w:name="HTML Acronym"/>
+    <w:lsdException w:qFormat="1" w:unhideWhenUsed="0" w:uiPriority="0" w:semiHidden="0" w:name="HTML Address"/>
+    <w:lsdException w:qFormat="1" w:unhideWhenUsed="0" w:uiPriority="0" w:semiHidden="0" w:name="HTML Cite"/>
+    <w:lsdException w:qFormat="1" w:unhideWhenUsed="0" w:uiPriority="0" w:semiHidden="0" w:name="HTML Code"/>
+    <w:lsdException w:qFormat="1" w:unhideWhenUsed="0" w:uiPriority="0" w:semiHidden="0" w:name="HTML Definition"/>
+    <w:lsdException w:qFormat="1" w:unhideWhenUsed="0" w:uiPriority="0" w:semiHidden="0" w:name="HTML Keyboard"/>
+    <w:lsdException w:qFormat="1" w:unhideWhenUsed="0" w:uiPriority="0" w:semiHidden="0" w:name="HTML Preformatted"/>
+    <w:lsdException w:qFormat="1" w:unhideWhenUsed="0" w:uiPriority="0" w:semiHidden="0" w:name="HTML Sample"/>
+    <w:lsdException w:qFormat="1" w:unhideWhenUsed="0" w:uiPriority="0" w:semiHidden="0" w:name="HTML Typewriter"/>
+    <w:lsdException w:qFormat="1" w:unhideWhenUsed="0" w:uiPriority="0" w:semiHidden="0" w:name="HTML Variable"/>
+    <w:lsdException w:qFormat="1" w:unhideWhenUsed="0" w:uiPriority="99" w:semiHidden="0" w:name="Normal Table"/>
+    <w:lsdException w:qFormat="1" w:unhideWhenUsed="0" w:uiPriority="0" w:semiHidden="0" w:name="annotation subject"/>
+    <w:lsdException w:qFormat="1" w:unhideWhenUsed="0" w:uiPriority="0" w:semiHidden="0" w:name="Table Simple 1"/>
+    <w:lsdException w:qFormat="1" w:unhideWhenUsed="0" w:uiPriority="0" w:semiHidden="0" w:name="Table Simple 2"/>
+    <w:lsdException w:qFormat="1" w:unhideWhenUsed="0" w:uiPriority="0" w:semiHidden="0" w:name="Table Simple 3"/>
+    <w:lsdException w:qFormat="1" w:unhideWhenUsed="0" w:uiPriority="0" w:semiHidden="0" w:name="Table Classic 1"/>
+    <w:lsdException w:qFormat="1" w:unhideWhenUsed="0" w:uiPriority="0" w:semiHidden="0" w:name="Table Classic 2"/>
+    <w:lsdException w:qFormat="1" w:unhideWhenUsed="0" w:uiPriority="0" w:semiHidden="0" w:name="Table Classic 3"/>
+    <w:lsdException w:qFormat="1" w:unhideWhenUsed="0" w:uiPriority="0" w:semiHidden="0" w:name="Table Classic 4"/>
+    <w:lsdException w:qFormat="1" w:unhideWhenUsed="0" w:uiPriority="0" w:semiHidden="0" w:name="Table Colorful 1"/>
+    <w:lsdException w:qFormat="1" w:unhideWhenUsed="0" w:uiPriority="0" w:semiHidden="0" w:name="Table Colorful 2"/>
+    <w:lsdException w:qFormat="1" w:unhideWhenUsed="0" w:uiPriority="0" w:semiHidden="0" w:name="Table Colorful 3"/>
+    <w:lsdException w:qFormat="1" w:unhideWhenUsed="0" w:uiPriority="0" w:semiHidden="0" w:name="Table Columns 1"/>
+    <w:lsdException w:qFormat="1" w:unhideWhenUsed="0" w:uiPriority="0" w:semiHidden="0" w:name="Table Columns 2"/>
+    <w:lsdException w:qFormat="1" w:unhideWhenUsed="0" w:uiPriority="0" w:semiHidden="0" w:name="Table Columns 3"/>
+    <w:lsdException w:qFormat="1" w:unhideWhenUsed="0" w:uiPriority="0" w:semiHidden="0" w:name="Table Columns 4"/>
+    <w:lsdException w:qFormat="1" w:unhideWhenUsed="0" w:uiPriority="0" w:semiHidden="0" w:name="Table Columns 5"/>
+    <w:lsdException w:qFormat="1" w:unhideWhenUsed="0" w:uiPriority="0" w:semiHidden="0" w:name="Table Grid 1"/>
+    <w:lsdException w:qFormat="1" w:unhideWhenUsed="0" w:uiPriority="0" w:semiHidden="0" w:name="Table Grid 2"/>
+    <w:lsdException w:qFormat="1" w:unhideWhenUsed="0" w:uiPriority="0" w:semiHidden="0" w:name="Table Grid 3"/>
+    <w:lsdException w:qFormat="1" w:unhideWhenUsed="0" w:uiPriority="0" w:semiHidden="0" w:name="Table Grid 4"/>
+    <w:lsdException w:qFormat="1" w:unhideWhenUsed="0" w:uiPriority="0" w:semiHidden="0" w:name="Table Grid 5"/>
+    <w:lsdException w:qFormat="1" w:unhideWhenUsed="0" w:uiPriority="0" w:semiHidden="0" w:name="Table Grid 6"/>
+    <w:lsdException w:qFormat="1" w:unhideWhenUsed="0" w:uiPriority="0" w:semiHidden="0" w:name="Table Grid 7"/>
+    <w:lsdException w:qFormat="1" w:unhideWhenUsed="0" w:uiPriority="0" w:semiHidden="0" w:name="Table Grid 8"/>
+    <w:lsdException w:qFormat="1" w:unhideWhenUsed="0" w:uiPriority="0" w:semiHidden="0" w:name="Table List 1"/>
+    <w:lsdException w:qFormat="1" w:unhideWhenUsed="0" w:uiPriority="0" w:semiHidden="0" w:name="Table List 2"/>
+    <w:lsdException w:qFormat="1" w:unhideWhenUsed="0" w:uiPriority="0" w:semiHidden="0" w:name="Table List 3"/>
+    <w:lsdException w:qFormat="1" w:unhideWhenUsed="0" w:uiPriority="0" w:semiHidden="0" w:name="Table List 4"/>
+    <w:lsdException w:qFormat="1" w:unhideWhenUsed="0" w:uiPriority="0" w:semiHidden="0" w:name="Table List 5"/>
+    <w:lsdException w:qFormat="1" w:unhideWhenUsed="0" w:uiPriority="0" w:semiHidden="0" w:name="Table List 6"/>
+    <w:lsdException w:qFormat="1" w:unhideWhenUsed="0" w:uiPriority="0" w:semiHidden="0" w:name="Table List 7"/>
+    <w:lsdException w:qFormat="1" w:unhideWhenUsed="0" w:uiPriority="0" w:semiHidden="0" w:name="Table List 8"/>
+    <w:lsdException w:qFormat="1" w:unhideWhenUsed="0" w:uiPriority="0" w:semiHidden="0" w:name="Table 3D effects 1"/>
+    <w:lsdException w:qFormat="1" w:unhideWhenUsed="0" w:uiPriority="0" w:semiHidden="0" w:name="Table 3D effects 2"/>
+    <w:lsdException w:qFormat="1" w:unhideWhenUsed="0" w:uiPriority="0" w:semiHidden="0" w:name="Table 3D effects 3"/>
+    <w:lsdException w:qFormat="1" w:unhideWhenUsed="0" w:uiPriority="0" w:semiHidden="0" w:name="Table Contemporary"/>
+    <w:lsdException w:qFormat="1" w:unhideWhenUsed="0" w:uiPriority="0" w:semiHidden="0" w:name="Table Elegant"/>
+    <w:lsdException w:qFormat="1" w:unhideWhenUsed="0" w:uiPriority="0" w:semiHidden="0" w:name="Table Professional"/>
+    <w:lsdException w:qFormat="1" w:unhideWhenUsed="0" w:uiPriority="0" w:semiHidden="0" w:name="Table Subtle 1"/>
+    <w:lsdException w:qFormat="1" w:unhideWhenUsed="0" w:uiPriority="0" w:semiHidden="0" w:name="Table Subtle 2"/>
+    <w:lsdException w:qFormat="1" w:unhideWhenUsed="0" w:uiPriority="0" w:semiHidden="0" w:name="Table Web 1"/>
+    <w:lsdException w:qFormat="1" w:unhideWhenUsed="0" w:uiPriority="0" w:semiHidden="0" w:name="Table Web 2"/>
+    <w:lsdException w:qFormat="1" w:unhideWhenUsed="0" w:uiPriority="0" w:semiHidden="0" w:name="Table Web 3"/>
+    <w:lsdException w:qFormat="1" w:unhideWhenUsed="0" w:uiPriority="0" w:semiHidden="0" w:name="Balloon Text"/>
+    <w:lsdException w:qFormat="1" w:unhideWhenUsed="0" w:uiPriority="0" w:semiHidden="0" w:name="Table Grid"/>
+    <w:lsdException w:qFormat="1" w:unhideWhenUsed="0" w:uiPriority="0" w:semiHidden="0" w:name="Table Theme"/>
+    <w:lsdException w:unhideWhenUsed="0" w:uiPriority="60" w:semiHidden="0" w:name="Light Shading"/>
+    <w:lsdException w:unhideWhenUsed="0" w:uiPriority="61" w:semiHidden="0" w:name="Light List"/>
+    <w:lsdException w:unhideWhenUsed="0" w:uiPriority="62" w:semiHidden="0" w:name="Light Grid"/>
+    <w:lsdException w:unhideWhenUsed="0" w:uiPriority="63" w:semiHidden="0" w:name="Medium Shading 1"/>
+    <w:lsdException w:unhideWhenUsed="0" w:uiPriority="64" w:semiHidden="0" w:name="Medium Shading 2"/>
+    <w:lsdException w:unhideWhenUsed="0" w:uiPriority="65" w:semiHidden="0" w:name="Medium List 1"/>
+    <w:lsdException w:unhideWhenUsed="0" w:uiPriority="66" w:semiHidden="0" w:name="Medium List 2"/>
+    <w:lsdException w:unhideWhenUsed="0" w:uiPriority="67" w:semiHidden="0" w:name="Medium Grid 1"/>
+    <w:lsdException w:unhideWhenUsed="0" w:uiPriority="68" w:semiHidden="0" w:name="Medium Grid 2"/>
+    <w:lsdException w:unhideWhenUsed="0" w:uiPriority="69" w:semiHidden="0" w:name="Medium Grid 3"/>
+    <w:lsdException w:unhideWhenUsed="0" w:uiPriority="70" w:semiHidden="0" w:name="Dark List"/>
+    <w:lsdException w:unhideWhenUsed="0" w:uiPriority="71" w:semiHidden="0" w:name="Colorful Shading"/>
+    <w:lsdException w:unhideWhenUsed="0" w:uiPriority="72" w:semiHidden="0" w:name="Colorful List"/>
+    <w:lsdException w:unhideWhenUsed="0" w:uiPriority="73" w:semiHidden="0" w:name="Colorful Grid"/>
+    <w:lsdException w:unhideWhenUsed="0" w:uiPriority="60" w:semiHidden="0" w:name="Light Shading Accent 1"/>
+    <w:lsdException w:unhideWhenUsed="0" w:uiPriority="61" w:semiHidden="0" w:name="Light List Accent 1"/>
+    <w:lsdException w:unhideWhenUsed="0" w:uiPriority="62" w:semiHidden="0" w:name="Light Grid Accent 1"/>
+    <w:lsdException w:unhideWhenUsed="0" w:uiPriority="63" w:semiHidden="0" w:name="Medium Shading 1 Accent 1"/>
+    <w:lsdException w:unhideWhenUsed="0" w:uiPriority="64" w:semiHidden="0" w:name="Medium Shading 2 Accent 1"/>
+    <w:lsdException w:unhideWhenUsed="0" w:uiPriority="65" w:semiHidden="0" w:name="Medium List 1 Accent 1"/>
+    <w:lsdException w:unhideWhenUsed="0" w:uiPriority="66" w:semiHidden="0" w:name="Medium List 2 Accent 1"/>
+    <w:lsdException w:unhideWhenUsed="0" w:uiPriority="67" w:semiHidden="0" w:name="Medium Grid 1 Accent 1"/>
+    <w:lsdException w:unhideWhenUsed="0" w:uiPriority="68" w:semiHidden="0" w:name="Medium Grid 2 Accent 1"/>
+    <w:lsdException w:unhideWhenUsed="0" w:uiPriority="69" w:semiHidden="0" w:name="Medium Grid 3 Accent 1"/>
+    <w:lsdException w:unhideWhenUsed="0" w:uiPriority="70" w:semiHidden="0" w:name="Dark List Accent 1"/>
+    <w:lsdException w:unhideWhenUsed="0" w:uiPriority="71" w:semiHidden="0" w:name="Colorful Shading Accent 1"/>
+    <w:lsdException w:unhideWhenUsed="0" w:uiPriority="72" w:semiHidden="0" w:name="Colorful List Accent 1"/>
+    <w:lsdException w:unhideWhenUsed="0" w:uiPriority="73" w:semiHidden="0" w:name="Colorful Grid Accent 1"/>
+    <w:lsdException w:unhideWhenUsed="0" w:uiPriority="60" w:semiHidden="0" w:name="Light Shading Accent 2"/>
+    <w:lsdException w:unhideWhenUsed="0" w:uiPriority="61" w:semiHidden="0" w:name="Light List Accent 2"/>
+    <w:lsdException w:unhideWhenUsed="0" w:uiPriority="62" w:semiHidden="0" w:name="Light Grid Accent 2"/>
+    <w:lsdException w:unhideWhenUsed="0" w:uiPriority="63" w:semiHidden="0" w:name="Medium Shading 1 Accent 2"/>
+    <w:lsdException w:unhideWhenUsed="0" w:uiPriority="64" w:semiHidden="0" w:name="Medium Shading 2 Accent 2"/>
+    <w:lsdException w:unhideWhenUsed="0" w:uiPriority="65" w:semiHidden="0" w:name="Medium List 1 Accent 2"/>
+    <w:lsdException w:unhideWhenUsed="0" w:uiPriority="66" w:semiHidden="0" w:name="Medium List 2 Accent 2"/>
+    <w:lsdException w:unhideWhenUsed="0" w:uiPriority="67" w:semiHidden="0" w:name="Medium Grid 1 Accent 2"/>
+    <w:lsdException w:unhideWhenUsed="0" w:uiPriority="68" w:semiHidden="0" w:name="Medium Grid 2 Accent 2"/>
+    <w:lsdException w:unhideWhenUsed="0" w:uiPriority="69" w:semiHidden="0" w:name="Medium Grid 3 Accent 2"/>
+    <w:lsdException w:unhideWhenUsed="0" w:uiPriority="70" w:semiHidden="0" w:name="Dark List Accent 2"/>
+    <w:lsdException w:unhideWhenUsed="0" w:uiPriority="71" w:semiHidden="0" w:name="Colorful Shading Accent 2"/>
+    <w:lsdException w:unhideWhenUsed="0" w:uiPriority="72" w:semiHidden="0" w:name="Colorful List Accent 2"/>
+    <w:lsdException w:unhideWhenUsed="0" w:uiPriority="73" w:semiHidden="0" w:name="Colorful Grid Accent 2"/>
+    <w:lsdException w:unhideWhenUsed="0" w:uiPriority="60" w:semiHidden="0" w:name="Light Shading Accent 3"/>
+    <w:lsdException w:unhideWhenUsed="0" w:uiPriority="61" w:semiHidden="0" w:name="Light List Accent 3"/>
+    <w:lsdException w:unhideWhenUsed="0" w:uiPriority="62" w:semiHidden="0" w:name="Light Grid Accent 3"/>
+    <w:lsdException w:unhideWhenUsed="0" w:uiPriority="63" w:semiHidden="0" w:name="Medium Shading 1 Accent 3"/>
+    <w:lsdException w:unhideWhenUsed="0" w:uiPriority="64" w:semiHidden="0" w:name="Medium Shading 2 Accent 3"/>
+    <w:lsdException w:unhideWhenUsed="0" w:uiPriority="65" w:semiHidden="0" w:name="Medium List 1 Accent 3"/>
+    <w:lsdException w:unhideWhenUsed="0" w:uiPriority="66" w:semiHidden="0" w:name="Medium List 2 Accent 3"/>
+    <w:lsdException w:unhideWhenUsed="0" w:uiPriority="67" w:semiHidden="0" w:name="Medium Grid 1 Accent 3"/>
+    <w:lsdException w:unhideWhenUsed="0" w:uiPriority="68" w:semiHidden="0" w:name="Medium Grid 2 Accent 3"/>
+    <w:lsdException w:unhideWhenUsed="0" w:uiPriority="69" w:semiHidden="0" w:name="Medium Grid 3 Accent 3"/>
+    <w:lsdException w:unhideWhenUsed="0" w:uiPriority="70" w:semiHidden="0" w:name="Dark List Accent 3"/>
+    <w:lsdException w:unhideWhenUsed="0" w:uiPriority="71" w:semiHidden="0" w:name="Colorful Shading Accent 3"/>
+    <w:lsdException w:unhideWhenUsed="0" w:uiPriority="72" w:semiHidden="0" w:name="Colorful List Accent 3"/>
+    <w:lsdException w:unhideWhenUsed="0" w:uiPriority="73" w:semiHidden="0" w:name="Colorful Grid Accent 3"/>
+    <w:lsdException w:unhideWhenUsed="0" w:uiPriority="60" w:semiHidden="0" w:name="Light Shading Accent 4"/>
+    <w:lsdException w:unhideWhenUsed="0" w:uiPriority="61" w:semiHidden="0" w:name="Light List Accent 4"/>
+    <w:lsdException w:unhideWhenUsed="0" w:uiPriority="62" w:semiHidden="0" w:name="Light Grid Accent 4"/>
+    <w:lsdException w:unhideWhenUsed="0" w:uiPriority="63" w:semiHidden="0" w:name="Medium Shading 1 Accent 4"/>
+    <w:lsdException w:unhideWhenUsed="0" w:uiPriority="64" w:semiHidden="0" w:name="Medium Shading 2 Accent 4"/>
+    <w:lsdException w:unhideWhenUsed="0" w:uiPriority="65" w:semiHidden="0" w:name="Medium List 1 Accent 4"/>
+    <w:lsdException w:unhideWhenUsed="0" w:uiPriority="66" w:semiHidden="0" w:name="Medium List 2 Accent 4"/>
+    <w:lsdException w:unhideWhenUsed="0" w:uiPriority="67" w:semiHidden="0" w:name="Medium Grid 1 Accent 4"/>
+    <w:lsdException w:unhideWhenUsed="0" w:uiPriority="68" w:semiHidden="0" w:name="Medium Grid 2 Accent 4"/>
+    <w:lsdException w:unhideWhenUsed="0" w:uiPriority="69" w:semiHidden="0" w:name="Medium Grid 3 Accent 4"/>
+    <w:lsdException w:unhideWhenUsed="0" w:uiPriority="70" w:semiHidden="0" w:name="Dark List Accent 4"/>
+    <w:lsdException w:unhideWhenUsed="0" w:uiPriority="71" w:semiHidden="0" w:name="Colorful Shading Accent 4"/>
+    <w:lsdException w:unhideWhenUsed="0" w:uiPriority="72" w:semiHidden="0" w:name="Colorful List Accent 4"/>
+    <w:lsdException w:unhideWhenUsed="0" w:uiPriority="73" w:semiHidden="0" w:name="Colorful Grid Accent 4"/>
+    <w:lsdException w:unhideWhenUsed="0" w:uiPriority="60" w:semiHidden="0" w:name="Light Shading Accent 5"/>
+    <w:lsdException w:unhideWhenUsed="0" w:uiPriority="61" w:semiHidden="0" w:name="Light List Accent 5"/>
+    <w:lsdException w:unhideWhenUsed="0" w:uiPriority="62" w:semiHidden="0" w:name="Light Grid Accent 5"/>
+    <w:lsdException w:unhideWhenUsed="0" w:uiPriority="63" w:semiHidden="0" w:name="Medium Shading 1 Accent 5"/>
+    <w:lsdException w:unhideWhenUsed="0" w:uiPriority="64" w:semiHidden="0" w:name="Medium Shading 2 Accent 5"/>
+    <w:lsdException w:unhideWhenUsed="0" w:uiPriority="65" w:semiHidden="0" w:name="Medium List 1 Accent 5"/>
+    <w:lsdException w:unhideWhenUsed="0" w:uiPriority="66" w:semiHidden="0" w:name="Medium List 2 Accent 5"/>
+    <w:lsdException w:unhideWhenUsed="0" w:uiPriority="67" w:semiHidden="0" w:name="Medium Grid 1 Accent 5"/>
+    <w:lsdException w:unhideWhenUsed="0" w:uiPriority="68" w:semiHidden="0" w:name="Medium Grid 2 Accent 5"/>
+    <w:lsdException w:unhideWhenUsed="0" w:uiPriority="69" w:semiHidden="0" w:name="Medium Grid 3 Accent 5"/>
+    <w:lsdException w:unhideWhenUsed="0" w:uiPriority="70" w:semiHidden="0" w:name="Dark List Accent 5"/>
+    <w:lsdException w:unhideWhenUsed="0" w:uiPriority="71" w:semiHidden="0" w:name="Colorful Shading Accent 5"/>
+    <w:lsdException w:unhideWhenUsed="0" w:uiPriority="72" w:semiHidden="0" w:name="Colorful List Accent 5"/>
+    <w:lsdException w:unhideWhenUsed="0" w:uiPriority="73" w:semiHidden="0" w:name="Colorful Grid Accent 5"/>
+    <w:lsdException w:unhideWhenUsed="0" w:uiPriority="60" w:semiHidden="0" w:name="Light Shading Accent 6"/>
+    <w:lsdException w:unhideWhenUsed="0" w:uiPriority="61" w:semiHidden="0" w:name="Light List Accent 6"/>
+    <w:lsdException w:unhideWhenUsed="0" w:uiPriority="62" w:semiHidden="0" w:name="Light Grid Accent 6"/>
+    <w:lsdException w:unhideWhenUsed="0" w:uiPriority="63" w:semiHidden="0" w:name="Medium Shading 1 Accent 6"/>
+    <w:lsdException w:unhideWhenUsed="0" w:uiPriority="64" w:semiHidden="0" w:name="Medium Shading 2 Accent 6"/>
+    <w:lsdException w:unhideWhenUsed="0" w:uiPriority="65" w:semiHidden="0" w:name="Medium List 1 Accent 6"/>
+    <w:lsdException w:unhideWhenUsed="0" w:uiPriority="66" w:semiHidden="0" w:name="Medium List 2 Accent 6"/>
+    <w:lsdException w:unhideWhenUsed="0" w:uiPriority="67" w:semiHidden="0" w:name="Medium Grid 1 Accent 6"/>
+    <w:lsdException w:unhideWhenUsed="0" w:uiPriority="68" w:semiHidden="0" w:name="Medium Grid 2 Accent 6"/>
+    <w:lsdException w:unhideWhenUsed="0" w:uiPriority="69" w:semiHidden="0" w:name="Medium Grid 3 Accent 6"/>
+    <w:lsdException w:unhideWhenUsed="0" w:uiPriority="70" w:semiHidden="0" w:name="Dark List Accent 6"/>
+    <w:lsdException w:unhideWhenUsed="0" w:uiPriority="71" w:semiHidden="0" w:name="Colorful Shading Accent 6"/>
+    <w:lsdException w:unhideWhenUsed="0" w:uiPriority="72" w:semiHidden="0" w:name="Colorful List Accent 6"/>
+    <w:lsdException w:unhideWhenUsed="0" w:uiPriority="73" w:semiHidden="0" w:name="Colorful Grid Accent 6"/>
+  </w:latentStyles>
+  <w:style w:type="paragraph" w:default="1" w:styleId="1">
     <w:name w:val="Normal"/>
+    <w:unhideWhenUsed/>
     <w:qFormat/>
-    <w:pPr/>
+    <w:uiPriority w:val="0"/>
     <w:rPr>
-      <w:rFonts w:ascii="Calibri" w:hAnsi="Calibri"/>
+      <w:rFonts w:hint="default" w:ascii="Calibri" w:hAnsi="Calibri" w:eastAsia="等线" w:cs="Times New Roman"/>
       <w:sz w:val="24"/>
+      <w:szCs w:val="24"/>
+      <w:lang w:val="en-US" w:eastAsia="zh-CN" w:bidi="ar-SA"/>
     </w:rPr>
   </w:style>
-  <w:style w:type="paragraph" w:styleId="P1">
-    <w:name w:val="footer"/>
-    <w:basedOn w:val="P0"/>
-    <w:qFormat/>
-    <w:pPr>
-      <w:tabs>
-        <w:tab w:val="center" w:pos="4153" w:leader="none"/>
-        <w:tab w:val="right" w:pos="8306" w:leader="none"/>
-      </w:tabs>
-    </w:pPr>
+  <w:style w:type="character" w:default="1" w:styleId="2">
+    <w:name w:val="Default Paragraph Font"/>
+    <w:unhideWhenUsed/>
+    <w:uiPriority w:val="0"/>
     <w:rPr>
-      <w:sz w:val="18"/>
+      <w:rFonts w:hint="default"/>
+      <w:sz w:val="24"/>
+      <w:szCs w:val="24"/>
     </w:rPr>
   </w:style>
-  <w:style w:type="paragraph" w:styleId="P2">
-    <w:name w:val="header"/>
-    <w:basedOn w:val="P0"/>
+  <w:style w:type="table" w:default="1" w:styleId="3">
+    <w:name w:val="Normal Table"/>
     <w:qFormat/>
-    <w:pPr>
-      <w:tabs>
-        <w:tab w:val="center" w:pos="4153" w:leader="none"/>
-        <w:tab w:val="right" w:pos="8306" w:leader="none"/>
-      </w:tabs>
-    </w:pPr>
-    <w:rPr>
-      <w:sz w:val="18"/>
-    </w:rPr>
-  </w:style>
-  <w:style w:type="character" w:styleId="C0" w:default="1">
-    <w:name w:val="Default Paragraph Font"/>
-    <w:semiHidden/>
-    <w:rPr/>
-  </w:style>
-  <w:style w:type="character" w:styleId="C1">
-    <w:name w:val="Line Number"/>
-    <w:basedOn w:val="C0"/>
-    <w:semiHidden/>
-    <w:rPr/>
-  </w:style>
-  <w:style w:type="character" w:styleId="C2">
-    <w:name w:val="Hyperlink"/>
-    <w:rPr>
-      <w:color w:val="0000FF"/>
-      <w:u w:val="single"/>
-    </w:rPr>
-  </w:style>
-  <w:style w:type="table" w:styleId="T0" w:default="1">
-    <w:name w:val="Normal Table"/>
-    <w:semiHidden/>
+    <w:uiPriority w:val="99"/>
     <w:tblPr>
-      <w:tblInd w:w="0" w:type="dxa"/>
       <w:tblCellMar>
         <w:top w:w="0" w:type="dxa"/>
         <w:left w:w="108" w:type="dxa"/>
@@ -1899,111 +2723,116 @@
         <w:right w:w="108" w:type="dxa"/>
       </w:tblCellMar>
     </w:tblPr>
-    <w:trPr/>
-    <w:tcPr/>
   </w:style>
-  <w:style w:type="table" w:styleId="T1">
-    <w:name w:val="Table Simple 1"/>
-    <w:basedOn w:val="T0"/>
+  <w:style w:type="paragraph" w:styleId="4">
+    <w:name w:val="footer"/>
+    <w:basedOn w:val="1"/>
+    <w:unhideWhenUsed/>
+    <w:qFormat/>
+    <w:uiPriority w:val="0"/>
+    <w:pPr>
+      <w:tabs>
+        <w:tab w:val="center" w:pos="4153"/>
+        <w:tab w:val="right" w:pos="8306"/>
+      </w:tabs>
+      <w:snapToGrid w:val="0"/>
+    </w:pPr>
+    <w:rPr>
+      <w:rFonts w:hint="default"/>
+      <w:sz w:val="18"/>
+      <w:szCs w:val="18"/>
+    </w:rPr>
+  </w:style>
+  <w:style w:type="paragraph" w:styleId="5">
+    <w:name w:val="header"/>
+    <w:basedOn w:val="1"/>
+    <w:unhideWhenUsed/>
+    <w:qFormat/>
+    <w:uiPriority w:val="0"/>
+    <w:pPr>
+      <w:tabs>
+        <w:tab w:val="center" w:pos="4153"/>
+        <w:tab w:val="right" w:pos="8306"/>
+      </w:tabs>
+      <w:snapToGrid w:val="0"/>
+    </w:pPr>
+    <w:rPr>
+      <w:rFonts w:hint="default"/>
+      <w:sz w:val="18"/>
+      <w:szCs w:val="18"/>
+    </w:rPr>
+  </w:style>
+  <w:style w:type="table" w:customStyle="1" w:styleId="6">
+    <w:name w:val="Grid Table 4 Accent 2"/>
+    <w:basedOn w:val="3"/>
+    <w:qFormat/>
+    <w:uiPriority w:val="49"/>
     <w:tblPr>
       <w:tblBorders>
-        <w:top w:val="single" w:sz="4" w:space="0" w:shadow="0" w:frame="0" w:color="000000"/>
-        <w:left w:val="single" w:sz="4" w:space="0" w:shadow="0" w:frame="0" w:color="000000"/>
-        <w:bottom w:val="single" w:sz="4" w:space="0" w:shadow="0" w:frame="0" w:color="000000"/>
-        <w:right w:val="single" w:sz="4" w:space="0" w:shadow="0" w:frame="0" w:color="000000"/>
-        <w:insideH w:val="single" w:sz="4" w:space="0" w:shadow="0" w:frame="0" w:color="000000"/>
-        <w:insideV w:val="single" w:sz="4" w:space="0" w:shadow="0" w:frame="0" w:color="000000"/>
-      </w:tblBorders>
-      <w:tblCellMar>
-        <w:top w:w="0" w:type="dxa"/>
-        <w:left w:w="108" w:type="dxa"/>
-        <w:bottom w:w="0" w:type="dxa"/>
-        <w:right w:w="108" w:type="dxa"/>
-      </w:tblCellMar>
-    </w:tblPr>
-    <w:trPr/>
-    <w:tcPr/>
-  </w:style>
-  <w:style w:type="table" w:styleId="T2">
-    <w:name w:val="网格表 4 - 着色 21"/>
-    <w:basedOn w:val="T0"/>
-    <w:qFormat/>
-    <w:tblPr>
-      <w:tblBorders>
-        <w:top w:val="single" w:sz="4" w:space="0" w:shadow="0" w:frame="0" w:color="D99694" w:themeColor="accent2" w:themeTint="99"/>
-        <w:left w:val="single" w:sz="4" w:space="0" w:shadow="0" w:frame="0" w:color="D99694" w:themeColor="accent2" w:themeTint="99"/>
-        <w:bottom w:val="single" w:sz="4" w:space="0" w:shadow="0" w:frame="0" w:color="D99694" w:themeColor="accent2" w:themeTint="99"/>
-        <w:right w:val="single" w:sz="4" w:space="0" w:shadow="0" w:frame="0" w:color="D99694" w:themeColor="accent2" w:themeTint="99"/>
-        <w:insideH w:val="single" w:sz="4" w:space="0" w:shadow="0" w:frame="0" w:color="D99694" w:themeColor="accent2" w:themeTint="99"/>
-        <w:insideV w:val="single" w:sz="4" w:space="0" w:shadow="0" w:frame="0" w:color="D99694" w:themeColor="accent2" w:themeTint="99"/>
+        <w:top w:val="single" w:color="D99594" w:themeColor="accent2" w:themeTint="99" w:sz="4" w:space="0"/>
+        <w:left w:val="single" w:color="D99594" w:themeColor="accent2" w:themeTint="99" w:sz="4" w:space="0"/>
+        <w:bottom w:val="single" w:color="D99594" w:themeColor="accent2" w:themeTint="99" w:sz="4" w:space="0"/>
+        <w:right w:val="single" w:color="D99594" w:themeColor="accent2" w:themeTint="99" w:sz="4" w:space="0"/>
+        <w:insideH w:val="single" w:color="D99594" w:themeColor="accent2" w:themeTint="99" w:sz="4" w:space="0"/>
+        <w:insideV w:val="single" w:color="D99594" w:themeColor="accent2" w:themeTint="99" w:sz="4" w:space="0"/>
       </w:tblBorders>
     </w:tblPr>
-    <w:trPr/>
-    <w:tcPr/>
-    <w:tblStylePr w:type="band1Horz">
-      <w:tblPr/>
-      <w:trPr/>
-      <w:tcPr>
-        <w:shd w:val="clear" w:color="auto" w:fill="F2DCDB" w:themeFill="accent2" w:themeFillTint="32"/>
-      </w:tcPr>
-    </w:tblStylePr>
-    <w:tblStylePr w:type="band1Vert">
-      <w:tblPr/>
-      <w:trPr/>
-      <w:tcPr>
-        <w:shd w:val="clear" w:color="auto" w:fill="F2DCDB" w:themeFill="accent2" w:themeFillTint="32"/>
-      </w:tcPr>
-    </w:tblStylePr>
-    <w:tblStylePr w:type="lastCol">
+    <w:tblStylePr w:type="firstRow">
       <w:rPr>
-        <w:b w:val="1"/>
+        <w:b/>
+        <w:bCs/>
+        <w:color w:val="FFFFFF" w:themeColor="background1"/>
+        <w14:textFill>
+          <w14:solidFill>
+            <w14:schemeClr w14:val="bg1"/>
+          </w14:solidFill>
+        </w14:textFill>
       </w:rPr>
-      <w:tblPr/>
-      <w:trPr/>
-      <w:tcPr/>
-    </w:tblStylePr>
-    <w:tblStylePr w:type="firstCol">
-      <w:rPr>
-        <w:b w:val="1"/>
-      </w:rPr>
-      <w:tblPr/>
-      <w:trPr/>
-      <w:tcPr/>
-    </w:tblStylePr>
-    <w:tblStylePr w:type="lastRow">
-      <w:rPr>
-        <w:b w:val="1"/>
-      </w:rPr>
-      <w:tblPr/>
-      <w:trPr/>
       <w:tcPr>
         <w:tcBorders>
-          <w:top w:val="double" w:sz="4" w:space="0" w:shadow="0" w:frame="0" w:color="C0504D" w:themeColor="accent2"/>
-        </w:tcBorders>
-      </w:tcPr>
-    </w:tblStylePr>
-    <w:tblStylePr w:type="firstRow">
-      <w:rPr>
-        <w:b w:val="1"/>
-        <w:color w:val="FFFFFF" w:themeColor="background1"/>
-      </w:rPr>
-      <w:tblPr/>
-      <w:trPr/>
-      <w:tcPr>
-        <w:tcBorders>
-          <w:top w:val="single" w:sz="4" w:space="0" w:shadow="0" w:frame="0" w:color="C0504D" w:themeColor="accent2"/>
-          <w:left w:val="single" w:sz="4" w:space="0" w:shadow="0" w:frame="0" w:color="C0504D" w:themeColor="accent2"/>
-          <w:bottom w:val="single" w:sz="4" w:space="0" w:shadow="0" w:frame="0" w:color="C0504D" w:themeColor="accent2"/>
-          <w:right w:val="single" w:sz="4" w:space="0" w:shadow="0" w:frame="0" w:color="C0504D" w:themeColor="accent2"/>
+          <w:top w:val="single" w:color="C0504D" w:themeColor="accent2" w:sz="4" w:space="0"/>
+          <w:left w:val="single" w:color="C0504D" w:themeColor="accent2" w:sz="4" w:space="0"/>
+          <w:bottom w:val="single" w:color="C0504D" w:themeColor="accent2" w:sz="4" w:space="0"/>
+          <w:right w:val="single" w:color="C0504D" w:themeColor="accent2" w:sz="4" w:space="0"/>
           <w:insideH w:val="nil"/>
           <w:insideV w:val="nil"/>
         </w:tcBorders>
         <w:shd w:val="clear" w:color="auto" w:fill="C0504D" w:themeFill="accent2"/>
       </w:tcPr>
     </w:tblStylePr>
-  </w:style>
-  <w:style w:type="numbering" w:styleId="N0">
-    <w:name w:val="No List"/>
+    <w:tblStylePr w:type="lastRow">
+      <w:rPr>
+        <w:b/>
+        <w:bCs/>
+      </w:rPr>
+      <w:tcPr>
+        <w:tcBorders>
+          <w:top w:val="double" w:color="C0504D" w:themeColor="accent2" w:sz="4" w:space="0"/>
+        </w:tcBorders>
+      </w:tcPr>
+    </w:tblStylePr>
+    <w:tblStylePr w:type="firstCol">
+      <w:rPr>
+        <w:b/>
+        <w:bCs/>
+      </w:rPr>
+    </w:tblStylePr>
+    <w:tblStylePr w:type="lastCol">
+      <w:rPr>
+        <w:b/>
+        <w:bCs/>
+      </w:rPr>
+    </w:tblStylePr>
+    <w:tblStylePr w:type="band1Vert">
+      <w:tcPr>
+        <w:shd w:val="clear" w:color="auto" w:fill="F2DBDB" w:themeFill="accent2" w:themeFillTint="33"/>
+      </w:tcPr>
+    </w:tblStylePr>
+    <w:tblStylePr w:type="band1Horz">
+      <w:tcPr>
+        <w:shd w:val="clear" w:color="auto" w:fill="F2DBDB" w:themeFill="accent2" w:themeFillTint="33"/>
+      </w:tcPr>
+    </w:tblStylePr>
   </w:style>
 </w:styles>
 </file>
@@ -2251,8 +3080,8 @@
             <a:gs pos="40000">
               <a:schemeClr val="phClr">
                 <a:tint val="45000"/>
+                <a:satMod val="350000"/>
                 <a:shade val="99000"/>
-                <a:satMod val="350000"/>
               </a:schemeClr>
             </a:gs>
             <a:gs pos="100000">
@@ -2289,6 +3118,5 @@
     </a:fmtScheme>
   </a:themeElements>
   <a:objectDefaults/>
-  <a:extraClrSchemeLst/>
 </a:theme>
 </file>
--- a/Libs/PrintTemp/血涂片.docx
+++ b/Libs/PrintTemp/血涂片.docx
@@ -1781,15 +1781,6 @@
                 <w:szCs w:val="18"/>
               </w:rPr>
             </w:pPr>
-            <w:r>
-              <w:rPr>
-                <w:rFonts w:hint="eastAsia" w:ascii="微软雅黑" w:hAnsi="微软雅黑" w:eastAsia="微软雅黑" w:cs="微软雅黑"/>
-                <w:color w:val="000000"/>
-                <w:sz w:val="18"/>
-                <w:szCs w:val="18"/>
-              </w:rPr>
-              <w:t>{&lt;检查医生&gt;}</w:t>
-            </w:r>
           </w:p>
         </w:tc>
         <w:tc>
@@ -1838,8 +1829,6 @@
               </w:rPr>
               <w:t>{&lt;检查时间&gt;}</w:t>
             </w:r>
-            <w:bookmarkStart w:id="0" w:name="_GoBack"/>
-            <w:bookmarkEnd w:id="0"/>
           </w:p>
         </w:tc>
       </w:tr>
@@ -1870,8 +1859,48 @@
           <w:sz w:val="28"/>
           <w:szCs w:val="28"/>
         </w:rPr>
-        <w:t>{&lt;image 200*200&gt;}</w:t>
+        <w:t xml:space="preserve">{&lt;image </w:t>
       </w:r>
+      <w:r>
+        <w:rPr>
+          <w:rFonts w:hint="eastAsia" w:ascii="微软雅黑" w:hAnsi="微软雅黑" w:eastAsia="微软雅黑" w:cs="微软雅黑"/>
+          <w:b/>
+          <w:sz w:val="28"/>
+          <w:szCs w:val="28"/>
+          <w:lang w:val="en-US" w:eastAsia="zh-CN"/>
+        </w:rPr>
+        <w:t>6</w:t>
+      </w:r>
+      <w:r>
+        <w:rPr>
+          <w:rFonts w:hint="eastAsia" w:ascii="微软雅黑" w:hAnsi="微软雅黑" w:eastAsia="微软雅黑" w:cs="微软雅黑"/>
+          <w:b/>
+          <w:sz w:val="28"/>
+          <w:szCs w:val="28"/>
+        </w:rPr>
+        <w:t>00*</w:t>
+      </w:r>
+      <w:r>
+        <w:rPr>
+          <w:rFonts w:hint="eastAsia" w:ascii="微软雅黑" w:hAnsi="微软雅黑" w:eastAsia="微软雅黑" w:cs="微软雅黑"/>
+          <w:b/>
+          <w:sz w:val="28"/>
+          <w:szCs w:val="28"/>
+          <w:lang w:val="en-US" w:eastAsia="zh-CN"/>
+        </w:rPr>
+        <w:t>6</w:t>
+      </w:r>
+      <w:r>
+        <w:rPr>
+          <w:rFonts w:hint="eastAsia" w:ascii="微软雅黑" w:hAnsi="微软雅黑" w:eastAsia="微软雅黑" w:cs="微软雅黑"/>
+          <w:b/>
+          <w:sz w:val="28"/>
+          <w:szCs w:val="28"/>
+        </w:rPr>
+        <w:t>00&gt;}</w:t>
+      </w:r>
+      <w:bookmarkStart w:id="0" w:name="_GoBack"/>
+      <w:bookmarkEnd w:id="0"/>
     </w:p>
     <w:sectPr>
       <w:headerReference r:id="rId3" w:type="default"/>
@@ -2084,8 +2113,8 @@
     </w:tblPr>
     <w:tblGrid>
       <w:gridCol w:w="2842"/>
-      <w:gridCol w:w="4148"/>
-      <w:gridCol w:w="3848"/>
+      <w:gridCol w:w="4389"/>
+      <w:gridCol w:w="3607"/>
     </w:tblGrid>
     <w:tr>
       <w:tblPrEx>
@@ -2182,7 +2211,7 @@
       </w:tc>
       <w:tc>
         <w:tcPr>
-          <w:tcW w:w="4148" w:type="dxa"/>
+          <w:tcW w:w="4389" w:type="dxa"/>
           <w:tcBorders>
             <w:top w:val="nil"/>
             <w:left w:val="nil"/>
@@ -2219,7 +2248,7 @@
       </w:tc>
       <w:tc>
         <w:tcPr>
-          <w:tcW w:w="3848" w:type="dxa"/>
+          <w:tcW w:w="3607" w:type="dxa"/>
           <w:tcBorders>
             <w:top w:val="nil"/>
             <w:left w:val="nil"/>
@@ -2346,7 +2375,7 @@
       </w:tc>
       <w:tc>
         <w:tcPr>
-          <w:tcW w:w="4148" w:type="dxa"/>
+          <w:tcW w:w="4389" w:type="dxa"/>
           <w:tcBorders>
             <w:top w:val="nil"/>
             <w:left w:val="nil"/>
@@ -2382,7 +2411,7 @@
       </w:tc>
       <w:tc>
         <w:tcPr>
-          <w:tcW w:w="3848" w:type="dxa"/>
+          <w:tcW w:w="3607" w:type="dxa"/>
           <w:tcBorders>
             <w:top w:val="nil"/>
             <w:left w:val="nil"/>
@@ -2505,7 +2534,7 @@
     <w:lsdException w:qFormat="1" w:unhideWhenUsed="0" w:uiPriority="0" w:semiHidden="0" w:name="Title"/>
     <w:lsdException w:qFormat="1" w:unhideWhenUsed="0" w:uiPriority="0" w:semiHidden="0" w:name="Closing"/>
     <w:lsdException w:qFormat="1" w:unhideWhenUsed="0" w:uiPriority="0" w:semiHidden="0" w:name="Signature"/>
-    <w:lsdException w:uiPriority="0" w:semiHidden="0" w:name="Default Paragraph Font"/>
+    <w:lsdException w:qFormat="1" w:uiPriority="0" w:semiHidden="0" w:name="Default Paragraph Font"/>
     <w:lsdException w:qFormat="1" w:unhideWhenUsed="0" w:uiPriority="0" w:semiHidden="0" w:name="Body Text"/>
     <w:lsdException w:qFormat="1" w:unhideWhenUsed="0" w:uiPriority="0" w:semiHidden="0" w:name="Body Text Indent"/>
     <w:lsdException w:qFormat="1" w:unhideWhenUsed="0" w:uiPriority="0" w:semiHidden="0" w:name="List Continue"/>
@@ -2704,6 +2733,7 @@
   <w:style w:type="character" w:default="1" w:styleId="2">
     <w:name w:val="Default Paragraph Font"/>
     <w:unhideWhenUsed/>
+    <w:qFormat/>
     <w:uiPriority w:val="0"/>
     <w:rPr>
       <w:rFonts w:hint="default"/>

--- a/Libs/PrintTemp/血涂片.docx
+++ b/Libs/PrintTemp/血涂片.docx
@@ -1,27 +1,20 @@
 
 <file path=word/document.xml><?xml version="1.0" encoding="utf-8"?>
-<w:document xmlns:w="http://schemas.openxmlformats.org/wordprocessingml/2006/main" xmlns:wps="http://schemas.microsoft.com/office/word/2010/wordprocessingShape" xmlns:mc="http://schemas.openxmlformats.org/markup-compatibility/2006" xmlns:w10="urn:schemas-microsoft-com:office:word" xmlns:v="urn:schemas-microsoft-com:vml" xmlns:wp14="http://schemas.microsoft.com/office/word/2010/wordprocessingDrawing" mc:Ignorable="wp14">
+<w:document xmlns:wpc="http://schemas.microsoft.com/office/word/2010/wordprocessingCanvas" xmlns:cx="http://schemas.microsoft.com/office/drawing/2014/chartex" xmlns:cx1="http://schemas.microsoft.com/office/drawing/2015/9/8/chartex" xmlns:cx2="http://schemas.microsoft.com/office/drawing/2015/10/21/chartex" xmlns:cx3="http://schemas.microsoft.com/office/drawing/2016/5/9/chartex" xmlns:cx4="http://schemas.microsoft.com/office/drawing/2016/5/10/chartex" xmlns:cx5="http://schemas.microsoft.com/office/drawing/2016/5/11/chartex" xmlns:cx6="http://schemas.microsoft.com/office/drawing/2016/5/12/chartex" xmlns:cx7="http://schemas.microsoft.com/office/drawing/2016/5/13/chartex" xmlns:cx8="http://schemas.microsoft.com/office/drawing/2016/5/14/chartex" xmlns:mc="http://schemas.openxmlformats.org/markup-compatibility/2006" xmlns:aink="http://schemas.microsoft.com/office/drawing/2016/ink" xmlns:am3d="http://schemas.microsoft.com/office/drawing/2017/model3d" xmlns:o="urn:schemas-microsoft-com:office:office" xmlns:oel="http://schemas.microsoft.com/office/2019/extlst" xmlns:r="http://schemas.openxmlformats.org/officeDocument/2006/relationships" xmlns:m="http://schemas.openxmlformats.org/officeDocument/2006/math" xmlns:v="urn:schemas-microsoft-com:vml" xmlns:wp14="http://schemas.microsoft.com/office/word/2010/wordprocessingDrawing" xmlns:wp="http://schemas.openxmlformats.org/drawingml/2006/wordprocessingDrawing" xmlns:w10="urn:schemas-microsoft-com:office:word" xmlns:w="http://schemas.openxmlformats.org/wordprocessingml/2006/main" xmlns:w14="http://schemas.microsoft.com/office/word/2010/wordml" xmlns:w15="http://schemas.microsoft.com/office/word/2012/wordml" xmlns:w16cex="http://schemas.microsoft.com/office/word/2018/wordml/cex" xmlns:w16cid="http://schemas.microsoft.com/office/word/2016/wordml/cid" xmlns:w16="http://schemas.microsoft.com/office/word/2018/wordml" xmlns:w16du="http://schemas.microsoft.com/office/word/2023/wordml/word16du" xmlns:w16sdtdh="http://schemas.microsoft.com/office/word/2020/wordml/sdtdatahash" xmlns:w16se="http://schemas.microsoft.com/office/word/2015/wordml/symex" xmlns:wpg="http://schemas.microsoft.com/office/word/2010/wordprocessingGroup" xmlns:wpi="http://schemas.microsoft.com/office/word/2010/wordprocessingInk" xmlns:wne="http://schemas.microsoft.com/office/word/2006/wordml" xmlns:wps="http://schemas.microsoft.com/office/word/2010/wordprocessingShape" mc:Ignorable="w14 w15 w16se w16cid w16 w16cex w16sdtdh wp14">
   <w:background w:color="FFFFFF"/>
   <w:body>
     <w:p>
       <w:pPr>
         <w:rPr>
-          <w:sz w:val="20"/>
-        </w:rPr>
-      </w:pPr>
-    </w:p>
-    <w:p>
-      <w:pPr>
-        <w:rPr>
           <w:rFonts w:ascii="微软雅黑" w:hAnsi="微软雅黑"/>
-          <w:b w:val="1"/>
+          <w:b/>
           <w:sz w:val="28"/>
         </w:rPr>
       </w:pPr>
       <w:r>
         <w:rPr>
           <w:rFonts w:ascii="微软雅黑" w:hAnsi="微软雅黑"/>
-          <w:b w:val="1"/>
+          <w:b/>
           <w:sz w:val="28"/>
         </w:rPr>
         <w:t>血涂片报告单</w:t>
@@ -31,7 +24,7 @@
       <w:pPr>
         <w:rPr>
           <w:rFonts w:ascii="微软雅黑" w:hAnsi="微软雅黑"/>
-          <w:b w:val="1"/>
+          <w:b/>
           <w:sz w:val="10"/>
         </w:rPr>
       </w:pPr>
@@ -40,39 +33,72 @@
       <w:pPr>
         <w:rPr>
           <w:rFonts w:ascii="微软雅黑" w:hAnsi="微软雅黑"/>
-          <w:b w:val="1"/>
+          <w:b/>
           <w:sz w:val="18"/>
         </w:rPr>
       </w:pPr>
       <w:r>
         <w:rPr>
           <w:rFonts w:ascii="微软雅黑" w:hAnsi="微软雅黑"/>
-          <w:b w:val="1"/>
+          <w:b/>
           <w:sz w:val="18"/>
         </w:rPr>
-        <w:t>动物主人姓名：{&lt;主人名称&gt;}</w:t>
+        <w:t>动物主人姓名：</w:t>
+      </w:r>
+      <w:r>
+        <w:rPr>
+          <w:rFonts w:ascii="微软雅黑" w:hAnsi="微软雅黑"/>
+          <w:b/>
+          <w:sz w:val="18"/>
+        </w:rPr>
+        <w:t>{&lt;</w:t>
+      </w:r>
+      <w:r>
+        <w:rPr>
+          <w:rFonts w:ascii="微软雅黑" w:hAnsi="微软雅黑"/>
+          <w:b/>
+          <w:sz w:val="18"/>
+        </w:rPr>
+        <w:t>主人名称</w:t>
+      </w:r>
+      <w:r>
+        <w:rPr>
+          <w:rFonts w:ascii="微软雅黑" w:hAnsi="微软雅黑"/>
+          <w:b/>
+          <w:sz w:val="18"/>
+        </w:rPr>
+        <w:t>&gt;}</w:t>
       </w:r>
     </w:p>
     <w:tbl>
       <w:tblPr>
         <w:tblW w:w="0" w:type="auto"/>
         <w:tblBorders>
-          <w:top w:val="single" w:sz="4" w:space="0" w:shadow="0" w:frame="0" w:color="auto"/>
-          <w:left w:val="single" w:sz="4" w:space="0" w:shadow="0" w:frame="0" w:color="auto"/>
-          <w:bottom w:val="single" w:sz="4" w:space="0" w:shadow="0" w:frame="0" w:color="auto"/>
-          <w:right w:val="single" w:sz="4" w:space="0" w:shadow="0" w:frame="0" w:color="auto"/>
-          <w:insideH w:val="single" w:sz="4" w:space="0" w:shadow="0" w:frame="0" w:color="auto"/>
-          <w:insideV w:val="single" w:sz="4" w:space="0" w:shadow="0" w:frame="0" w:color="auto"/>
+          <w:top w:val="single" w:sz="4" w:space="0" w:color="auto"/>
+          <w:left w:val="single" w:sz="4" w:space="0" w:color="auto"/>
+          <w:bottom w:val="single" w:sz="4" w:space="0" w:color="auto"/>
+          <w:right w:val="single" w:sz="4" w:space="0" w:color="auto"/>
+          <w:insideH w:val="single" w:sz="4" w:space="0" w:color="auto"/>
+          <w:insideV w:val="single" w:sz="4" w:space="0" w:color="auto"/>
         </w:tblBorders>
-        <w:tblLook w:val="04A0"/>
+        <w:tblLook w:val="04A0" w:firstRow="1" w:lastRow="0" w:firstColumn="1" w:lastColumn="0" w:noHBand="0" w:noVBand="1"/>
       </w:tblPr>
-      <w:tblGrid/>
+      <w:tblGrid>
+        <w:gridCol w:w="1344"/>
+        <w:gridCol w:w="1753"/>
+        <w:gridCol w:w="938"/>
+        <w:gridCol w:w="1348"/>
+        <w:gridCol w:w="1343"/>
+        <w:gridCol w:w="1496"/>
+        <w:gridCol w:w="1014"/>
+        <w:gridCol w:w="1536"/>
+      </w:tblGrid>
       <w:tr>
         <w:tc>
           <w:tcPr>
-            <w:tcW w:w="1372" w:type="dxa"/>
+            <w:tcW w:w="1344" w:type="dxa"/>
             <w:tcBorders>
-              <w:top w:val="single" w:sz="4" w:space="0" w:shadow="0" w:frame="0"/>
+              <w:top w:val="single" w:sz="4" w:space="0" w:color="auto"/>
               <w:left w:val="nil"/>
               <w:bottom w:val="nil"/>
               <w:right w:val="nil"/>
@@ -93,15 +119,22 @@
                 <w:rFonts w:ascii="微软雅黑" w:hAnsi="微软雅黑"/>
                 <w:sz w:val="18"/>
               </w:rPr>
-              <w:t>动物姓名:</w:t>
-            </w:r>
-          </w:p>
-        </w:tc>
-        <w:tc>
-          <w:tcPr>
-            <w:tcW w:w="1790" w:type="dxa"/>
+              <w:t>动物姓名</w:t>
+            </w:r>
+            <w:r>
+              <w:rPr>
+                <w:rFonts w:ascii="微软雅黑" w:hAnsi="微软雅黑"/>
+                <w:sz w:val="18"/>
+              </w:rPr>
+              <w:t>:</w:t>
+            </w:r>
+          </w:p>
+        </w:tc>
+        <w:tc>
+          <w:tcPr>
+            <w:tcW w:w="1753" w:type="dxa"/>
             <w:tcBorders>
-              <w:top w:val="single" w:sz="4" w:space="0" w:shadow="0" w:frame="0"/>
+              <w:top w:val="single" w:sz="4" w:space="0" w:color="auto"/>
               <w:left w:val="nil"/>
               <w:bottom w:val="nil"/>
               <w:right w:val="nil"/>
@@ -121,15 +154,29 @@
                 <w:rFonts w:ascii="微软雅黑" w:hAnsi="微软雅黑"/>
                 <w:sz w:val="18"/>
               </w:rPr>
-              <w:t>{&lt;宠物名称&gt;}</w:t>
-            </w:r>
-          </w:p>
-        </w:tc>
-        <w:tc>
-          <w:tcPr>
-            <w:tcW w:w="954" w:type="dxa"/>
+              <w:t>{&lt;</w:t>
+            </w:r>
+            <w:r>
+              <w:rPr>
+                <w:rFonts w:ascii="微软雅黑" w:hAnsi="微软雅黑"/>
+                <w:sz w:val="18"/>
+              </w:rPr>
+              <w:t>宠物名称</w:t>
+            </w:r>
+            <w:r>
+              <w:rPr>
+                <w:rFonts w:ascii="微软雅黑" w:hAnsi="微软雅黑"/>
+                <w:sz w:val="18"/>
+              </w:rPr>
+              <w:t>&gt;}</w:t>
+            </w:r>
+          </w:p>
+        </w:tc>
+        <w:tc>
+          <w:tcPr>
+            <w:tcW w:w="938" w:type="dxa"/>
             <w:tcBorders>
-              <w:top w:val="single" w:sz="4" w:space="0" w:shadow="0" w:frame="0"/>
+              <w:top w:val="single" w:sz="4" w:space="0" w:color="auto"/>
               <w:left w:val="nil"/>
               <w:bottom w:val="nil"/>
               <w:right w:val="nil"/>
@@ -150,15 +197,22 @@
                 <w:rFonts w:ascii="微软雅黑" w:hAnsi="微软雅黑"/>
                 <w:sz w:val="18"/>
               </w:rPr>
-              <w:t>年龄:</w:t>
-            </w:r>
-          </w:p>
-        </w:tc>
-        <w:tc>
-          <w:tcPr>
-            <w:tcW w:w="1372" w:type="dxa"/>
+              <w:t>年龄</w:t>
+            </w:r>
+            <w:r>
+              <w:rPr>
+                <w:rFonts w:ascii="微软雅黑" w:hAnsi="微软雅黑"/>
+                <w:sz w:val="18"/>
+              </w:rPr>
+              <w:t>:</w:t>
+            </w:r>
+          </w:p>
+        </w:tc>
+        <w:tc>
+          <w:tcPr>
+            <w:tcW w:w="1348" w:type="dxa"/>
             <w:tcBorders>
-              <w:top w:val="single" w:sz="4" w:space="0" w:shadow="0" w:frame="0"/>
+              <w:top w:val="single" w:sz="4" w:space="0" w:color="auto"/>
               <w:left w:val="nil"/>
               <w:bottom w:val="nil"/>
               <w:right w:val="nil"/>
@@ -178,15 +232,29 @@
                 <w:rFonts w:ascii="微软雅黑" w:hAnsi="微软雅黑"/>
                 <w:sz w:val="18"/>
               </w:rPr>
-              <w:t>{&lt;宠物年龄&gt;}</w:t>
-            </w:r>
-          </w:p>
-        </w:tc>
-        <w:tc>
-          <w:tcPr>
-            <w:tcW w:w="1372" w:type="dxa"/>
+              <w:t>{&lt;</w:t>
+            </w:r>
+            <w:r>
+              <w:rPr>
+                <w:rFonts w:ascii="微软雅黑" w:hAnsi="微软雅黑"/>
+                <w:sz w:val="18"/>
+              </w:rPr>
+              <w:t>宠物年龄</w:t>
+            </w:r>
+            <w:r>
+              <w:rPr>
+                <w:rFonts w:ascii="微软雅黑" w:hAnsi="微软雅黑"/>
+                <w:sz w:val="18"/>
+              </w:rPr>
+              <w:t>&gt;}</w:t>
+            </w:r>
+          </w:p>
+        </w:tc>
+        <w:tc>
+          <w:tcPr>
+            <w:tcW w:w="1343" w:type="dxa"/>
             <w:tcBorders>
-              <w:top w:val="single" w:sz="4" w:space="0" w:shadow="0" w:frame="0"/>
+              <w:top w:val="single" w:sz="4" w:space="0" w:color="auto"/>
               <w:left w:val="nil"/>
               <w:bottom w:val="nil"/>
               <w:right w:val="nil"/>
@@ -207,15 +275,22 @@
                 <w:rFonts w:ascii="微软雅黑" w:hAnsi="微软雅黑"/>
                 <w:sz w:val="18"/>
               </w:rPr>
-              <w:t>物种:</w:t>
-            </w:r>
-          </w:p>
-        </w:tc>
-        <w:tc>
-          <w:tcPr>
-            <w:tcW w:w="1372" w:type="dxa"/>
+              <w:t>物种</w:t>
+            </w:r>
+            <w:r>
+              <w:rPr>
+                <w:rFonts w:ascii="微软雅黑" w:hAnsi="微软雅黑"/>
+                <w:sz w:val="18"/>
+              </w:rPr>
+              <w:t>:</w:t>
+            </w:r>
+          </w:p>
+        </w:tc>
+        <w:tc>
+          <w:tcPr>
+            <w:tcW w:w="1496" w:type="dxa"/>
             <w:tcBorders>
-              <w:top w:val="single" w:sz="4" w:space="0" w:shadow="0" w:frame="0"/>
+              <w:top w:val="single" w:sz="4" w:space="0" w:color="auto"/>
               <w:left w:val="nil"/>
               <w:bottom w:val="nil"/>
               <w:right w:val="nil"/>
@@ -258,9 +333,9 @@
         </w:tc>
         <w:tc>
           <w:tcPr>
-            <w:tcW w:w="1185" w:type="dxa"/>
+            <w:tcW w:w="1014" w:type="dxa"/>
             <w:tcBorders>
-              <w:top w:val="single" w:sz="4" w:space="0" w:shadow="0" w:frame="0"/>
+              <w:top w:val="single" w:sz="4" w:space="0" w:color="auto"/>
               <w:left w:val="nil"/>
               <w:bottom w:val="nil"/>
               <w:right w:val="nil"/>
@@ -281,15 +356,22 @@
                 <w:rFonts w:ascii="微软雅黑" w:hAnsi="微软雅黑"/>
                 <w:sz w:val="18"/>
               </w:rPr>
-              <w:t>病历号:</w:t>
-            </w:r>
-          </w:p>
-        </w:tc>
-        <w:tc>
-          <w:tcPr>
-            <w:tcW w:w="1566" w:type="dxa"/>
+              <w:t>病历号</w:t>
+            </w:r>
+            <w:r>
+              <w:rPr>
+                <w:rFonts w:ascii="微软雅黑" w:hAnsi="微软雅黑"/>
+                <w:sz w:val="18"/>
+              </w:rPr>
+              <w:t>:</w:t>
+            </w:r>
+          </w:p>
+        </w:tc>
+        <w:tc>
+          <w:tcPr>
+            <w:tcW w:w="1536" w:type="dxa"/>
             <w:tcBorders>
-              <w:top w:val="single" w:sz="4" w:space="0" w:shadow="0" w:frame="0"/>
+              <w:top w:val="single" w:sz="4" w:space="0" w:color="auto"/>
               <w:left w:val="nil"/>
               <w:bottom w:val="nil"/>
               <w:right w:val="nil"/>
@@ -333,11 +415,11 @@
       <w:tr>
         <w:tc>
           <w:tcPr>
-            <w:tcW w:w="1372" w:type="dxa"/>
+            <w:tcW w:w="1344" w:type="dxa"/>
             <w:tcBorders>
               <w:top w:val="nil"/>
               <w:left w:val="nil"/>
-              <w:bottom w:val="single" w:sz="4" w:space="0" w:shadow="0" w:frame="0"/>
+              <w:bottom w:val="single" w:sz="4" w:space="0" w:color="auto"/>
               <w:right w:val="nil"/>
               <w:tl2br w:val="nil"/>
               <w:tr2bl w:val="nil"/>
@@ -356,17 +438,24 @@
                 <w:rFonts w:ascii="微软雅黑" w:hAnsi="微软雅黑"/>
                 <w:sz w:val="18"/>
               </w:rPr>
-              <w:t>性别:</w:t>
-            </w:r>
-          </w:p>
-        </w:tc>
-        <w:tc>
-          <w:tcPr>
-            <w:tcW w:w="1790" w:type="dxa"/>
+              <w:t>性别</w:t>
+            </w:r>
+            <w:r>
+              <w:rPr>
+                <w:rFonts w:ascii="微软雅黑" w:hAnsi="微软雅黑"/>
+                <w:sz w:val="18"/>
+              </w:rPr>
+              <w:t>:</w:t>
+            </w:r>
+          </w:p>
+        </w:tc>
+        <w:tc>
+          <w:tcPr>
+            <w:tcW w:w="1753" w:type="dxa"/>
             <w:tcBorders>
               <w:top w:val="nil"/>
               <w:left w:val="nil"/>
-              <w:bottom w:val="single" w:sz="4" w:space="0" w:shadow="0" w:frame="0"/>
+              <w:bottom w:val="single" w:sz="4" w:space="0" w:color="auto"/>
               <w:right w:val="nil"/>
               <w:tl2br w:val="nil"/>
               <w:tr2bl w:val="nil"/>
@@ -384,17 +473,31 @@
                 <w:rFonts w:ascii="微软雅黑" w:hAnsi="微软雅黑"/>
                 <w:sz w:val="18"/>
               </w:rPr>
-              <w:t>{&lt;宠物性别&gt;}</w:t>
-            </w:r>
-          </w:p>
-        </w:tc>
-        <w:tc>
-          <w:tcPr>
-            <w:tcW w:w="954" w:type="dxa"/>
+              <w:t>{&lt;</w:t>
+            </w:r>
+            <w:r>
+              <w:rPr>
+                <w:rFonts w:ascii="微软雅黑" w:hAnsi="微软雅黑"/>
+                <w:sz w:val="18"/>
+              </w:rPr>
+              <w:t>宠物性别</w:t>
+            </w:r>
+            <w:r>
+              <w:rPr>
+                <w:rFonts w:ascii="微软雅黑" w:hAnsi="微软雅黑"/>
+                <w:sz w:val="18"/>
+              </w:rPr>
+              <w:t>&gt;}</w:t>
+            </w:r>
+          </w:p>
+        </w:tc>
+        <w:tc>
+          <w:tcPr>
+            <w:tcW w:w="938" w:type="dxa"/>
             <w:tcBorders>
               <w:top w:val="nil"/>
               <w:left w:val="nil"/>
-              <w:bottom w:val="single" w:sz="4" w:space="0" w:shadow="0" w:frame="0"/>
+              <w:bottom w:val="single" w:sz="4" w:space="0" w:color="auto"/>
               <w:right w:val="nil"/>
               <w:tl2br w:val="nil"/>
               <w:tr2bl w:val="nil"/>
@@ -413,17 +516,24 @@
                 <w:rFonts w:ascii="微软雅黑" w:hAnsi="微软雅黑"/>
                 <w:sz w:val="18"/>
               </w:rPr>
-              <w:t>绝育:</w:t>
-            </w:r>
-          </w:p>
-        </w:tc>
-        <w:tc>
-          <w:tcPr>
-            <w:tcW w:w="1372" w:type="dxa"/>
+              <w:t>绝育</w:t>
+            </w:r>
+            <w:r>
+              <w:rPr>
+                <w:rFonts w:ascii="微软雅黑" w:hAnsi="微软雅黑"/>
+                <w:sz w:val="18"/>
+              </w:rPr>
+              <w:t>:</w:t>
+            </w:r>
+          </w:p>
+        </w:tc>
+        <w:tc>
+          <w:tcPr>
+            <w:tcW w:w="1348" w:type="dxa"/>
             <w:tcBorders>
               <w:top w:val="nil"/>
               <w:left w:val="nil"/>
-              <w:bottom w:val="single" w:sz="4" w:space="0" w:shadow="0" w:frame="0"/>
+              <w:bottom w:val="single" w:sz="4" w:space="0" w:color="auto"/>
               <w:right w:val="nil"/>
               <w:tl2br w:val="nil"/>
               <w:tr2bl w:val="nil"/>
@@ -441,17 +551,31 @@
                 <w:rFonts w:ascii="微软雅黑" w:hAnsi="微软雅黑"/>
                 <w:sz w:val="18"/>
               </w:rPr>
-              <w:t>{&lt;是否绝育&gt;}</w:t>
-            </w:r>
-          </w:p>
-        </w:tc>
-        <w:tc>
-          <w:tcPr>
-            <w:tcW w:w="1372" w:type="dxa"/>
+              <w:t>{&lt;</w:t>
+            </w:r>
+            <w:r>
+              <w:rPr>
+                <w:rFonts w:ascii="微软雅黑" w:hAnsi="微软雅黑"/>
+                <w:sz w:val="18"/>
+              </w:rPr>
+              <w:t>是否绝育</w:t>
+            </w:r>
+            <w:r>
+              <w:rPr>
+                <w:rFonts w:ascii="微软雅黑" w:hAnsi="微软雅黑"/>
+                <w:sz w:val="18"/>
+              </w:rPr>
+              <w:t>&gt;}</w:t>
+            </w:r>
+          </w:p>
+        </w:tc>
+        <w:tc>
+          <w:tcPr>
+            <w:tcW w:w="1343" w:type="dxa"/>
             <w:tcBorders>
               <w:top w:val="nil"/>
               <w:left w:val="nil"/>
-              <w:bottom w:val="single" w:sz="4" w:space="0" w:shadow="0" w:frame="0"/>
+              <w:bottom w:val="single" w:sz="4" w:space="0" w:color="auto"/>
               <w:right w:val="nil"/>
               <w:tl2br w:val="nil"/>
               <w:tr2bl w:val="nil"/>
@@ -470,17 +594,24 @@
                 <w:rFonts w:ascii="微软雅黑" w:hAnsi="微软雅黑"/>
                 <w:sz w:val="18"/>
               </w:rPr>
-              <w:t>医生:</w:t>
-            </w:r>
-          </w:p>
-        </w:tc>
-        <w:tc>
-          <w:tcPr>
-            <w:tcW w:w="1372" w:type="dxa"/>
+              <w:t>医生</w:t>
+            </w:r>
+            <w:r>
+              <w:rPr>
+                <w:rFonts w:ascii="微软雅黑" w:hAnsi="微软雅黑"/>
+                <w:sz w:val="18"/>
+              </w:rPr>
+              <w:t>:</w:t>
+            </w:r>
+          </w:p>
+        </w:tc>
+        <w:tc>
+          <w:tcPr>
+            <w:tcW w:w="1496" w:type="dxa"/>
             <w:tcBorders>
               <w:top w:val="nil"/>
               <w:left w:val="nil"/>
-              <w:bottom w:val="single" w:sz="4" w:space="0" w:shadow="0" w:frame="0"/>
+              <w:bottom w:val="single" w:sz="4" w:space="0" w:color="auto"/>
               <w:right w:val="nil"/>
               <w:tl2br w:val="nil"/>
               <w:tr2bl w:val="nil"/>
@@ -499,17 +630,33 @@
                 <w:color w:val="000000"/>
                 <w:sz w:val="18"/>
               </w:rPr>
-              <w:t>{&lt;检查医生&gt;}</w:t>
-            </w:r>
-          </w:p>
-        </w:tc>
-        <w:tc>
-          <w:tcPr>
-            <w:tcW w:w="1185" w:type="dxa"/>
+              <w:t>{&lt;</w:t>
+            </w:r>
+            <w:r>
+              <w:rPr>
+                <w:rFonts w:ascii="微软雅黑" w:hAnsi="微软雅黑"/>
+                <w:color w:val="000000"/>
+                <w:sz w:val="18"/>
+              </w:rPr>
+              <w:t>检查医生</w:t>
+            </w:r>
+            <w:r>
+              <w:rPr>
+                <w:rFonts w:ascii="微软雅黑" w:hAnsi="微软雅黑"/>
+                <w:color w:val="000000"/>
+                <w:sz w:val="18"/>
+              </w:rPr>
+              <w:t>&gt;}</w:t>
+            </w:r>
+          </w:p>
+        </w:tc>
+        <w:tc>
+          <w:tcPr>
+            <w:tcW w:w="1014" w:type="dxa"/>
             <w:tcBorders>
               <w:top w:val="nil"/>
               <w:left w:val="nil"/>
-              <w:bottom w:val="single" w:sz="4" w:space="0" w:shadow="0" w:frame="0"/>
+              <w:bottom w:val="single" w:sz="4" w:space="0" w:color="auto"/>
               <w:right w:val="nil"/>
               <w:tl2br w:val="nil"/>
               <w:tr2bl w:val="nil"/>
@@ -528,17 +675,24 @@
                 <w:rFonts w:ascii="微软雅黑" w:hAnsi="微软雅黑"/>
                 <w:sz w:val="18"/>
               </w:rPr>
-              <w:t>检测时间:</w:t>
-            </w:r>
-          </w:p>
-        </w:tc>
-        <w:tc>
-          <w:tcPr>
-            <w:tcW w:w="1566" w:type="dxa"/>
+              <w:t>检测时间</w:t>
+            </w:r>
+            <w:r>
+              <w:rPr>
+                <w:rFonts w:ascii="微软雅黑" w:hAnsi="微软雅黑"/>
+                <w:sz w:val="18"/>
+              </w:rPr>
+              <w:t>:</w:t>
+            </w:r>
+          </w:p>
+        </w:tc>
+        <w:tc>
+          <w:tcPr>
+            <w:tcW w:w="1536" w:type="dxa"/>
             <w:tcBorders>
               <w:top w:val="nil"/>
               <w:left w:val="nil"/>
-              <w:bottom w:val="single" w:sz="4" w:space="0" w:shadow="0" w:frame="0"/>
+              <w:bottom w:val="single" w:sz="4" w:space="0" w:color="auto"/>
               <w:right w:val="nil"/>
               <w:tl2br w:val="nil"/>
               <w:tr2bl w:val="nil"/>
@@ -556,7 +710,21 @@
                 <w:rFonts w:ascii="微软雅黑" w:hAnsi="微软雅黑"/>
                 <w:sz w:val="18"/>
               </w:rPr>
-              <w:t>{&lt;检查时间&gt;}</w:t>
+              <w:t>{&lt;</w:t>
+            </w:r>
+            <w:r>
+              <w:rPr>
+                <w:rFonts w:ascii="微软雅黑" w:hAnsi="微软雅黑"/>
+                <w:sz w:val="18"/>
+              </w:rPr>
+              <w:t>检查时间</w:t>
+            </w:r>
+            <w:r>
+              <w:rPr>
+                <w:rFonts w:ascii="微软雅黑" w:hAnsi="微软雅黑"/>
+                <w:sz w:val="18"/>
+              </w:rPr>
+              <w:t>&gt;}</w:t>
             </w:r>
           </w:p>
         </w:tc>
@@ -566,33 +734,39 @@
       <w:pPr>
         <w:rPr>
           <w:rFonts w:ascii="微软雅黑" w:hAnsi="微软雅黑"/>
-          <w:b w:val="1"/>
+          <w:b/>
           <w:sz w:val="10"/>
         </w:rPr>
       </w:pPr>
     </w:p>
     <w:tbl>
       <w:tblPr>
-        <w:tblStyle w:val="T2"/>
+        <w:tblStyle w:val="4-21"/>
         <w:tblW w:w="11006" w:type="dxa"/>
         <w:tblBorders>
-          <w:top w:val="single" w:sz="4" w:space="0" w:shadow="0" w:frame="0" w:color="auto"/>
-          <w:left w:val="single" w:sz="4" w:space="0" w:shadow="0" w:frame="0" w:color="auto"/>
-          <w:bottom w:val="single" w:sz="4" w:space="0" w:shadow="0" w:frame="0" w:color="auto"/>
-          <w:right w:val="single" w:sz="4" w:space="0" w:shadow="0" w:frame="0" w:color="auto"/>
-          <w:insideH w:val="single" w:sz="4" w:space="0" w:shadow="0" w:frame="0" w:color="auto"/>
-          <w:insideV w:val="single" w:sz="4" w:space="0" w:shadow="0" w:frame="0" w:color="auto"/>
+          <w:top w:val="single" w:sz="4" w:space="0" w:color="auto"/>
+          <w:left w:val="single" w:sz="4" w:space="0" w:color="auto"/>
+          <w:bottom w:val="single" w:sz="4" w:space="0" w:color="auto"/>
+          <w:right w:val="single" w:sz="4" w:space="0" w:color="auto"/>
+          <w:insideH w:val="single" w:sz="4" w:space="0" w:color="auto"/>
+          <w:insideV w:val="single" w:sz="4" w:space="0" w:color="auto"/>
         </w:tblBorders>
-        <w:tblLook w:val="04A0"/>
+        <w:tblLook w:val="04A0" w:firstRow="1" w:lastRow="0" w:firstColumn="1" w:lastColumn="0" w:noHBand="0" w:noVBand="1"/>
       </w:tblPr>
-      <w:tblGrid/>
+      <w:tblGrid>
+        <w:gridCol w:w="1555"/>
+        <w:gridCol w:w="2126"/>
+        <w:gridCol w:w="1362"/>
+        <w:gridCol w:w="5963"/>
+      </w:tblGrid>
       <w:tr>
         <w:trPr>
-          <w:trHeight w:hRule="atLeast" w:val="343"/>
+          <w:cnfStyle w:val="100000000000" w:firstRow="1" w:lastRow="0" w:firstColumn="0" w:lastColumn="0" w:oddVBand="0" w:evenVBand="0" w:oddHBand="0" w:evenHBand="0" w:firstRowFirstColumn="0" w:firstRowLastColumn="0" w:lastRowFirstColumn="0" w:lastRowLastColumn="0"/>
+          <w:trHeight w:val="343"/>
         </w:trPr>
         <w:tc>
           <w:tcPr>
-            <w:cnfStyle w:val="001000000000"/>
+            <w:cnfStyle w:val="001000000000" w:firstRow="0" w:lastRow="0" w:firstColumn="1" w:lastColumn="0" w:oddVBand="0" w:evenVBand="0" w:oddHBand="0" w:evenHBand="0" w:firstRowFirstColumn="0" w:firstRowLastColumn="0" w:lastRowFirstColumn="0" w:lastRowLastColumn="0"/>
             <w:tcW w:w="1555" w:type="dxa"/>
           </w:tcPr>
           <w:p>
@@ -621,9 +795,9 @@
           <w:p>
             <w:pPr>
               <w:jc w:val="center"/>
-              <w:rPr>
-                <w:rFonts w:ascii="微软雅黑" w:hAnsi="微软雅黑"/>
-                <w:b w:val="0"/>
+              <w:cnfStyle w:val="100000000000" w:firstRow="1" w:lastRow="0" w:firstColumn="0" w:lastColumn="0" w:oddVBand="0" w:evenVBand="0" w:oddHBand="0" w:evenHBand="0" w:firstRowFirstColumn="0" w:firstRowLastColumn="0" w:lastRowFirstColumn="0" w:lastRowLastColumn="0"/>
+              <w:rPr>
+                <w:rFonts w:ascii="微软雅黑" w:hAnsi="微软雅黑"/>
                 <w:sz w:val="18"/>
               </w:rPr>
             </w:pPr>
@@ -643,9 +817,9 @@
           <w:p>
             <w:pPr>
               <w:jc w:val="center"/>
-              <w:rPr>
-                <w:rFonts w:ascii="微软雅黑" w:hAnsi="微软雅黑"/>
-                <w:b w:val="0"/>
+              <w:cnfStyle w:val="100000000000" w:firstRow="1" w:lastRow="0" w:firstColumn="0" w:lastColumn="0" w:oddVBand="0" w:evenVBand="0" w:oddHBand="0" w:evenHBand="0" w:firstRowFirstColumn="0" w:firstRowLastColumn="0" w:lastRowFirstColumn="0" w:lastRowLastColumn="0"/>
+              <w:rPr>
+                <w:rFonts w:ascii="微软雅黑" w:hAnsi="微软雅黑"/>
                 <w:sz w:val="18"/>
               </w:rPr>
             </w:pPr>
@@ -661,13 +835,13 @@
       </w:tr>
       <w:tr>
         <w:trPr>
-          <w:trHeight w:hRule="atLeast" w:val="317"/>
+          <w:trHeight w:val="317"/>
         </w:trPr>
         <w:tc>
           <w:tcPr>
-            <w:cnfStyle w:val="001000000000"/>
+            <w:cnfStyle w:val="001000000000" w:firstRow="0" w:lastRow="0" w:firstColumn="1" w:lastColumn="0" w:oddVBand="0" w:evenVBand="0" w:oddHBand="0" w:evenHBand="0" w:firstRowFirstColumn="0" w:firstRowLastColumn="0" w:lastRowFirstColumn="0" w:lastRowLastColumn="0"/>
             <w:tcW w:w="1555" w:type="dxa"/>
-            <w:shd w:val="clear" w:color="auto" w:fill="F2DCDB" w:themeFill="accent2" w:themeFillTint="32"/>
+            <w:shd w:val="clear" w:color="auto" w:fill="F2DCDC" w:themeFill="accent2" w:themeFillTint="32"/>
           </w:tcPr>
           <w:p>
             <w:pPr>
@@ -691,11 +865,12 @@
           <w:tcPr>
             <w:tcW w:w="3488" w:type="dxa"/>
             <w:gridSpan w:val="2"/>
-            <w:shd w:val="clear" w:color="auto" w:fill="F2DCDB" w:themeFill="accent2" w:themeFillTint="32"/>
+            <w:shd w:val="clear" w:color="auto" w:fill="F2DCDC" w:themeFill="accent2" w:themeFillTint="32"/>
           </w:tcPr>
           <w:p>
             <w:pPr>
               <w:jc w:val="center"/>
+              <w:cnfStyle w:val="000000000000" w:firstRow="0" w:lastRow="0" w:firstColumn="0" w:lastColumn="0" w:oddVBand="0" w:evenVBand="0" w:oddHBand="0" w:evenHBand="0" w:firstRowFirstColumn="0" w:firstRowLastColumn="0" w:lastRowFirstColumn="0" w:lastRowLastColumn="0"/>
               <w:rPr>
                 <w:rFonts w:ascii="微软雅黑" w:hAnsi="微软雅黑"/>
                 <w:sz w:val="18"/>
@@ -706,11 +881,12 @@
         <w:tc>
           <w:tcPr>
             <w:tcW w:w="5963" w:type="dxa"/>
-            <w:shd w:val="clear" w:color="auto" w:fill="F2DCDB" w:themeFill="accent2" w:themeFillTint="32"/>
+            <w:shd w:val="clear" w:color="auto" w:fill="F2DCDC" w:themeFill="accent2" w:themeFillTint="32"/>
           </w:tcPr>
           <w:p>
             <w:pPr>
               <w:jc w:val="center"/>
+              <w:cnfStyle w:val="000000000000" w:firstRow="0" w:lastRow="0" w:firstColumn="0" w:lastColumn="0" w:oddVBand="0" w:evenVBand="0" w:oddHBand="0" w:evenHBand="0" w:firstRowFirstColumn="0" w:firstRowLastColumn="0" w:lastRowFirstColumn="0" w:lastRowLastColumn="0"/>
               <w:rPr>
                 <w:rFonts w:ascii="微软雅黑" w:hAnsi="微软雅黑"/>
                 <w:sz w:val="18"/>
@@ -729,7 +905,7 @@
       <w:tr>
         <w:tc>
           <w:tcPr>
-            <w:cnfStyle w:val="001000000000"/>
+            <w:cnfStyle w:val="001000000000" w:firstRow="0" w:lastRow="0" w:firstColumn="1" w:lastColumn="0" w:oddVBand="0" w:evenVBand="0" w:oddHBand="0" w:evenHBand="0" w:firstRowFirstColumn="0" w:firstRowLastColumn="0" w:lastRowFirstColumn="0" w:lastRowLastColumn="0"/>
             <w:tcW w:w="1555" w:type="dxa"/>
           </w:tcPr>
           <w:p>
@@ -758,6 +934,7 @@
           <w:p>
             <w:pPr>
               <w:jc w:val="center"/>
+              <w:cnfStyle w:val="000000000000" w:firstRow="0" w:lastRow="0" w:firstColumn="0" w:lastColumn="0" w:oddVBand="0" w:evenVBand="0" w:oddHBand="0" w:evenHBand="0" w:firstRowFirstColumn="0" w:firstRowLastColumn="0" w:lastRowFirstColumn="0" w:lastRowLastColumn="0"/>
               <w:rPr>
                 <w:rFonts w:ascii="微软雅黑" w:hAnsi="微软雅黑"/>
                 <w:sz w:val="18"/>
@@ -772,6 +949,7 @@
           <w:p>
             <w:pPr>
               <w:jc w:val="center"/>
+              <w:cnfStyle w:val="000000000000" w:firstRow="0" w:lastRow="0" w:firstColumn="0" w:lastColumn="0" w:oddVBand="0" w:evenVBand="0" w:oddHBand="0" w:evenHBand="0" w:firstRowFirstColumn="0" w:firstRowLastColumn="0" w:lastRowFirstColumn="0" w:lastRowLastColumn="0"/>
               <w:rPr>
                 <w:rFonts w:ascii="微软雅黑" w:hAnsi="微软雅黑"/>
                 <w:sz w:val="18"/>
@@ -790,9 +968,9 @@
       <w:tr>
         <w:tc>
           <w:tcPr>
-            <w:cnfStyle w:val="001000000000"/>
+            <w:cnfStyle w:val="001000000000" w:firstRow="0" w:lastRow="0" w:firstColumn="1" w:lastColumn="0" w:oddVBand="0" w:evenVBand="0" w:oddHBand="0" w:evenHBand="0" w:firstRowFirstColumn="0" w:firstRowLastColumn="0" w:lastRowFirstColumn="0" w:lastRowLastColumn="0"/>
             <w:tcW w:w="1555" w:type="dxa"/>
-            <w:shd w:val="clear" w:color="auto" w:fill="F2DCDB" w:themeFill="accent2" w:themeFillTint="32"/>
+            <w:shd w:val="clear" w:color="auto" w:fill="F2DCDC" w:themeFill="accent2" w:themeFillTint="32"/>
           </w:tcPr>
           <w:p>
             <w:pPr>
@@ -816,11 +994,12 @@
           <w:tcPr>
             <w:tcW w:w="3488" w:type="dxa"/>
             <w:gridSpan w:val="2"/>
-            <w:shd w:val="clear" w:color="auto" w:fill="F2DCDB" w:themeFill="accent2" w:themeFillTint="32"/>
+            <w:shd w:val="clear" w:color="auto" w:fill="F2DCDC" w:themeFill="accent2" w:themeFillTint="32"/>
           </w:tcPr>
           <w:p>
             <w:pPr>
               <w:jc w:val="center"/>
+              <w:cnfStyle w:val="000000000000" w:firstRow="0" w:lastRow="0" w:firstColumn="0" w:lastColumn="0" w:oddVBand="0" w:evenVBand="0" w:oddHBand="0" w:evenHBand="0" w:firstRowFirstColumn="0" w:firstRowLastColumn="0" w:lastRowFirstColumn="0" w:lastRowLastColumn="0"/>
               <w:rPr>
                 <w:rFonts w:ascii="微软雅黑" w:hAnsi="微软雅黑"/>
                 <w:sz w:val="18"/>
@@ -831,11 +1010,12 @@
         <w:tc>
           <w:tcPr>
             <w:tcW w:w="5963" w:type="dxa"/>
-            <w:shd w:val="clear" w:color="auto" w:fill="F2DCDB" w:themeFill="accent2" w:themeFillTint="32"/>
+            <w:shd w:val="clear" w:color="auto" w:fill="F2DCDC" w:themeFill="accent2" w:themeFillTint="32"/>
           </w:tcPr>
           <w:p>
             <w:pPr>
               <w:jc w:val="center"/>
+              <w:cnfStyle w:val="000000000000" w:firstRow="0" w:lastRow="0" w:firstColumn="0" w:lastColumn="0" w:oddVBand="0" w:evenVBand="0" w:oddHBand="0" w:evenHBand="0" w:firstRowFirstColumn="0" w:firstRowLastColumn="0" w:lastRowFirstColumn="0" w:lastRowLastColumn="0"/>
               <w:rPr>
                 <w:rFonts w:ascii="微软雅黑" w:hAnsi="微软雅黑"/>
                 <w:sz w:val="18"/>
@@ -854,7 +1034,7 @@
       <w:tr>
         <w:tc>
           <w:tcPr>
-            <w:cnfStyle w:val="001000000000"/>
+            <w:cnfStyle w:val="001000000000" w:firstRow="0" w:lastRow="0" w:firstColumn="1" w:lastColumn="0" w:oddVBand="0" w:evenVBand="0" w:oddHBand="0" w:evenHBand="0" w:firstRowFirstColumn="0" w:firstRowLastColumn="0" w:lastRowFirstColumn="0" w:lastRowLastColumn="0"/>
             <w:tcW w:w="1555" w:type="dxa"/>
           </w:tcPr>
           <w:p>
@@ -883,6 +1063,7 @@
           <w:p>
             <w:pPr>
               <w:jc w:val="center"/>
+              <w:cnfStyle w:val="000000000000" w:firstRow="0" w:lastRow="0" w:firstColumn="0" w:lastColumn="0" w:oddVBand="0" w:evenVBand="0" w:oddHBand="0" w:evenHBand="0" w:firstRowFirstColumn="0" w:firstRowLastColumn="0" w:lastRowFirstColumn="0" w:lastRowLastColumn="0"/>
               <w:rPr>
                 <w:rFonts w:ascii="微软雅黑" w:hAnsi="微软雅黑"/>
                 <w:sz w:val="18"/>
@@ -897,6 +1078,7 @@
           <w:p>
             <w:pPr>
               <w:jc w:val="center"/>
+              <w:cnfStyle w:val="000000000000" w:firstRow="0" w:lastRow="0" w:firstColumn="0" w:lastColumn="0" w:oddVBand="0" w:evenVBand="0" w:oddHBand="0" w:evenHBand="0" w:firstRowFirstColumn="0" w:firstRowLastColumn="0" w:lastRowFirstColumn="0" w:lastRowLastColumn="0"/>
               <w:rPr>
                 <w:rFonts w:ascii="微软雅黑" w:hAnsi="微软雅黑"/>
                 <w:sz w:val="18"/>
@@ -914,13 +1096,13 @@
       </w:tr>
       <w:tr>
         <w:trPr>
-          <w:trHeight w:hRule="atLeast" w:val="43"/>
+          <w:trHeight w:val="43"/>
         </w:trPr>
         <w:tc>
           <w:tcPr>
-            <w:cnfStyle w:val="001000000000"/>
+            <w:cnfStyle w:val="001000000000" w:firstRow="0" w:lastRow="0" w:firstColumn="1" w:lastColumn="0" w:oddVBand="0" w:evenVBand="0" w:oddHBand="0" w:evenHBand="0" w:firstRowFirstColumn="0" w:firstRowLastColumn="0" w:lastRowFirstColumn="0" w:lastRowLastColumn="0"/>
             <w:tcW w:w="1555" w:type="dxa"/>
-            <w:shd w:val="clear" w:color="auto" w:fill="F2DCDB" w:themeFill="accent2" w:themeFillTint="32"/>
+            <w:shd w:val="clear" w:color="auto" w:fill="F2DCDC" w:themeFill="accent2" w:themeFillTint="32"/>
           </w:tcPr>
           <w:p>
             <w:pPr>
@@ -944,11 +1126,12 @@
           <w:tcPr>
             <w:tcW w:w="3488" w:type="dxa"/>
             <w:gridSpan w:val="2"/>
-            <w:shd w:val="clear" w:color="auto" w:fill="F2DCDB" w:themeFill="accent2" w:themeFillTint="32"/>
+            <w:shd w:val="clear" w:color="auto" w:fill="F2DCDC" w:themeFill="accent2" w:themeFillTint="32"/>
           </w:tcPr>
           <w:p>
             <w:pPr>
               <w:jc w:val="center"/>
+              <w:cnfStyle w:val="000000000000" w:firstRow="0" w:lastRow="0" w:firstColumn="0" w:lastColumn="0" w:oddVBand="0" w:evenVBand="0" w:oddHBand="0" w:evenHBand="0" w:firstRowFirstColumn="0" w:firstRowLastColumn="0" w:lastRowFirstColumn="0" w:lastRowLastColumn="0"/>
               <w:rPr>
                 <w:rFonts w:ascii="微软雅黑" w:hAnsi="微软雅黑"/>
                 <w:sz w:val="18"/>
@@ -959,11 +1142,12 @@
         <w:tc>
           <w:tcPr>
             <w:tcW w:w="5963" w:type="dxa"/>
-            <w:shd w:val="clear" w:color="auto" w:fill="F2DCDB" w:themeFill="accent2" w:themeFillTint="32"/>
+            <w:shd w:val="clear" w:color="auto" w:fill="F2DCDC" w:themeFill="accent2" w:themeFillTint="32"/>
           </w:tcPr>
           <w:p>
             <w:pPr>
               <w:jc w:val="center"/>
+              <w:cnfStyle w:val="000000000000" w:firstRow="0" w:lastRow="0" w:firstColumn="0" w:lastColumn="0" w:oddVBand="0" w:evenVBand="0" w:oddHBand="0" w:evenHBand="0" w:firstRowFirstColumn="0" w:firstRowLastColumn="0" w:lastRowFirstColumn="0" w:lastRowLastColumn="0"/>
               <w:rPr>
                 <w:rFonts w:ascii="微软雅黑" w:hAnsi="微软雅黑"/>
                 <w:sz w:val="18"/>
@@ -982,7 +1166,7 @@
       <w:tr>
         <w:tc>
           <w:tcPr>
-            <w:cnfStyle w:val="001000000000"/>
+            <w:cnfStyle w:val="001000000000" w:firstRow="0" w:lastRow="0" w:firstColumn="1" w:lastColumn="0" w:oddVBand="0" w:evenVBand="0" w:oddHBand="0" w:evenHBand="0" w:firstRowFirstColumn="0" w:firstRowLastColumn="0" w:lastRowFirstColumn="0" w:lastRowLastColumn="0"/>
             <w:tcW w:w="1555" w:type="dxa"/>
           </w:tcPr>
           <w:p>
@@ -1011,6 +1195,7 @@
           <w:p>
             <w:pPr>
               <w:jc w:val="center"/>
+              <w:cnfStyle w:val="000000000000" w:firstRow="0" w:lastRow="0" w:firstColumn="0" w:lastColumn="0" w:oddVBand="0" w:evenVBand="0" w:oddHBand="0" w:evenHBand="0" w:firstRowFirstColumn="0" w:firstRowLastColumn="0" w:lastRowFirstColumn="0" w:lastRowLastColumn="0"/>
               <w:rPr>
                 <w:rFonts w:ascii="微软雅黑" w:hAnsi="微软雅黑"/>
                 <w:sz w:val="18"/>
@@ -1025,6 +1210,7 @@
           <w:p>
             <w:pPr>
               <w:jc w:val="center"/>
+              <w:cnfStyle w:val="000000000000" w:firstRow="0" w:lastRow="0" w:firstColumn="0" w:lastColumn="0" w:oddVBand="0" w:evenVBand="0" w:oddHBand="0" w:evenHBand="0" w:firstRowFirstColumn="0" w:firstRowLastColumn="0" w:lastRowFirstColumn="0" w:lastRowLastColumn="0"/>
               <w:rPr>
                 <w:rFonts w:ascii="微软雅黑" w:hAnsi="微软雅黑"/>
                 <w:sz w:val="18"/>
@@ -1043,9 +1229,9 @@
       <w:tr>
         <w:tc>
           <w:tcPr>
-            <w:cnfStyle w:val="001000000000"/>
+            <w:cnfStyle w:val="001000000000" w:firstRow="0" w:lastRow="0" w:firstColumn="1" w:lastColumn="0" w:oddVBand="0" w:evenVBand="0" w:oddHBand="0" w:evenHBand="0" w:firstRowFirstColumn="0" w:firstRowLastColumn="0" w:lastRowFirstColumn="0" w:lastRowLastColumn="0"/>
             <w:tcW w:w="1555" w:type="dxa"/>
-            <w:shd w:val="clear" w:color="auto" w:fill="F2DCDB" w:themeFill="accent2" w:themeFillTint="32"/>
+            <w:shd w:val="clear" w:color="auto" w:fill="F2DCDC" w:themeFill="accent2" w:themeFillTint="32"/>
           </w:tcPr>
           <w:p>
             <w:pPr>
@@ -1069,11 +1255,12 @@
           <w:tcPr>
             <w:tcW w:w="3488" w:type="dxa"/>
             <w:gridSpan w:val="2"/>
-            <w:shd w:val="clear" w:color="auto" w:fill="F2DCDB" w:themeFill="accent2" w:themeFillTint="32"/>
+            <w:shd w:val="clear" w:color="auto" w:fill="F2DCDC" w:themeFill="accent2" w:themeFillTint="32"/>
           </w:tcPr>
           <w:p>
             <w:pPr>
               <w:jc w:val="center"/>
+              <w:cnfStyle w:val="000000000000" w:firstRow="0" w:lastRow="0" w:firstColumn="0" w:lastColumn="0" w:oddVBand="0" w:evenVBand="0" w:oddHBand="0" w:evenHBand="0" w:firstRowFirstColumn="0" w:firstRowLastColumn="0" w:lastRowFirstColumn="0" w:lastRowLastColumn="0"/>
               <w:rPr>
                 <w:rFonts w:ascii="微软雅黑" w:hAnsi="微软雅黑"/>
                 <w:sz w:val="18"/>
@@ -1084,11 +1271,12 @@
         <w:tc>
           <w:tcPr>
             <w:tcW w:w="5963" w:type="dxa"/>
-            <w:shd w:val="clear" w:color="auto" w:fill="F2DCDB" w:themeFill="accent2" w:themeFillTint="32"/>
+            <w:shd w:val="clear" w:color="auto" w:fill="F2DCDC" w:themeFill="accent2" w:themeFillTint="32"/>
           </w:tcPr>
           <w:p>
             <w:pPr>
               <w:jc w:val="center"/>
+              <w:cnfStyle w:val="000000000000" w:firstRow="0" w:lastRow="0" w:firstColumn="0" w:lastColumn="0" w:oddVBand="0" w:evenVBand="0" w:oddHBand="0" w:evenHBand="0" w:firstRowFirstColumn="0" w:firstRowLastColumn="0" w:lastRowFirstColumn="0" w:lastRowLastColumn="0"/>
               <w:rPr>
                 <w:rFonts w:ascii="微软雅黑" w:hAnsi="微软雅黑"/>
                 <w:sz w:val="18"/>
@@ -1107,7 +1295,7 @@
       <w:tr>
         <w:tc>
           <w:tcPr>
-            <w:cnfStyle w:val="001000000000"/>
+            <w:cnfStyle w:val="001000000000" w:firstRow="0" w:lastRow="0" w:firstColumn="1" w:lastColumn="0" w:oddVBand="0" w:evenVBand="0" w:oddHBand="0" w:evenHBand="0" w:firstRowFirstColumn="0" w:firstRowLastColumn="0" w:lastRowFirstColumn="0" w:lastRowLastColumn="0"/>
             <w:tcW w:w="1555" w:type="dxa"/>
           </w:tcPr>
           <w:p>
@@ -1136,6 +1324,7 @@
           <w:p>
             <w:pPr>
               <w:jc w:val="center"/>
+              <w:cnfStyle w:val="000000000000" w:firstRow="0" w:lastRow="0" w:firstColumn="0" w:lastColumn="0" w:oddVBand="0" w:evenVBand="0" w:oddHBand="0" w:evenHBand="0" w:firstRowFirstColumn="0" w:firstRowLastColumn="0" w:lastRowFirstColumn="0" w:lastRowLastColumn="0"/>
               <w:rPr>
                 <w:rFonts w:ascii="微软雅黑" w:hAnsi="微软雅黑"/>
                 <w:sz w:val="18"/>
@@ -1150,6 +1339,7 @@
           <w:p>
             <w:pPr>
               <w:jc w:val="center"/>
+              <w:cnfStyle w:val="000000000000" w:firstRow="0" w:lastRow="0" w:firstColumn="0" w:lastColumn="0" w:oddVBand="0" w:evenVBand="0" w:oddHBand="0" w:evenHBand="0" w:firstRowFirstColumn="0" w:firstRowLastColumn="0" w:lastRowFirstColumn="0" w:lastRowLastColumn="0"/>
               <w:rPr>
                 <w:rFonts w:ascii="微软雅黑" w:hAnsi="微软雅黑"/>
                 <w:sz w:val="18"/>
@@ -1167,13 +1357,13 @@
       </w:tr>
       <w:tr>
         <w:trPr>
-          <w:trHeight w:hRule="atLeast" w:val="1315"/>
+          <w:trHeight w:val="1315"/>
         </w:trPr>
         <w:tc>
           <w:tcPr>
-            <w:cnfStyle w:val="001000000000"/>
+            <w:cnfStyle w:val="001000000000" w:firstRow="0" w:lastRow="0" w:firstColumn="1" w:lastColumn="0" w:oddVBand="0" w:evenVBand="0" w:oddHBand="0" w:evenHBand="0" w:firstRowFirstColumn="0" w:firstRowLastColumn="0" w:lastRowFirstColumn="0" w:lastRowLastColumn="0"/>
             <w:tcW w:w="1555" w:type="dxa"/>
-            <w:shd w:val="clear" w:color="auto" w:fill="F2DCDB" w:themeFill="accent2" w:themeFillTint="32"/>
+            <w:shd w:val="clear" w:color="auto" w:fill="F2DCDC" w:themeFill="accent2" w:themeFillTint="32"/>
             <w:vAlign w:val="center"/>
           </w:tcPr>
           <w:p>
@@ -1214,21 +1404,36 @@
           <w:tcPr>
             <w:tcW w:w="9451" w:type="dxa"/>
             <w:gridSpan w:val="3"/>
-            <w:shd w:val="clear" w:color="auto" w:fill="F2DCDB" w:themeFill="accent2" w:themeFillTint="32"/>
-          </w:tcPr>
-          <w:p>
-            <w:pPr>
-              <w:rPr>
-                <w:rFonts w:ascii="微软雅黑" w:hAnsi="微软雅黑"/>
-                <w:sz w:val="18"/>
-              </w:rPr>
-            </w:pPr>
-            <w:r>
-              <w:rPr>
-                <w:rFonts w:ascii="微软雅黑" w:hAnsi="微软雅黑"/>
-                <w:sz w:val="18"/>
-              </w:rPr>
-              <w:t>{&lt;检查所见&gt;}</w:t>
+            <w:shd w:val="clear" w:color="auto" w:fill="F2DCDC" w:themeFill="accent2" w:themeFillTint="32"/>
+          </w:tcPr>
+          <w:p>
+            <w:pPr>
+              <w:cnfStyle w:val="000000000000" w:firstRow="0" w:lastRow="0" w:firstColumn="0" w:lastColumn="0" w:oddVBand="0" w:evenVBand="0" w:oddHBand="0" w:evenHBand="0" w:firstRowFirstColumn="0" w:firstRowLastColumn="0" w:lastRowFirstColumn="0" w:lastRowLastColumn="0"/>
+              <w:rPr>
+                <w:rFonts w:ascii="微软雅黑" w:hAnsi="微软雅黑"/>
+                <w:sz w:val="18"/>
+              </w:rPr>
+            </w:pPr>
+            <w:r>
+              <w:rPr>
+                <w:rFonts w:ascii="微软雅黑" w:hAnsi="微软雅黑"/>
+                <w:sz w:val="18"/>
+              </w:rPr>
+              <w:t>{&lt;</w:t>
+            </w:r>
+            <w:r>
+              <w:rPr>
+                <w:rFonts w:ascii="微软雅黑" w:hAnsi="微软雅黑"/>
+                <w:sz w:val="18"/>
+              </w:rPr>
+              <w:t>检查所见</w:t>
+            </w:r>
+            <w:r>
+              <w:rPr>
+                <w:rFonts w:ascii="微软雅黑" w:hAnsi="微软雅黑"/>
+                <w:sz w:val="18"/>
+              </w:rPr>
+              <w:t>&gt;}</w:t>
             </w:r>
           </w:p>
         </w:tc>
@@ -1236,7 +1441,7 @@
       <w:tr>
         <w:tc>
           <w:tcPr>
-            <w:cnfStyle w:val="001000000000"/>
+            <w:cnfStyle w:val="001000000000" w:firstRow="0" w:lastRow="0" w:firstColumn="1" w:lastColumn="0" w:oddVBand="0" w:evenVBand="0" w:oddHBand="0" w:evenHBand="0" w:firstRowFirstColumn="0" w:firstRowLastColumn="0" w:lastRowFirstColumn="0" w:lastRowLastColumn="0"/>
             <w:tcW w:w="11006" w:type="dxa"/>
             <w:gridSpan w:val="4"/>
           </w:tcPr>
@@ -1261,13 +1466,13 @@
       </w:tr>
       <w:tr>
         <w:trPr>
-          <w:trHeight w:hRule="atLeast" w:val="195"/>
+          <w:trHeight w:val="195"/>
         </w:trPr>
         <w:tc>
           <w:tcPr>
-            <w:cnfStyle w:val="001000000000"/>
+            <w:cnfStyle w:val="001000000000" w:firstRow="0" w:lastRow="0" w:firstColumn="1" w:lastColumn="0" w:oddVBand="0" w:evenVBand="0" w:oddHBand="0" w:evenHBand="0" w:firstRowFirstColumn="0" w:firstRowLastColumn="0" w:lastRowFirstColumn="0" w:lastRowLastColumn="0"/>
             <w:tcW w:w="1555" w:type="dxa"/>
-            <w:shd w:val="clear" w:color="auto" w:fill="F2DCDB" w:themeFill="accent2" w:themeFillTint="32"/>
+            <w:shd w:val="clear" w:color="auto" w:fill="F2DCDC" w:themeFill="accent2" w:themeFillTint="32"/>
           </w:tcPr>
           <w:p>
             <w:pPr>
@@ -1289,10 +1494,11 @@
         <w:tc>
           <w:tcPr>
             <w:tcW w:w="2126" w:type="dxa"/>
-            <w:shd w:val="clear" w:color="auto" w:fill="F2DCDB" w:themeFill="accent2" w:themeFillTint="32"/>
-          </w:tcPr>
-          <w:p>
-            <w:pPr>
+            <w:shd w:val="clear" w:color="auto" w:fill="F2DCDC" w:themeFill="accent2" w:themeFillTint="32"/>
+          </w:tcPr>
+          <w:p>
+            <w:pPr>
+              <w:cnfStyle w:val="000000000000" w:firstRow="0" w:lastRow="0" w:firstColumn="0" w:lastColumn="0" w:oddVBand="0" w:evenVBand="0" w:oddHBand="0" w:evenHBand="0" w:firstRowFirstColumn="0" w:firstRowLastColumn="0" w:lastRowFirstColumn="0" w:lastRowLastColumn="0"/>
               <w:rPr>
                 <w:rFonts w:ascii="微软雅黑" w:hAnsi="微软雅黑"/>
                 <w:sz w:val="18"/>
@@ -1303,19 +1509,20 @@
         <w:tc>
           <w:tcPr>
             <w:tcW w:w="1362" w:type="dxa"/>
-            <w:shd w:val="clear" w:color="auto" w:fill="F2DCDB" w:themeFill="accent2" w:themeFillTint="32"/>
-          </w:tcPr>
-          <w:p>
-            <w:pPr>
-              <w:rPr>
-                <w:rFonts w:ascii="微软雅黑" w:hAnsi="微软雅黑"/>
-                <w:sz w:val="18"/>
-              </w:rPr>
-            </w:pPr>
-            <w:r>
-              <w:rPr>
-                <w:rFonts w:ascii="微软雅黑" w:hAnsi="微软雅黑"/>
-                <w:b w:val="1"/>
+            <w:shd w:val="clear" w:color="auto" w:fill="F2DCDC" w:themeFill="accent2" w:themeFillTint="32"/>
+          </w:tcPr>
+          <w:p>
+            <w:pPr>
+              <w:cnfStyle w:val="000000000000" w:firstRow="0" w:lastRow="0" w:firstColumn="0" w:lastColumn="0" w:oddVBand="0" w:evenVBand="0" w:oddHBand="0" w:evenHBand="0" w:firstRowFirstColumn="0" w:firstRowLastColumn="0" w:lastRowFirstColumn="0" w:lastRowLastColumn="0"/>
+              <w:rPr>
+                <w:rFonts w:ascii="微软雅黑" w:hAnsi="微软雅黑"/>
+                <w:sz w:val="18"/>
+              </w:rPr>
+            </w:pPr>
+            <w:r>
+              <w:rPr>
+                <w:rFonts w:ascii="微软雅黑" w:hAnsi="微软雅黑"/>
+                <w:b/>
                 <w:sz w:val="18"/>
               </w:rPr>
               <w:t>日期：</w:t>
@@ -1325,21 +1532,36 @@
         <w:tc>
           <w:tcPr>
             <w:tcW w:w="5963" w:type="dxa"/>
-            <w:shd w:val="clear" w:color="auto" w:fill="F2DCDB" w:themeFill="accent2" w:themeFillTint="32"/>
-          </w:tcPr>
-          <w:p>
-            <w:pPr>
-              <w:rPr>
-                <w:rFonts w:ascii="微软雅黑" w:hAnsi="微软雅黑"/>
-                <w:sz w:val="18"/>
-              </w:rPr>
-            </w:pPr>
-            <w:r>
-              <w:rPr>
-                <w:rFonts w:ascii="微软雅黑" w:hAnsi="微软雅黑"/>
-                <w:sz w:val="18"/>
-              </w:rPr>
-              <w:t>{&lt;检查时间&gt;}</w:t>
+            <w:shd w:val="clear" w:color="auto" w:fill="F2DCDC" w:themeFill="accent2" w:themeFillTint="32"/>
+          </w:tcPr>
+          <w:p>
+            <w:pPr>
+              <w:cnfStyle w:val="000000000000" w:firstRow="0" w:lastRow="0" w:firstColumn="0" w:lastColumn="0" w:oddVBand="0" w:evenVBand="0" w:oddHBand="0" w:evenHBand="0" w:firstRowFirstColumn="0" w:firstRowLastColumn="0" w:lastRowFirstColumn="0" w:lastRowLastColumn="0"/>
+              <w:rPr>
+                <w:rFonts w:ascii="微软雅黑" w:hAnsi="微软雅黑"/>
+                <w:sz w:val="18"/>
+              </w:rPr>
+            </w:pPr>
+            <w:r>
+              <w:rPr>
+                <w:rFonts w:ascii="微软雅黑" w:hAnsi="微软雅黑"/>
+                <w:sz w:val="18"/>
+              </w:rPr>
+              <w:t>{&lt;</w:t>
+            </w:r>
+            <w:r>
+              <w:rPr>
+                <w:rFonts w:ascii="微软雅黑" w:hAnsi="微软雅黑"/>
+                <w:sz w:val="18"/>
+              </w:rPr>
+              <w:t>检查时间</w:t>
+            </w:r>
+            <w:r>
+              <w:rPr>
+                <w:rFonts w:ascii="微软雅黑" w:hAnsi="微软雅黑"/>
+                <w:sz w:val="18"/>
+              </w:rPr>
+              <w:t>&gt;}</w:t>
             </w:r>
           </w:p>
         </w:tc>
@@ -1349,7 +1571,7 @@
       <w:pPr>
         <w:rPr>
           <w:rFonts w:ascii="微软雅黑" w:hAnsi="微软雅黑"/>
-          <w:b w:val="1"/>
+          <w:b/>
           <w:sz w:val="10"/>
         </w:rPr>
       </w:pPr>
@@ -1358,52 +1580,104 @@
       <w:pPr>
         <w:rPr>
           <w:rFonts w:ascii="微软雅黑" w:hAnsi="微软雅黑"/>
-          <w:b w:val="1"/>
+          <w:b/>
           <w:sz w:val="28"/>
         </w:rPr>
       </w:pPr>
       <w:r>
         <w:rPr>
           <w:rFonts w:ascii="微软雅黑" w:hAnsi="微软雅黑"/>
-          <w:b w:val="1"/>
+          <w:b/>
           <w:sz w:val="28"/>
         </w:rPr>
-        <w:t>{&lt;image 600*600&gt;}</w:t>
+        <w:t xml:space="preserve">{&lt;image </w:t>
+      </w:r>
+      <w:r>
+        <w:rPr>
+          <w:rFonts w:ascii="微软雅黑" w:hAnsi="微软雅黑" w:hint="eastAsia"/>
+          <w:b/>
+          <w:sz w:val="28"/>
+        </w:rPr>
+        <w:t>1</w:t>
+      </w:r>
+      <w:r>
+        <w:rPr>
+          <w:rFonts w:ascii="微软雅黑" w:hAnsi="微软雅黑"/>
+          <w:b/>
+          <w:sz w:val="28"/>
+        </w:rPr>
+        <w:t>06</w:t>
+      </w:r>
+      <w:r>
+        <w:rPr>
+          <w:rFonts w:ascii="微软雅黑" w:hAnsi="微软雅黑"/>
+          <w:b/>
+          <w:sz w:val="28"/>
+        </w:rPr>
+        <w:t>0*</w:t>
+      </w:r>
+      <w:r>
+        <w:rPr>
+          <w:rFonts w:ascii="微软雅黑" w:hAnsi="微软雅黑" w:hint="eastAsia"/>
+          <w:b/>
+          <w:sz w:val="28"/>
+        </w:rPr>
+        <w:t>1</w:t>
+      </w:r>
+      <w:r>
+        <w:rPr>
+          <w:rFonts w:ascii="微软雅黑" w:hAnsi="微软雅黑"/>
+          <w:b/>
+          <w:sz w:val="28"/>
+        </w:rPr>
+        <w:t>06</w:t>
+      </w:r>
+      <w:r>
+        <w:rPr>
+          <w:rFonts w:ascii="微软雅黑" w:hAnsi="微软雅黑"/>
+          <w:b/>
+          <w:sz w:val="28"/>
+        </w:rPr>
+        <w:t>0&gt;}</w:t>
       </w:r>
     </w:p>
     <w:sectPr>
-      <w:headerReference xmlns:r="http://schemas.openxmlformats.org/officeDocument/2006/relationships" w:type="first" r:id="RelHdr1"/>
-      <w:headerReference xmlns:r="http://schemas.openxmlformats.org/officeDocument/2006/relationships" w:type="default" r:id="RelHdr2"/>
-      <w:headerReference xmlns:r="http://schemas.openxmlformats.org/officeDocument/2006/relationships" w:type="even" r:id="RelHdr3"/>
-      <w:footerReference xmlns:r="http://schemas.openxmlformats.org/officeDocument/2006/relationships" w:type="first" r:id="RelFtr1"/>
-      <w:footerReference xmlns:r="http://schemas.openxmlformats.org/officeDocument/2006/relationships" w:type="default" r:id="RelFtr2"/>
-      <w:footerReference xmlns:r="http://schemas.openxmlformats.org/officeDocument/2006/relationships" w:type="even" r:id="RelFtr3"/>
-      <w:type w:val="nextPage"/>
-      <w:pgSz w:w="11906" w:h="16838" w:code="0"/>
-      <w:pgMar w:left="567" w:right="567" w:top="567" w:bottom="567" w:header="720" w:footer="720" w:gutter="0"/>
-      <w:cols w:equalWidth="1" w:space="720"/>
+      <w:headerReference w:type="default" r:id="rId6"/>
+      <w:footerReference w:type="default" r:id="rId7"/>
+      <w:pgSz w:w="11906" w:h="16838"/>
+      <w:pgMar w:top="567" w:right="567" w:bottom="567" w:left="567" w:header="720" w:footer="720" w:gutter="0"/>
+      <w:cols w:space="720"/>
     </w:sectPr>
   </w:body>
 </w:document>
 </file>
 
-<file path=word/footer1.xml><?xml version="1.0" encoding="utf-8"?>
-<w:ftr xmlns:w="http://schemas.openxmlformats.org/wordprocessingml/2006/main" xmlns:wps="http://schemas.microsoft.com/office/word/2010/wordprocessingShape" xmlns:mc="http://schemas.openxmlformats.org/markup-compatibility/2006" xmlns:w10="urn:schemas-microsoft-com:office:word" xmlns:v="urn:schemas-microsoft-com:vml" xmlns:wp14="http://schemas.microsoft.com/office/word/2010/wordprocessingDrawing" mc:Ignorable="wp14">
-  <w:p>
-    <w:pPr>
-      <w:pStyle w:val="P1"/>
-    </w:pPr>
-  </w:p>
-</w:ftr>
+<file path=word/endnotes.xml><?xml version="1.0" encoding="utf-8"?>
+<w:endnotes xmlns:wpc="http://schemas.microsoft.com/office/word/2010/wordprocessingCanvas" xmlns:cx="http://schemas.microsoft.com/office/drawing/2014/chartex" xmlns:cx1="http://schemas.microsoft.com/office/drawing/2015/9/8/chartex" xmlns:cx2="http://schemas.microsoft.com/office/drawing/2015/10/21/chartex" xmlns:cx3="http://schemas.microsoft.com/office/drawing/2016/5/9/chartex" xmlns:cx4="http://schemas.microsoft.com/office/drawing/2016/5/10/chartex" xmlns:cx5="http://schemas.microsoft.com/office/drawing/2016/5/11/chartex" xmlns:cx6="http://schemas.microsoft.com/office/drawing/2016/5/12/chartex" xmlns:cx7="http://schemas.microsoft.com/office/drawing/2016/5/13/chartex" xmlns:cx8="http://schemas.microsoft.com/office/drawing/2016/5/14/chartex" xmlns:mc="http://schemas.openxmlformats.org/markup-compatibility/2006" xmlns:aink="http://schemas.microsoft.com/office/drawing/2016/ink" xmlns:am3d="http://schemas.microsoft.com/office/drawing/2017/model3d" xmlns:o="urn:schemas-microsoft-com:office:office" xmlns:oel="http://schemas.microsoft.com/office/2019/extlst" xmlns:r="http://schemas.openxmlformats.org/officeDocument/2006/relationships" xmlns:m="http://schemas.openxmlformats.org/officeDocument/2006/math" xmlns:v="urn:schemas-microsoft-com:vml" xmlns:wp14="http://schemas.microsoft.com/office/word/2010/wordprocessingDrawing" xmlns:wp="http://schemas.openxmlformats.org/drawingml/2006/wordprocessingDrawing" xmlns:w10="urn:schemas-microsoft-com:office:word" xmlns:w="http://schemas.openxmlformats.org/wordprocessingml/2006/main" xmlns:w14="http://schemas.microsoft.com/office/word/2010/wordml" xmlns:w15="http://schemas.microsoft.com/office/word/2012/wordml" xmlns:w16cex="http://schemas.microsoft.com/office/word/2018/wordml/cex" xmlns:w16cid="http://schemas.microsoft.com/office/word/2016/wordml/cid" xmlns:w16="http://schemas.microsoft.com/office/word/2018/wordml" xmlns:w16du="http://schemas.microsoft.com/office/word/2023/wordml/word16du" xmlns:w16sdtdh="http://schemas.microsoft.com/office/word/2020/wordml/sdtdatahash" xmlns:w16se="http://schemas.microsoft.com/office/word/2015/wordml/symex" xmlns:wpg="http://schemas.microsoft.com/office/word/2010/wordprocessingGroup" xmlns:wpi="http://schemas.microsoft.com/office/word/2010/wordprocessingInk" xmlns:wne="http://schemas.microsoft.com/office/word/2006/wordml" xmlns:wps="http://schemas.microsoft.com/office/word/2010/wordprocessingShape" mc:Ignorable="w14 w15 w16se w16cid w16 w16cex w16sdtdh wp14">
+  <w:endnote w:type="separator" w:id="-1">
+    <w:p>
+      <w:r>
+        <w:separator/>
+      </w:r>
+    </w:p>
+  </w:endnote>
+  <w:endnote w:type="continuationSeparator" w:id="0">
+    <w:p>
+      <w:r>
+        <w:continuationSeparator/>
+      </w:r>
+    </w:p>
+  </w:endnote>
+</w:endnotes>
 </file>
 
-<file path=word/footer2.xml><?xml version="1.0" encoding="utf-8"?>
-<w:ftr xmlns:w="http://schemas.openxmlformats.org/wordprocessingml/2006/main" xmlns:wps="http://schemas.microsoft.com/office/word/2010/wordprocessingShape" xmlns:mc="http://schemas.openxmlformats.org/markup-compatibility/2006" xmlns:w10="urn:schemas-microsoft-com:office:word" xmlns:v="urn:schemas-microsoft-com:vml" xmlns:wp14="http://schemas.microsoft.com/office/word/2010/wordprocessingDrawing" mc:Ignorable="wp14">
+<file path=word/footer1.xml><?xml version="1.0" encoding="utf-8"?>
+<w:ftr xmlns:wpc="http://schemas.microsoft.com/office/word/2010/wordprocessingCanvas" xmlns:cx="http://schemas.microsoft.com/office/drawing/2014/chartex" xmlns:cx1="http://schemas.microsoft.com/office/drawing/2015/9/8/chartex" xmlns:cx2="http://schemas.microsoft.com/office/drawing/2015/10/21/chartex" xmlns:cx3="http://schemas.microsoft.com/office/drawing/2016/5/9/chartex" xmlns:cx4="http://schemas.microsoft.com/office/drawing/2016/5/10/chartex" xmlns:cx5="http://schemas.microsoft.com/office/drawing/2016/5/11/chartex" xmlns:cx6="http://schemas.microsoft.com/office/drawing/2016/5/12/chartex" xmlns:cx7="http://schemas.microsoft.com/office/drawing/2016/5/13/chartex" xmlns:cx8="http://schemas.microsoft.com/office/drawing/2016/5/14/chartex" xmlns:mc="http://schemas.openxmlformats.org/markup-compatibility/2006" xmlns:aink="http://schemas.microsoft.com/office/drawing/2016/ink" xmlns:am3d="http://schemas.microsoft.com/office/drawing/2017/model3d" xmlns:o="urn:schemas-microsoft-com:office:office" xmlns:oel="http://schemas.microsoft.com/office/2019/extlst" xmlns:r="http://schemas.openxmlformats.org/officeDocument/2006/relationships" xmlns:m="http://schemas.openxmlformats.org/officeDocument/2006/math" xmlns:v="urn:schemas-microsoft-com:vml" xmlns:wp14="http://schemas.microsoft.com/office/word/2010/wordprocessingDrawing" xmlns:wp="http://schemas.openxmlformats.org/drawingml/2006/wordprocessingDrawing" xmlns:w10="urn:schemas-microsoft-com:office:word" xmlns:w="http://schemas.openxmlformats.org/wordprocessingml/2006/main" xmlns:w14="http://schemas.microsoft.com/office/word/2010/wordml" xmlns:w15="http://schemas.microsoft.com/office/word/2012/wordml" xmlns:w16cex="http://schemas.microsoft.com/office/word/2018/wordml/cex" xmlns:w16cid="http://schemas.microsoft.com/office/word/2016/wordml/cid" xmlns:w16="http://schemas.microsoft.com/office/word/2018/wordml" xmlns:w16du="http://schemas.microsoft.com/office/word/2023/wordml/word16du" xmlns:w16sdtdh="http://schemas.microsoft.com/office/word/2020/wordml/sdtdatahash" xmlns:w16se="http://schemas.microsoft.com/office/word/2015/wordml/symex" xmlns:wpg="http://schemas.microsoft.com/office/word/2010/wordprocessingGroup" xmlns:wpi="http://schemas.microsoft.com/office/word/2010/wordprocessingInk" xmlns:wne="http://schemas.microsoft.com/office/word/2006/wordml" xmlns:wps="http://schemas.microsoft.com/office/word/2010/wordprocessingShape" mc:Ignorable="w14 w15 w16se w16cid w16 w16cex w16sdtdh wp14">
   <w:p>
     <w:pPr>
       <w:rPr>
         <w:rFonts w:ascii="微软雅黑" w:hAnsi="微软雅黑"/>
-        <w:b w:val="1"/>
+        <w:b/>
         <w:color w:val="FF671F"/>
         <w:sz w:val="20"/>
         <w:lang w:bidi="ar"/>
@@ -1412,7 +1686,7 @@
     <w:r>
       <w:rPr>
         <w:rFonts w:ascii="微软雅黑" w:hAnsi="微软雅黑"/>
-        <w:b w:val="1"/>
+        <w:b/>
         <w:color w:val="FF671F"/>
         <w:sz w:val="20"/>
         <w:lang w:bidi="ar"/>
@@ -1424,8 +1698,8 @@
     <w:pPr>
       <w:jc w:val="center"/>
       <w:rPr>
-        <w:rFonts w:ascii="MicrosoftYaHei-Bold" w:hAnsi="MicrosoftYaHei-Bold"/>
-        <w:b w:val="1"/>
+        <w:rFonts w:ascii="MicrosoftYaHei-Bold" w:hAnsi="MicrosoftYaHei-Bold" w:hint="eastAsia"/>
+        <w:b/>
         <w:color w:val="FF671F"/>
         <w:sz w:val="15"/>
         <w:lang w:bidi="ar"/>
@@ -1470,11 +1744,12 @@
     <w:r>
       <w:rPr>
         <w:rFonts w:ascii="宋体" w:hAnsi="宋体"/>
+        <w:noProof/>
         <w:color w:val="000000"/>
         <w:sz w:val="20"/>
         <w:lang w:bidi="ar"/>
       </w:rPr>
-      <w:t>#</w:t>
+      <w:t>1</w:t>
     </w:r>
     <w:r>
       <w:rPr>
@@ -1524,11 +1799,12 @@
     <w:r>
       <w:rPr>
         <w:rFonts w:ascii="宋体" w:hAnsi="宋体"/>
+        <w:noProof/>
         <w:color w:val="000000"/>
         <w:sz w:val="20"/>
         <w:lang w:bidi="ar"/>
       </w:rPr>
-      <w:t>#</w:t>
+      <w:t>1</w:t>
     </w:r>
     <w:r>
       <w:rPr>
@@ -1552,47 +1828,50 @@
 </w:ftr>
 </file>
 
-<file path=word/footer3.xml><?xml version="1.0" encoding="utf-8"?>
-<w:ftr xmlns:w="http://schemas.openxmlformats.org/wordprocessingml/2006/main" xmlns:wps="http://schemas.microsoft.com/office/word/2010/wordprocessingShape" xmlns:mc="http://schemas.openxmlformats.org/markup-compatibility/2006" xmlns:w10="urn:schemas-microsoft-com:office:word" xmlns:v="urn:schemas-microsoft-com:vml" xmlns:wp14="http://schemas.microsoft.com/office/word/2010/wordprocessingDrawing" mc:Ignorable="wp14">
-  <w:p>
-    <w:pPr>
-      <w:pStyle w:val="P1"/>
-    </w:pPr>
-  </w:p>
-</w:ftr>
+<file path=word/footnotes.xml><?xml version="1.0" encoding="utf-8"?>
+<w:footnotes xmlns:wpc="http://schemas.microsoft.com/office/word/2010/wordprocessingCanvas" xmlns:cx="http://schemas.microsoft.com/office/drawing/2014/chartex" xmlns:cx1="http://schemas.microsoft.com/office/drawing/2015/9/8/chartex" xmlns:cx2="http://schemas.microsoft.com/office/drawing/2015/10/21/chartex" xmlns:cx3="http://schemas.microsoft.com/office/drawing/2016/5/9/chartex" xmlns:cx4="http://schemas.microsoft.com/office/drawing/2016/5/10/chartex" xmlns:cx5="http://schemas.microsoft.com/office/drawing/2016/5/11/chartex" xmlns:cx6="http://schemas.microsoft.com/office/drawing/2016/5/12/chartex" xmlns:cx7="http://schemas.microsoft.com/office/drawing/2016/5/13/chartex" xmlns:cx8="http://schemas.microsoft.com/office/drawing/2016/5/14/chartex" xmlns:mc="http://schemas.openxmlformats.org/markup-compatibility/2006" xmlns:aink="http://schemas.microsoft.com/office/drawing/2016/ink" xmlns:am3d="http://schemas.microsoft.com/office/drawing/2017/model3d" xmlns:o="urn:schemas-microsoft-com:office:office" xmlns:oel="http://schemas.microsoft.com/office/2019/extlst" xmlns:r="http://schemas.openxmlformats.org/officeDocument/2006/relationships" xmlns:m="http://schemas.openxmlformats.org/officeDocument/2006/math" xmlns:v="urn:schemas-microsoft-com:vml" xmlns:wp14="http://schemas.microsoft.com/office/word/2010/wordprocessingDrawing" xmlns:wp="http://schemas.openxmlformats.org/drawingml/2006/wordprocessingDrawing" xmlns:w10="urn:schemas-microsoft-com:office:word" xmlns:w="http://schemas.openxmlformats.org/wordprocessingml/2006/main" xmlns:w14="http://schemas.microsoft.com/office/word/2010/wordml" xmlns:w15="http://schemas.microsoft.com/office/word/2012/wordml" xmlns:w16cex="http://schemas.microsoft.com/office/word/2018/wordml/cex" xmlns:w16cid="http://schemas.microsoft.com/office/word/2016/wordml/cid" xmlns:w16="http://schemas.microsoft.com/office/word/2018/wordml" xmlns:w16du="http://schemas.microsoft.com/office/word/2023/wordml/word16du" xmlns:w16sdtdh="http://schemas.microsoft.com/office/word/2020/wordml/sdtdatahash" xmlns:w16se="http://schemas.microsoft.com/office/word/2015/wordml/symex" xmlns:wpg="http://schemas.microsoft.com/office/word/2010/wordprocessingGroup" xmlns:wpi="http://schemas.microsoft.com/office/word/2010/wordprocessingInk" xmlns:wne="http://schemas.microsoft.com/office/word/2006/wordml" xmlns:wps="http://schemas.microsoft.com/office/word/2010/wordprocessingShape" mc:Ignorable="w14 w15 w16se w16cid w16 w16cex w16sdtdh wp14">
+  <w:footnote w:type="separator" w:id="-1">
+    <w:p>
+      <w:r>
+        <w:separator/>
+      </w:r>
+    </w:p>
+  </w:footnote>
+  <w:footnote w:type="continuationSeparator" w:id="0">
+    <w:p>
+      <w:r>
+        <w:continuationSeparator/>
+      </w:r>
+    </w:p>
+  </w:footnote>
+</w:footnotes>
 </file>
 
 <file path=word/header1.xml><?xml version="1.0" encoding="utf-8"?>
-<w:hdr xmlns:w="http://schemas.openxmlformats.org/wordprocessingml/2006/main" xmlns:wps="http://schemas.microsoft.com/office/word/2010/wordprocessingShape" xmlns:mc="http://schemas.openxmlformats.org/markup-compatibility/2006" xmlns:w10="urn:schemas-microsoft-com:office:word" xmlns:v="urn:schemas-microsoft-com:vml" xmlns:wp14="http://schemas.microsoft.com/office/word/2010/wordprocessingDrawing" mc:Ignorable="wp14">
-  <w:p>
-    <w:pPr>
-      <w:pStyle w:val="P2"/>
-    </w:pPr>
-  </w:p>
-</w:hdr>
-</file>
-
-<file path=word/header2.xml><?xml version="1.0" encoding="utf-8"?>
-<w:hdr xmlns:w="http://schemas.openxmlformats.org/wordprocessingml/2006/main" xmlns:wps="http://schemas.microsoft.com/office/word/2010/wordprocessingShape" xmlns:mc="http://schemas.openxmlformats.org/markup-compatibility/2006" xmlns:w10="urn:schemas-microsoft-com:office:word" xmlns:v="urn:schemas-microsoft-com:vml" xmlns:wp14="http://schemas.microsoft.com/office/word/2010/wordprocessingDrawing" mc:Ignorable="wp14">
+<w:hdr xmlns:wpc="http://schemas.microsoft.com/office/word/2010/wordprocessingCanvas" xmlns:cx="http://schemas.microsoft.com/office/drawing/2014/chartex" xmlns:cx1="http://schemas.microsoft.com/office/drawing/2015/9/8/chartex" xmlns:cx2="http://schemas.microsoft.com/office/drawing/2015/10/21/chartex" xmlns:cx3="http://schemas.microsoft.com/office/drawing/2016/5/9/chartex" xmlns:cx4="http://schemas.microsoft.com/office/drawing/2016/5/10/chartex" xmlns:cx5="http://schemas.microsoft.com/office/drawing/2016/5/11/chartex" xmlns:cx6="http://schemas.microsoft.com/office/drawing/2016/5/12/chartex" xmlns:cx7="http://schemas.microsoft.com/office/drawing/2016/5/13/chartex" xmlns:cx8="http://schemas.microsoft.com/office/drawing/2016/5/14/chartex" xmlns:mc="http://schemas.openxmlformats.org/markup-compatibility/2006" xmlns:aink="http://schemas.microsoft.com/office/drawing/2016/ink" xmlns:am3d="http://schemas.microsoft.com/office/drawing/2017/model3d" xmlns:o="urn:schemas-microsoft-com:office:office" xmlns:oel="http://schemas.microsoft.com/office/2019/extlst" xmlns:r="http://schemas.openxmlformats.org/officeDocument/2006/relationships" xmlns:m="http://schemas.openxmlformats.org/officeDocument/2006/math" xmlns:v="urn:schemas-microsoft-com:vml" xmlns:wp14="http://schemas.microsoft.com/office/word/2010/wordprocessingDrawing" xmlns:wp="http://schemas.openxmlformats.org/drawingml/2006/wordprocessingDrawing" xmlns:w10="urn:schemas-microsoft-com:office:word" xmlns:w="http://schemas.openxmlformats.org/wordprocessingml/2006/main" xmlns:w14="http://schemas.microsoft.com/office/word/2010/wordml" xmlns:w15="http://schemas.microsoft.com/office/word/2012/wordml" xmlns:w16cex="http://schemas.microsoft.com/office/word/2018/wordml/cex" xmlns:w16cid="http://schemas.microsoft.com/office/word/2016/wordml/cid" xmlns:w16="http://schemas.microsoft.com/office/word/2018/wordml" xmlns:w16du="http://schemas.microsoft.com/office/word/2023/wordml/word16du" xmlns:w16sdtdh="http://schemas.microsoft.com/office/word/2020/wordml/sdtdatahash" xmlns:w16se="http://schemas.microsoft.com/office/word/2015/wordml/symex" xmlns:wpg="http://schemas.microsoft.com/office/word/2010/wordprocessingGroup" xmlns:wpi="http://schemas.microsoft.com/office/word/2010/wordprocessingInk" xmlns:wne="http://schemas.microsoft.com/office/word/2006/wordml" xmlns:wps="http://schemas.microsoft.com/office/word/2010/wordprocessingShape" mc:Ignorable="w14 w15 w16se w16cid w16 w16cex w16sdtdh wp14">
   <w:tbl>
     <w:tblPr>
-      <w:tblpPr w:leftFromText="180" w:rightFromText="180" w:tblpX="565" w:tblpY="498" w:horzAnchor="page" w:vertAnchor="page"/>
+      <w:tblpPr w:leftFromText="180" w:rightFromText="180" w:vertAnchor="page" w:horzAnchor="page" w:tblpX="565" w:tblpY="498"/>
       <w:tblOverlap w:val="never"/>
       <w:tblW w:w="0" w:type="auto"/>
       <w:tblBorders>
-        <w:top w:val="single" w:sz="4" w:space="0" w:shadow="0" w:frame="0" w:color="auto"/>
-        <w:left w:val="single" w:sz="4" w:space="0" w:shadow="0" w:frame="0" w:color="auto"/>
-        <w:bottom w:val="single" w:sz="4" w:space="0" w:shadow="0" w:frame="0" w:color="auto"/>
-        <w:right w:val="single" w:sz="4" w:space="0" w:shadow="0" w:frame="0" w:color="auto"/>
-        <w:insideH w:val="single" w:sz="4" w:space="0" w:shadow="0" w:frame="0" w:color="auto"/>
-        <w:insideV w:val="single" w:sz="4" w:space="0" w:shadow="0" w:frame="0" w:color="auto"/>
+        <w:top w:val="single" w:sz="4" w:space="0" w:color="auto"/>
+        <w:left w:val="single" w:sz="4" w:space="0" w:color="auto"/>
+        <w:bottom w:val="single" w:sz="4" w:space="0" w:color="auto"/>
+        <w:right w:val="single" w:sz="4" w:space="0" w:color="auto"/>
+        <w:insideH w:val="single" w:sz="4" w:space="0" w:color="auto"/>
+        <w:insideV w:val="single" w:sz="4" w:space="0" w:color="auto"/>
       </w:tblBorders>
-      <w:tblLook w:val="04A0"/>
+      <w:tblLook w:val="04A0" w:firstRow="1" w:lastRow="0" w:firstColumn="1" w:lastColumn="0" w:noHBand="0" w:noVBand="1"/>
     </w:tblPr>
-    <w:tblGrid/>
+    <w:tblGrid>
+      <w:gridCol w:w="3476"/>
+      <w:gridCol w:w="3852"/>
+      <w:gridCol w:w="3444"/>
+    </w:tblGrid>
     <w:tr>
       <w:trPr>
-        <w:trHeight w:hRule="atLeast" w:val="360"/>
+        <w:trHeight w:val="360"/>
       </w:trPr>
       <w:tc>
         <w:tcPr>
@@ -1608,13 +1887,18 @@
         </w:tcPr>
         <w:p>
           <w:pPr>
-            <w:pStyle w:val="P2"/>
+            <w:pStyle w:val="a4"/>
           </w:pPr>
           <w:r>
+            <w:rPr>
+              <w:noProof/>
+            </w:rPr>
             <w:drawing>
-              <wp:inline xmlns:wp="http://schemas.openxmlformats.org/drawingml/2006/wordprocessingDrawing">
+              <wp:inline distT="0" distB="0" distL="0" distR="0" wp14:anchorId="4985649C" wp14:editId="1D7196E8">
                 <wp:extent cx="622935" cy="259715"/>
+                <wp:effectExtent l="0" t="0" r="0" b="0"/>
                 <wp:docPr id="1" name="Picture 1"/>
+                <wp:cNvGraphicFramePr/>
                 <a:graphic xmlns:a="http://schemas.openxmlformats.org/drawingml/2006/main">
                   <a:graphicData uri="http://schemas.openxmlformats.org/drawingml/2006/picture">
                     <pic:pic xmlns:pic="http://schemas.openxmlformats.org/drawingml/2006/picture">
@@ -1623,7 +1907,7 @@
                         <pic:cNvPicPr/>
                       </pic:nvPicPr>
                       <pic:blipFill>
-                        <a:blip xmlns:r="http://schemas.openxmlformats.org/officeDocument/2006/relationships" r:embed="Relimage1"/>
+                        <a:blip r:embed="rId1"/>
                         <a:stretch>
                           <a:fillRect/>
                         </a:stretch>
@@ -1633,7 +1917,9 @@
                           <a:off x="0" y="0"/>
                           <a:ext cx="622935" cy="259715"/>
                         </a:xfrm>
-                        <a:prstGeom prst="rect"/>
+                        <a:prstGeom prst="rect">
+                          <a:avLst/>
+                        </a:prstGeom>
                         <a:noFill/>
                       </pic:spPr>
                     </pic:pic>
@@ -1658,18 +1944,38 @@
         </w:tcPr>
         <w:p>
           <w:pPr>
-            <w:pStyle w:val="P2"/>
+            <w:pStyle w:val="a4"/>
             <w:jc w:val="center"/>
           </w:pPr>
           <w:r>
             <w:rPr>
               <w:rFonts w:ascii="微软雅黑" w:hAnsi="微软雅黑"/>
-              <w:b w:val="1"/>
+              <w:b/>
               <w:color w:val="000000"/>
               <w:sz w:val="28"/>
               <w:lang w:bidi="ar"/>
             </w:rPr>
-            <w:t>{&lt;医院名称&gt;}</w:t>
+            <w:t>{&lt;</w:t>
+          </w:r>
+          <w:r>
+            <w:rPr>
+              <w:rFonts w:ascii="微软雅黑" w:hAnsi="微软雅黑"/>
+              <w:b/>
+              <w:color w:val="000000"/>
+              <w:sz w:val="28"/>
+              <w:lang w:bidi="ar"/>
+            </w:rPr>
+            <w:t>医院名称</w:t>
+          </w:r>
+          <w:r>
+            <w:rPr>
+              <w:rFonts w:ascii="微软雅黑" w:hAnsi="微软雅黑"/>
+              <w:b/>
+              <w:color w:val="000000"/>
+              <w:sz w:val="28"/>
+              <w:lang w:bidi="ar"/>
+            </w:rPr>
+            <w:t>&gt;}</w:t>
           </w:r>
         </w:p>
       </w:tc>
@@ -1687,7 +1993,7 @@
         </w:tcPr>
         <w:p>
           <w:pPr>
-            <w:pStyle w:val="P2"/>
+            <w:pStyle w:val="a4"/>
           </w:pPr>
           <w:r>
             <w:t xml:space="preserve">                                                     {&lt;</w:t>
@@ -1706,7 +2012,7 @@
     </w:tr>
     <w:tr>
       <w:trPr>
-        <w:trHeight w:hRule="atLeast" w:val="386"/>
+        <w:trHeight w:val="386"/>
       </w:trPr>
       <w:tc>
         <w:tcPr>
@@ -1722,7 +2028,7 @@
         </w:tcPr>
         <w:p>
           <w:pPr>
-            <w:pStyle w:val="P2"/>
+            <w:pStyle w:val="a4"/>
           </w:pPr>
         </w:p>
       </w:tc>
@@ -1740,7 +2046,7 @@
         </w:tcPr>
         <w:p>
           <w:pPr>
-            <w:pStyle w:val="P2"/>
+            <w:pStyle w:val="a4"/>
             <w:jc w:val="center"/>
           </w:pPr>
           <w:r>
@@ -1749,7 +2055,23 @@
               <w:color w:val="000000"/>
               <w:lang w:bidi="ar"/>
             </w:rPr>
-            <w:t>{&lt;医院简介&gt;}</w:t>
+            <w:t>{&lt;</w:t>
+          </w:r>
+          <w:r>
+            <w:rPr>
+              <w:rFonts w:ascii="微软雅黑" w:hAnsi="微软雅黑"/>
+              <w:color w:val="000000"/>
+              <w:lang w:bidi="ar"/>
+            </w:rPr>
+            <w:t>医院简介</w:t>
+          </w:r>
+          <w:r>
+            <w:rPr>
+              <w:rFonts w:ascii="微软雅黑" w:hAnsi="微软雅黑"/>
+              <w:color w:val="000000"/>
+              <w:lang w:bidi="ar"/>
+            </w:rPr>
+            <w:t>&gt;}</w:t>
           </w:r>
         </w:p>
       </w:tc>
@@ -1767,14 +2089,26 @@
         </w:tcPr>
         <w:p>
           <w:pPr>
-            <w:pStyle w:val="P2"/>
+            <w:pStyle w:val="a4"/>
             <w:jc w:val="right"/>
           </w:pPr>
           <w:r>
             <w:rPr>
               <w:rFonts w:ascii="微软雅黑" w:hAnsi="微软雅黑"/>
             </w:rPr>
-            <w:t>{&lt;医院地址&gt;}</w:t>
+            <w:t>{&lt;</w:t>
+          </w:r>
+          <w:r>
+            <w:rPr>
+              <w:rFonts w:ascii="微软雅黑" w:hAnsi="微软雅黑"/>
+            </w:rPr>
+            <w:t>医院地址</w:t>
+          </w:r>
+          <w:r>
+            <w:rPr>
+              <w:rFonts w:ascii="微软雅黑" w:hAnsi="微软雅黑"/>
+            </w:rPr>
+            <w:t>&gt;}</w:t>
           </w:r>
         </w:p>
       </w:tc>
@@ -1782,119 +2116,420 @@
   </w:tbl>
   <w:p>
     <w:pPr>
-      <w:pStyle w:val="P2"/>
+      <w:pStyle w:val="a4"/>
     </w:pPr>
   </w:p>
 </w:hdr>
 </file>
 
-<file path=word/header3.xml><?xml version="1.0" encoding="utf-8"?>
-<w:hdr xmlns:w="http://schemas.openxmlformats.org/wordprocessingml/2006/main" xmlns:wps="http://schemas.microsoft.com/office/word/2010/wordprocessingShape" xmlns:mc="http://schemas.openxmlformats.org/markup-compatibility/2006" xmlns:w10="urn:schemas-microsoft-com:office:word" xmlns:v="urn:schemas-microsoft-com:vml" xmlns:wp14="http://schemas.microsoft.com/office/word/2010/wordprocessingDrawing" mc:Ignorable="wp14">
-  <w:p>
-    <w:pPr>
-      <w:pStyle w:val="P2"/>
-    </w:pPr>
-  </w:p>
-</w:hdr>
-</file>
-
-<file path=word/numbering.xml><?xml version="1.0" encoding="utf-8"?>
-<w:numbering xmlns:w="http://schemas.openxmlformats.org/wordprocessingml/2006/main"/>
-</file>
-
 <file path=word/styles.xml><?xml version="1.0" encoding="utf-8"?>
-<w:styles xmlns:w="http://schemas.openxmlformats.org/wordprocessingml/2006/main">
+<w:styles xmlns:mc="http://schemas.openxmlformats.org/markup-compatibility/2006" xmlns:r="http://schemas.openxmlformats.org/officeDocument/2006/relationships" xmlns:w="http://schemas.openxmlformats.org/wordprocessingml/2006/main" xmlns:w14="http://schemas.microsoft.com/office/word/2010/wordml" xmlns:w15="http://schemas.microsoft.com/office/word/2012/wordml" xmlns:w16cex="http://schemas.microsoft.com/office/word/2018/wordml/cex" xmlns:w16cid="http://schemas.microsoft.com/office/word/2016/wordml/cid" xmlns:w16="http://schemas.microsoft.com/office/word/2018/wordml" xmlns:w16sdtdh="http://schemas.microsoft.com/office/word/2020/wordml/sdtdatahash" xmlns:w16se="http://schemas.microsoft.com/office/word/2015/wordml/symex" mc:Ignorable="w14 w15 w16se w16cid w16 w16cex w16sdtdh">
   <w:docDefaults>
     <w:rPrDefault>
       <w:rPr>
-        <w:rFonts w:ascii="Times New Roman" w:hAnsi="Times New Roman"/>
-        <w:b w:val="0"/>
-        <w:i w:val="0"/>
-        <w:caps w:val="0"/>
-        <w:strike w:val="0"/>
-        <w:noProof w:val="0"/>
-        <w:vanish w:val="0"/>
-        <w:color w:val="auto"/>
-        <w:sz w:val="20"/>
-        <w:u w:val="none"/>
-        <w:shd w:val="clear" w:color="auto" w:fill="auto"/>
-        <w:vertAlign w:val="baseline"/>
-        <w:lang w:val="en-US" w:bidi="ar-SA" w:eastAsia="zh-CN"/>
+        <w:rFonts w:ascii="Times New Roman" w:eastAsiaTheme="minorEastAsia" w:hAnsi="Times New Roman" w:cs="Times New Roman"/>
+        <w:lang w:val="en-US" w:eastAsia="zh-CN" w:bidi="ar-SA"/>
       </w:rPr>
     </w:rPrDefault>
-    <w:pPrDefault>
-      <w:pPr>
-        <w:keepNext w:val="0"/>
-        <w:keepLines w:val="0"/>
-        <w:widowControl w:val="1"/>
-        <w:suppressLineNumbers w:val="0"/>
-        <w:shd w:val="clear" w:fill="auto"/>
-        <w:suppressAutoHyphens w:val="0"/>
-        <w:spacing w:lineRule="auto" w:line="240" w:before="0" w:after="0" w:beforeAutospacing="0" w:afterAutospacing="0"/>
-        <w:ind w:firstLine="0" w:left="0" w:right="0"/>
-        <w:contextualSpacing w:val="0"/>
-        <w:jc w:val="left"/>
-      </w:pPr>
-    </w:pPrDefault>
+    <w:pPrDefault/>
   </w:docDefaults>
-  <w:style w:type="paragraph" w:styleId="P0" w:default="1">
+  <w:latentStyles w:defLockedState="0" w:defUIPriority="99" w:defSemiHidden="0" w:defUnhideWhenUsed="0" w:defQFormat="0" w:count="376">
+    <w:lsdException w:name="Normal" w:uiPriority="0" w:qFormat="1"/>
+    <w:lsdException w:name="heading 1" w:uiPriority="9" w:qFormat="1"/>
+    <w:lsdException w:name="heading 2" w:semiHidden="1" w:uiPriority="9" w:unhideWhenUsed="1" w:qFormat="1"/>
+    <w:lsdException w:name="heading 3" w:semiHidden="1" w:uiPriority="9" w:unhideWhenUsed="1" w:qFormat="1"/>
+    <w:lsdException w:name="heading 4" w:semiHidden="1" w:uiPriority="9" w:unhideWhenUsed="1" w:qFormat="1"/>
+    <w:lsdException w:name="heading 5" w:semiHidden="1" w:uiPriority="9" w:unhideWhenUsed="1" w:qFormat="1"/>
+    <w:lsdException w:name="heading 6" w:semiHidden="1" w:uiPriority="9" w:unhideWhenUsed="1" w:qFormat="1"/>
+    <w:lsdException w:name="heading 7" w:semiHidden="1" w:uiPriority="9" w:unhideWhenUsed="1" w:qFormat="1"/>
+    <w:lsdException w:name="heading 8" w:semiHidden="1" w:uiPriority="9" w:unhideWhenUsed="1" w:qFormat="1"/>
+    <w:lsdException w:name="heading 9" w:semiHidden="1" w:uiPriority="9" w:unhideWhenUsed="1" w:qFormat="1"/>
+    <w:lsdException w:name="index 1" w:semiHidden="1" w:unhideWhenUsed="1"/>
+    <w:lsdException w:name="index 2" w:semiHidden="1" w:unhideWhenUsed="1"/>
+    <w:lsdException w:name="index 3" w:semiHidden="1" w:unhideWhenUsed="1"/>
+    <w:lsdException w:name="index 4" w:semiHidden="1" w:unhideWhenUsed="1"/>
+    <w:lsdException w:name="index 5" w:semiHidden="1" w:unhideWhenUsed="1"/>
+    <w:lsdException w:name="index 6" w:semiHidden="1" w:unhideWhenUsed="1"/>
+    <w:lsdException w:name="index 7" w:semiHidden="1" w:unhideWhenUsed="1"/>
+    <w:lsdException w:name="index 8" w:semiHidden="1" w:unhideWhenUsed="1"/>
+    <w:lsdException w:name="index 9" w:semiHidden="1" w:unhideWhenUsed="1"/>
+    <w:lsdException w:name="toc 1" w:semiHidden="1" w:uiPriority="39" w:unhideWhenUsed="1"/>
+    <w:lsdException w:name="toc 2" w:semiHidden="1" w:uiPriority="39" w:unhideWhenUsed="1"/>
+    <w:lsdException w:name="toc 3" w:semiHidden="1" w:uiPriority="39" w:unhideWhenUsed="1"/>
+    <w:lsdException w:name="toc 4" w:semiHidden="1" w:uiPriority="39" w:unhideWhenUsed="1"/>
+    <w:lsdException w:name="toc 5" w:semiHidden="1" w:uiPriority="39" w:unhideWhenUsed="1"/>
+    <w:lsdException w:name="toc 6" w:semiHidden="1" w:uiPriority="39" w:unhideWhenUsed="1"/>
+    <w:lsdException w:name="toc 7" w:semiHidden="1" w:uiPriority="39" w:unhideWhenUsed="1"/>
+    <w:lsdException w:name="toc 8" w:semiHidden="1" w:uiPriority="39" w:unhideWhenUsed="1"/>
+    <w:lsdException w:name="toc 9" w:semiHidden="1" w:uiPriority="39" w:unhideWhenUsed="1"/>
+    <w:lsdException w:name="Normal Indent" w:semiHidden="1" w:unhideWhenUsed="1"/>
+    <w:lsdException w:name="footnote text" w:semiHidden="1" w:unhideWhenUsed="1"/>
+    <w:lsdException w:name="annotation text" w:semiHidden="1" w:unhideWhenUsed="1"/>
+    <w:lsdException w:name="header" w:semiHidden="1" w:unhideWhenUsed="1"/>
+    <w:lsdException w:name="footer" w:semiHidden="1" w:unhideWhenUsed="1"/>
+    <w:lsdException w:name="index heading" w:semiHidden="1" w:unhideWhenUsed="1"/>
+    <w:lsdException w:name="caption" w:semiHidden="1" w:uiPriority="35" w:unhideWhenUsed="1" w:qFormat="1"/>
+    <w:lsdException w:name="table of figures" w:semiHidden="1" w:unhideWhenUsed="1"/>
+    <w:lsdException w:name="envelope address" w:semiHidden="1" w:unhideWhenUsed="1"/>
+    <w:lsdException w:name="envelope return" w:semiHidden="1" w:unhideWhenUsed="1"/>
+    <w:lsdException w:name="footnote reference" w:semiHidden="1" w:unhideWhenUsed="1"/>
+    <w:lsdException w:name="annotation reference" w:semiHidden="1" w:unhideWhenUsed="1"/>
+    <w:lsdException w:name="line number" w:semiHidden="1" w:unhideWhenUsed="1"/>
+    <w:lsdException w:name="page number" w:semiHidden="1" w:unhideWhenUsed="1"/>
+    <w:lsdException w:name="endnote reference" w:semiHidden="1" w:unhideWhenUsed="1"/>
+    <w:lsdException w:name="endnote text" w:semiHidden="1" w:unhideWhenUsed="1"/>
+    <w:lsdException w:name="table of authorities" w:semiHidden="1" w:unhideWhenUsed="1"/>
+    <w:lsdException w:name="macro" w:semiHidden="1" w:unhideWhenUsed="1"/>
+    <w:lsdException w:name="toa heading" w:semiHidden="1" w:unhideWhenUsed="1"/>
+    <w:lsdException w:name="List" w:semiHidden="1" w:unhideWhenUsed="1"/>
+    <w:lsdException w:name="List Bullet" w:semiHidden="1" w:unhideWhenUsed="1"/>
+    <w:lsdException w:name="List Number" w:semiHidden="1" w:unhideWhenUsed="1"/>
+    <w:lsdException w:name="List 2" w:semiHidden="1" w:unhideWhenUsed="1"/>
+    <w:lsdException w:name="List 3" w:semiHidden="1" w:unhideWhenUsed="1"/>
+    <w:lsdException w:name="List 4" w:semiHidden="1" w:unhideWhenUsed="1"/>
+    <w:lsdException w:name="List 5" w:semiHidden="1" w:unhideWhenUsed="1"/>
+    <w:lsdException w:name="List Bullet 2" w:semiHidden="1" w:unhideWhenUsed="1"/>
+    <w:lsdException w:name="List Bullet 3" w:semiHidden="1" w:unhideWhenUsed="1"/>
+    <w:lsdException w:name="List Bullet 4" w:semiHidden="1" w:unhideWhenUsed="1"/>
+    <w:lsdException w:name="List Bullet 5" w:semiHidden="1" w:unhideWhenUsed="1"/>
+    <w:lsdException w:name="List Number 2" w:semiHidden="1" w:unhideWhenUsed="1"/>
+    <w:lsdException w:name="List Number 3" w:semiHidden="1" w:unhideWhenUsed="1"/>
+    <w:lsdException w:name="List Number 4" w:semiHidden="1" w:unhideWhenUsed="1"/>
+    <w:lsdException w:name="List Number 5" w:semiHidden="1" w:unhideWhenUsed="1"/>
+    <w:lsdException w:name="Title" w:uiPriority="10" w:qFormat="1"/>
+    <w:lsdException w:name="Closing" w:semiHidden="1" w:unhideWhenUsed="1"/>
+    <w:lsdException w:name="Signature" w:semiHidden="1" w:unhideWhenUsed="1"/>
+    <w:lsdException w:name="Default Paragraph Font" w:semiHidden="1" w:uiPriority="1" w:unhideWhenUsed="1"/>
+    <w:lsdException w:name="Body Text" w:semiHidden="1" w:unhideWhenUsed="1"/>
+    <w:lsdException w:name="Body Text Indent" w:semiHidden="1" w:unhideWhenUsed="1"/>
+    <w:lsdException w:name="List Continue" w:semiHidden="1" w:unhideWhenUsed="1"/>
+    <w:lsdException w:name="List Continue 2" w:semiHidden="1" w:unhideWhenUsed="1"/>
+    <w:lsdException w:name="List Continue 3" w:semiHidden="1" w:unhideWhenUsed="1"/>
+    <w:lsdException w:name="List Continue 4" w:semiHidden="1" w:unhideWhenUsed="1"/>
+    <w:lsdException w:name="List Continue 5" w:semiHidden="1" w:unhideWhenUsed="1"/>
+    <w:lsdException w:name="Message Header" w:semiHidden="1" w:unhideWhenUsed="1"/>
+    <w:lsdException w:name="Subtitle" w:uiPriority="11" w:qFormat="1"/>
+    <w:lsdException w:name="Salutation" w:semiHidden="1" w:unhideWhenUsed="1"/>
+    <w:lsdException w:name="Date" w:semiHidden="1" w:unhideWhenUsed="1"/>
+    <w:lsdException w:name="Body Text First Indent" w:semiHidden="1" w:unhideWhenUsed="1"/>
+    <w:lsdException w:name="Body Text First Indent 2" w:semiHidden="1" w:unhideWhenUsed="1"/>
+    <w:lsdException w:name="Note Heading" w:semiHidden="1" w:unhideWhenUsed="1"/>
+    <w:lsdException w:name="Body Text 2" w:semiHidden="1" w:unhideWhenUsed="1"/>
+    <w:lsdException w:name="Body Text 3" w:semiHidden="1" w:unhideWhenUsed="1"/>
+    <w:lsdException w:name="Body Text Indent 2" w:semiHidden="1" w:unhideWhenUsed="1"/>
+    <w:lsdException w:name="Body Text Indent 3" w:semiHidden="1" w:unhideWhenUsed="1"/>
+    <w:lsdException w:name="Block Text" w:semiHidden="1" w:unhideWhenUsed="1"/>
+    <w:lsdException w:name="Hyperlink" w:semiHidden="1" w:unhideWhenUsed="1"/>
+    <w:lsdException w:name="FollowedHyperlink" w:semiHidden="1" w:unhideWhenUsed="1"/>
+    <w:lsdException w:name="Strong" w:uiPriority="22" w:qFormat="1"/>
+    <w:lsdException w:name="Emphasis" w:uiPriority="20" w:qFormat="1"/>
+    <w:lsdException w:name="Document Map" w:semiHidden="1" w:unhideWhenUsed="1"/>
+    <w:lsdException w:name="Plain Text" w:semiHidden="1" w:unhideWhenUsed="1"/>
+    <w:lsdException w:name="E-mail Signature" w:semiHidden="1" w:unhideWhenUsed="1"/>
+    <w:lsdException w:name="HTML Top of Form" w:semiHidden="1" w:unhideWhenUsed="1"/>
+    <w:lsdException w:name="HTML Bottom of Form" w:semiHidden="1" w:unhideWhenUsed="1"/>
+    <w:lsdException w:name="Normal (Web)" w:semiHidden="1" w:unhideWhenUsed="1"/>
+    <w:lsdException w:name="HTML Acronym" w:semiHidden="1" w:unhideWhenUsed="1"/>
+    <w:lsdException w:name="HTML Address" w:semiHidden="1" w:unhideWhenUsed="1"/>
+    <w:lsdException w:name="HTML Cite" w:semiHidden="1" w:unhideWhenUsed="1"/>
+    <w:lsdException w:name="HTML Code" w:semiHidden="1" w:unhideWhenUsed="1"/>
+    <w:lsdException w:name="HTML Definition" w:semiHidden="1" w:unhideWhenUsed="1"/>
+    <w:lsdException w:name="HTML Keyboard" w:semiHidden="1" w:unhideWhenUsed="1"/>
+    <w:lsdException w:name="HTML Preformatted" w:semiHidden="1" w:unhideWhenUsed="1"/>
+    <w:lsdException w:name="HTML Sample" w:semiHidden="1" w:unhideWhenUsed="1"/>
+    <w:lsdException w:name="HTML Typewriter" w:semiHidden="1" w:unhideWhenUsed="1"/>
+    <w:lsdException w:name="HTML Variable" w:semiHidden="1" w:unhideWhenUsed="1"/>
+    <w:lsdException w:name="Normal Table" w:semiHidden="1" w:unhideWhenUsed="1"/>
+    <w:lsdException w:name="annotation subject" w:semiHidden="1" w:unhideWhenUsed="1"/>
+    <w:lsdException w:name="No List" w:semiHidden="1" w:unhideWhenUsed="1"/>
+    <w:lsdException w:name="Outline List 1" w:semiHidden="1" w:unhideWhenUsed="1"/>
+    <w:lsdException w:name="Outline List 2" w:semiHidden="1" w:unhideWhenUsed="1"/>
+    <w:lsdException w:name="Outline List 3" w:semiHidden="1" w:unhideWhenUsed="1"/>
+    <w:lsdException w:name="Table Simple 1" w:semiHidden="1" w:unhideWhenUsed="1"/>
+    <w:lsdException w:name="Table Simple 2" w:semiHidden="1" w:unhideWhenUsed="1"/>
+    <w:lsdException w:name="Table Simple 3" w:semiHidden="1" w:unhideWhenUsed="1"/>
+    <w:lsdException w:name="Table Classic 1" w:semiHidden="1" w:unhideWhenUsed="1"/>
+    <w:lsdException w:name="Table Classic 2" w:semiHidden="1" w:unhideWhenUsed="1"/>
+    <w:lsdException w:name="Table Classic 3" w:semiHidden="1" w:unhideWhenUsed="1"/>
+    <w:lsdException w:name="Table Classic 4" w:semiHidden="1" w:unhideWhenUsed="1"/>
+    <w:lsdException w:name="Table Colorful 1" w:semiHidden="1" w:unhideWhenUsed="1"/>
+    <w:lsdException w:name="Table Colorful 2" w:semiHidden="1" w:unhideWhenUsed="1"/>
+    <w:lsdException w:name="Table Colorful 3" w:semiHidden="1" w:unhideWhenUsed="1"/>
+    <w:lsdException w:name="Table Columns 1" w:semiHidden="1" w:unhideWhenUsed="1"/>
+    <w:lsdException w:name="Table Columns 2" w:semiHidden="1" w:unhideWhenUsed="1"/>
+    <w:lsdException w:name="Table Columns 3" w:semiHidden="1" w:unhideWhenUsed="1"/>
+    <w:lsdException w:name="Table Columns 4" w:semiHidden="1" w:unhideWhenUsed="1"/>
+    <w:lsdException w:name="Table Columns 5" w:semiHidden="1" w:unhideWhenUsed="1"/>
+    <w:lsdException w:name="Table Grid 1" w:semiHidden="1" w:unhideWhenUsed="1"/>
+    <w:lsdException w:name="Table Grid 2" w:semiHidden="1" w:unhideWhenUsed="1"/>
+    <w:lsdException w:name="Table Grid 3" w:semiHidden="1" w:unhideWhenUsed="1"/>
+    <w:lsdException w:name="Table Grid 4" w:semiHidden="1" w:unhideWhenUsed="1"/>
+    <w:lsdException w:name="Table Grid 5" w:semiHidden="1" w:unhideWhenUsed="1"/>
+    <w:lsdException w:name="Table Grid 6" w:semiHidden="1" w:unhideWhenUsed="1"/>
+    <w:lsdException w:name="Table Grid 7" w:semiHidden="1" w:unhideWhenUsed="1"/>
+    <w:lsdException w:name="Table Grid 8" w:semiHidden="1" w:unhideWhenUsed="1"/>
+    <w:lsdException w:name="Table List 1" w:semiHidden="1" w:unhideWhenUsed="1"/>
+    <w:lsdException w:name="Table List 2" w:semiHidden="1" w:unhideWhenUsed="1"/>
+    <w:lsdException w:name="Table List 3" w:semiHidden="1" w:unhideWhenUsed="1"/>
+    <w:lsdException w:name="Table List 4" w:semiHidden="1" w:unhideWhenUsed="1"/>
+    <w:lsdException w:name="Table List 5" w:semiHidden="1" w:unhideWhenUsed="1"/>
+    <w:lsdException w:name="Table List 6" w:semiHidden="1" w:unhideWhenUsed="1"/>
+    <w:lsdException w:name="Table List 7" w:semiHidden="1" w:unhideWhenUsed="1"/>
+    <w:lsdException w:name="Table List 8" w:semiHidden="1" w:unhideWhenUsed="1"/>
+    <w:lsdException w:name="Table 3D effects 1" w:semiHidden="1" w:unhideWhenUsed="1"/>
+    <w:lsdException w:name="Table 3D effects 2" w:semiHidden="1" w:unhideWhenUsed="1"/>
+    <w:lsdException w:name="Table 3D effects 3" w:semiHidden="1" w:unhideWhenUsed="1"/>
+    <w:lsdException w:name="Table Contemporary" w:semiHidden="1" w:unhideWhenUsed="1"/>
+    <w:lsdException w:name="Table Elegant" w:semiHidden="1" w:unhideWhenUsed="1"/>
+    <w:lsdException w:name="Table Professional" w:semiHidden="1" w:unhideWhenUsed="1"/>
+    <w:lsdException w:name="Table Subtle 1" w:semiHidden="1" w:unhideWhenUsed="1"/>
+    <w:lsdException w:name="Table Subtle 2" w:semiHidden="1" w:unhideWhenUsed="1"/>
+    <w:lsdException w:name="Table Web 1" w:semiHidden="1" w:unhideWhenUsed="1"/>
+    <w:lsdException w:name="Table Web 2" w:semiHidden="1" w:unhideWhenUsed="1"/>
+    <w:lsdException w:name="Table Web 3" w:semiHidden="1" w:unhideWhenUsed="1"/>
+    <w:lsdException w:name="Balloon Text" w:semiHidden="1" w:unhideWhenUsed="1"/>
+    <w:lsdException w:name="Table Grid" w:semiHidden="1" w:uiPriority="59" w:unhideWhenUsed="1"/>
+    <w:lsdException w:name="Table Theme" w:semiHidden="1" w:unhideWhenUsed="1"/>
+    <w:lsdException w:name="Placeholder Text" w:semiHidden="1"/>
+    <w:lsdException w:name="No Spacing" w:uiPriority="1" w:qFormat="1"/>
+    <w:lsdException w:name="Light Shading" w:uiPriority="60"/>
+    <w:lsdException w:name="Light List" w:uiPriority="61"/>
+    <w:lsdException w:name="Light Grid" w:uiPriority="62"/>
+    <w:lsdException w:name="Medium Shading 1" w:uiPriority="63"/>
+    <w:lsdException w:name="Medium Shading 2" w:uiPriority="64"/>
+    <w:lsdException w:name="Medium List 1" w:uiPriority="65"/>
+    <w:lsdException w:name="Medium List 2" w:uiPriority="66"/>
+    <w:lsdException w:name="Medium Grid 1" w:uiPriority="67"/>
+    <w:lsdException w:name="Medium Grid 2" w:uiPriority="68"/>
+    <w:lsdException w:name="Medium Grid 3" w:uiPriority="69"/>
+    <w:lsdException w:name="Dark List" w:uiPriority="70"/>
+    <w:lsdException w:name="Colorful Shading" w:uiPriority="71"/>
+    <w:lsdException w:name="Colorful List" w:uiPriority="72"/>
+    <w:lsdException w:name="Colorful Grid" w:uiPriority="73"/>
+    <w:lsdException w:name="Light Shading Accent 1" w:uiPriority="60"/>
+    <w:lsdException w:name="Light List Accent 1" w:uiPriority="61"/>
+    <w:lsdException w:name="Light Grid Accent 1" w:uiPriority="62"/>
+    <w:lsdException w:name="Medium Shading 1 Accent 1" w:uiPriority="63"/>
+    <w:lsdException w:name="Medium Shading 2 Accent 1" w:uiPriority="64"/>
+    <w:lsdException w:name="Medium List 1 Accent 1" w:uiPriority="65"/>
+    <w:lsdException w:name="Revision" w:semiHidden="1"/>
+    <w:lsdException w:name="List Paragraph" w:uiPriority="34" w:qFormat="1"/>
+    <w:lsdException w:name="Quote" w:uiPriority="29" w:qFormat="1"/>
+    <w:lsdException w:name="Intense Quote" w:uiPriority="30" w:qFormat="1"/>
+    <w:lsdException w:name="Medium List 2 Accent 1" w:uiPriority="66"/>
+    <w:lsdException w:name="Medium Grid 1 Accent 1" w:uiPriority="67"/>
+    <w:lsdException w:name="Medium Grid 2 Accent 1" w:uiPriority="68"/>
+    <w:lsdException w:name="Medium Grid 3 Accent 1" w:uiPriority="69"/>
+    <w:lsdException w:name="Dark List Accent 1" w:uiPriority="70"/>
+    <w:lsdException w:name="Colorful Shading Accent 1" w:uiPriority="71"/>
+    <w:lsdException w:name="Colorful List Accent 1" w:uiPriority="72"/>
+    <w:lsdException w:name="Colorful Grid Accent 1" w:uiPriority="73"/>
+    <w:lsdException w:name="Light Shading Accent 2" w:uiPriority="60"/>
+    <w:lsdException w:name="Light List Accent 2" w:uiPriority="61"/>
+    <w:lsdException w:name="Light Grid Accent 2" w:uiPriority="62"/>
+    <w:lsdException w:name="Medium Shading 1 Accent 2" w:uiPriority="63"/>
+    <w:lsdException w:name="Medium Shading 2 Accent 2" w:uiPriority="64"/>
+    <w:lsdException w:name="Medium List 1 Accent 2" w:uiPriority="65"/>
+    <w:lsdException w:name="Medium List 2 Accent 2" w:uiPriority="66"/>
+    <w:lsdException w:name="Medium Grid 1 Accent 2" w:uiPriority="67"/>
+    <w:lsdException w:name="Medium Grid 2 Accent 2" w:uiPriority="68"/>
+    <w:lsdException w:name="Medium Grid 3 Accent 2" w:uiPriority="69"/>
+    <w:lsdException w:name="Dark List Accent 2" w:uiPriority="70"/>
+    <w:lsdException w:name="Colorful Shading Accent 2" w:uiPriority="71"/>
+    <w:lsdException w:name="Colorful List Accent 2" w:uiPriority="72"/>
+    <w:lsdException w:name="Colorful Grid Accent 2" w:uiPriority="73"/>
+    <w:lsdException w:name="Light Shading Accent 3" w:uiPriority="60"/>
+    <w:lsdException w:name="Light List Accent 3" w:uiPriority="61"/>
+    <w:lsdException w:name="Light Grid Accent 3" w:uiPriority="62"/>
+    <w:lsdException w:name="Medium Shading 1 Accent 3" w:uiPriority="63"/>
+    <w:lsdException w:name="Medium Shading 2 Accent 3" w:uiPriority="64"/>
+    <w:lsdException w:name="Medium List 1 Accent 3" w:uiPriority="65"/>
+    <w:lsdException w:name="Medium List 2 Accent 3" w:uiPriority="66"/>
+    <w:lsdException w:name="Medium Grid 1 Accent 3" w:uiPriority="67"/>
+    <w:lsdException w:name="Medium Grid 2 Accent 3" w:uiPriority="68"/>
+    <w:lsdException w:name="Medium Grid 3 Accent 3" w:uiPriority="69"/>
+    <w:lsdException w:name="Dark List Accent 3" w:uiPriority="70"/>
+    <w:lsdException w:name="Colorful Shading Accent 3" w:uiPriority="71"/>
+    <w:lsdException w:name="Colorful List Accent 3" w:uiPriority="72"/>
+    <w:lsdException w:name="Colorful Grid Accent 3" w:uiPriority="73"/>
+    <w:lsdException w:name="Light Shading Accent 4" w:uiPriority="60"/>
+    <w:lsdException w:name="Light List Accent 4" w:uiPriority="61"/>
+    <w:lsdException w:name="Light Grid Accent 4" w:uiPriority="62"/>
+    <w:lsdException w:name="Medium Shading 1 Accent 4" w:uiPriority="63"/>
+    <w:lsdException w:name="Medium Shading 2 Accent 4" w:uiPriority="64"/>
+    <w:lsdException w:name="Medium List 1 Accent 4" w:uiPriority="65"/>
+    <w:lsdException w:name="Medium List 2 Accent 4" w:uiPriority="66"/>
+    <w:lsdException w:name="Medium Grid 1 Accent 4" w:uiPriority="67"/>
+    <w:lsdException w:name="Medium Grid 2 Accent 4" w:uiPriority="68"/>
+    <w:lsdException w:name="Medium Grid 3 Accent 4" w:uiPriority="69"/>
+    <w:lsdException w:name="Dark List Accent 4" w:uiPriority="70"/>
+    <w:lsdException w:name="Colorful Shading Accent 4" w:uiPriority="71"/>
+    <w:lsdException w:name="Colorful List Accent 4" w:uiPriority="72"/>
+    <w:lsdException w:name="Colorful Grid Accent 4" w:uiPriority="73"/>
+    <w:lsdException w:name="Light Shading Accent 5" w:uiPriority="60"/>
+    <w:lsdException w:name="Light List Accent 5" w:uiPriority="61"/>
+    <w:lsdException w:name="Light Grid Accent 5" w:uiPriority="62"/>
+    <w:lsdException w:name="Medium Shading 1 Accent 5" w:uiPriority="63"/>
+    <w:lsdException w:name="Medium Shading 2 Accent 5" w:uiPriority="64"/>
+    <w:lsdException w:name="Medium List 1 Accent 5" w:uiPriority="65"/>
+    <w:lsdException w:name="Medium List 2 Accent 5" w:uiPriority="66"/>
+    <w:lsdException w:name="Medium Grid 1 Accent 5" w:uiPriority="67"/>
+    <w:lsdException w:name="Medium Grid 2 Accent 5" w:uiPriority="68"/>
+    <w:lsdException w:name="Medium Grid 3 Accent 5" w:uiPriority="69"/>
+    <w:lsdException w:name="Dark List Accent 5" w:uiPriority="70"/>
+    <w:lsdException w:name="Colorful Shading Accent 5" w:uiPriority="71"/>
+    <w:lsdException w:name="Colorful List Accent 5" w:uiPriority="72"/>
+    <w:lsdException w:name="Colorful Grid Accent 5" w:uiPriority="73"/>
+    <w:lsdException w:name="Light Shading Accent 6" w:uiPriority="60"/>
+    <w:lsdException w:name="Light List Accent 6" w:uiPriority="61"/>
+    <w:lsdException w:name="Light Grid Accent 6" w:uiPriority="62"/>
+    <w:lsdException w:name="Medium Shading 1 Accent 6" w:uiPriority="63"/>
+    <w:lsdException w:name="Medium Shading 2 Accent 6" w:uiPriority="64"/>
+    <w:lsdException w:name="Medium List 1 Accent 6" w:uiPriority="65"/>
+    <w:lsdException w:name="Medium List 2 Accent 6" w:uiPriority="66"/>
+    <w:lsdException w:name="Medium Grid 1 Accent 6" w:uiPriority="67"/>
+    <w:lsdException w:name="Medium Grid 2 Accent 6" w:uiPriority="68"/>
+    <w:lsdException w:name="Medium Grid 3 Accent 6" w:uiPriority="69"/>
+    <w:lsdException w:name="Dark List Accent 6" w:uiPriority="70"/>
+    <w:lsdException w:name="Colorful Shading Accent 6" w:uiPriority="71"/>
+    <w:lsdException w:name="Colorful List Accent 6" w:uiPriority="72"/>
+    <w:lsdException w:name="Colorful Grid Accent 6" w:uiPriority="73"/>
+    <w:lsdException w:name="Subtle Emphasis" w:uiPriority="19" w:qFormat="1"/>
+    <w:lsdException w:name="Intense Emphasis" w:uiPriority="21" w:qFormat="1"/>
+    <w:lsdException w:name="Subtle Reference" w:uiPriority="31" w:qFormat="1"/>
+    <w:lsdException w:name="Intense Reference" w:uiPriority="32" w:qFormat="1"/>
+    <w:lsdException w:name="Book Title" w:uiPriority="33" w:qFormat="1"/>
+    <w:lsdException w:name="Bibliography" w:semiHidden="1" w:uiPriority="37" w:unhideWhenUsed="1"/>
+    <w:lsdException w:name="TOC Heading" w:semiHidden="1" w:uiPriority="39" w:unhideWhenUsed="1" w:qFormat="1"/>
+    <w:lsdException w:name="Plain Table 1" w:uiPriority="41"/>
+    <w:lsdException w:name="Plain Table 2" w:uiPriority="42"/>
+    <w:lsdException w:name="Plain Table 3" w:uiPriority="43"/>
+    <w:lsdException w:name="Plain Table 4" w:uiPriority="44"/>
+    <w:lsdException w:name="Plain Table 5" w:uiPriority="45"/>
+    <w:lsdException w:name="Grid Table Light" w:uiPriority="40"/>
+    <w:lsdException w:name="Grid Table 1 Light" w:uiPriority="46"/>
+    <w:lsdException w:name="Grid Table 2" w:uiPriority="47"/>
+    <w:lsdException w:name="Grid Table 3" w:uiPriority="48"/>
+    <w:lsdException w:name="Grid Table 4" w:uiPriority="49"/>
+    <w:lsdException w:name="Grid Table 5 Dark" w:uiPriority="50"/>
+    <w:lsdException w:name="Grid Table 6 Colorful" w:uiPriority="51"/>
+    <w:lsdException w:name="Grid Table 7 Colorful" w:uiPriority="52"/>
+    <w:lsdException w:name="Grid Table 1 Light Accent 1" w:uiPriority="46"/>
+    <w:lsdException w:name="Grid Table 2 Accent 1" w:uiPriority="47"/>
+    <w:lsdException w:name="Grid Table 3 Accent 1" w:uiPriority="48"/>
+    <w:lsdException w:name="Grid Table 4 Accent 1" w:uiPriority="49"/>
+    <w:lsdException w:name="Grid Table 5 Dark Accent 1" w:uiPriority="50"/>
+    <w:lsdException w:name="Grid Table 6 Colorful Accent 1" w:uiPriority="51"/>
+    <w:lsdException w:name="Grid Table 7 Colorful Accent 1" w:uiPriority="52"/>
+    <w:lsdException w:name="Grid Table 1 Light Accent 2" w:uiPriority="46"/>
+    <w:lsdException w:name="Grid Table 2 Accent 2" w:uiPriority="47"/>
+    <w:lsdException w:name="Grid Table 3 Accent 2" w:uiPriority="48"/>
+    <w:lsdException w:name="Grid Table 4 Accent 2" w:uiPriority="49"/>
+    <w:lsdException w:name="Grid Table 5 Dark Accent 2" w:uiPriority="50"/>
+    <w:lsdException w:name="Grid Table 6 Colorful Accent 2" w:uiPriority="51"/>
+    <w:lsdException w:name="Grid Table 7 Colorful Accent 2" w:uiPriority="52"/>
+    <w:lsdException w:name="Grid Table 1 Light Accent 3" w:uiPriority="46"/>
+    <w:lsdException w:name="Grid Table 2 Accent 3" w:uiPriority="47"/>
+    <w:lsdException w:name="Grid Table 3 Accent 3" w:uiPriority="48"/>
+    <w:lsdException w:name="Grid Table 4 Accent 3" w:uiPriority="49"/>
+    <w:lsdException w:name="Grid Table 5 Dark Accent 3" w:uiPriority="50"/>
+    <w:lsdException w:name="Grid Table 6 Colorful Accent 3" w:uiPriority="51"/>
+    <w:lsdException w:name="Grid Table 7 Colorful Accent 3" w:uiPriority="52"/>
+    <w:lsdException w:name="Grid Table 1 Light Accent 4" w:uiPriority="46"/>
+    <w:lsdException w:name="Grid Table 2 Accent 4" w:uiPriority="47"/>
+    <w:lsdException w:name="Grid Table 3 Accent 4" w:uiPriority="48"/>
+    <w:lsdException w:name="Grid Table 4 Accent 4" w:uiPriority="49"/>
+    <w:lsdException w:name="Grid Table 5 Dark Accent 4" w:uiPriority="50"/>
+    <w:lsdException w:name="Grid Table 6 Colorful Accent 4" w:uiPriority="51"/>
+    <w:lsdException w:name="Grid Table 7 Colorful Accent 4" w:uiPriority="52"/>
+    <w:lsdException w:name="Grid Table 1 Light Accent 5" w:uiPriority="46"/>
+    <w:lsdException w:name="Grid Table 2 Accent 5" w:uiPriority="47"/>
+    <w:lsdException w:name="Grid Table 3 Accent 5" w:uiPriority="48"/>
+    <w:lsdException w:name="Grid Table 4 Accent 5" w:uiPriority="49"/>
+    <w:lsdException w:name="Grid Table 5 Dark Accent 5" w:uiPriority="50"/>
+    <w:lsdException w:name="Grid Table 6 Colorful Accent 5" w:uiPriority="51"/>
+    <w:lsdException w:name="Grid Table 7 Colorful Accent 5" w:uiPriority="52"/>
+    <w:lsdException w:name="Grid Table 1 Light Accent 6" w:uiPriority="46"/>
+    <w:lsdException w:name="Grid Table 2 Accent 6" w:uiPriority="47"/>
+    <w:lsdException w:name="Grid Table 3 Accent 6" w:uiPriority="48"/>
+    <w:lsdException w:name="Grid Table 4 Accent 6" w:uiPriority="49"/>
+    <w:lsdException w:name="Grid Table 5 Dark Accent 6" w:uiPriority="50"/>
+    <w:lsdException w:name="Grid Table 6 Colorful Accent 6" w:uiPriority="51"/>
+    <w:lsdException w:name="Grid Table 7 Colorful Accent 6" w:uiPriority="52"/>
+    <w:lsdException w:name="List Table 1 Light" w:uiPriority="46"/>
+    <w:lsdException w:name="List Table 2" w:uiPriority="47"/>
+    <w:lsdException w:name="List Table 3" w:uiPriority="48"/>
+    <w:lsdException w:name="List Table 4" w:uiPriority="49"/>
+    <w:lsdException w:name="List Table 5 Dark" w:uiPriority="50"/>
+    <w:lsdException w:name="List Table 6 Colorful" w:uiPriority="51"/>
+    <w:lsdException w:name="List Table 7 Colorful" w:uiPriority="52"/>
+    <w:lsdException w:name="List Table 1 Light Accent 1" w:uiPriority="46"/>
+    <w:lsdException w:name="List Table 2 Accent 1" w:uiPriority="47"/>
+    <w:lsdException w:name="List Table 3 Accent 1" w:uiPriority="48"/>
+    <w:lsdException w:name="List Table 4 Accent 1" w:uiPriority="49"/>
+    <w:lsdException w:name="List Table 5 Dark Accent 1" w:uiPriority="50"/>
+    <w:lsdException w:name="List Table 6 Colorful Accent 1" w:uiPriority="51"/>
+    <w:lsdException w:name="List Table 7 Colorful Accent 1" w:uiPriority="52"/>
+    <w:lsdException w:name="List Table 1 Light Accent 2" w:uiPriority="46"/>
+    <w:lsdException w:name="List Table 2 Accent 2" w:uiPriority="47"/>
+    <w:lsdException w:name="List Table 3 Accent 2" w:uiPriority="48"/>
+    <w:lsdException w:name="List Table 4 Accent 2" w:uiPriority="49"/>
+    <w:lsdException w:name="List Table 5 Dark Accent 2" w:uiPriority="50"/>
+    <w:lsdException w:name="List Table 6 Colorful Accent 2" w:uiPriority="51"/>
+    <w:lsdException w:name="List Table 7 Colorful Accent 2" w:uiPriority="52"/>
+    <w:lsdException w:name="List Table 1 Light Accent 3" w:uiPriority="46"/>
+    <w:lsdException w:name="List Table 2 Accent 3" w:uiPriority="47"/>
+    <w:lsdException w:name="List Table 3 Accent 3" w:uiPriority="48"/>
+    <w:lsdException w:name="List Table 4 Accent 3" w:uiPriority="49"/>
+    <w:lsdException w:name="List Table 5 Dark Accent 3" w:uiPriority="50"/>
+    <w:lsdException w:name="List Table 6 Colorful Accent 3" w:uiPriority="51"/>
+    <w:lsdException w:name="List Table 7 Colorful Accent 3" w:uiPriority="52"/>
+    <w:lsdException w:name="List Table 1 Light Accent 4" w:uiPriority="46"/>
+    <w:lsdException w:name="List Table 2 Accent 4" w:uiPriority="47"/>
+    <w:lsdException w:name="List Table 3 Accent 4" w:uiPriority="48"/>
+    <w:lsdException w:name="List Table 4 Accent 4" w:uiPriority="49"/>
+    <w:lsdException w:name="List Table 5 Dark Accent 4" w:uiPriority="50"/>
+    <w:lsdException w:name="List Table 6 Colorful Accent 4" w:uiPriority="51"/>
+    <w:lsdException w:name="List Table 7 Colorful Accent 4" w:uiPriority="52"/>
+    <w:lsdException w:name="List Table 1 Light Accent 5" w:uiPriority="46"/>
+    <w:lsdException w:name="List Table 2 Accent 5" w:uiPriority="47"/>
+    <w:lsdException w:name="List Table 3 Accent 5" w:uiPriority="48"/>
+    <w:lsdException w:name="List Table 4 Accent 5" w:uiPriority="49"/>
+    <w:lsdException w:name="List Table 5 Dark Accent 5" w:uiPriority="50"/>
+    <w:lsdException w:name="List Table 6 Colorful Accent 5" w:uiPriority="51"/>
+    <w:lsdException w:name="List Table 7 Colorful Accent 5" w:uiPriority="52"/>
+    <w:lsdException w:name="List Table 1 Light Accent 6" w:uiPriority="46"/>
+    <w:lsdException w:name="List Table 2 Accent 6" w:uiPriority="47"/>
+    <w:lsdException w:name="List Table 3 Accent 6" w:uiPriority="48"/>
+    <w:lsdException w:name="List Table 4 Accent 6" w:uiPriority="49"/>
+    <w:lsdException w:name="List Table 5 Dark Accent 6" w:uiPriority="50"/>
+    <w:lsdException w:name="List Table 6 Colorful Accent 6" w:uiPriority="51"/>
+    <w:lsdException w:name="List Table 7 Colorful Accent 6" w:uiPriority="52"/>
+    <w:lsdException w:name="Mention" w:semiHidden="1" w:unhideWhenUsed="1"/>
+    <w:lsdException w:name="Smart Hyperlink" w:semiHidden="1" w:unhideWhenUsed="1"/>
+    <w:lsdException w:name="Hashtag" w:semiHidden="1" w:unhideWhenUsed="1"/>
+    <w:lsdException w:name="Unresolved Mention" w:semiHidden="1" w:unhideWhenUsed="1"/>
+    <w:lsdException w:name="Smart Link" w:semiHidden="1" w:unhideWhenUsed="1"/>
+  </w:latentStyles>
+  <w:style w:type="paragraph" w:default="1" w:styleId="a">
     <w:name w:val="Normal"/>
     <w:qFormat/>
-    <w:pPr/>
     <w:rPr>
       <w:rFonts w:ascii="Calibri" w:hAnsi="Calibri"/>
       <w:sz w:val="24"/>
     </w:rPr>
   </w:style>
-  <w:style w:type="paragraph" w:styleId="P1">
-    <w:name w:val="footer"/>
-    <w:basedOn w:val="P0"/>
-    <w:qFormat/>
-    <w:pPr>
-      <w:tabs>
-        <w:tab w:val="center" w:pos="4153" w:leader="none"/>
-        <w:tab w:val="right" w:pos="8306" w:leader="none"/>
-      </w:tabs>
-    </w:pPr>
-    <w:rPr>
-      <w:sz w:val="18"/>
-    </w:rPr>
+  <w:style w:type="character" w:default="1" w:styleId="a0">
+    <w:name w:val="Default Paragraph Font"/>
+    <w:uiPriority w:val="1"/>
+    <w:semiHidden/>
+    <w:unhideWhenUsed/>
   </w:style>
-  <w:style w:type="paragraph" w:styleId="P2">
-    <w:name w:val="header"/>
-    <w:basedOn w:val="P0"/>
-    <w:qFormat/>
-    <w:pPr>
-      <w:tabs>
-        <w:tab w:val="center" w:pos="4153" w:leader="none"/>
-        <w:tab w:val="right" w:pos="8306" w:leader="none"/>
-      </w:tabs>
-    </w:pPr>
-    <w:rPr>
-      <w:sz w:val="18"/>
-    </w:rPr>
-  </w:style>
-  <w:style w:type="character" w:styleId="C0" w:default="1">
-    <w:name w:val="Default Paragraph Font"/>
+  <w:style w:type="table" w:default="1" w:styleId="a1">
+    <w:name w:val="Normal Table"/>
+    <w:uiPriority w:val="99"/>
     <w:semiHidden/>
-    <w:rPr/>
-  </w:style>
-  <w:style w:type="character" w:styleId="C1">
-    <w:name w:val="Line Number"/>
-    <w:basedOn w:val="C0"/>
-    <w:semiHidden/>
-    <w:rPr/>
-  </w:style>
-  <w:style w:type="character" w:styleId="C2">
-    <w:name w:val="Hyperlink"/>
-    <w:rPr>
-      <w:color w:val="0000FF"/>
-      <w:u w:val="single"/>
-    </w:rPr>
-  </w:style>
-  <w:style w:type="table" w:styleId="T0" w:default="1">
-    <w:name w:val="Normal Table"/>
-    <w:semiHidden/>
+    <w:unhideWhenUsed/>
     <w:tblPr>
       <w:tblInd w:w="0" w:type="dxa"/>
       <w:tblCellMar>
@@ -1904,111 +2539,158 @@
         <w:right w:w="108" w:type="dxa"/>
       </w:tblCellMar>
     </w:tblPr>
-    <w:trPr/>
-    <w:tcPr/>
   </w:style>
-  <w:style w:type="table" w:styleId="T1">
+  <w:style w:type="numbering" w:default="1" w:styleId="a2">
+    <w:name w:val="No List"/>
+    <w:uiPriority w:val="99"/>
+    <w:semiHidden/>
+    <w:unhideWhenUsed/>
+  </w:style>
+  <w:style w:type="paragraph" w:styleId="a3">
+    <w:name w:val="footer"/>
+    <w:basedOn w:val="a"/>
+    <w:qFormat/>
+    <w:pPr>
+      <w:tabs>
+        <w:tab w:val="center" w:pos="4153"/>
+        <w:tab w:val="right" w:pos="8306"/>
+      </w:tabs>
+    </w:pPr>
+    <w:rPr>
+      <w:sz w:val="18"/>
+    </w:rPr>
+  </w:style>
+  <w:style w:type="paragraph" w:styleId="a4">
+    <w:name w:val="header"/>
+    <w:basedOn w:val="a"/>
+    <w:qFormat/>
+    <w:pPr>
+      <w:tabs>
+        <w:tab w:val="center" w:pos="4153"/>
+        <w:tab w:val="right" w:pos="8306"/>
+      </w:tabs>
+    </w:pPr>
+    <w:rPr>
+      <w:sz w:val="18"/>
+    </w:rPr>
+  </w:style>
+  <w:style w:type="character" w:styleId="a5">
+    <w:name w:val="line number"/>
+    <w:basedOn w:val="a0"/>
+    <w:semiHidden/>
+  </w:style>
+  <w:style w:type="character" w:styleId="a6">
+    <w:name w:val="Hyperlink"/>
+    <w:rPr>
+      <w:color w:val="0000FF"/>
+      <w:u w:val="single"/>
+    </w:rPr>
+  </w:style>
+  <w:style w:type="table" w:styleId="1">
     <w:name w:val="Table Simple 1"/>
-    <w:basedOn w:val="T0"/>
+    <w:basedOn w:val="a1"/>
     <w:tblPr>
       <w:tblBorders>
-        <w:top w:val="single" w:sz="4" w:space="0" w:shadow="0" w:frame="0" w:color="000000"/>
-        <w:left w:val="single" w:sz="4" w:space="0" w:shadow="0" w:frame="0" w:color="000000"/>
-        <w:bottom w:val="single" w:sz="4" w:space="0" w:shadow="0" w:frame="0" w:color="000000"/>
-        <w:right w:val="single" w:sz="4" w:space="0" w:shadow="0" w:frame="0" w:color="000000"/>
-        <w:insideH w:val="single" w:sz="4" w:space="0" w:shadow="0" w:frame="0" w:color="000000"/>
-        <w:insideV w:val="single" w:sz="4" w:space="0" w:shadow="0" w:frame="0" w:color="000000"/>
+        <w:top w:val="single" w:sz="4" w:space="0" w:color="000000"/>
+        <w:left w:val="single" w:sz="4" w:space="0" w:color="000000"/>
+        <w:bottom w:val="single" w:sz="4" w:space="0" w:color="000000"/>
+        <w:right w:val="single" w:sz="4" w:space="0" w:color="000000"/>
+        <w:insideH w:val="single" w:sz="4" w:space="0" w:color="000000"/>
+        <w:insideV w:val="single" w:sz="4" w:space="0" w:color="000000"/>
       </w:tblBorders>
-      <w:tblCellMar>
-        <w:top w:w="0" w:type="dxa"/>
-        <w:left w:w="108" w:type="dxa"/>
-        <w:bottom w:w="0" w:type="dxa"/>
-        <w:right w:w="108" w:type="dxa"/>
-      </w:tblCellMar>
     </w:tblPr>
-    <w:trPr/>
-    <w:tcPr/>
   </w:style>
-  <w:style w:type="table" w:styleId="T2">
+  <w:style w:type="table" w:customStyle="1" w:styleId="4-21">
     <w:name w:val="网格表 4 - 着色 21"/>
-    <w:basedOn w:val="T0"/>
+    <w:basedOn w:val="a1"/>
     <w:qFormat/>
     <w:tblPr>
       <w:tblBorders>
-        <w:top w:val="single" w:sz="4" w:space="0" w:shadow="0" w:frame="0" w:color="D99694" w:themeColor="accent2" w:themeTint="99"/>
-        <w:left w:val="single" w:sz="4" w:space="0" w:shadow="0" w:frame="0" w:color="D99694" w:themeColor="accent2" w:themeTint="99"/>
-        <w:bottom w:val="single" w:sz="4" w:space="0" w:shadow="0" w:frame="0" w:color="D99694" w:themeColor="accent2" w:themeTint="99"/>
-        <w:right w:val="single" w:sz="4" w:space="0" w:shadow="0" w:frame="0" w:color="D99694" w:themeColor="accent2" w:themeTint="99"/>
-        <w:insideH w:val="single" w:sz="4" w:space="0" w:shadow="0" w:frame="0" w:color="D99694" w:themeColor="accent2" w:themeTint="99"/>
-        <w:insideV w:val="single" w:sz="4" w:space="0" w:shadow="0" w:frame="0" w:color="D99694" w:themeColor="accent2" w:themeTint="99"/>
+        <w:top w:val="single" w:sz="4" w:space="0" w:color="D99594" w:themeColor="accent2" w:themeTint="99"/>
+        <w:left w:val="single" w:sz="4" w:space="0" w:color="D99594" w:themeColor="accent2" w:themeTint="99"/>
+        <w:bottom w:val="single" w:sz="4" w:space="0" w:color="D99594" w:themeColor="accent2" w:themeTint="99"/>
+        <w:right w:val="single" w:sz="4" w:space="0" w:color="D99594" w:themeColor="accent2" w:themeTint="99"/>
+        <w:insideH w:val="single" w:sz="4" w:space="0" w:color="D99594" w:themeColor="accent2" w:themeTint="99"/>
+        <w:insideV w:val="single" w:sz="4" w:space="0" w:color="D99594" w:themeColor="accent2" w:themeTint="99"/>
       </w:tblBorders>
     </w:tblPr>
-    <w:trPr/>
-    <w:tcPr/>
-    <w:tblStylePr w:type="band1Horz">
-      <w:tblPr/>
-      <w:trPr/>
-      <w:tcPr>
-        <w:shd w:val="clear" w:color="auto" w:fill="F2DCDB" w:themeFill="accent2" w:themeFillTint="32"/>
-      </w:tcPr>
-    </w:tblStylePr>
-    <w:tblStylePr w:type="band1Vert">
-      <w:tblPr/>
-      <w:trPr/>
-      <w:tcPr>
-        <w:shd w:val="clear" w:color="auto" w:fill="F2DCDB" w:themeFill="accent2" w:themeFillTint="32"/>
-      </w:tcPr>
-    </w:tblStylePr>
-    <w:tblStylePr w:type="lastCol">
-      <w:rPr>
-        <w:b w:val="1"/>
-      </w:rPr>
-      <w:tblPr/>
-      <w:trPr/>
-      <w:tcPr/>
-    </w:tblStylePr>
-    <w:tblStylePr w:type="firstCol">
-      <w:rPr>
-        <w:b w:val="1"/>
-      </w:rPr>
-      <w:tblPr/>
-      <w:trPr/>
-      <w:tcPr/>
-    </w:tblStylePr>
-    <w:tblStylePr w:type="lastRow">
-      <w:rPr>
-        <w:b w:val="1"/>
-      </w:rPr>
-      <w:tblPr/>
-      <w:trPr/>
-      <w:tcPr>
-        <w:tcBorders>
-          <w:top w:val="double" w:sz="4" w:space="0" w:shadow="0" w:frame="0" w:color="C0504D" w:themeColor="accent2"/>
-        </w:tcBorders>
-      </w:tcPr>
-    </w:tblStylePr>
     <w:tblStylePr w:type="firstRow">
       <w:rPr>
-        <w:b w:val="1"/>
+        <w:b/>
         <w:color w:val="FFFFFF" w:themeColor="background1"/>
       </w:rPr>
       <w:tblPr/>
-      <w:trPr/>
       <w:tcPr>
         <w:tcBorders>
-          <w:top w:val="single" w:sz="4" w:space="0" w:shadow="0" w:frame="0" w:color="C0504D" w:themeColor="accent2"/>
-          <w:left w:val="single" w:sz="4" w:space="0" w:shadow="0" w:frame="0" w:color="C0504D" w:themeColor="accent2"/>
-          <w:bottom w:val="single" w:sz="4" w:space="0" w:shadow="0" w:frame="0" w:color="C0504D" w:themeColor="accent2"/>
-          <w:right w:val="single" w:sz="4" w:space="0" w:shadow="0" w:frame="0" w:color="C0504D" w:themeColor="accent2"/>
+          <w:top w:val="single" w:sz="4" w:space="0" w:color="C0504D" w:themeColor="accent2"/>
+          <w:left w:val="single" w:sz="4" w:space="0" w:color="C0504D" w:themeColor="accent2"/>
+          <w:bottom w:val="single" w:sz="4" w:space="0" w:color="C0504D" w:themeColor="accent2"/>
+          <w:right w:val="single" w:sz="4" w:space="0" w:color="C0504D" w:themeColor="accent2"/>
           <w:insideH w:val="nil"/>
           <w:insideV w:val="nil"/>
         </w:tcBorders>
         <w:shd w:val="clear" w:color="auto" w:fill="C0504D" w:themeFill="accent2"/>
       </w:tcPr>
     </w:tblStylePr>
+    <w:tblStylePr w:type="lastRow">
+      <w:rPr>
+        <w:b/>
+      </w:rPr>
+      <w:tblPr/>
+      <w:tcPr>
+        <w:tcBorders>
+          <w:top w:val="double" w:sz="4" w:space="0" w:color="C0504D" w:themeColor="accent2"/>
+        </w:tcBorders>
+      </w:tcPr>
+    </w:tblStylePr>
+    <w:tblStylePr w:type="firstCol">
+      <w:rPr>
+        <w:b/>
+      </w:rPr>
+    </w:tblStylePr>
+    <w:tblStylePr w:type="lastCol">
+      <w:rPr>
+        <w:b/>
+      </w:rPr>
+    </w:tblStylePr>
+    <w:tblStylePr w:type="band1Vert">
+      <w:tblPr/>
+      <w:tcPr>
+        <w:shd w:val="clear" w:color="auto" w:fill="F2DCDC" w:themeFill="accent2" w:themeFillTint="32"/>
+      </w:tcPr>
+    </w:tblStylePr>
+    <w:tblStylePr w:type="band1Horz">
+      <w:tblPr/>
+      <w:tcPr>
+        <w:shd w:val="clear" w:color="auto" w:fill="F2DCDC" w:themeFill="accent2" w:themeFillTint="32"/>
+      </w:tcPr>
+    </w:tblStylePr>
   </w:style>
-  <w:style w:type="numbering" w:styleId="N0">
-    <w:name w:val="No List"/>
+  <w:style w:type="paragraph" w:styleId="a7">
+    <w:name w:val="Balloon Text"/>
+    <w:basedOn w:val="a"/>
+    <w:link w:val="a8"/>
+    <w:uiPriority w:val="99"/>
+    <w:semiHidden/>
+    <w:unhideWhenUsed/>
+    <w:rsid w:val="00345143"/>
+    <w:rPr>
+      <w:sz w:val="18"/>
+      <w:szCs w:val="18"/>
+    </w:rPr>
+  </w:style>
+  <w:style w:type="character" w:customStyle="1" w:styleId="a8">
+    <w:name w:val="批注框文本 字符"/>
+    <w:basedOn w:val="a0"/>
+    <w:link w:val="a7"/>
+    <w:uiPriority w:val="99"/>
+    <w:semiHidden/>
+    <w:rsid w:val="00345143"/>
+    <w:rPr>
+      <w:rFonts w:ascii="Calibri" w:hAnsi="Calibri"/>
+      <w:sz w:val="18"/>
+      <w:szCs w:val="18"/>
+    </w:rPr>
   </w:style>
 </w:styles>
 </file>
